--- a/Day21-SemanticRouting.docx
+++ b/Day21-SemanticRouting.docx
@@ -1,1473 +1,4218 @@
 
 <file path=word/document.xml><?xml version="1.0" encoding="utf-8"?>
-<w:document xmlns:wpc="http://schemas.microsoft.com/office/word/2010/wordprocessingCanvas" xmlns:cx="http://schemas.microsoft.com/office/drawing/2014/chartex" xmlns:cx1="http://schemas.microsoft.com/office/drawing/2015/9/8/chartex" xmlns:cx2="http://schemas.microsoft.com/office/drawing/2015/10/21/chartex" xmlns:cx3="http://schemas.microsoft.com/office/drawing/2016/5/9/chartex" xmlns:cx4="http://schemas.microsoft.com/office/drawing/2016/5/10/chartex" xmlns:cx5="http://schemas.microsoft.com/office/drawing/2016/5/11/chartex" xmlns:cx6="http://schemas.microsoft.com/office/drawing/2016/5/12/chartex" xmlns:cx7="http://schemas.microsoft.com/office/drawing/2016/5/13/chartex" xmlns:cx8="http://schemas.microsoft.com/office/drawing/2016/5/14/chartex" xmlns:mc="http://schemas.openxmlformats.org/markup-compatibility/2006" xmlns:aink="http://schemas.microsoft.com/office/drawing/2016/ink" xmlns:am3d="http://schemas.microsoft.com/office/drawing/2017/model3d" xmlns:o="urn:schemas-microsoft-com:office:office" xmlns:oel="http://schemas.microsoft.com/office/2019/extlst" xmlns:r="http://schemas.openxmlformats.org/officeDocument/2006/relationships" xmlns:m="http://schemas.openxmlformats.org/officeDocument/2006/math" xmlns:v="urn:schemas-microsoft-com:vml" xmlns:wp14="http://schemas.microsoft.com/office/word/2010/wordprocessingDrawing" xmlns:wp="http://schemas.openxmlformats.org/drawingml/2006/wordprocessingDrawing" xmlns:w10="urn:schemas-microsoft-com:office:word" xmlns:w="http://schemas.openxmlformats.org/wordprocessingml/2006/main" xmlns:w14="http://schemas.microsoft.com/office/word/2010/wordml" xmlns:w15="http://schemas.microsoft.com/office/word/2012/wordml" xmlns:w16cex="http://schemas.microsoft.com/office/word/2018/wordml/cex" xmlns:w16cid="http://schemas.microsoft.com/office/word/2016/wordml/cid" xmlns:w16="http://schemas.microsoft.com/office/word/2018/wordml" xmlns:w16du="http://schemas.microsoft.com/office/word/2023/wordml/word16du" xmlns:w16sdtdh="http://schemas.microsoft.com/office/word/2020/wordml/sdtdatahash" xmlns:w16sdtfl="http://schemas.microsoft.com/office/word/2024/wordml/sdtformatlock" xmlns:w16se="http://schemas.microsoft.com/office/word/2015/wordml/symex" xmlns:wpg="http://schemas.microsoft.com/office/word/2010/wordprocessingGroup" xmlns:wpi="http://schemas.microsoft.com/office/word/2010/wordprocessingInk" xmlns:wne="http://schemas.microsoft.com/office/word/2006/wordml" xmlns:wps="http://schemas.microsoft.com/office/word/2010/wordprocessingShape" mc:Ignorable="w14 w15 w16se w16cid w16 w16cex w16sdtdh w16sdtfl w16du wp14">
+<w:document xmlns:wpc="http://schemas.microsoft.com/office/word/2010/wordprocessingCanvas" xmlns:cx="http://schemas.microsoft.com/office/drawing/2014/chartex" xmlns:cx1="http://schemas.microsoft.com/office/drawing/2015/9/8/chartex" xmlns:cx2="http://schemas.microsoft.com/office/drawing/2015/10/21/chartex" xmlns:cx3="http://schemas.microsoft.com/office/drawing/2016/5/9/chartex" xmlns:cx4="http://schemas.microsoft.com/office/drawing/2016/5/10/chartex" xmlns:cx5="http://schemas.microsoft.com/office/drawing/2016/5/11/chartex" xmlns:cx6="http://schemas.microsoft.com/office/drawing/2016/5/12/chartex" xmlns:cx7="http://schemas.microsoft.com/office/drawing/2016/5/13/chartex" xmlns:cx8="http://schemas.microsoft.com/office/drawing/2016/5/14/chartex" xmlns:mc="http://schemas.openxmlformats.org/markup-compatibility/2006" xmlns:aink="http://schemas.microsoft.com/office/drawing/2016/ink" xmlns:am3d="http://schemas.microsoft.com/office/drawing/2017/model3d" xmlns:o="urn:schemas-microsoft-com:office:office" xmlns:oel="http://schemas.microsoft.com/office/2019/extlst" xmlns:r="http://schemas.openxmlformats.org/officeDocument/2006/relationships" xmlns:m="http://schemas.openxmlformats.org/officeDocument/2006/math" xmlns:v="urn:schemas-microsoft-com:vml" xmlns:wp14="http://schemas.microsoft.com/office/word/2010/wordprocessingDrawing" xmlns:wp="http://schemas.openxmlformats.org/drawingml/2006/wordprocessingDrawing" xmlns:w10="urn:schemas-microsoft-com:office:word" xmlns:w="http://schemas.openxmlformats.org/wordprocessingml/2006/main" xmlns:w14="http://schemas.microsoft.com/office/word/2010/wordml" xmlns:w15="http://schemas.microsoft.com/office/word/2012/wordml" xmlns:w16cei="http://schemas.microsoft.com/office/word/2026/wordml/cei" xmlns:w16cex="http://schemas.microsoft.com/office/word/2018/wordml/cex" xmlns:w16cid="http://schemas.microsoft.com/office/word/2016/wordml/cid" xmlns:w16="http://schemas.microsoft.com/office/word/2018/wordml" xmlns:w16du="http://schemas.microsoft.com/office/word/2023/wordml/word16du" xmlns:w16sdtdh="http://schemas.microsoft.com/office/word/2020/wordml/sdtdatahash" xmlns:w16sdtfl="http://schemas.microsoft.com/office/word/2024/wordml/sdtformatlock" xmlns:w16se="http://schemas.microsoft.com/office/word/2015/wordml/symex" xmlns:wpg="http://schemas.microsoft.com/office/word/2010/wordprocessingGroup" xmlns:wpi="http://schemas.microsoft.com/office/word/2010/wordprocessingInk" xmlns:wne="http://schemas.microsoft.com/office/word/2006/wordml" xmlns:wps="http://schemas.microsoft.com/office/word/2010/wordprocessingShape" mc:Ignorable="w14 w15 w16se w16cid w16 w16cex w16sdtdh w16sdtfl w16du wp14">
   <w:body>
     <w:p>
       <w:pPr>
-        <w:rPr>
-          <w:b/>
-          <w:bCs/>
-        </w:rPr>
-      </w:pPr>
-      <w:r>
-        <w:rPr>
-          <w:b/>
-          <w:bCs/>
-        </w:rPr>
+        <w:pStyle w:val="Heading1"/>
+      </w:pPr>
+      <w:r>
         <w:t>Day 21: Semantic Routing (Intent Classification &amp; Isolated Kernels)</w:t>
       </w:r>
     </w:p>
-    <w:p>
-      <w:pPr>
-        <w:rPr>
-          <w:b/>
-          <w:bCs/>
-        </w:rPr>
-      </w:pPr>
-      <w:r>
-        <w:rPr>
-          <w:b/>
-          <w:bCs/>
-        </w:rPr>
-        <w:t>Project Overview</w:t>
-      </w:r>
-    </w:p>
-    <w:p>
-      <w:r>
-        <w:t>As your Agentic system grows, you will inevitably build dozens—if not hundreds—of tools (plugins). If you give a single agent 50 different tools, it becomes slow, expensive, and prone to "tool hallucination" (where the AI guesses the wrong tool for the job).</w:t>
-      </w:r>
-    </w:p>
-    <w:p>
-      <w:r>
-        <w:t>In Day 21, we solve this with </w:t>
-      </w:r>
-      <w:r>
-        <w:rPr>
-          <w:b/>
-          <w:bCs/>
-        </w:rPr>
-        <w:t>Semantic Routing</w:t>
-      </w:r>
-      <w:r>
-        <w:t>. We will build a high-speed "Router" using Gemini's structured JSON output. The Router classifies the user's intent upfront, and then delegates the task to a specialized agent.</w:t>
-      </w:r>
-    </w:p>
-    <w:p>
-      <w:r>
-        <w:rPr>
-          <w:i/>
-          <w:iCs/>
-        </w:rPr>
-        <w:t>SK Pro-Tip:</w:t>
-      </w:r>
-      <w:r>
-        <w:t> We will use Semantic Kernel's .Clone() method. This allows us to configure our Gemini model once, and then spin up isolated "child kernels," ensuring the Tech Support Agent has absolutely no access to the Billing tools.</w:t>
-      </w:r>
-    </w:p>
-    <w:p>
-      <w:pPr>
-        <w:rPr>
-          <w:b/>
-          <w:bCs/>
-        </w:rPr>
-      </w:pPr>
-      <w:r>
-        <w:rPr>
-          <w:b/>
-          <w:bCs/>
-        </w:rPr>
-        <w:t>Setup</w:t>
-      </w:r>
-    </w:p>
-    <w:p>
-      <w:pPr>
+    <w:p/>
+    <w:p>
+      <w:pPr>
+        <w:pStyle w:val="Heading2"/>
+      </w:pPr>
+      <w:r>
+        <w:t>1. Project Overview</w:t>
+      </w:r>
+    </w:p>
+    <w:p>
+      <w:r>
+        <w:t>This project builds an interactive console app that reads a free-text user request, classifies its intent (TECH, BILLING, or GENERAL) using a dedicated "router" call to Gemini that is forced to return strict JSON, and then dispatches the request to one of two specialist agents — each backed by its own cloned `Kernel` with only its own tool registered. The lesson exists to teach Semantic Routing: rather than handing one agent a large toolbox and hoping it picks the right tool, a lightweight classification step decides intent up front, and `Kernel.Clone()` is used to give each downstream specialist a genuinely isolated set of plugins, so a billing request physically cannot trigger a tech-support tool and vice versa.</w:t>
+      </w:r>
+    </w:p>
+    <w:p/>
+    <w:p>
+      <w:pPr>
+        <w:pStyle w:val="Heading2"/>
+      </w:pPr>
+      <w:r>
+        <w:t>2. Prerequisites &amp; Setup</w:t>
+      </w:r>
+    </w:p>
+    <w:p>
+      <w:pPr>
+        <w:pStyle w:val="ListParagraph"/>
         <w:numPr>
           <w:ilvl w:val="0"/>
-          <w:numId w:val="1"/>
+          <w:numId w:val="4"/>
         </w:numPr>
-      </w:pPr>
-      <w:r>
-        <w:rPr>
-          <w:b/>
-          <w:bCs/>
-        </w:rPr>
-        <w:t>Project Name:</w:t>
-      </w:r>
-      <w:r>
-        <w:t> Day21SemanticRouter</w:t>
-      </w:r>
-    </w:p>
-    <w:p>
-      <w:pPr>
+        <w:ind w:left="1080"/>
+      </w:pPr>
+      <w:r>
+        <w:t>Environment: .NET 10 SDK installed.</w:t>
+      </w:r>
+    </w:p>
+    <w:p>
+      <w:pPr>
+        <w:pStyle w:val="ListParagraph"/>
         <w:numPr>
           <w:ilvl w:val="0"/>
-          <w:numId w:val="1"/>
+          <w:numId w:val="4"/>
         </w:numPr>
-      </w:pPr>
-      <w:r>
-        <w:rPr>
-          <w:b/>
-          <w:bCs/>
-        </w:rPr>
-        <w:t>NuGet Packages:</w:t>
-      </w:r>
-    </w:p>
-    <w:p>
-      <w:r>
-        <w:t>codeBash</w:t>
-      </w:r>
-    </w:p>
-    <w:p>
-      <w:r>
-        <w:t>dotnet add package Microsoft.SemanticKernel</w:t>
-      </w:r>
-    </w:p>
-    <w:p>
-      <w:r>
-        <w:t>dotnet add package Microsoft.SemanticKernel.Connectors.Google</w:t>
-      </w:r>
-    </w:p>
-    <w:p>
-      <w:pPr>
+        <w:ind w:left="1080"/>
+      </w:pPr>
+      <w:r>
+        <w:t>Project Type: C# Console Application (dotnet new console).</w:t>
+      </w:r>
+    </w:p>
+    <w:p>
+      <w:pPr>
+        <w:pStyle w:val="ListParagraph"/>
         <w:numPr>
           <w:ilvl w:val="0"/>
-          <w:numId w:val="1"/>
+          <w:numId w:val="4"/>
         </w:numPr>
-      </w:pPr>
-      <w:r>
-        <w:rPr>
-          <w:b/>
-          <w:bCs/>
-        </w:rPr>
-        <w:t>Environment Variable:</w:t>
-      </w:r>
-      <w:r>
-        <w:t> Ensure GEMINI_API_KEY is set.</w:t>
-      </w:r>
-    </w:p>
-    <w:p>
-      <w:pPr>
-        <w:rPr>
-          <w:b/>
-          <w:bCs/>
-        </w:rPr>
-      </w:pPr>
-      <w:r>
-        <w:rPr>
-          <w:b/>
-          <w:bCs/>
-        </w:rPr>
-        <w:t>Core Concepts</w:t>
-      </w:r>
-    </w:p>
-    <w:p>
-      <w:pPr>
+        <w:ind w:left="1080"/>
+      </w:pPr>
+      <w:r>
+        <w:t>NuGet Packages required:</w:t>
+      </w:r>
+    </w:p>
+    <w:p>
+      <w:r>
+        <w:t xml:space="preserve">  - Microsoft.SemanticKernel (Version 1.78.0)</w:t>
+      </w:r>
+    </w:p>
+    <w:p>
+      <w:r>
+        <w:t xml:space="preserve">  - Microsoft.SemanticKernel.Connectors.Google (Version 1.78.0-alpha)</w:t>
+      </w:r>
+    </w:p>
+    <w:p>
+      <w:pPr>
+        <w:pStyle w:val="ListParagraph"/>
         <w:numPr>
           <w:ilvl w:val="0"/>
-          <w:numId w:val="2"/>
+          <w:numId w:val="5"/>
         </w:numPr>
-      </w:pPr>
-      <w:r>
-        <w:rPr>
-          <w:b/>
-          <w:bCs/>
-        </w:rPr>
-        <w:t>Intent Classification:</w:t>
-      </w:r>
-      <w:r>
-        <w:t> Using a strict JSON schema to force the LLM to choose a distinct routing path.</w:t>
-      </w:r>
-    </w:p>
-    <w:p>
-      <w:pPr>
+        <w:ind w:left="1080"/>
+      </w:pPr>
+      <w:r>
+        <w:t>API Key: A Google Gemini API key.</w:t>
+      </w:r>
+    </w:p>
+    <w:p>
+      <w:pPr>
+        <w:pStyle w:val="ListParagraph"/>
         <w:numPr>
           <w:ilvl w:val="0"/>
-          <w:numId w:val="2"/>
+          <w:numId w:val="5"/>
         </w:numPr>
-      </w:pPr>
-      <w:r>
-        <w:rPr>
-          <w:b/>
-          <w:bCs/>
-        </w:rPr>
-        <w:t>Kernel Isolation (.Clone()):</w:t>
-      </w:r>
-      <w:r>
-        <w:t> Creating lightweight copies of the base kernel to register domain-specific plugins securely.</w:t>
-      </w:r>
-    </w:p>
-    <w:p>
-      <w:pPr>
+        <w:ind w:left="1080"/>
+      </w:pPr>
+      <w:r>
+        <w:t>Note: The API key is read from the `GEMINI_API_KEY` environment variable; the program throws immediately at startup if it is not set.</w:t>
+      </w:r>
+    </w:p>
+    <w:p/>
+    <w:p>
+      <w:pPr>
+        <w:pStyle w:val="Heading2"/>
+      </w:pPr>
+      <w:r>
+        <w:t>3. Core Concepts Covered</w:t>
+      </w:r>
+    </w:p>
+    <w:p>
+      <w:pPr>
+        <w:pStyle w:val="ListParagraph"/>
         <w:numPr>
           <w:ilvl w:val="0"/>
-          <w:numId w:val="2"/>
+          <w:numId w:val="6"/>
         </w:numPr>
+        <w:ind w:left="1080"/>
       </w:pPr>
       <w:r>
         <w:rPr>
           <w:b/>
-          <w:bCs/>
-        </w:rPr>
-        <w:t>Single Responsibility:</w:t>
-      </w:r>
-      <w:r>
-        <w:t> Separating the Router, the Tech Agent, and the Billing Agent into their own distinct classes.</w:t>
-      </w:r>
-    </w:p>
-    <w:p>
-      <w:r>
-        <w:pict w14:anchorId="694DE640">
-          <v:rect id="_x0000_i1031" style="width:730.5pt;height:1.5pt" o:hrpct="0" o:hralign="center" o:hrstd="t" o:hr="t" fillcolor="#a0a0a0" stroked="f"/>
-        </w:pict>
-      </w:r>
-    </w:p>
-    <w:p>
-      <w:pPr>
-        <w:rPr>
-          <w:b/>
-          <w:bCs/>
-        </w:rPr>
-      </w:pPr>
-      <w:r>
-        <w:rPr>
-          <w:b/>
-          <w:bCs/>
-        </w:rPr>
-        <w:t>Complete C# Code</w:t>
-      </w:r>
-    </w:p>
-    <w:p>
+        </w:rPr>
+        <w:t>Intent Classification via Structured JSON</w:t>
+      </w:r>
+      <w:r>
+        <w:t>: `SemanticRouter.RouteAsync` sets `GeminiPromptExecutionSettings.ResponseMimeType = "a</w:t>
+      </w:r>
       <w:r>
         <w:lastRenderedPageBreak/>
-        <w:t>We will structure this project across five clean files: RouteDecision.cs, SemanticRouter.cs, TechSupportAgent.cs, BillingAgent.cs, and Program.cs.</w:t>
-      </w:r>
-    </w:p>
-    <w:p>
-      <w:r>
-        <w:rPr>
-          <w:b/>
-          <w:bCs/>
-        </w:rPr>
-        <w:t>File 1: RouteDecision.cs</w:t>
-      </w:r>
-    </w:p>
-    <w:p>
-      <w:r>
-        <w:t>codeC#</w:t>
-      </w:r>
-    </w:p>
-    <w:p>
-      <w:r>
-        <w:t>using System.Text.Json.Serialization;</w:t>
-      </w:r>
-    </w:p>
-    <w:p/>
-    <w:p>
-      <w:r>
-        <w:t>namespace Day21SemanticRouter</w:t>
-      </w:r>
-    </w:p>
-    <w:p>
-      <w:r>
-        <w:t>{</w:t>
-      </w:r>
-    </w:p>
-    <w:p>
-      <w:r>
-        <w:t xml:space="preserve">    /// &lt;summary&gt;</w:t>
-      </w:r>
-    </w:p>
-    <w:p>
-      <w:r>
-        <w:t xml:space="preserve">    /// The strict schema we force Gemini to return for routing decisions.</w:t>
-      </w:r>
-    </w:p>
-    <w:p>
-      <w:r>
-        <w:t xml:space="preserve">    /// &lt;/summary&gt;</w:t>
-      </w:r>
-    </w:p>
-    <w:p>
-      <w:r>
-        <w:t xml:space="preserve">    public class RouteDecision</w:t>
-      </w:r>
-    </w:p>
-    <w:p>
-      <w:r>
-        <w:t xml:space="preserve">    {</w:t>
-      </w:r>
-    </w:p>
-    <w:p>
-      <w:r>
-        <w:t xml:space="preserve">        [JsonPropertyName("reasoning")]</w:t>
-      </w:r>
-    </w:p>
-    <w:p>
-      <w:r>
-        <w:t xml:space="preserve">        public string Reasoning { get; set; } = string.Empty;</w:t>
-      </w:r>
-    </w:p>
-    <w:p/>
-    <w:p>
-      <w:r>
-        <w:t xml:space="preserve">        [JsonPropertyName("intent")]</w:t>
-      </w:r>
-    </w:p>
-    <w:p>
-      <w:r>
-        <w:t xml:space="preserve">        public string Intent { get; set; } = string.Empty; // e.g., TECH, BILLING, GENERAL</w:t>
-      </w:r>
-    </w:p>
-    <w:p>
-      <w:r>
-        <w:t xml:space="preserve">    }</w:t>
-      </w:r>
-    </w:p>
-    <w:p>
-      <w:r>
-        <w:t>}</w:t>
-      </w:r>
-    </w:p>
-    <w:p>
-      <w:r>
-        <w:rPr>
-          <w:b/>
-          <w:bCs/>
-        </w:rPr>
-        <w:t>File 2: SemanticRouter.cs</w:t>
-      </w:r>
-    </w:p>
-    <w:p>
-      <w:r>
-        <w:t>codeC#</w:t>
-      </w:r>
-    </w:p>
-    <w:p>
-      <w:r>
-        <w:t>using System.Text.Json;</w:t>
-      </w:r>
-    </w:p>
-    <w:p>
-      <w:r>
-        <w:t>using System.Threading.Tasks;</w:t>
-      </w:r>
-    </w:p>
-    <w:p>
-      <w:r>
-        <w:t>using Microsoft.SemanticKernel;</w:t>
-      </w:r>
-    </w:p>
-    <w:p>
-      <w:r>
-        <w:t>using Microsoft.SemanticKernel.ChatCompletion;</w:t>
-      </w:r>
-    </w:p>
-    <w:p>
-      <w:r>
-        <w:lastRenderedPageBreak/>
-        <w:t>using Microsoft.SemanticKernel.Connectors.Google;</w:t>
-      </w:r>
-    </w:p>
-    <w:p/>
-    <w:p>
-      <w:r>
-        <w:t>namespace Day21SemanticRouter</w:t>
-      </w:r>
-    </w:p>
-    <w:p>
-      <w:r>
-        <w:t>{</w:t>
-      </w:r>
-    </w:p>
-    <w:p>
-      <w:r>
-        <w:t xml:space="preserve">    /// &lt;summary&gt;</w:t>
-      </w:r>
-    </w:p>
-    <w:p>
-      <w:r>
-        <w:t xml:space="preserve">    /// Acts as the high-speed "Switchboard" of the application.</w:t>
-      </w:r>
-    </w:p>
-    <w:p>
-      <w:r>
-        <w:t xml:space="preserve">    /// &lt;/summary&gt;</w:t>
-      </w:r>
-    </w:p>
-    <w:p>
-      <w:r>
-        <w:t xml:space="preserve">    public class SemanticRouter</w:t>
-      </w:r>
-    </w:p>
-    <w:p>
-      <w:r>
-        <w:t xml:space="preserve">    {</w:t>
-      </w:r>
-    </w:p>
-    <w:p>
-      <w:r>
-        <w:t xml:space="preserve">        private readonly IChatCompletionService _chatService;</w:t>
-      </w:r>
-    </w:p>
-    <w:p>
-      <w:r>
-        <w:t xml:space="preserve">        private readonly string _routerPrompt;</w:t>
-      </w:r>
-    </w:p>
-    <w:p/>
-    <w:p>
-      <w:r>
-        <w:t xml:space="preserve">        public SemanticRouter(IChatCompletionService chatService)</w:t>
-      </w:r>
-    </w:p>
-    <w:p>
-      <w:r>
-        <w:t xml:space="preserve">        {</w:t>
-      </w:r>
-    </w:p>
-    <w:p>
-      <w:r>
-        <w:t xml:space="preserve">            _chatService = chatService;</w:t>
-      </w:r>
-    </w:p>
-    <w:p>
-      <w:r>
-        <w:t xml:space="preserve">            </w:t>
-      </w:r>
-    </w:p>
-    <w:p>
-      <w:r>
-        <w:t xml:space="preserve">            _routerPrompt = @"</w:t>
-      </w:r>
-    </w:p>
-    <w:p>
-      <w:r>
-        <w:t xml:space="preserve">                You are a highly efficient Semantic Router.</w:t>
-      </w:r>
-    </w:p>
-    <w:p>
-      <w:r>
-        <w:t xml:space="preserve">                Analyze the user's input and classify their intent into one of three categories:</w:t>
-      </w:r>
-    </w:p>
-    <w:p>
-      <w:r>
-        <w:t xml:space="preserve">                - TECH: The user needs technical support, password resets, or system troubleshooting.</w:t>
-      </w:r>
-    </w:p>
-    <w:p>
-      <w:r>
-        <w:t xml:space="preserve">                - BILLING: The user is asking about invoices, account balances, or payments.</w:t>
-      </w:r>
-    </w:p>
-    <w:p>
-      <w:r>
-        <w:t xml:space="preserve">                - GENERAL: Anything else (small talk, weather, etc.).</w:t>
-      </w:r>
-    </w:p>
-    <w:p/>
-    <w:p>
-      <w:r>
-        <w:t xml:space="preserve">                You MUST output valid JSON matching this schema:</w:t>
-      </w:r>
-    </w:p>
-    <w:p>
-      <w:r>
-        <w:t xml:space="preserve">                {</w:t>
-      </w:r>
-    </w:p>
-    <w:p>
-      <w:r>
-        <w:lastRenderedPageBreak/>
-        <w:t xml:space="preserve">                    ""reasoning"": ""Briefly explain why you chose this category"",</w:t>
-      </w:r>
-    </w:p>
-    <w:p>
-      <w:r>
-        <w:t xml:space="preserve">                    ""intent"": ""TECH"" | ""BILLING"" | ""GENERAL""</w:t>
-      </w:r>
-    </w:p>
-    <w:p>
-      <w:r>
-        <w:t xml:space="preserve">                }";</w:t>
-      </w:r>
-    </w:p>
-    <w:p>
-      <w:r>
-        <w:t xml:space="preserve">        }</w:t>
-      </w:r>
-    </w:p>
-    <w:p/>
-    <w:p>
-      <w:r>
-        <w:t xml:space="preserve">        public async Task&lt;RouteDecision&gt; RouteAsync(string userInput)</w:t>
-      </w:r>
-    </w:p>
-    <w:p>
-      <w:r>
-        <w:t xml:space="preserve">        {</w:t>
-      </w:r>
-    </w:p>
-    <w:p>
-      <w:r>
-        <w:t xml:space="preserve">            var history = new ChatHistory();</w:t>
-      </w:r>
-    </w:p>
-    <w:p>
-      <w:r>
-        <w:t xml:space="preserve">            history.AddSystemMessage(_routerPrompt);</w:t>
-      </w:r>
-    </w:p>
-    <w:p>
-      <w:r>
-        <w:t xml:space="preserve">            history.AddUserMessage(userInput);</w:t>
-      </w:r>
-    </w:p>
-    <w:p/>
-    <w:p>
-      <w:r>
-        <w:t xml:space="preserve">            // Force Gemini to output structured JSON deterministically</w:t>
-      </w:r>
-    </w:p>
-    <w:p>
-      <w:r>
-        <w:t xml:space="preserve">            var settings = new GeminiPromptExecutionSettings </w:t>
-      </w:r>
-    </w:p>
-    <w:p>
-      <w:r>
-        <w:t xml:space="preserve">            { </w:t>
-      </w:r>
-    </w:p>
-    <w:p>
-      <w:r>
-        <w:t xml:space="preserve">                ResponseMimeType = "application/json", </w:t>
-      </w:r>
-    </w:p>
-    <w:p>
-      <w:r>
-        <w:t xml:space="preserve">                Temperature = 0.0 </w:t>
-      </w:r>
-    </w:p>
-    <w:p>
-      <w:r>
-        <w:t xml:space="preserve">            };</w:t>
-      </w:r>
-    </w:p>
-    <w:p/>
-    <w:p>
-      <w:r>
-        <w:t xml:space="preserve">            var response = await _chatService.GetChatMessageContentAsync(history, settings);</w:t>
-      </w:r>
-    </w:p>
-    <w:p>
-      <w:r>
-        <w:t xml:space="preserve">            </w:t>
-      </w:r>
-    </w:p>
-    <w:p>
-      <w:r>
-        <w:t xml:space="preserve">            return JsonSerializer.Deserialize&lt;RouteDecision&gt;(response.Content ?? "{}") </w:t>
-      </w:r>
-    </w:p>
-    <w:p>
-      <w:r>
-        <w:t xml:space="preserve">                   ?? new RouteDecision { Intent = "GENERAL" };</w:t>
-      </w:r>
-    </w:p>
-    <w:p>
-      <w:r>
-        <w:t xml:space="preserve">        }</w:t>
-      </w:r>
-    </w:p>
-    <w:p>
-      <w:r>
-        <w:t xml:space="preserve">    }</w:t>
-      </w:r>
-    </w:p>
-    <w:p>
-      <w:r>
-        <w:t>}</w:t>
-      </w:r>
-    </w:p>
-    <w:p>
-      <w:r>
-        <w:rPr>
-          <w:b/>
-          <w:bCs/>
-        </w:rPr>
-        <w:t>File 3: TechSupportAgent.cs</w:t>
-      </w:r>
-    </w:p>
-    <w:p>
-      <w:r>
-        <w:lastRenderedPageBreak/>
-        <w:t>codeC#</w:t>
-      </w:r>
-    </w:p>
-    <w:p>
-      <w:r>
-        <w:t>using System.ComponentModel;</w:t>
-      </w:r>
-    </w:p>
-    <w:p>
-      <w:r>
-        <w:t>using System.Threading.Tasks;</w:t>
-      </w:r>
-    </w:p>
-    <w:p>
-      <w:r>
-        <w:t>using Microsoft.SemanticKernel;</w:t>
-      </w:r>
-    </w:p>
-    <w:p>
-      <w:r>
-        <w:t>using Microsoft.SemanticKernel.Connectors.Google;</w:t>
-      </w:r>
-    </w:p>
-    <w:p/>
-    <w:p>
-      <w:r>
-        <w:t>namespace Day21SemanticRouter</w:t>
-      </w:r>
-    </w:p>
-    <w:p>
-      <w:r>
-        <w:t>{</w:t>
-      </w:r>
-    </w:p>
-    <w:p>
-      <w:r>
-        <w:t xml:space="preserve">    /// &lt;summary&gt;</w:t>
-      </w:r>
-    </w:p>
-    <w:p>
-      <w:r>
-        <w:t xml:space="preserve">    /// A domain-specific agent that only knows how to handle technical issues.</w:t>
-      </w:r>
-    </w:p>
-    <w:p>
-      <w:r>
-        <w:t xml:space="preserve">    /// &lt;/summary&gt;</w:t>
-      </w:r>
-    </w:p>
-    <w:p>
-      <w:r>
-        <w:t xml:space="preserve">    public class TechSupportAgent</w:t>
-      </w:r>
-    </w:p>
-    <w:p>
-      <w:r>
-        <w:t xml:space="preserve">    {</w:t>
-      </w:r>
-    </w:p>
-    <w:p>
-      <w:r>
-        <w:t xml:space="preserve">        private readonly Kernel _isolatedKernel;</w:t>
-      </w:r>
-    </w:p>
-    <w:p/>
-    <w:p>
-      <w:r>
-        <w:t xml:space="preserve">        public TechSupportAgent(Kernel baseKernel)</w:t>
-      </w:r>
-    </w:p>
-    <w:p>
-      <w:r>
-        <w:t xml:space="preserve">        {</w:t>
-      </w:r>
-    </w:p>
-    <w:p>
-      <w:r>
-        <w:t xml:space="preserve">            // CRITICAL: Clone creates a new kernel with the same AI services, </w:t>
-      </w:r>
-    </w:p>
-    <w:p>
-      <w:r>
-        <w:t xml:space="preserve">            // but an empty plugin collection, ensuring perfect tool isolation.</w:t>
-      </w:r>
-    </w:p>
-    <w:p>
-      <w:r>
-        <w:t xml:space="preserve">            _isolatedKernel = baseKernel.Clone();</w:t>
-      </w:r>
-    </w:p>
-    <w:p>
-      <w:r>
-        <w:t xml:space="preserve">            _isolatedKernel.Plugins.AddFromObject(this, "TechPlugin");</w:t>
-      </w:r>
-    </w:p>
-    <w:p>
-      <w:r>
-        <w:t xml:space="preserve">        }</w:t>
-      </w:r>
-    </w:p>
-    <w:p/>
-    <w:p>
-      <w:r>
-        <w:t xml:space="preserve">        [KernelFunction("ResetPassword")]</w:t>
-      </w:r>
-    </w:p>
-    <w:p>
-      <w:r>
-        <w:t xml:space="preserve">        [Description("Resets the password for a specific username.")]</w:t>
-      </w:r>
-    </w:p>
-    <w:p>
-      <w:r>
-        <w:lastRenderedPageBreak/>
-        <w:t xml:space="preserve">        public string ResetPassword([Description("The user's account name")] string username)</w:t>
-      </w:r>
-    </w:p>
-    <w:p>
-      <w:r>
-        <w:t xml:space="preserve">        {</w:t>
-      </w:r>
-    </w:p>
-    <w:p>
-      <w:r>
-        <w:t xml:space="preserve">            return $"[SYSTEM API] A password reset link has been emailed to {username}.";</w:t>
-      </w:r>
-    </w:p>
-    <w:p>
-      <w:r>
-        <w:t xml:space="preserve">        }</w:t>
-      </w:r>
-    </w:p>
-    <w:p/>
-    <w:p>
-      <w:r>
-        <w:t xml:space="preserve">        public async Task&lt;string&gt; HandleAsync(string input)</w:t>
-      </w:r>
-    </w:p>
-    <w:p>
-      <w:r>
-        <w:t xml:space="preserve">        {</w:t>
-      </w:r>
-    </w:p>
-    <w:p>
-      <w:r>
-        <w:t xml:space="preserve">            var settings = new GeminiPromptExecutionSettings { ToolCallBehavior = ToolCallBehavior.AutoInvokeKernelFunctions };</w:t>
-      </w:r>
-    </w:p>
-    <w:p>
-      <w:r>
-        <w:t xml:space="preserve">            string prompt = $"You are a Tech Support agent. Solve the user's problem using your tools. User: {input}";</w:t>
-      </w:r>
-    </w:p>
-    <w:p>
-      <w:r>
-        <w:t xml:space="preserve">            </w:t>
-      </w:r>
-    </w:p>
-    <w:p>
-      <w:r>
-        <w:t xml:space="preserve">            var result = await _isolatedKernel.InvokePromptAsync(prompt, new KernelArguments(settings));</w:t>
-      </w:r>
-    </w:p>
-    <w:p>
-      <w:r>
-        <w:t xml:space="preserve">            return result.ToString();</w:t>
-      </w:r>
-    </w:p>
-    <w:p>
-      <w:r>
-        <w:t xml:space="preserve">        }</w:t>
-      </w:r>
-    </w:p>
-    <w:p>
-      <w:r>
-        <w:t xml:space="preserve">    }</w:t>
-      </w:r>
-    </w:p>
-    <w:p>
-      <w:r>
-        <w:t>}</w:t>
-      </w:r>
-    </w:p>
-    <w:p>
-      <w:r>
-        <w:rPr>
-          <w:b/>
-          <w:bCs/>
-        </w:rPr>
-        <w:t>File 4: BillingAgent.cs</w:t>
-      </w:r>
-    </w:p>
-    <w:p>
-      <w:r>
-        <w:t>codeC#</w:t>
-      </w:r>
-    </w:p>
-    <w:p>
-      <w:r>
-        <w:t>using System.ComponentModel;</w:t>
-      </w:r>
-    </w:p>
-    <w:p>
-      <w:r>
-        <w:t>using System.Threading.Tasks;</w:t>
-      </w:r>
-    </w:p>
-    <w:p>
-      <w:r>
-        <w:t>using Microsoft.SemanticKernel;</w:t>
-      </w:r>
-    </w:p>
-    <w:p>
-      <w:r>
-        <w:t>using Microsoft.SemanticKernel.Connectors.Google;</w:t>
-      </w:r>
-    </w:p>
-    <w:p/>
-    <w:p>
-      <w:r>
-        <w:t>namespace Day21SemanticRouter</w:t>
-      </w:r>
-    </w:p>
-    <w:p>
-      <w:r>
-        <w:lastRenderedPageBreak/>
-        <w:t>{</w:t>
-      </w:r>
-    </w:p>
-    <w:p>
-      <w:r>
-        <w:t xml:space="preserve">    /// &lt;summary&gt;</w:t>
-      </w:r>
-    </w:p>
-    <w:p>
-      <w:r>
-        <w:t xml:space="preserve">    /// A domain-specific agent that only knows how to handle financial issues.</w:t>
-      </w:r>
-    </w:p>
-    <w:p>
-      <w:r>
-        <w:t xml:space="preserve">    /// &lt;/summary&gt;</w:t>
-      </w:r>
-    </w:p>
-    <w:p>
-      <w:r>
-        <w:t xml:space="preserve">    public class BillingAgent</w:t>
-      </w:r>
-    </w:p>
-    <w:p>
-      <w:r>
-        <w:t xml:space="preserve">    {</w:t>
-      </w:r>
-    </w:p>
-    <w:p>
-      <w:r>
-        <w:t xml:space="preserve">        private readonly Kernel _isolatedKernel;</w:t>
-      </w:r>
-    </w:p>
-    <w:p/>
-    <w:p>
-      <w:r>
-        <w:t xml:space="preserve">        public BillingAgent(Kernel baseKernel)</w:t>
-      </w:r>
-    </w:p>
-    <w:p>
-      <w:r>
-        <w:t xml:space="preserve">        {</w:t>
-      </w:r>
-    </w:p>
-    <w:p>
-      <w:r>
-        <w:t xml:space="preserve">            _isolatedKernel = baseKernel.Clone();</w:t>
-      </w:r>
-    </w:p>
-    <w:p>
-      <w:r>
-        <w:t xml:space="preserve">            _isolatedKernel.Plugins.AddFromObject(this, "BillingPlugin");</w:t>
-      </w:r>
-    </w:p>
-    <w:p>
-      <w:r>
-        <w:t xml:space="preserve">        }</w:t>
-      </w:r>
-    </w:p>
-    <w:p/>
-    <w:p>
-      <w:r>
-        <w:t xml:space="preserve">        [KernelFunction("GetBalance")]</w:t>
-      </w:r>
-    </w:p>
-    <w:p>
-      <w:r>
-        <w:t xml:space="preserve">        [Description("Retrieves the current balance for an account.")]</w:t>
-      </w:r>
-    </w:p>
-    <w:p>
-      <w:r>
-        <w:t xml:space="preserve">        public string GetBalance([Description("The account ID")] string accountId)</w:t>
-      </w:r>
-    </w:p>
-    <w:p>
-      <w:r>
-        <w:t xml:space="preserve">        {</w:t>
-      </w:r>
-    </w:p>
-    <w:p>
-      <w:r>
-        <w:t xml:space="preserve">            return $"[SYSTEM API] Account {accountId} has an outstanding balance of $145.50.";</w:t>
-      </w:r>
-    </w:p>
-    <w:p>
-      <w:r>
-        <w:t xml:space="preserve">        }</w:t>
-      </w:r>
-    </w:p>
-    <w:p/>
-    <w:p>
-      <w:r>
-        <w:t xml:space="preserve">        public async Task&lt;string&gt; HandleAsync(string input)</w:t>
-      </w:r>
-    </w:p>
-    <w:p>
-      <w:r>
-        <w:t xml:space="preserve">        {</w:t>
-      </w:r>
-    </w:p>
-    <w:p>
-      <w:r>
-        <w:t xml:space="preserve">            var settings = new GeminiPromptExecutionSettings { ToolCallBehavior = ToolCallBehavior.AutoInvokeKernelFunctions };</w:t>
-      </w:r>
-    </w:p>
-    <w:p>
-      <w:r>
-        <w:t xml:space="preserve">            string prompt = $"You are a Billing agent. Provide the user with their financial data. User: {input}";</w:t>
-      </w:r>
-    </w:p>
-    <w:p>
-      <w:r>
-        <w:lastRenderedPageBreak/>
-        <w:t xml:space="preserve">            </w:t>
-      </w:r>
-    </w:p>
-    <w:p>
-      <w:r>
-        <w:t xml:space="preserve">            var result = await _isolatedKernel.InvokePromptAsync(prompt, new KernelArguments(settings));</w:t>
-      </w:r>
-    </w:p>
-    <w:p>
-      <w:r>
-        <w:t xml:space="preserve">            return result.ToString();</w:t>
-      </w:r>
-    </w:p>
-    <w:p>
-      <w:r>
-        <w:t xml:space="preserve">        }</w:t>
-      </w:r>
-    </w:p>
-    <w:p>
-      <w:r>
-        <w:t xml:space="preserve">    }</w:t>
-      </w:r>
-    </w:p>
-    <w:p>
-      <w:r>
-        <w:t>}</w:t>
-      </w:r>
-    </w:p>
-    <w:p>
-      <w:r>
-        <w:rPr>
-          <w:b/>
-          <w:bCs/>
-        </w:rPr>
-        <w:t>File 5: Program.cs</w:t>
-      </w:r>
-    </w:p>
-    <w:p>
-      <w:r>
-        <w:t>codeC#</w:t>
-      </w:r>
-    </w:p>
-    <w:p>
-      <w:r>
-        <w:t>using System;</w:t>
-      </w:r>
-    </w:p>
-    <w:p>
-      <w:r>
-        <w:t>using System.Threading.Tasks;</w:t>
-      </w:r>
-    </w:p>
-    <w:p>
-      <w:r>
-        <w:t>using Microsoft.SemanticKernel;</w:t>
-      </w:r>
-    </w:p>
-    <w:p>
-      <w:r>
-        <w:t>using Microsoft.SemanticKernel.ChatCompletion;</w:t>
-      </w:r>
-    </w:p>
-    <w:p>
-      <w:r>
-        <w:t>using Microsoft.SemanticKernel.Connectors.Google;</w:t>
-      </w:r>
-    </w:p>
-    <w:p/>
-    <w:p>
-      <w:r>
-        <w:t>namespace Day21SemanticRouter</w:t>
-      </w:r>
-    </w:p>
-    <w:p>
-      <w:r>
-        <w:t>{</w:t>
-      </w:r>
-    </w:p>
-    <w:p>
-      <w:r>
-        <w:t xml:space="preserve">    class Program</w:t>
-      </w:r>
-    </w:p>
-    <w:p>
-      <w:r>
-        <w:t xml:space="preserve">    {</w:t>
-      </w:r>
-    </w:p>
-    <w:p>
-      <w:r>
-        <w:t xml:space="preserve">        static async Task Main(string[] args)</w:t>
-      </w:r>
-    </w:p>
-    <w:p>
-      <w:r>
-        <w:t xml:space="preserve">        {</w:t>
-      </w:r>
-    </w:p>
-    <w:p>
-      <w:r>
-        <w:t xml:space="preserve">            // 1. Initialize the Base Kernel</w:t>
-      </w:r>
-    </w:p>
-    <w:p>
-      <w:r>
-        <w:t xml:space="preserve">            IKernelBuilder builder = Kernel.CreateBuilder();</w:t>
-      </w:r>
-    </w:p>
-    <w:p>
-      <w:r>
-        <w:t xml:space="preserve">            string apiKey = Environment.GetEnvironmentVariable("GEMINI_API_KEY") </w:t>
-      </w:r>
-    </w:p>
-    <w:p>
-      <w:r>
-        <w:t xml:space="preserve">                ?? throw new Exception("GEMINI_API_KEY is missing");</w:t>
-      </w:r>
-    </w:p>
-    <w:p/>
-    <w:p>
-      <w:r>
-        <w:lastRenderedPageBreak/>
-        <w:t xml:space="preserve">            builder.AddGoogleAIGeminiChatCompletion("gemini-3.1-pro", apiKey);</w:t>
-      </w:r>
-    </w:p>
-    <w:p>
-      <w:r>
-        <w:t xml:space="preserve">            Kernel baseKernel = builder.Build();</w:t>
-      </w:r>
-    </w:p>
-    <w:p/>
-    <w:p>
-      <w:r>
-        <w:t xml:space="preserve">            // 2. Initialize our clean, decoupled components</w:t>
-      </w:r>
-    </w:p>
-    <w:p>
-      <w:r>
-        <w:t xml:space="preserve">            var chatService = baseKernel.GetRequiredService&lt;IChatCompletionService&gt;();</w:t>
-      </w:r>
-    </w:p>
-    <w:p>
-      <w:r>
-        <w:t xml:space="preserve">            var router = new SemanticRouter(chatService);</w:t>
-      </w:r>
-    </w:p>
-    <w:p>
-      <w:r>
-        <w:t xml:space="preserve">            </w:t>
-      </w:r>
-    </w:p>
-    <w:p>
-      <w:r>
-        <w:t xml:space="preserve">            var techAgent = new TechSupportAgent(baseKernel);</w:t>
-      </w:r>
-    </w:p>
-    <w:p>
-      <w:r>
-        <w:t xml:space="preserve">            var billingAgent = new BillingAgent(baseKernel);</w:t>
-      </w:r>
-    </w:p>
-    <w:p/>
-    <w:p>
-      <w:r>
-        <w:t xml:space="preserve">            Console.WriteLine("</w:t>
-      </w:r>
-      <w:r>
-        <w:rPr>
-          <w:rFonts w:ascii="Segoe UI Emoji" w:hAnsi="Segoe UI Emoji" w:cs="Segoe UI Emoji"/>
-        </w:rPr>
-        <w:t>🌐</w:t>
-      </w:r>
-      <w:r>
-        <w:t xml:space="preserve"> Semantic Router Online. (Type 'exit' to quit)");</w:t>
-      </w:r>
-    </w:p>
-    <w:p/>
-    <w:p>
-      <w:r>
-        <w:t xml:space="preserve">            while (true)</w:t>
-      </w:r>
-    </w:p>
-    <w:p>
-      <w:r>
-        <w:t xml:space="preserve">            {</w:t>
-      </w:r>
-    </w:p>
-    <w:p>
-      <w:r>
-        <w:t xml:space="preserve">                Console.Write("\nUser Request: ");</w:t>
-      </w:r>
-    </w:p>
-    <w:p>
-      <w:r>
-        <w:t xml:space="preserve">                string? input = Console.ReadLine();</w:t>
-      </w:r>
-    </w:p>
-    <w:p>
-      <w:r>
-        <w:t xml:space="preserve">                if (string.IsNullOrWhiteSpace(input)) continue;</w:t>
-      </w:r>
-    </w:p>
-    <w:p>
-      <w:r>
-        <w:t xml:space="preserve">                if (input.Equals("exit", StringComparison.OrdinalIgnoreCase)) break;</w:t>
-      </w:r>
-    </w:p>
-    <w:p/>
-    <w:p>
-      <w:r>
-        <w:t xml:space="preserve">                // 3. Step One: Classify the Intent</w:t>
-      </w:r>
-    </w:p>
-    <w:p>
-      <w:r>
-        <w:t xml:space="preserve">                RouteDecision decision = await router.RouteAsync(input);</w:t>
-      </w:r>
-    </w:p>
-    <w:p>
-      <w:r>
-        <w:t xml:space="preserve">                Console.WriteLine($"\n[ROUTER]: Directed to {decision.Intent} (Reason: {decision.Reasoning})");</w:t>
-      </w:r>
-    </w:p>
-    <w:p/>
-    <w:p>
-      <w:r>
-        <w:t xml:space="preserve">                // 4. Step Two: Dispatch to the isolated Agent</w:t>
-      </w:r>
-    </w:p>
-    <w:p>
-      <w:r>
-        <w:t xml:space="preserve">                string response;</w:t>
-      </w:r>
-    </w:p>
-    <w:p>
-      <w:r>
-        <w:lastRenderedPageBreak/>
-        <w:t xml:space="preserve">                switch (decision.Intent.ToUpper())</w:t>
-      </w:r>
-    </w:p>
-    <w:p>
-      <w:r>
-        <w:t xml:space="preserve">                {</w:t>
-      </w:r>
-    </w:p>
-    <w:p>
-      <w:r>
-        <w:t xml:space="preserve">                    case "TECH":</w:t>
-      </w:r>
-    </w:p>
-    <w:p>
-      <w:r>
-        <w:t xml:space="preserve">                        response = await techAgent.HandleAsync(input);</w:t>
-      </w:r>
-    </w:p>
-    <w:p>
-      <w:r>
-        <w:t xml:space="preserve">                        break;</w:t>
-      </w:r>
-    </w:p>
-    <w:p>
-      <w:r>
-        <w:t xml:space="preserve">                    case "BILLING":</w:t>
-      </w:r>
-    </w:p>
-    <w:p>
-      <w:r>
-        <w:t xml:space="preserve">                        response = await billingAgent.HandleAsync(input);</w:t>
-      </w:r>
-    </w:p>
-    <w:p>
-      <w:r>
-        <w:t xml:space="preserve">                        break;</w:t>
-      </w:r>
-    </w:p>
-    <w:p>
-      <w:r>
-        <w:t xml:space="preserve">                    default:</w:t>
-      </w:r>
-    </w:p>
-    <w:p>
-      <w:r>
-        <w:t xml:space="preserve">                        // General queries don't need tools, just a direct kernel invocation</w:t>
-      </w:r>
-    </w:p>
-    <w:p>
-      <w:r>
-        <w:t xml:space="preserve">                        var result = await baseKernel.InvokePromptAsync(input);</w:t>
-      </w:r>
-    </w:p>
-    <w:p>
-      <w:r>
-        <w:t xml:space="preserve">                        response = result.ToString();</w:t>
-      </w:r>
-    </w:p>
-    <w:p>
-      <w:r>
-        <w:t xml:space="preserve">                        break;</w:t>
-      </w:r>
-    </w:p>
-    <w:p>
-      <w:r>
-        <w:t xml:space="preserve">                }</w:t>
-      </w:r>
-    </w:p>
-    <w:p/>
-    <w:p>
-      <w:r>
-        <w:t xml:space="preserve">                Console.WriteLine($"[AGENT]: {response}");</w:t>
-      </w:r>
-    </w:p>
-    <w:p>
-      <w:r>
-        <w:t xml:space="preserve">            }</w:t>
-      </w:r>
-    </w:p>
-    <w:p>
-      <w:r>
-        <w:t xml:space="preserve">        }</w:t>
-      </w:r>
-    </w:p>
-    <w:p>
-      <w:r>
-        <w:t xml:space="preserve">    }</w:t>
-      </w:r>
-    </w:p>
-    <w:p>
-      <w:r>
-        <w:t>}</w:t>
-      </w:r>
-    </w:p>
-    <w:p>
-      <w:pPr>
-        <w:rPr>
-          <w:b/>
-          <w:bCs/>
-        </w:rPr>
-      </w:pPr>
-      <w:r>
-        <w:rPr>
-          <w:b/>
-          <w:bCs/>
-        </w:rPr>
-        <w:t>Walkthrough</w:t>
-      </w:r>
-    </w:p>
-    <w:p>
-      <w:pPr>
+        <w:t>pplication/json"` and `Temperature = 0.0` to force a deterministic, machine-parseable classification instead of free-form text.</w:t>
+      </w:r>
+    </w:p>
+    <w:p>
+      <w:pPr>
+        <w:pStyle w:val="ListParagraph"/>
         <w:numPr>
           <w:ilvl w:val="0"/>
-          <w:numId w:val="3"/>
+          <w:numId w:val="6"/>
         </w:numPr>
+        <w:ind w:left="1080"/>
       </w:pPr>
       <w:r>
         <w:rPr>
           <w:b/>
-          <w:bCs/>
-        </w:rPr>
-        <w:t>JSON Routing (SemanticRouter.cs):</w:t>
-      </w:r>
-      <w:r>
-        <w:t> We use Gemini 3.1 Pro's strict JSON output. By requiring the router to state its "reasoning" first, we leverage "Chain of Thought." The LLM thinks about </w:t>
-      </w:r>
-      <w:r>
-        <w:rPr>
-          <w:i/>
-          <w:iCs/>
-        </w:rPr>
-        <w:t>why</w:t>
-      </w:r>
-      <w:r>
-        <w:t> it's making the choice before committing to the "intent", which vastly reduces classification errors.</w:t>
-      </w:r>
-    </w:p>
-    <w:p>
-      <w:pPr>
+        </w:rPr>
+        <w:t>Chain-of-Thought-First Prompting</w:t>
+      </w:r>
+      <w:r>
+        <w:t>: The router's JSON schema asks for `"reasoning"` before `"intent"`, deliberately forcing the model to articulate why it chose a category before committing to the answer — a technique known to improve classification accuracy.</w:t>
+      </w:r>
+    </w:p>
+    <w:p>
+      <w:pPr>
+        <w:pStyle w:val="ListParagraph"/>
         <w:numPr>
           <w:ilvl w:val="0"/>
-          <w:numId w:val="3"/>
+          <w:numId w:val="6"/>
         </w:numPr>
+        <w:ind w:left="1080"/>
       </w:pPr>
       <w:r>
         <w:rPr>
           <w:b/>
-          <w:bCs/>
-        </w:rPr>
-        <w:t>Kernel Cloning (TechSupportAgent.cs):</w:t>
-      </w:r>
-      <w:r>
-        <w:t xml:space="preserve"> Calling baseKernel.Clone() is a massive architectural win. The baseKernel holds our expensive LLM configuration and DI </w:t>
-      </w:r>
-      <w:r>
-        <w:lastRenderedPageBreak/>
-        <w:t>container. The clone inherits these but gets a brand-new, empty Plugins collection. We then add the TechPlugin only to the clone.</w:t>
-      </w:r>
-    </w:p>
-    <w:p>
-      <w:pPr>
+        </w:rPr>
+        <w:t>Kernel Isolation via Kernel.Clone()</w:t>
+      </w:r>
+      <w:r>
+        <w:t>: `TechSupportAgent` and `BillingAgent` each call `baseKernel.Clone()` to get a new `Kernel` that shares the same AI service configuration but starts with an empty plugin collection, then register only their own tool.</w:t>
+      </w:r>
+    </w:p>
+    <w:p>
+      <w:pPr>
+        <w:pStyle w:val="ListParagraph"/>
         <w:numPr>
           <w:ilvl w:val="0"/>
-          <w:numId w:val="3"/>
+          <w:numId w:val="6"/>
         </w:numPr>
+        <w:ind w:left="1080"/>
       </w:pPr>
       <w:r>
         <w:rPr>
           <w:b/>
-          <w:bCs/>
-        </w:rPr>
-        <w:t>Security by Design:</w:t>
-      </w:r>
-      <w:r>
-        <w:t> If a user maliciously prompts the Billing Agent with "Reset my password," the Billing Agent </w:t>
-      </w:r>
-      <w:r>
-        <w:rPr>
-          <w:i/>
-          <w:iCs/>
-        </w:rPr>
-        <w:t>physically cannot do it</w:t>
-      </w:r>
-      <w:r>
-        <w:t>. It doesn't have the ResetPassword tool loaded in its Kernel.</w:t>
-      </w:r>
-    </w:p>
-    <w:p>
-      <w:pPr>
+        </w:rPr>
+        <w:t>Security by Construction (Tool Isolation)</w:t>
+      </w:r>
+      <w:r>
+        <w:t>: Because each specialist's kernel only contains its own `[KernelFunction]`, there is no prompt injection or clever phrasing</w:t>
+      </w:r>
+      <w:r>
+        <w:lastRenderedPageBreak/>
+        <w:t xml:space="preserve"> that can make the Billing agent invoke `ResetPassword` — the tool simply isn't loaded into that kernel.</w:t>
+      </w:r>
+    </w:p>
+    <w:p>
+      <w:pPr>
+        <w:pStyle w:val="ListParagraph"/>
         <w:numPr>
           <w:ilvl w:val="0"/>
-          <w:numId w:val="3"/>
+          <w:numId w:val="6"/>
         </w:numPr>
+        <w:ind w:left="1080"/>
       </w:pPr>
       <w:r>
         <w:rPr>
           <w:b/>
-          <w:bCs/>
-        </w:rPr>
-        <w:t>AutoInvoke Tools:</w:t>
-      </w:r>
-      <w:r>
-        <w:t> Because the routing is already done, when we call HandleAsync on the specialist, we can safely turn on ToolCallBehavior.AutoInvokeKernelFunctions. The Gemini API will seamlessly execute the C# method and return the data.</w:t>
-      </w:r>
-    </w:p>
-    <w:p>
-      <w:pPr>
+        </w:rPr>
+        <w:t>Deserializing Model Output into a DTO</w:t>
+      </w:r>
+      <w:r>
+        <w:t>: `RouteDecision` is a plain class with `[JsonPropertyName]` attributes that `JsonSerializer.Deserialize&lt;RouteDecision&gt;` maps the router's raw JSON string onto.</w:t>
+      </w:r>
+    </w:p>
+    <w:p>
+      <w:pPr>
+        <w:pStyle w:val="ListParagraph"/>
+        <w:numPr>
+          <w:ilvl w:val="0"/>
+          <w:numId w:val="6"/>
+        </w:numPr>
+        <w:ind w:left="1080"/>
+      </w:pPr>
+      <w:r>
         <w:rPr>
           <w:b/>
-          <w:bCs/>
-        </w:rPr>
-      </w:pPr>
-      <w:r>
+        </w:rPr>
+        <w:t>AutoInvokeKernelFunctions per Specialist</w:t>
+      </w:r>
+      <w:r>
+        <w:t>: Once routing has already happened, each specialist safely turns on `GeminiToolCallBehavior.AutoInvokeKernelFunctions` so Gemini can call its one available tool without any manual function-calling plumbing.</w:t>
+      </w:r>
+    </w:p>
+    <w:p/>
+    <w:p>
+      <w:pPr>
+        <w:pStyle w:val="Heading2"/>
+      </w:pPr>
+      <w:r>
+        <w:t>4. Complete Code</w:t>
+      </w:r>
+    </w:p>
+    <w:p/>
+    <w:p>
+      <w:pPr>
         <w:rPr>
           <w:b/>
-          <w:bCs/>
-        </w:rPr>
-        <w:t>Expected Output</w:t>
-      </w:r>
-    </w:p>
-    <w:p>
-      <w:r>
-        <w:t>codeText</w:t>
-      </w:r>
-    </w:p>
-    <w:p>
-      <w:r>
-        <w:rPr>
-          <w:rFonts w:ascii="Segoe UI Emoji" w:hAnsi="Segoe UI Emoji" w:cs="Segoe UI Emoji"/>
-        </w:rPr>
-        <w:t>🌐</w:t>
-      </w:r>
-      <w:r>
-        <w:t xml:space="preserve"> Semantic Router Online. (Type 'exit' to quit)</w:t>
+        </w:rPr>
+      </w:pPr>
+      <w:r>
+        <w:rPr>
+          <w:b/>
+        </w:rPr>
+        <w:t>Program.cs</w:t>
+      </w:r>
+    </w:p>
+    <w:p>
+      <w:pPr>
+        <w:pStyle w:val="NoSpacing"/>
+        <w:rPr>
+          <w:rFonts w:ascii="Consolas" w:hAnsi="Consolas"/>
+          <w:sz w:val="19"/>
+        </w:rPr>
+      </w:pPr>
+      <w:r>
+        <w:rPr>
+          <w:rFonts w:ascii="Consolas" w:hAnsi="Consolas"/>
+          <w:sz w:val="19"/>
+        </w:rPr>
+        <w:t>// Day 21: Semantic Routing</w:t>
+      </w:r>
+    </w:p>
+    <w:p>
+      <w:pPr>
+        <w:pStyle w:val="NoSpacing"/>
+        <w:rPr>
+          <w:rFonts w:ascii="Consolas" w:hAnsi="Consolas"/>
+          <w:sz w:val="19"/>
+        </w:rPr>
+      </w:pPr>
+      <w:r>
+        <w:rPr>
+          <w:rFonts w:ascii="Consolas" w:hAnsi="Consolas"/>
+          <w:sz w:val="19"/>
+        </w:rPr>
+        <w:t>// ---------------------------------------------------------------------------</w:t>
+      </w:r>
+    </w:p>
+    <w:p>
+      <w:pPr>
+        <w:pStyle w:val="NoSpacing"/>
+        <w:rPr>
+          <w:rFonts w:ascii="Consolas" w:hAnsi="Consolas"/>
+          <w:sz w:val="19"/>
+        </w:rPr>
+      </w:pPr>
+      <w:r>
+        <w:rPr>
+          <w:rFonts w:ascii="Consolas" w:hAnsi="Consolas"/>
+          <w:sz w:val="19"/>
+        </w:rPr>
+        <w:t>// A high-speed "Router" (SemanticRouter.cs) classifies user intent up front</w:t>
+      </w:r>
+    </w:p>
+    <w:p>
+      <w:pPr>
+        <w:pStyle w:val="NoSpacing"/>
+        <w:rPr>
+          <w:rFonts w:ascii="Consolas" w:hAnsi="Consolas"/>
+          <w:sz w:val="19"/>
+        </w:rPr>
+      </w:pPr>
+      <w:r>
+        <w:rPr>
+          <w:rFonts w:ascii="Consolas" w:hAnsi="Consolas"/>
+          <w:sz w:val="19"/>
+        </w:rPr>
+        <w:t>// via structured JSON, then dispatches to an isolated specialist agent</w:t>
+      </w:r>
+    </w:p>
+    <w:p>
+      <w:pPr>
+        <w:pStyle w:val="NoSpacing"/>
+        <w:rPr>
+          <w:rFonts w:ascii="Consolas" w:hAnsi="Consolas"/>
+          <w:sz w:val="19"/>
+        </w:rPr>
+      </w:pPr>
+      <w:r>
+        <w:rPr>
+          <w:rFonts w:ascii="Consolas" w:hAnsi="Consolas"/>
+          <w:sz w:val="19"/>
+        </w:rPr>
+        <w:t>// (TechSupportAgent.cs / BillingAgent.cs) built with Kernel.Clone() so each</w:t>
+      </w:r>
+    </w:p>
+    <w:p>
+      <w:pPr>
+        <w:pStyle w:val="NoSpacing"/>
+        <w:rPr>
+          <w:rFonts w:ascii="Consolas" w:hAnsi="Consolas"/>
+          <w:sz w:val="19"/>
+        </w:rPr>
+      </w:pPr>
+      <w:r>
+        <w:rPr>
+          <w:rFonts w:ascii="Consolas" w:hAnsi="Consolas"/>
+          <w:sz w:val="19"/>
+        </w:rPr>
+        <w:t>// specialist only has access to its own tools. This scales better than one</w:t>
+      </w:r>
+    </w:p>
+    <w:p>
+      <w:pPr>
+        <w:pStyle w:val="NoSpacing"/>
+        <w:rPr>
+          <w:rFonts w:ascii="Consolas" w:hAnsi="Consolas"/>
+          <w:sz w:val="19"/>
+        </w:rPr>
+      </w:pPr>
+      <w:r>
+        <w:rPr>
+          <w:rFonts w:ascii="Consolas" w:hAnsi="Consolas"/>
+          <w:sz w:val="19"/>
+        </w:rPr>
+        <w:t xml:space="preserve">// agent </w:t>
+      </w:r>
+      <w:r>
+        <w:rPr>
+          <w:rFonts w:ascii="Consolas" w:hAnsi="Consolas"/>
+          <w:sz w:val="19"/>
+        </w:rPr>
+        <w:lastRenderedPageBreak/>
+        <w:t>holding every tool - fewer options per call, less "tool</w:t>
+      </w:r>
+    </w:p>
+    <w:p>
+      <w:pPr>
+        <w:pStyle w:val="NoSpacing"/>
+        <w:rPr>
+          <w:rFonts w:ascii="Consolas" w:hAnsi="Consolas"/>
+          <w:sz w:val="19"/>
+        </w:rPr>
+      </w:pPr>
+      <w:r>
+        <w:rPr>
+          <w:rFonts w:ascii="Consolas" w:hAnsi="Consolas"/>
+          <w:sz w:val="19"/>
+        </w:rPr>
+        <w:t>// hallucination", and hard tool isolation between domains.</w:t>
+      </w:r>
+    </w:p>
+    <w:p>
+      <w:pPr>
+        <w:pStyle w:val="NoSpacing"/>
+        <w:rPr>
+          <w:rFonts w:ascii="Consolas" w:hAnsi="Consolas"/>
+          <w:sz w:val="19"/>
+        </w:rPr>
+      </w:pPr>
+      <w:r>
+        <w:rPr>
+          <w:rFonts w:ascii="Consolas" w:hAnsi="Consolas"/>
+          <w:sz w:val="19"/>
+        </w:rPr>
+        <w:t>using Microsoft.SemanticKernel;</w:t>
+      </w:r>
+    </w:p>
+    <w:p>
+      <w:pPr>
+        <w:pStyle w:val="NoSpacing"/>
+        <w:rPr>
+          <w:rFonts w:ascii="Consolas" w:hAnsi="Consolas"/>
+          <w:sz w:val="19"/>
+        </w:rPr>
+      </w:pPr>
+      <w:r>
+        <w:rPr>
+          <w:rFonts w:ascii="Consolas" w:hAnsi="Consolas"/>
+          <w:sz w:val="19"/>
+        </w:rPr>
+        <w:t>using Microsoft.SemanticKernel.ChatCompletion;</w:t>
+      </w:r>
+    </w:p>
+    <w:p>
+      <w:pPr>
+        <w:pStyle w:val="NoSpacing"/>
+        <w:rPr>
+          <w:rFonts w:ascii="Consolas" w:hAnsi="Consolas"/>
+          <w:sz w:val="19"/>
+        </w:rPr>
+      </w:pPr>
+    </w:p>
+    <w:p>
+      <w:pPr>
+        <w:pStyle w:val="NoSpacing"/>
+        <w:rPr>
+          <w:rFonts w:ascii="Consolas" w:hAnsi="Consolas"/>
+          <w:sz w:val="19"/>
+        </w:rPr>
+      </w:pPr>
+      <w:r>
+        <w:rPr>
+          <w:rFonts w:ascii="Consolas" w:hAnsi="Consolas"/>
+          <w:sz w:val="19"/>
+        </w:rPr>
+        <w:t>namespace SemanticRouter</w:t>
+      </w:r>
+    </w:p>
+    <w:p>
+      <w:pPr>
+        <w:pStyle w:val="NoSpacing"/>
+        <w:rPr>
+          <w:rFonts w:ascii="Consolas" w:hAnsi="Consolas"/>
+          <w:sz w:val="19"/>
+        </w:rPr>
+      </w:pPr>
+      <w:r>
+        <w:rPr>
+          <w:rFonts w:ascii="Consolas" w:hAnsi="Consolas"/>
+          <w:sz w:val="19"/>
+        </w:rPr>
+        <w:t>{</w:t>
+      </w:r>
+    </w:p>
+    <w:p>
+      <w:pPr>
+        <w:pStyle w:val="NoSpacing"/>
+        <w:rPr>
+          <w:rFonts w:ascii="Consolas" w:hAnsi="Consolas"/>
+          <w:sz w:val="19"/>
+        </w:rPr>
+      </w:pPr>
+      <w:r>
+        <w:rPr>
+          <w:rFonts w:ascii="Consolas" w:hAnsi="Consolas"/>
+          <w:sz w:val="19"/>
+        </w:rPr>
+        <w:t xml:space="preserve">    internal class Program</w:t>
+      </w:r>
+    </w:p>
+    <w:p>
+      <w:pPr>
+        <w:pStyle w:val="NoSpacing"/>
+        <w:rPr>
+          <w:rFonts w:ascii="Consolas" w:hAnsi="Consolas"/>
+          <w:sz w:val="19"/>
+        </w:rPr>
+      </w:pPr>
+      <w:r>
+        <w:rPr>
+          <w:rFonts w:ascii="Consolas" w:hAnsi="Consolas"/>
+          <w:sz w:val="19"/>
+        </w:rPr>
+        <w:t xml:space="preserve">    {</w:t>
+      </w:r>
+    </w:p>
+    <w:p>
+      <w:pPr>
+        <w:pStyle w:val="NoSpacing"/>
+        <w:rPr>
+          <w:rFonts w:ascii="Consolas" w:hAnsi="Consolas"/>
+          <w:sz w:val="19"/>
+        </w:rPr>
+      </w:pPr>
+      <w:r>
+        <w:rPr>
+          <w:rFonts w:ascii="Consolas" w:hAnsi="Consolas"/>
+          <w:sz w:val="19"/>
+        </w:rPr>
+        <w:t xml:space="preserve">        static async Task Main(string[] args)</w:t>
+      </w:r>
+    </w:p>
+    <w:p>
+      <w:pPr>
+        <w:pStyle w:val="NoSpacing"/>
+        <w:rPr>
+          <w:rFonts w:ascii="Consolas" w:hAnsi="Consolas"/>
+          <w:sz w:val="19"/>
+        </w:rPr>
+      </w:pPr>
+      <w:r>
+        <w:rPr>
+          <w:rFonts w:ascii="Consolas" w:hAnsi="Consolas"/>
+          <w:sz w:val="19"/>
+        </w:rPr>
+        <w:t xml:space="preserve">        {</w:t>
+      </w:r>
+    </w:p>
+    <w:p>
+      <w:pPr>
+        <w:pStyle w:val="NoSpacing"/>
+        <w:rPr>
+          <w:rFonts w:ascii="Consolas" w:hAnsi="Consolas"/>
+          <w:sz w:val="19"/>
+        </w:rPr>
+      </w:pPr>
+      <w:r>
+        <w:rPr>
+          <w:rFonts w:ascii="Consolas" w:hAnsi="Consolas"/>
+          <w:sz w:val="19"/>
+        </w:rPr>
+        <w:t xml:space="preserve">            // 1. Init the base kernel</w:t>
+      </w:r>
+    </w:p>
+    <w:p>
+      <w:pPr>
+        <w:pStyle w:val="NoSpacing"/>
+        <w:rPr>
+          <w:rFonts w:ascii="Consolas" w:hAnsi="Consolas"/>
+          <w:sz w:val="19"/>
+        </w:rPr>
+      </w:pPr>
+      <w:r>
+        <w:rPr>
+          <w:rFonts w:ascii="Consolas" w:hAnsi="Consolas"/>
+          <w:sz w:val="19"/>
+        </w:rPr>
+        <w:t xml:space="preserve">            IKernelBuilder builder = Kernel.CreateBuilder();</w:t>
+      </w:r>
+    </w:p>
+    <w:p>
+      <w:pPr>
+        <w:pStyle w:val="NoSpacing"/>
+        <w:rPr>
+          <w:rFonts w:ascii="Consolas" w:hAnsi="Consolas"/>
+          <w:sz w:val="19"/>
+        </w:rPr>
+      </w:pPr>
+      <w:r>
+        <w:rPr>
+          <w:rFonts w:ascii="Consolas" w:hAnsi="Consolas"/>
+          <w:sz w:val="19"/>
+        </w:rPr>
+        <w:t xml:space="preserve">            string apiKey = Environment.GetEnvironmentVariable("GEMINI_API_KEY")</w:t>
+      </w:r>
+    </w:p>
+    <w:p>
+      <w:pPr>
+        <w:pStyle w:val="NoSpacing"/>
+        <w:rPr>
+          <w:rFonts w:ascii="Consolas" w:hAnsi="Consolas"/>
+          <w:sz w:val="19"/>
+        </w:rPr>
+      </w:pPr>
+      <w:r>
+        <w:rPr>
+          <w:rFonts w:ascii="Consolas" w:hAnsi="Consolas"/>
+          <w:sz w:val="19"/>
+        </w:rPr>
+        <w:t xml:space="preserve">                ?? throw new Exception("GEMINI_API_KEY is missing");</w:t>
+      </w:r>
+    </w:p>
+    <w:p>
+      <w:pPr>
+        <w:pStyle w:val="NoSpacing"/>
+        <w:rPr>
+          <w:rFonts w:ascii="Consolas" w:hAnsi="Consolas"/>
+          <w:sz w:val="19"/>
+        </w:rPr>
+      </w:pPr>
+    </w:p>
+    <w:p>
+      <w:pPr>
+        <w:pStyle w:val="NoSpacing"/>
+        <w:rPr>
+          <w:rFonts w:ascii="Consolas" w:hAnsi="Consolas"/>
+          <w:sz w:val="19"/>
+        </w:rPr>
+      </w:pPr>
+      <w:r>
+        <w:rPr>
+          <w:rFonts w:ascii="Consolas" w:hAnsi="Consolas"/>
+          <w:sz w:val="19"/>
+        </w:rPr>
+        <w:t xml:space="preserve">            builder.AddGoogleAIGeminiChatCompletion("gemini-2.5-flash", apiKey);</w:t>
+      </w:r>
+    </w:p>
+    <w:p>
+      <w:pPr>
+        <w:pStyle w:val="NoSpacing"/>
+        <w:rPr>
+          <w:rFonts w:ascii="Consolas" w:hAnsi="Consolas"/>
+          <w:sz w:val="19"/>
+        </w:rPr>
+      </w:pPr>
+      <w:r>
+        <w:rPr>
+          <w:rFonts w:ascii="Consolas" w:hAnsi="Consolas"/>
+          <w:sz w:val="19"/>
+        </w:rPr>
+        <w:t xml:space="preserve">            Kernel baseKernel = builder.Build();</w:t>
+      </w:r>
+    </w:p>
+    <w:p>
+      <w:pPr>
+        <w:pStyle w:val="NoSpacing"/>
+        <w:rPr>
+          <w:rFonts w:ascii="Consolas" w:hAnsi="Consolas"/>
+          <w:sz w:val="19"/>
+        </w:rPr>
+      </w:pPr>
+    </w:p>
+    <w:p>
+      <w:pPr>
+        <w:pStyle w:val="NoSpacing"/>
+        <w:rPr>
+          <w:rFonts w:ascii="Consolas" w:hAnsi="Consolas"/>
+          <w:sz w:val="19"/>
+        </w:rPr>
+      </w:pPr>
+      <w:r>
+        <w:rPr>
+          <w:rFonts w:ascii="Consolas" w:hAnsi="Consolas"/>
+          <w:sz w:val="19"/>
+        </w:rPr>
+        <w:t xml:space="preserve">            // 2. Init our clean, decoupled components</w:t>
+      </w:r>
+    </w:p>
+    <w:p>
+      <w:pPr>
+        <w:pStyle w:val="NoSpacing"/>
+        <w:rPr>
+          <w:rFonts w:ascii="Consolas" w:hAnsi="Consolas"/>
+          <w:sz w:val="19"/>
+        </w:rPr>
+      </w:pPr>
+      <w:r>
+        <w:rPr>
+          <w:rFonts w:ascii="Consolas" w:hAnsi="Consolas"/>
+          <w:sz w:val="19"/>
+        </w:rPr>
+        <w:t xml:space="preserve">            var chatService = baseKernel.GetRequiredService&lt;IChatCompletionService&gt;();</w:t>
+      </w:r>
+    </w:p>
+    <w:p>
+      <w:pPr>
+        <w:pStyle w:val="NoSpacing"/>
+        <w:rPr>
+          <w:rFonts w:ascii="Consolas" w:hAnsi="Consolas"/>
+          <w:sz w:val="19"/>
+        </w:rPr>
+      </w:pPr>
+      <w:r>
+        <w:rPr>
+          <w:rFonts w:ascii="Consolas" w:hAnsi="Consolas"/>
+          <w:sz w:val="19"/>
+        </w:rPr>
+        <w:t xml:space="preserve">            var router = new SemanticRouter(chatService);</w:t>
+      </w:r>
+    </w:p>
+    <w:p>
+      <w:pPr>
+        <w:pStyle w:val="NoSpacing"/>
+        <w:rPr>
+          <w:rFonts w:ascii="Consolas" w:hAnsi="Consolas"/>
+          <w:sz w:val="19"/>
+        </w:rPr>
+      </w:pPr>
+    </w:p>
+    <w:p>
+      <w:pPr>
+        <w:pStyle w:val="NoSpacing"/>
+        <w:rPr>
+          <w:rFonts w:ascii="Consolas" w:hAnsi="Consolas"/>
+          <w:sz w:val="19"/>
+        </w:rPr>
+      </w:pPr>
+      <w:r>
+        <w:rPr>
+          <w:rFonts w:ascii="Consolas" w:hAnsi="Consolas"/>
+          <w:sz w:val="19"/>
+        </w:rPr>
+        <w:t xml:space="preserve">            var techAgent = new TechSupportAgent(baseKernel);</w:t>
+      </w:r>
+    </w:p>
+    <w:p>
+      <w:pPr>
+        <w:pStyle w:val="NoSpacing"/>
+        <w:rPr>
+          <w:rFonts w:ascii="Consolas" w:hAnsi="Consolas"/>
+          <w:sz w:val="19"/>
+        </w:rPr>
+      </w:pPr>
+      <w:r>
+        <w:rPr>
+          <w:rFonts w:ascii="Consolas" w:hAnsi="Consolas"/>
+          <w:sz w:val="19"/>
+        </w:rPr>
+        <w:t xml:space="preserve">            v</w:t>
+      </w:r>
+      <w:r>
+        <w:rPr>
+          <w:rFonts w:ascii="Consolas" w:hAnsi="Consolas"/>
+          <w:sz w:val="19"/>
+        </w:rPr>
+        <w:lastRenderedPageBreak/>
+        <w:t>ar billingAgent = new BillingAgent(baseKernel);</w:t>
+      </w:r>
+    </w:p>
+    <w:p>
+      <w:pPr>
+        <w:pStyle w:val="NoSpacing"/>
+        <w:rPr>
+          <w:rFonts w:ascii="Consolas" w:hAnsi="Consolas"/>
+          <w:sz w:val="19"/>
+        </w:rPr>
+      </w:pPr>
+    </w:p>
+    <w:p>
+      <w:pPr>
+        <w:pStyle w:val="NoSpacing"/>
+        <w:rPr>
+          <w:rFonts w:ascii="Consolas" w:hAnsi="Consolas"/>
+          <w:sz w:val="19"/>
+        </w:rPr>
+      </w:pPr>
+      <w:r>
+        <w:rPr>
+          <w:rFonts w:ascii="Consolas" w:hAnsi="Consolas"/>
+          <w:sz w:val="19"/>
+        </w:rPr>
+        <w:t xml:space="preserve">            Console.WriteLine("Semantic Router Online.  (type 'exit' to quit)");</w:t>
+      </w:r>
+    </w:p>
+    <w:p>
+      <w:pPr>
+        <w:pStyle w:val="NoSpacing"/>
+        <w:rPr>
+          <w:rFonts w:ascii="Consolas" w:hAnsi="Consolas"/>
+          <w:sz w:val="19"/>
+        </w:rPr>
+      </w:pPr>
+    </w:p>
+    <w:p>
+      <w:pPr>
+        <w:pStyle w:val="NoSpacing"/>
+        <w:rPr>
+          <w:rFonts w:ascii="Consolas" w:hAnsi="Consolas"/>
+          <w:sz w:val="19"/>
+        </w:rPr>
+      </w:pPr>
+      <w:r>
+        <w:rPr>
+          <w:rFonts w:ascii="Consolas" w:hAnsi="Consolas"/>
+          <w:sz w:val="19"/>
+        </w:rPr>
+        <w:t xml:space="preserve">            while(true)</w:t>
+      </w:r>
+    </w:p>
+    <w:p>
+      <w:pPr>
+        <w:pStyle w:val="NoSpacing"/>
+        <w:rPr>
+          <w:rFonts w:ascii="Consolas" w:hAnsi="Consolas"/>
+          <w:sz w:val="19"/>
+        </w:rPr>
+      </w:pPr>
+      <w:r>
+        <w:rPr>
+          <w:rFonts w:ascii="Consolas" w:hAnsi="Consolas"/>
+          <w:sz w:val="19"/>
+        </w:rPr>
+        <w:t xml:space="preserve">            {</w:t>
+      </w:r>
+    </w:p>
+    <w:p>
+      <w:pPr>
+        <w:pStyle w:val="NoSpacing"/>
+        <w:rPr>
+          <w:rFonts w:ascii="Consolas" w:hAnsi="Consolas"/>
+          <w:sz w:val="19"/>
+        </w:rPr>
+      </w:pPr>
+      <w:r>
+        <w:rPr>
+          <w:rFonts w:ascii="Consolas" w:hAnsi="Consolas"/>
+          <w:sz w:val="19"/>
+        </w:rPr>
+        <w:t xml:space="preserve">                Console.Write("\nUser Request: ");</w:t>
+      </w:r>
+    </w:p>
+    <w:p>
+      <w:pPr>
+        <w:pStyle w:val="NoSpacing"/>
+        <w:rPr>
+          <w:rFonts w:ascii="Consolas" w:hAnsi="Consolas"/>
+          <w:sz w:val="19"/>
+        </w:rPr>
+      </w:pPr>
+      <w:r>
+        <w:rPr>
+          <w:rFonts w:ascii="Consolas" w:hAnsi="Consolas"/>
+          <w:sz w:val="19"/>
+        </w:rPr>
+        <w:t xml:space="preserve">                string? input = Console.ReadLine();</w:t>
+      </w:r>
+    </w:p>
+    <w:p>
+      <w:pPr>
+        <w:pStyle w:val="NoSpacing"/>
+        <w:rPr>
+          <w:rFonts w:ascii="Consolas" w:hAnsi="Consolas"/>
+          <w:sz w:val="19"/>
+        </w:rPr>
+      </w:pPr>
+      <w:r>
+        <w:rPr>
+          <w:rFonts w:ascii="Consolas" w:hAnsi="Consolas"/>
+          <w:sz w:val="19"/>
+        </w:rPr>
+        <w:t xml:space="preserve">                if (string.IsNullOrWhiteSpace(input)) continue;</w:t>
+      </w:r>
+    </w:p>
+    <w:p>
+      <w:pPr>
+        <w:pStyle w:val="NoSpacing"/>
+        <w:rPr>
+          <w:rFonts w:ascii="Consolas" w:hAnsi="Consolas"/>
+          <w:sz w:val="19"/>
+        </w:rPr>
+      </w:pPr>
+      <w:r>
+        <w:rPr>
+          <w:rFonts w:ascii="Consolas" w:hAnsi="Consolas"/>
+          <w:sz w:val="19"/>
+        </w:rPr>
+        <w:t xml:space="preserve">                if (input.Equals("exit", StringComparison.OrdinalIgnoreCase)) break;</w:t>
+      </w:r>
+    </w:p>
+    <w:p>
+      <w:pPr>
+        <w:pStyle w:val="NoSpacing"/>
+        <w:rPr>
+          <w:rFonts w:ascii="Consolas" w:hAnsi="Consolas"/>
+          <w:sz w:val="19"/>
+        </w:rPr>
+      </w:pPr>
+    </w:p>
+    <w:p>
+      <w:pPr>
+        <w:pStyle w:val="NoSpacing"/>
+        <w:rPr>
+          <w:rFonts w:ascii="Consolas" w:hAnsi="Consolas"/>
+          <w:sz w:val="19"/>
+        </w:rPr>
+      </w:pPr>
+      <w:r>
+        <w:rPr>
+          <w:rFonts w:ascii="Consolas" w:hAnsi="Consolas"/>
+          <w:sz w:val="19"/>
+        </w:rPr>
+        <w:t xml:space="preserve">                // 3. Step One: Classify the Intent</w:t>
+      </w:r>
+    </w:p>
+    <w:p>
+      <w:pPr>
+        <w:pStyle w:val="NoSpacing"/>
+        <w:rPr>
+          <w:rFonts w:ascii="Consolas" w:hAnsi="Consolas"/>
+          <w:sz w:val="19"/>
+        </w:rPr>
+      </w:pPr>
+      <w:r>
+        <w:rPr>
+          <w:rFonts w:ascii="Consolas" w:hAnsi="Consolas"/>
+          <w:sz w:val="19"/>
+        </w:rPr>
+        <w:t xml:space="preserve">                RouteDecision decision = await router.RouteAsync(input);</w:t>
+      </w:r>
+    </w:p>
+    <w:p>
+      <w:pPr>
+        <w:pStyle w:val="NoSpacing"/>
+        <w:rPr>
+          <w:rFonts w:ascii="Consolas" w:hAnsi="Consolas"/>
+          <w:sz w:val="19"/>
+        </w:rPr>
+      </w:pPr>
+      <w:r>
+        <w:rPr>
+          <w:rFonts w:ascii="Consolas" w:hAnsi="Consolas"/>
+          <w:sz w:val="19"/>
+        </w:rPr>
+        <w:t xml:space="preserve">                Console.WriteLine($"\n[ROUTER]: Directed to {decision.Intent} (Reason: {decision.Reasoning})");</w:t>
+      </w:r>
+    </w:p>
+    <w:p>
+      <w:pPr>
+        <w:pStyle w:val="NoSpacing"/>
+        <w:rPr>
+          <w:rFonts w:ascii="Consolas" w:hAnsi="Consolas"/>
+          <w:sz w:val="19"/>
+        </w:rPr>
+      </w:pPr>
+    </w:p>
+    <w:p>
+      <w:pPr>
+        <w:pStyle w:val="NoSpacing"/>
+        <w:rPr>
+          <w:rFonts w:ascii="Consolas" w:hAnsi="Consolas"/>
+          <w:sz w:val="19"/>
+        </w:rPr>
+      </w:pPr>
+      <w:r>
+        <w:rPr>
+          <w:rFonts w:ascii="Consolas" w:hAnsi="Consolas"/>
+          <w:sz w:val="19"/>
+        </w:rPr>
+        <w:t xml:space="preserve">                // 4. Step two: Dispatch to the isolated agent</w:t>
+      </w:r>
+    </w:p>
+    <w:p>
+      <w:pPr>
+        <w:pStyle w:val="NoSpacing"/>
+        <w:rPr>
+          <w:rFonts w:ascii="Consolas" w:hAnsi="Consolas"/>
+          <w:sz w:val="19"/>
+        </w:rPr>
+      </w:pPr>
+      <w:r>
+        <w:rPr>
+          <w:rFonts w:ascii="Consolas" w:hAnsi="Consolas"/>
+          <w:sz w:val="19"/>
+        </w:rPr>
+        <w:t xml:space="preserve">                string response;</w:t>
+      </w:r>
+    </w:p>
+    <w:p>
+      <w:pPr>
+        <w:pStyle w:val="NoSpacing"/>
+        <w:rPr>
+          <w:rFonts w:ascii="Consolas" w:hAnsi="Consolas"/>
+          <w:sz w:val="19"/>
+        </w:rPr>
+      </w:pPr>
+      <w:r>
+        <w:rPr>
+          <w:rFonts w:ascii="Consolas" w:hAnsi="Consolas"/>
+          <w:sz w:val="19"/>
+        </w:rPr>
+        <w:t xml:space="preserve">                switch(decision.Intent.ToUpper())</w:t>
+      </w:r>
+    </w:p>
+    <w:p>
+      <w:pPr>
+        <w:pStyle w:val="NoSpacing"/>
+        <w:rPr>
+          <w:rFonts w:ascii="Consolas" w:hAnsi="Consolas"/>
+          <w:sz w:val="19"/>
+        </w:rPr>
+      </w:pPr>
+      <w:r>
+        <w:rPr>
+          <w:rFonts w:ascii="Consolas" w:hAnsi="Consolas"/>
+          <w:sz w:val="19"/>
+        </w:rPr>
+        <w:t xml:space="preserve">                {</w:t>
+      </w:r>
+    </w:p>
+    <w:p>
+      <w:pPr>
+        <w:pStyle w:val="NoSpacing"/>
+        <w:rPr>
+          <w:rFonts w:ascii="Consolas" w:hAnsi="Consolas"/>
+          <w:sz w:val="19"/>
+        </w:rPr>
+      </w:pPr>
+      <w:r>
+        <w:rPr>
+          <w:rFonts w:ascii="Consolas" w:hAnsi="Consolas"/>
+          <w:sz w:val="19"/>
+        </w:rPr>
+        <w:t xml:space="preserve">                    case "TEC</w:t>
+      </w:r>
+      <w:r>
+        <w:rPr>
+          <w:rFonts w:ascii="Consolas" w:hAnsi="Consolas"/>
+          <w:sz w:val="19"/>
+        </w:rPr>
+        <w:lastRenderedPageBreak/>
+        <w:t>H":</w:t>
+      </w:r>
+    </w:p>
+    <w:p>
+      <w:pPr>
+        <w:pStyle w:val="NoSpacing"/>
+        <w:rPr>
+          <w:rFonts w:ascii="Consolas" w:hAnsi="Consolas"/>
+          <w:sz w:val="19"/>
+        </w:rPr>
+      </w:pPr>
+      <w:r>
+        <w:rPr>
+          <w:rFonts w:ascii="Consolas" w:hAnsi="Consolas"/>
+          <w:sz w:val="19"/>
+        </w:rPr>
+        <w:t xml:space="preserve">                        response = await techAgent.HandleAsync(input);</w:t>
+      </w:r>
+    </w:p>
+    <w:p>
+      <w:pPr>
+        <w:pStyle w:val="NoSpacing"/>
+        <w:rPr>
+          <w:rFonts w:ascii="Consolas" w:hAnsi="Consolas"/>
+          <w:sz w:val="19"/>
+        </w:rPr>
+      </w:pPr>
+      <w:r>
+        <w:rPr>
+          <w:rFonts w:ascii="Consolas" w:hAnsi="Consolas"/>
+          <w:sz w:val="19"/>
+        </w:rPr>
+        <w:t xml:space="preserve">                        break;</w:t>
+      </w:r>
+    </w:p>
+    <w:p>
+      <w:pPr>
+        <w:pStyle w:val="NoSpacing"/>
+        <w:rPr>
+          <w:rFonts w:ascii="Consolas" w:hAnsi="Consolas"/>
+          <w:sz w:val="19"/>
+        </w:rPr>
+      </w:pPr>
+    </w:p>
+    <w:p>
+      <w:pPr>
+        <w:pStyle w:val="NoSpacing"/>
+        <w:rPr>
+          <w:rFonts w:ascii="Consolas" w:hAnsi="Consolas"/>
+          <w:sz w:val="19"/>
+        </w:rPr>
+      </w:pPr>
+      <w:r>
+        <w:rPr>
+          <w:rFonts w:ascii="Consolas" w:hAnsi="Consolas"/>
+          <w:sz w:val="19"/>
+        </w:rPr>
+        <w:t xml:space="preserve">                    case "BILLING":</w:t>
+      </w:r>
+    </w:p>
+    <w:p>
+      <w:pPr>
+        <w:pStyle w:val="NoSpacing"/>
+        <w:rPr>
+          <w:rFonts w:ascii="Consolas" w:hAnsi="Consolas"/>
+          <w:sz w:val="19"/>
+        </w:rPr>
+      </w:pPr>
+      <w:r>
+        <w:rPr>
+          <w:rFonts w:ascii="Consolas" w:hAnsi="Consolas"/>
+          <w:sz w:val="19"/>
+        </w:rPr>
+        <w:t xml:space="preserve">                        response = await billingAgent.HandleAsync(input);</w:t>
+      </w:r>
+    </w:p>
+    <w:p>
+      <w:pPr>
+        <w:pStyle w:val="NoSpacing"/>
+        <w:rPr>
+          <w:rFonts w:ascii="Consolas" w:hAnsi="Consolas"/>
+          <w:sz w:val="19"/>
+        </w:rPr>
+      </w:pPr>
+      <w:r>
+        <w:rPr>
+          <w:rFonts w:ascii="Consolas" w:hAnsi="Consolas"/>
+          <w:sz w:val="19"/>
+        </w:rPr>
+        <w:t xml:space="preserve">                        break;</w:t>
+      </w:r>
+    </w:p>
+    <w:p>
+      <w:pPr>
+        <w:pStyle w:val="NoSpacing"/>
+        <w:rPr>
+          <w:rFonts w:ascii="Consolas" w:hAnsi="Consolas"/>
+          <w:sz w:val="19"/>
+        </w:rPr>
+      </w:pPr>
+    </w:p>
+    <w:p>
+      <w:pPr>
+        <w:pStyle w:val="NoSpacing"/>
+        <w:rPr>
+          <w:rFonts w:ascii="Consolas" w:hAnsi="Consolas"/>
+          <w:sz w:val="19"/>
+        </w:rPr>
+      </w:pPr>
+      <w:r>
+        <w:rPr>
+          <w:rFonts w:ascii="Consolas" w:hAnsi="Consolas"/>
+          <w:sz w:val="19"/>
+        </w:rPr>
+        <w:t xml:space="preserve">                    default:</w:t>
+      </w:r>
+    </w:p>
+    <w:p>
+      <w:pPr>
+        <w:pStyle w:val="NoSpacing"/>
+        <w:rPr>
+          <w:rFonts w:ascii="Consolas" w:hAnsi="Consolas"/>
+          <w:sz w:val="19"/>
+        </w:rPr>
+      </w:pPr>
+      <w:r>
+        <w:rPr>
+          <w:rFonts w:ascii="Consolas" w:hAnsi="Consolas"/>
+          <w:sz w:val="19"/>
+        </w:rPr>
+        <w:t xml:space="preserve">                        // General queries don't need tools, just a direct kernel invocation</w:t>
+      </w:r>
+    </w:p>
+    <w:p>
+      <w:pPr>
+        <w:pStyle w:val="NoSpacing"/>
+        <w:rPr>
+          <w:rFonts w:ascii="Consolas" w:hAnsi="Consolas"/>
+          <w:sz w:val="19"/>
+        </w:rPr>
+      </w:pPr>
+      <w:r>
+        <w:rPr>
+          <w:rFonts w:ascii="Consolas" w:hAnsi="Consolas"/>
+          <w:sz w:val="19"/>
+        </w:rPr>
+        <w:t xml:space="preserve">                        var result = await baseKernel.InvokePromptAsync(input);</w:t>
+      </w:r>
+    </w:p>
+    <w:p>
+      <w:pPr>
+        <w:pStyle w:val="NoSpacing"/>
+        <w:rPr>
+          <w:rFonts w:ascii="Consolas" w:hAnsi="Consolas"/>
+          <w:sz w:val="19"/>
+        </w:rPr>
+      </w:pPr>
+      <w:r>
+        <w:rPr>
+          <w:rFonts w:ascii="Consolas" w:hAnsi="Consolas"/>
+          <w:sz w:val="19"/>
+        </w:rPr>
+        <w:t xml:space="preserve">                        response = result.ToString();</w:t>
+      </w:r>
+    </w:p>
+    <w:p>
+      <w:pPr>
+        <w:pStyle w:val="NoSpacing"/>
+        <w:rPr>
+          <w:rFonts w:ascii="Consolas" w:hAnsi="Consolas"/>
+          <w:sz w:val="19"/>
+        </w:rPr>
+      </w:pPr>
+      <w:r>
+        <w:rPr>
+          <w:rFonts w:ascii="Consolas" w:hAnsi="Consolas"/>
+          <w:sz w:val="19"/>
+        </w:rPr>
+        <w:t xml:space="preserve">                        break;</w:t>
+      </w:r>
+    </w:p>
+    <w:p>
+      <w:pPr>
+        <w:pStyle w:val="NoSpacing"/>
+        <w:rPr>
+          <w:rFonts w:ascii="Consolas" w:hAnsi="Consolas"/>
+          <w:sz w:val="19"/>
+        </w:rPr>
+      </w:pPr>
+      <w:r>
+        <w:rPr>
+          <w:rFonts w:ascii="Consolas" w:hAnsi="Consolas"/>
+          <w:sz w:val="19"/>
+        </w:rPr>
+        <w:t xml:space="preserve">                }</w:t>
+      </w:r>
+    </w:p>
+    <w:p>
+      <w:pPr>
+        <w:pStyle w:val="NoSpacing"/>
+        <w:rPr>
+          <w:rFonts w:ascii="Consolas" w:hAnsi="Consolas"/>
+          <w:sz w:val="19"/>
+        </w:rPr>
+      </w:pPr>
+    </w:p>
+    <w:p>
+      <w:pPr>
+        <w:pStyle w:val="NoSpacing"/>
+        <w:rPr>
+          <w:rFonts w:ascii="Consolas" w:hAnsi="Consolas"/>
+          <w:sz w:val="19"/>
+        </w:rPr>
+      </w:pPr>
+      <w:r>
+        <w:rPr>
+          <w:rFonts w:ascii="Consolas" w:hAnsi="Consolas"/>
+          <w:sz w:val="19"/>
+        </w:rPr>
+        <w:t xml:space="preserve">                Console.WriteLine($"[AGENT]: {response}");</w:t>
+      </w:r>
+    </w:p>
+    <w:p>
+      <w:pPr>
+        <w:pStyle w:val="NoSpacing"/>
+        <w:rPr>
+          <w:rFonts w:ascii="Consolas" w:hAnsi="Consolas"/>
+          <w:sz w:val="19"/>
+        </w:rPr>
+      </w:pPr>
+      <w:r>
+        <w:rPr>
+          <w:rFonts w:ascii="Consolas" w:hAnsi="Consolas"/>
+          <w:sz w:val="19"/>
+        </w:rPr>
+        <w:t xml:space="preserve">            }</w:t>
+      </w:r>
+    </w:p>
+    <w:p>
+      <w:pPr>
+        <w:pStyle w:val="NoSpacing"/>
+        <w:rPr>
+          <w:rFonts w:ascii="Consolas" w:hAnsi="Consolas"/>
+          <w:sz w:val="19"/>
+        </w:rPr>
+      </w:pPr>
+      <w:r>
+        <w:rPr>
+          <w:rFonts w:ascii="Consolas" w:hAnsi="Consolas"/>
+          <w:sz w:val="19"/>
+        </w:rPr>
+        <w:t xml:space="preserve">        }</w:t>
+      </w:r>
+    </w:p>
+    <w:p>
+      <w:pPr>
+        <w:pStyle w:val="NoSpacing"/>
+        <w:rPr>
+          <w:rFonts w:ascii="Consolas" w:hAnsi="Consolas"/>
+          <w:sz w:val="19"/>
+        </w:rPr>
+      </w:pPr>
+      <w:r>
+        <w:rPr>
+          <w:rFonts w:ascii="Consolas" w:hAnsi="Consolas"/>
+          <w:sz w:val="19"/>
+        </w:rPr>
+        <w:t xml:space="preserve">    }</w:t>
+      </w:r>
+    </w:p>
+    <w:p>
+      <w:pPr>
+        <w:pStyle w:val="NoSpacing"/>
+        <w:rPr>
+          <w:rFonts w:ascii="Consolas" w:hAnsi="Consolas"/>
+          <w:sz w:val="19"/>
+        </w:rPr>
+      </w:pPr>
+      <w:r>
+        <w:rPr>
+          <w:rFonts w:ascii="Consolas" w:hAnsi="Consolas"/>
+          <w:sz w:val="19"/>
+        </w:rPr>
+        <w:t>}</w:t>
       </w:r>
     </w:p>
     <w:p/>
     <w:p>
-      <w:r>
+      <w:pPr>
+        <w:rPr>
+          <w:b/>
+        </w:rPr>
+      </w:pPr>
+      <w:r>
+        <w:rPr>
+          <w:b/>
+        </w:rPr>
+        <w:t>SemanticRouter.cs</w:t>
+      </w:r>
+    </w:p>
+    <w:p>
+      <w:pPr>
+        <w:pStyle w:val="NoSpacing"/>
+        <w:rPr>
+          <w:rFonts w:ascii="Consolas" w:hAnsi="Consolas"/>
+          <w:sz w:val="19"/>
+        </w:rPr>
+      </w:pPr>
+      <w:r>
+        <w:rPr>
+          <w:rFonts w:ascii="Consolas" w:hAnsi="Consolas"/>
+          <w:sz w:val="19"/>
+        </w:rPr>
+        <w:t>// SemanticRouter</w:t>
+      </w:r>
+    </w:p>
+    <w:p>
+      <w:pPr>
+        <w:pStyle w:val="NoSpacing"/>
+        <w:rPr>
+          <w:rFonts w:ascii="Consolas" w:hAnsi="Consolas"/>
+          <w:sz w:val="19"/>
+        </w:rPr>
+      </w:pPr>
+      <w:r>
+        <w:rPr>
+          <w:rFonts w:ascii="Consolas" w:hAnsi="Consolas"/>
+          <w:sz w:val="19"/>
+        </w:rPr>
+        <w:t>// ---------------------------------------------------------------------------</w:t>
+      </w:r>
+    </w:p>
+    <w:p>
+      <w:pPr>
+        <w:pStyle w:val="NoSpacing"/>
+        <w:rPr>
+          <w:rFonts w:ascii="Consolas" w:hAnsi="Consolas"/>
+          <w:sz w:val="19"/>
+        </w:rPr>
+      </w:pPr>
+      <w:r>
+        <w:rPr>
+          <w:rFonts w:ascii="Consolas" w:hAnsi="Consolas"/>
+          <w:sz w:val="19"/>
+        </w:rPr>
+        <w:t>// The "switchboard": classifies a user's intent (TECH/BILLING/GENERAL) into</w:t>
+      </w:r>
+    </w:p>
+    <w:p>
+      <w:pPr>
+        <w:pStyle w:val="NoSpacing"/>
+        <w:rPr>
+          <w:rFonts w:ascii="Consolas" w:hAnsi="Consolas"/>
+          <w:sz w:val="19"/>
+        </w:rPr>
+      </w:pPr>
+      <w:r>
+        <w:rPr>
+          <w:rFonts w:ascii="Consolas" w:hAnsi="Consolas"/>
+          <w:sz w:val="19"/>
+        </w:rPr>
+        <w:t>// strict JSON via ResponseMimeType, so the caller can deserialize the</w:t>
+      </w:r>
+    </w:p>
+    <w:p>
+      <w:pPr>
+        <w:pStyle w:val="NoSpacing"/>
+        <w:rPr>
+          <w:rFonts w:ascii="Consolas" w:hAnsi="Consolas"/>
+          <w:sz w:val="19"/>
+        </w:rPr>
+      </w:pPr>
+      <w:r>
+        <w:rPr>
+          <w:rFonts w:ascii="Consolas" w:hAnsi="Consolas"/>
+          <w:sz w:val="19"/>
+        </w:rPr>
+        <w:t>// decision instead of pattern-matching free text. The prompt asks for</w:t>
+      </w:r>
+    </w:p>
+    <w:p>
+      <w:pPr>
+        <w:pStyle w:val="NoSpacing"/>
+        <w:rPr>
+          <w:rFonts w:ascii="Consolas" w:hAnsi="Consolas"/>
+          <w:sz w:val="19"/>
+        </w:rPr>
+      </w:pPr>
+      <w:r>
+        <w:rPr>
+          <w:rFonts w:ascii="Consolas" w:hAnsi="Consolas"/>
+          <w:sz w:val="19"/>
+        </w:rPr>
+        <w:t>// "reasoning" before "intent" deliberately - forcing a chain-of-thought</w:t>
+      </w:r>
+    </w:p>
+    <w:p>
+      <w:pPr>
+        <w:pStyle w:val="NoSpacing"/>
+        <w:rPr>
+          <w:rFonts w:ascii="Consolas" w:hAnsi="Consolas"/>
+          <w:sz w:val="19"/>
+        </w:rPr>
+      </w:pPr>
+      <w:r>
+        <w:rPr>
+          <w:rFonts w:ascii="Consolas" w:hAnsi="Consolas"/>
+          <w:sz w:val="19"/>
+        </w:rPr>
+        <w:t>// explanation first measurably improves classification accuracy.</w:t>
+      </w:r>
+    </w:p>
+    <w:p>
+      <w:pPr>
+        <w:pStyle w:val="NoSpacing"/>
+        <w:rPr>
+          <w:rFonts w:ascii="Consolas" w:hAnsi="Consolas"/>
+          <w:sz w:val="19"/>
+        </w:rPr>
+      </w:pPr>
+      <w:r>
+        <w:rPr>
+          <w:rFonts w:ascii="Consolas" w:hAnsi="Consolas"/>
+          <w:sz w:val="19"/>
+        </w:rPr>
+        <w:t>using Microsoft.SemanticKernel.ChatCompletion;</w:t>
+      </w:r>
+    </w:p>
+    <w:p>
+      <w:pPr>
+        <w:pStyle w:val="NoSpacing"/>
+        <w:rPr>
+          <w:rFonts w:ascii="Consolas" w:hAnsi="Consolas"/>
+          <w:sz w:val="19"/>
+        </w:rPr>
+      </w:pPr>
+      <w:r>
+        <w:rPr>
+          <w:rFonts w:ascii="Consolas" w:hAnsi="Consolas"/>
+          <w:sz w:val="19"/>
+        </w:rPr>
+        <w:t>using Microsoft.SemanticKernel.Connectors.Google;</w:t>
+      </w:r>
+    </w:p>
+    <w:p>
+      <w:pPr>
+        <w:pStyle w:val="NoSpacing"/>
+        <w:rPr>
+          <w:rFonts w:ascii="Consolas" w:hAnsi="Consolas"/>
+          <w:sz w:val="19"/>
+        </w:rPr>
+      </w:pPr>
+      <w:r>
+        <w:rPr>
+          <w:rFonts w:ascii="Consolas" w:hAnsi="Consolas"/>
+          <w:sz w:val="19"/>
+        </w:rPr>
+        <w:t>using System.Text.Json;</w:t>
+      </w:r>
+    </w:p>
+    <w:p>
+      <w:pPr>
+        <w:pStyle w:val="NoSpacing"/>
+        <w:rPr>
+          <w:rFonts w:ascii="Consolas" w:hAnsi="Consolas"/>
+          <w:sz w:val="19"/>
+        </w:rPr>
+      </w:pPr>
+    </w:p>
+    <w:p>
+      <w:pPr>
+        <w:pStyle w:val="NoSpacing"/>
+        <w:rPr>
+          <w:rFonts w:ascii="Consolas" w:hAnsi="Consolas"/>
+          <w:sz w:val="19"/>
+        </w:rPr>
+      </w:pPr>
+      <w:r>
+        <w:rPr>
+          <w:rFonts w:ascii="Consolas" w:hAnsi="Consolas"/>
+          <w:sz w:val="19"/>
+        </w:rPr>
+        <w:t>namespace SemanticRouter</w:t>
+      </w:r>
+    </w:p>
+    <w:p>
+      <w:pPr>
+        <w:pStyle w:val="NoSpacing"/>
+        <w:rPr>
+          <w:rFonts w:ascii="Consolas" w:hAnsi="Consolas"/>
+          <w:sz w:val="19"/>
+        </w:rPr>
+      </w:pPr>
+      <w:r>
+        <w:rPr>
+          <w:rFonts w:ascii="Consolas" w:hAnsi="Consolas"/>
+          <w:sz w:val="19"/>
+        </w:rPr>
+        <w:t>{</w:t>
+      </w:r>
+    </w:p>
+    <w:p>
+      <w:pPr>
+        <w:pStyle w:val="NoSpacing"/>
+        <w:rPr>
+          <w:rFonts w:ascii="Consolas" w:hAnsi="Consolas"/>
+          <w:sz w:val="19"/>
+        </w:rPr>
+      </w:pPr>
+      <w:r>
+        <w:rPr>
+          <w:rFonts w:ascii="Consolas" w:hAnsi="Consolas"/>
+          <w:sz w:val="19"/>
+        </w:rPr>
+        <w:t xml:space="preserve">    internal class SemanticRouter</w:t>
+      </w:r>
+    </w:p>
+    <w:p>
+      <w:pPr>
+        <w:pStyle w:val="NoSpacing"/>
+        <w:rPr>
+          <w:rFonts w:ascii="Consolas" w:hAnsi="Consolas"/>
+          <w:sz w:val="19"/>
+        </w:rPr>
+      </w:pPr>
+      <w:r>
+        <w:rPr>
+          <w:rFonts w:ascii="Consolas" w:hAnsi="Consolas"/>
+          <w:sz w:val="19"/>
+        </w:rPr>
+        <w:t xml:space="preserve">    {</w:t>
+      </w:r>
+    </w:p>
+    <w:p>
+      <w:pPr>
+        <w:pStyle w:val="NoSpacing"/>
+        <w:rPr>
+          <w:rFonts w:ascii="Consolas" w:hAnsi="Consolas"/>
+          <w:sz w:val="19"/>
+        </w:rPr>
+      </w:pPr>
+      <w:r>
+        <w:rPr>
+          <w:rFonts w:ascii="Consolas" w:hAnsi="Consolas"/>
+          <w:sz w:val="19"/>
+        </w:rPr>
+        <w:t xml:space="preserve">        private readonly IChatCompletionService _chatService;</w:t>
+      </w:r>
+    </w:p>
+    <w:p>
+      <w:pPr>
+        <w:pStyle w:val="NoSpacing"/>
+        <w:rPr>
+          <w:rFonts w:ascii="Consolas" w:hAnsi="Consolas"/>
+          <w:sz w:val="19"/>
+        </w:rPr>
+      </w:pPr>
+      <w:r>
+        <w:rPr>
+          <w:rFonts w:ascii="Consolas" w:hAnsi="Consolas"/>
+          <w:sz w:val="19"/>
+        </w:rPr>
+        <w:t xml:space="preserve">        private readonly string _routerPrompt;</w:t>
+      </w:r>
+    </w:p>
+    <w:p>
+      <w:pPr>
+        <w:pStyle w:val="NoSpacing"/>
+        <w:rPr>
+          <w:rFonts w:ascii="Consolas" w:hAnsi="Consolas"/>
+          <w:sz w:val="19"/>
+        </w:rPr>
+      </w:pPr>
+    </w:p>
+    <w:p>
+      <w:pPr>
+        <w:pStyle w:val="NoSpacing"/>
+        <w:rPr>
+          <w:rFonts w:ascii="Consolas" w:hAnsi="Consolas"/>
+          <w:sz w:val="19"/>
+        </w:rPr>
+      </w:pPr>
+      <w:r>
+        <w:rPr>
+          <w:rFonts w:ascii="Consolas" w:hAnsi="Consolas"/>
+          <w:sz w:val="19"/>
+        </w:rPr>
+        <w:t xml:space="preserve">        public SemanticRouter(IChatCompletionService chatService)</w:t>
+      </w:r>
+    </w:p>
+    <w:p>
+      <w:pPr>
+        <w:pStyle w:val="NoSpacing"/>
+        <w:rPr>
+          <w:rFonts w:ascii="Consolas" w:hAnsi="Consolas"/>
+          <w:sz w:val="19"/>
+        </w:rPr>
+      </w:pPr>
+      <w:r>
+        <w:rPr>
+          <w:rFonts w:ascii="Consolas" w:hAnsi="Consolas"/>
+          <w:sz w:val="19"/>
+        </w:rPr>
+        <w:t xml:space="preserve">        {</w:t>
+      </w:r>
+    </w:p>
+    <w:p>
+      <w:pPr>
+        <w:pStyle w:val="NoSpacing"/>
+        <w:rPr>
+          <w:rFonts w:ascii="Consolas" w:hAnsi="Consolas"/>
+          <w:sz w:val="19"/>
+        </w:rPr>
+      </w:pPr>
+      <w:r>
+        <w:rPr>
+          <w:rFonts w:ascii="Consolas" w:hAnsi="Consolas"/>
+          <w:sz w:val="19"/>
+        </w:rPr>
+        <w:t xml:space="preserve">            _chatService = chatService;</w:t>
+      </w:r>
+    </w:p>
+    <w:p>
+      <w:pPr>
+        <w:pStyle w:val="NoSpacing"/>
+        <w:rPr>
+          <w:rFonts w:ascii="Consolas" w:hAnsi="Consolas"/>
+          <w:sz w:val="19"/>
+        </w:rPr>
+      </w:pPr>
+    </w:p>
+    <w:p>
+      <w:pPr>
+        <w:pStyle w:val="NoSpacing"/>
+        <w:rPr>
+          <w:rFonts w:ascii="Consolas" w:hAnsi="Consolas"/>
+          <w:sz w:val="19"/>
+        </w:rPr>
+      </w:pPr>
+      <w:r>
+        <w:rPr>
+          <w:rFonts w:ascii="Consolas" w:hAnsi="Consolas"/>
+          <w:sz w:val="19"/>
+        </w:rPr>
+        <w:t xml:space="preserve">            _routerPrompt = @"</w:t>
+      </w:r>
+    </w:p>
+    <w:p>
+      <w:pPr>
+        <w:pStyle w:val="NoSpacing"/>
+        <w:rPr>
+          <w:rFonts w:ascii="Consolas" w:hAnsi="Consolas"/>
+          <w:sz w:val="19"/>
+        </w:rPr>
+      </w:pPr>
+      <w:r>
+        <w:rPr>
+          <w:rFonts w:ascii="Consolas" w:hAnsi="Consolas"/>
+          <w:sz w:val="19"/>
+        </w:rPr>
+        <w:t xml:space="preserve">                You are a highly efficient Semantic Router.</w:t>
+      </w:r>
+    </w:p>
+    <w:p>
+      <w:pPr>
+        <w:pStyle w:val="NoSpacing"/>
+        <w:rPr>
+          <w:rFonts w:ascii="Consolas" w:hAnsi="Consolas"/>
+          <w:sz w:val="19"/>
+        </w:rPr>
+      </w:pPr>
+      <w:r>
+        <w:rPr>
+          <w:rFonts w:ascii="Consolas" w:hAnsi="Consolas"/>
+          <w:sz w:val="19"/>
+        </w:rPr>
+        <w:t xml:space="preserve">                Analyze the user's input and classify their intent into one of three categories:</w:t>
+      </w:r>
+    </w:p>
+    <w:p>
+      <w:pPr>
+        <w:pStyle w:val="NoSpacing"/>
+        <w:rPr>
+          <w:rFonts w:ascii="Consolas" w:hAnsi="Consolas"/>
+          <w:sz w:val="19"/>
+        </w:rPr>
+      </w:pPr>
+      <w:r>
+        <w:rPr>
+          <w:rFonts w:ascii="Consolas" w:hAnsi="Consolas"/>
+          <w:sz w:val="19"/>
+        </w:rPr>
+        <w:t xml:space="preserve">                - TECH: The user needs technical support, password resets, or system troubleshooting.</w:t>
+      </w:r>
+    </w:p>
+    <w:p>
+      <w:pPr>
+        <w:pStyle w:val="NoSpacing"/>
+        <w:rPr>
+          <w:rFonts w:ascii="Consolas" w:hAnsi="Consolas"/>
+          <w:sz w:val="19"/>
+        </w:rPr>
+      </w:pPr>
+      <w:r>
+        <w:rPr>
+          <w:rFonts w:ascii="Consolas" w:hAnsi="Consolas"/>
+          <w:sz w:val="19"/>
+        </w:rPr>
+        <w:t xml:space="preserve">                - BILLING: The user is asking about invoices, account balances, or payments.</w:t>
+      </w:r>
+    </w:p>
+    <w:p>
+      <w:pPr>
+        <w:pStyle w:val="NoSpacing"/>
+        <w:rPr>
+          <w:rFonts w:ascii="Consolas" w:hAnsi="Consolas"/>
+          <w:sz w:val="19"/>
+        </w:rPr>
+      </w:pPr>
+      <w:r>
+        <w:rPr>
+          <w:rFonts w:ascii="Consolas" w:hAnsi="Consolas"/>
+          <w:sz w:val="19"/>
+        </w:rPr>
+        <w:t xml:space="preserve">                - GENERAL: Anything else (small talk, weather, etc.).</w:t>
+      </w:r>
+    </w:p>
+    <w:p>
+      <w:pPr>
+        <w:pStyle w:val="NoSpacing"/>
+        <w:rPr>
+          <w:rFonts w:ascii="Consolas" w:hAnsi="Consolas"/>
+          <w:sz w:val="19"/>
+        </w:rPr>
+      </w:pPr>
+    </w:p>
+    <w:p>
+      <w:pPr>
+        <w:pStyle w:val="NoSpacing"/>
+        <w:rPr>
+          <w:rFonts w:ascii="Consolas" w:hAnsi="Consolas"/>
+          <w:sz w:val="19"/>
+        </w:rPr>
+      </w:pPr>
+      <w:r>
+        <w:rPr>
+          <w:rFonts w:ascii="Consolas" w:hAnsi="Consolas"/>
+          <w:sz w:val="19"/>
+        </w:rPr>
+        <w:t xml:space="preserve">                You MUST output valid JSON matching this schema:</w:t>
+      </w:r>
+    </w:p>
+    <w:p>
+      <w:pPr>
+        <w:pStyle w:val="NoSpacing"/>
+        <w:rPr>
+          <w:rFonts w:ascii="Consolas" w:hAnsi="Consolas"/>
+          <w:sz w:val="19"/>
+        </w:rPr>
+      </w:pPr>
+      <w:r>
+        <w:rPr>
+          <w:rFonts w:ascii="Consolas" w:hAnsi="Consolas"/>
+          <w:sz w:val="19"/>
+        </w:rPr>
+        <w:t xml:space="preserve">                {</w:t>
+      </w:r>
+    </w:p>
+    <w:p>
+      <w:pPr>
+        <w:pStyle w:val="NoSpacing"/>
+        <w:rPr>
+          <w:rFonts w:ascii="Consolas" w:hAnsi="Consolas"/>
+          <w:sz w:val="19"/>
+        </w:rPr>
+      </w:pPr>
+      <w:r>
+        <w:rPr>
+          <w:rFonts w:ascii="Consolas" w:hAnsi="Consolas"/>
+          <w:sz w:val="19"/>
+        </w:rPr>
+        <w:t xml:space="preserve">                    ""reasoning"": ""Briefly explain why you chose this category"",</w:t>
+      </w:r>
+    </w:p>
+    <w:p>
+      <w:pPr>
+        <w:pStyle w:val="NoSpacing"/>
+        <w:rPr>
+          <w:rFonts w:ascii="Consolas" w:hAnsi="Consolas"/>
+          <w:sz w:val="19"/>
+        </w:rPr>
+      </w:pPr>
+      <w:r>
+        <w:rPr>
+          <w:rFonts w:ascii="Consolas" w:hAnsi="Consolas"/>
+          <w:sz w:val="19"/>
+        </w:rPr>
+        <w:t xml:space="preserve">                    ""intent"": ""TECH"" || ""BILLING"" || ""GENERAL""</w:t>
+      </w:r>
+    </w:p>
+    <w:p>
+      <w:pPr>
+        <w:pStyle w:val="NoSpacing"/>
+        <w:rPr>
+          <w:rFonts w:ascii="Consolas" w:hAnsi="Consolas"/>
+          <w:sz w:val="19"/>
+        </w:rPr>
+      </w:pPr>
+      <w:r>
+        <w:rPr>
+          <w:rFonts w:ascii="Consolas" w:hAnsi="Consolas"/>
+          <w:sz w:val="19"/>
+        </w:rPr>
+        <w:t xml:space="preserve">                }</w:t>
+      </w:r>
+    </w:p>
+    <w:p>
+      <w:pPr>
+        <w:pStyle w:val="NoSpacing"/>
+        <w:rPr>
+          <w:rFonts w:ascii="Consolas" w:hAnsi="Consolas"/>
+          <w:sz w:val="19"/>
+        </w:rPr>
+      </w:pPr>
+      <w:r>
+        <w:rPr>
+          <w:rFonts w:ascii="Consolas" w:hAnsi="Consolas"/>
+          <w:sz w:val="19"/>
+        </w:rPr>
+        <w:t xml:space="preserve">            ";</w:t>
+      </w:r>
+    </w:p>
+    <w:p>
+      <w:pPr>
+        <w:pStyle w:val="NoSpacing"/>
+        <w:rPr>
+          <w:rFonts w:ascii="Consolas" w:hAnsi="Consolas"/>
+          <w:sz w:val="19"/>
+        </w:rPr>
+      </w:pPr>
+      <w:r>
+        <w:rPr>
+          <w:rFonts w:ascii="Consolas" w:hAnsi="Consolas"/>
+          <w:sz w:val="19"/>
+        </w:rPr>
+        <w:t xml:space="preserve">        }</w:t>
+      </w:r>
+    </w:p>
+    <w:p>
+      <w:pPr>
+        <w:pStyle w:val="NoSpacing"/>
+        <w:rPr>
+          <w:rFonts w:ascii="Consolas" w:hAnsi="Consolas"/>
+          <w:sz w:val="19"/>
+        </w:rPr>
+      </w:pPr>
+    </w:p>
+    <w:p>
+      <w:pPr>
+        <w:pStyle w:val="NoSpacing"/>
+        <w:rPr>
+          <w:rFonts w:ascii="Consolas" w:hAnsi="Consolas"/>
+          <w:sz w:val="19"/>
+        </w:rPr>
+      </w:pPr>
+      <w:r>
+        <w:rPr>
+          <w:rFonts w:ascii="Consolas" w:hAnsi="Consolas"/>
+          <w:sz w:val="19"/>
+        </w:rPr>
+        <w:t xml:space="preserve">        public async Task&lt;RouteDecision&gt; RouteAsync(string userInput)</w:t>
+      </w:r>
+    </w:p>
+    <w:p>
+      <w:pPr>
+        <w:pStyle w:val="NoSpacing"/>
+        <w:rPr>
+          <w:rFonts w:ascii="Consolas" w:hAnsi="Consolas"/>
+          <w:sz w:val="19"/>
+        </w:rPr>
+      </w:pPr>
+      <w:r>
+        <w:rPr>
+          <w:rFonts w:ascii="Consolas" w:hAnsi="Consolas"/>
+          <w:sz w:val="19"/>
+        </w:rPr>
+        <w:t xml:space="preserve">        {</w:t>
+      </w:r>
+    </w:p>
+    <w:p>
+      <w:pPr>
+        <w:pStyle w:val="NoSpacing"/>
+        <w:rPr>
+          <w:rFonts w:ascii="Consolas" w:hAnsi="Consolas"/>
+          <w:sz w:val="19"/>
+        </w:rPr>
+      </w:pPr>
+      <w:r>
+        <w:rPr>
+          <w:rFonts w:ascii="Consolas" w:hAnsi="Consolas"/>
+          <w:sz w:val="19"/>
+        </w:rPr>
+        <w:t xml:space="preserve">            var history = new ChatHistory();</w:t>
+      </w:r>
+    </w:p>
+    <w:p>
+      <w:pPr>
+        <w:pStyle w:val="NoSpacing"/>
+        <w:rPr>
+          <w:rFonts w:ascii="Consolas" w:hAnsi="Consolas"/>
+          <w:sz w:val="19"/>
+        </w:rPr>
+      </w:pPr>
+      <w:r>
+        <w:rPr>
+          <w:rFonts w:ascii="Consolas" w:hAnsi="Consolas"/>
+          <w:sz w:val="19"/>
+        </w:rPr>
+        <w:t xml:space="preserve">            history.AddSystemMessage(_routerPrompt);</w:t>
+      </w:r>
+    </w:p>
+    <w:p>
+      <w:pPr>
+        <w:pStyle w:val="NoSpacing"/>
+        <w:rPr>
+          <w:rFonts w:ascii="Consolas" w:hAnsi="Consolas"/>
+          <w:sz w:val="19"/>
+        </w:rPr>
+      </w:pPr>
+      <w:r>
+        <w:rPr>
+          <w:rFonts w:ascii="Consolas" w:hAnsi="Consolas"/>
+          <w:sz w:val="19"/>
+        </w:rPr>
+        <w:t xml:space="preserve">            history.AddUserMessage(userInput);</w:t>
+      </w:r>
+    </w:p>
+    <w:p>
+      <w:pPr>
+        <w:pStyle w:val="NoSpacing"/>
+        <w:rPr>
+          <w:rFonts w:ascii="Consolas" w:hAnsi="Consolas"/>
+          <w:sz w:val="19"/>
+        </w:rPr>
+      </w:pPr>
+    </w:p>
+    <w:p>
+      <w:pPr>
+        <w:pStyle w:val="NoSpacing"/>
+        <w:rPr>
+          <w:rFonts w:ascii="Consolas" w:hAnsi="Consolas"/>
+          <w:sz w:val="19"/>
+        </w:rPr>
+      </w:pPr>
+      <w:r>
+        <w:rPr>
+          <w:rFonts w:ascii="Consolas" w:hAnsi="Consolas"/>
+          <w:sz w:val="19"/>
+        </w:rPr>
+        <w:t xml:space="preserve">            // Force Gemini to output structured JSON deterministically</w:t>
+      </w:r>
+    </w:p>
+    <w:p>
+      <w:pPr>
+        <w:pStyle w:val="NoSpacing"/>
+        <w:rPr>
+          <w:rFonts w:ascii="Consolas" w:hAnsi="Consolas"/>
+          <w:sz w:val="19"/>
+        </w:rPr>
+      </w:pPr>
+      <w:r>
+        <w:rPr>
+          <w:rFonts w:ascii="Consolas" w:hAnsi="Consolas"/>
+          <w:sz w:val="19"/>
+        </w:rPr>
+        <w:t xml:space="preserve">            var settings = new GeminiPromptExecutionSettings</w:t>
+      </w:r>
+    </w:p>
+    <w:p>
+      <w:pPr>
+        <w:pStyle w:val="NoSpacing"/>
+        <w:rPr>
+          <w:rFonts w:ascii="Consolas" w:hAnsi="Consolas"/>
+          <w:sz w:val="19"/>
+        </w:rPr>
+      </w:pPr>
+      <w:r>
+        <w:rPr>
+          <w:rFonts w:ascii="Consolas" w:hAnsi="Consolas"/>
+          <w:sz w:val="19"/>
+        </w:rPr>
+        <w:t xml:space="preserve">            {</w:t>
+      </w:r>
+    </w:p>
+    <w:p>
+      <w:pPr>
+        <w:pStyle w:val="NoSpacing"/>
+        <w:rPr>
+          <w:rFonts w:ascii="Consolas" w:hAnsi="Consolas"/>
+          <w:sz w:val="19"/>
+        </w:rPr>
+      </w:pPr>
+      <w:r>
+        <w:rPr>
+          <w:rFonts w:ascii="Consolas" w:hAnsi="Consolas"/>
+          <w:sz w:val="19"/>
+        </w:rPr>
+        <w:t xml:space="preserve">                ResponseMimeType = "application/json",</w:t>
+      </w:r>
+    </w:p>
+    <w:p>
+      <w:pPr>
+        <w:pStyle w:val="NoSpacing"/>
+        <w:rPr>
+          <w:rFonts w:ascii="Consolas" w:hAnsi="Consolas"/>
+          <w:sz w:val="19"/>
+        </w:rPr>
+      </w:pPr>
+      <w:r>
+        <w:rPr>
+          <w:rFonts w:ascii="Consolas" w:hAnsi="Consolas"/>
+          <w:sz w:val="19"/>
+        </w:rPr>
+        <w:t xml:space="preserve">                Temperature = 0.0</w:t>
+      </w:r>
+    </w:p>
+    <w:p>
+      <w:pPr>
+        <w:pStyle w:val="NoSpacing"/>
+        <w:rPr>
+          <w:rFonts w:ascii="Consolas" w:hAnsi="Consolas"/>
+          <w:sz w:val="19"/>
+        </w:rPr>
+      </w:pPr>
+      <w:r>
+        <w:rPr>
+          <w:rFonts w:ascii="Consolas" w:hAnsi="Consolas"/>
+          <w:sz w:val="19"/>
+        </w:rPr>
+        <w:t xml:space="preserve">            };</w:t>
+      </w:r>
+    </w:p>
+    <w:p>
+      <w:pPr>
+        <w:pStyle w:val="NoSpacing"/>
+        <w:rPr>
+          <w:rFonts w:ascii="Consolas" w:hAnsi="Consolas"/>
+          <w:sz w:val="19"/>
+        </w:rPr>
+      </w:pPr>
+    </w:p>
+    <w:p>
+      <w:pPr>
+        <w:pStyle w:val="NoSpacing"/>
+        <w:rPr>
+          <w:rFonts w:ascii="Consolas" w:hAnsi="Consolas"/>
+          <w:sz w:val="19"/>
+        </w:rPr>
+      </w:pPr>
+      <w:r>
+        <w:rPr>
+          <w:rFonts w:ascii="Consolas" w:hAnsi="Consolas"/>
+          <w:sz w:val="19"/>
+        </w:rPr>
+        <w:t xml:space="preserve">            var response = await _chatService.GetChatMessageContentAsync(history, settings);</w:t>
+      </w:r>
+    </w:p>
+    <w:p>
+      <w:pPr>
+        <w:pStyle w:val="NoSpacing"/>
+        <w:rPr>
+          <w:rFonts w:ascii="Consolas" w:hAnsi="Consolas"/>
+          <w:sz w:val="19"/>
+        </w:rPr>
+      </w:pPr>
+      <w:r>
+        <w:rPr>
+          <w:rFonts w:ascii="Consolas" w:hAnsi="Consolas"/>
+          <w:sz w:val="19"/>
+        </w:rPr>
+        <w:t xml:space="preserve">            return JsonSerializer.Deserialize&lt;RouteDecision&gt;(response.Content ?? "{}")</w:t>
+      </w:r>
+    </w:p>
+    <w:p>
+      <w:pPr>
+        <w:pStyle w:val="NoSpacing"/>
+        <w:rPr>
+          <w:rFonts w:ascii="Consolas" w:hAnsi="Consolas"/>
+          <w:sz w:val="19"/>
+        </w:rPr>
+      </w:pPr>
+      <w:r>
+        <w:rPr>
+          <w:rFonts w:ascii="Consolas" w:hAnsi="Consolas"/>
+          <w:sz w:val="19"/>
+        </w:rPr>
+        <w:t xml:space="preserve">                ?? new RouteDecision { Intent = "GENERAL" };</w:t>
+      </w:r>
+    </w:p>
+    <w:p>
+      <w:pPr>
+        <w:pStyle w:val="NoSpacing"/>
+        <w:rPr>
+          <w:rFonts w:ascii="Consolas" w:hAnsi="Consolas"/>
+          <w:sz w:val="19"/>
+        </w:rPr>
+      </w:pPr>
+      <w:r>
+        <w:rPr>
+          <w:rFonts w:ascii="Consolas" w:hAnsi="Consolas"/>
+          <w:sz w:val="19"/>
+        </w:rPr>
+        <w:t xml:space="preserve">        }</w:t>
+      </w:r>
+    </w:p>
+    <w:p>
+      <w:pPr>
+        <w:pStyle w:val="NoSpacing"/>
+        <w:rPr>
+          <w:rFonts w:ascii="Consolas" w:hAnsi="Consolas"/>
+          <w:sz w:val="19"/>
+        </w:rPr>
+      </w:pPr>
+      <w:r>
+        <w:rPr>
+          <w:rFonts w:ascii="Consolas" w:hAnsi="Consolas"/>
+          <w:sz w:val="19"/>
+        </w:rPr>
+        <w:t xml:space="preserve">    }</w:t>
+      </w:r>
+    </w:p>
+    <w:p>
+      <w:pPr>
+        <w:pStyle w:val="NoSpacing"/>
+        <w:rPr>
+          <w:rFonts w:ascii="Consolas" w:hAnsi="Consolas"/>
+          <w:sz w:val="19"/>
+        </w:rPr>
+      </w:pPr>
+      <w:r>
+        <w:rPr>
+          <w:rFonts w:ascii="Consolas" w:hAnsi="Consolas"/>
+          <w:sz w:val="19"/>
+        </w:rPr>
+        <w:t>}</w:t>
+      </w:r>
+    </w:p>
+    <w:p/>
+    <w:p>
+      <w:pPr>
+        <w:rPr>
+          <w:b/>
+        </w:rPr>
+      </w:pPr>
+      <w:r>
+        <w:rPr>
+          <w:b/>
+        </w:rPr>
+        <w:t>TechSupportAgent.cs</w:t>
+      </w:r>
+    </w:p>
+    <w:p>
+      <w:pPr>
+        <w:pStyle w:val="NoSpacing"/>
+        <w:rPr>
+          <w:rFonts w:ascii="Consolas" w:hAnsi="Consolas"/>
+          <w:sz w:val="19"/>
+        </w:rPr>
+      </w:pPr>
+      <w:r>
+        <w:rPr>
+          <w:rFonts w:ascii="Consolas" w:hAnsi="Consolas"/>
+          <w:sz w:val="19"/>
+        </w:rPr>
+        <w:t>// TechSupportAgent</w:t>
+      </w:r>
+    </w:p>
+    <w:p>
+      <w:pPr>
+        <w:pStyle w:val="NoSpacing"/>
+        <w:rPr>
+          <w:rFonts w:ascii="Consolas" w:hAnsi="Consolas"/>
+          <w:sz w:val="19"/>
+        </w:rPr>
+      </w:pPr>
+      <w:r>
+        <w:rPr>
+          <w:rFonts w:ascii="Consolas" w:hAnsi="Consolas"/>
+          <w:sz w:val="19"/>
+        </w:rPr>
+        <w:t>// ---------------------------------------------------------------------------</w:t>
+      </w:r>
+    </w:p>
+    <w:p>
+      <w:pPr>
+        <w:pStyle w:val="NoSpacing"/>
+        <w:rPr>
+          <w:rFonts w:ascii="Consolas" w:hAnsi="Consolas"/>
+          <w:sz w:val="19"/>
+        </w:rPr>
+      </w:pPr>
+      <w:r>
+        <w:rPr>
+          <w:rFonts w:ascii="Consolas" w:hAnsi="Consolas"/>
+          <w:sz w:val="19"/>
+        </w:rPr>
+        <w:t>// A domain-isolated specialist: it clones the base kernel (empty plugin</w:t>
+      </w:r>
+    </w:p>
+    <w:p>
+      <w:pPr>
+        <w:pStyle w:val="NoSpacing"/>
+        <w:rPr>
+          <w:rFonts w:ascii="Consolas" w:hAnsi="Consolas"/>
+          <w:sz w:val="19"/>
+        </w:rPr>
+      </w:pPr>
+      <w:r>
+        <w:rPr>
+          <w:rFonts w:ascii="Consolas" w:hAnsi="Consolas"/>
+          <w:sz w:val="19"/>
+        </w:rPr>
+        <w:t>// collection) and registers only its own ResetPassword tool, so it has no</w:t>
+      </w:r>
+    </w:p>
+    <w:p>
+      <w:pPr>
+        <w:pStyle w:val="NoSpacing"/>
+        <w:rPr>
+          <w:rFonts w:ascii="Consolas" w:hAnsi="Consolas"/>
+          <w:sz w:val="19"/>
+        </w:rPr>
+      </w:pPr>
+      <w:r>
+        <w:rPr>
+          <w:rFonts w:ascii="Consolas" w:hAnsi="Consolas"/>
+          <w:sz w:val="19"/>
+        </w:rPr>
+        <w:t>// way to reach BillingAgent's tools even under an adversarial prompt.</w:t>
+      </w:r>
+    </w:p>
+    <w:p>
+      <w:pPr>
+        <w:pStyle w:val="NoSpacing"/>
+        <w:rPr>
+          <w:rFonts w:ascii="Consolas" w:hAnsi="Consolas"/>
+          <w:sz w:val="19"/>
+        </w:rPr>
+      </w:pPr>
+      <w:r>
+        <w:rPr>
+          <w:rFonts w:ascii="Consolas" w:hAnsi="Consolas"/>
+          <w:sz w:val="19"/>
+        </w:rPr>
+        <w:t>using Microsoft.SemanticKernel;</w:t>
+      </w:r>
+    </w:p>
+    <w:p>
+      <w:pPr>
+        <w:pStyle w:val="NoSpacing"/>
+        <w:rPr>
+          <w:rFonts w:ascii="Consolas" w:hAnsi="Consolas"/>
+          <w:sz w:val="19"/>
+        </w:rPr>
+      </w:pPr>
+      <w:r>
+        <w:rPr>
+          <w:rFonts w:ascii="Consolas" w:hAnsi="Consolas"/>
+          <w:sz w:val="19"/>
+        </w:rPr>
+        <w:t>using Microsoft.SemanticKernel.Connectors.Google;</w:t>
+      </w:r>
+    </w:p>
+    <w:p>
+      <w:pPr>
+        <w:pStyle w:val="NoSpacing"/>
+        <w:rPr>
+          <w:rFonts w:ascii="Consolas" w:hAnsi="Consolas"/>
+          <w:sz w:val="19"/>
+        </w:rPr>
+      </w:pPr>
+      <w:r>
+        <w:rPr>
+          <w:rFonts w:ascii="Consolas" w:hAnsi="Consolas"/>
+          <w:sz w:val="19"/>
+        </w:rPr>
+        <w:t>using System.ComponentModel;</w:t>
+      </w:r>
+    </w:p>
+    <w:p>
+      <w:pPr>
+        <w:pStyle w:val="NoSpacing"/>
+        <w:rPr>
+          <w:rFonts w:ascii="Consolas" w:hAnsi="Consolas"/>
+          <w:sz w:val="19"/>
+        </w:rPr>
+      </w:pPr>
+    </w:p>
+    <w:p>
+      <w:pPr>
+        <w:pStyle w:val="NoSpacing"/>
+        <w:rPr>
+          <w:rFonts w:ascii="Consolas" w:hAnsi="Consolas"/>
+          <w:sz w:val="19"/>
+        </w:rPr>
+      </w:pPr>
+      <w:r>
+        <w:rPr>
+          <w:rFonts w:ascii="Consolas" w:hAnsi="Consolas"/>
+          <w:sz w:val="19"/>
+        </w:rPr>
+        <w:t>namespace SemanticRouter</w:t>
+      </w:r>
+    </w:p>
+    <w:p>
+      <w:pPr>
+        <w:pStyle w:val="NoSpacing"/>
+        <w:rPr>
+          <w:rFonts w:ascii="Consolas" w:hAnsi="Consolas"/>
+          <w:sz w:val="19"/>
+        </w:rPr>
+      </w:pPr>
+      <w:r>
+        <w:rPr>
+          <w:rFonts w:ascii="Consolas" w:hAnsi="Consolas"/>
+          <w:sz w:val="19"/>
+        </w:rPr>
+        <w:t>{</w:t>
+      </w:r>
+    </w:p>
+    <w:p>
+      <w:pPr>
+        <w:pStyle w:val="NoSpacing"/>
+        <w:rPr>
+          <w:rFonts w:ascii="Consolas" w:hAnsi="Consolas"/>
+          <w:sz w:val="19"/>
+        </w:rPr>
+      </w:pPr>
+      <w:r>
+        <w:rPr>
+          <w:rFonts w:ascii="Consolas" w:hAnsi="Consolas"/>
+          <w:sz w:val="19"/>
+        </w:rPr>
+        <w:t xml:space="preserve">    /// &lt;summary&gt;</w:t>
+      </w:r>
+    </w:p>
+    <w:p>
+      <w:pPr>
+        <w:pStyle w:val="NoSpacing"/>
+        <w:rPr>
+          <w:rFonts w:ascii="Consolas" w:hAnsi="Consolas"/>
+          <w:sz w:val="19"/>
+        </w:rPr>
+      </w:pPr>
+      <w:r>
+        <w:rPr>
+          <w:rFonts w:ascii="Consolas" w:hAnsi="Consolas"/>
+          <w:sz w:val="19"/>
+        </w:rPr>
+        <w:t xml:space="preserve">    /// A domain-speicifc agent that only knows how to handle technical issues.</w:t>
+      </w:r>
+    </w:p>
+    <w:p>
+      <w:pPr>
+        <w:pStyle w:val="NoSpacing"/>
+        <w:rPr>
+          <w:rFonts w:ascii="Consolas" w:hAnsi="Consolas"/>
+          <w:sz w:val="19"/>
+        </w:rPr>
+      </w:pPr>
+      <w:r>
+        <w:rPr>
+          <w:rFonts w:ascii="Consolas" w:hAnsi="Consolas"/>
+          <w:sz w:val="19"/>
+        </w:rPr>
+        <w:t xml:space="preserve">    /// &lt;/summary&gt;</w:t>
+      </w:r>
+    </w:p>
+    <w:p>
+      <w:pPr>
+        <w:pStyle w:val="NoSpacing"/>
+        <w:rPr>
+          <w:rFonts w:ascii="Consolas" w:hAnsi="Consolas"/>
+          <w:sz w:val="19"/>
+        </w:rPr>
+      </w:pPr>
+      <w:r>
+        <w:rPr>
+          <w:rFonts w:ascii="Consolas" w:hAnsi="Consolas"/>
+          <w:sz w:val="19"/>
+        </w:rPr>
+        <w:t xml:space="preserve">    internal class TechSupportAgent</w:t>
+      </w:r>
+    </w:p>
+    <w:p>
+      <w:pPr>
+        <w:pStyle w:val="NoSpacing"/>
+        <w:rPr>
+          <w:rFonts w:ascii="Consolas" w:hAnsi="Consolas"/>
+          <w:sz w:val="19"/>
+        </w:rPr>
+      </w:pPr>
+      <w:r>
+        <w:rPr>
+          <w:rFonts w:ascii="Consolas" w:hAnsi="Consolas"/>
+          <w:sz w:val="19"/>
+        </w:rPr>
+        <w:t xml:space="preserve">    {</w:t>
+      </w:r>
+    </w:p>
+    <w:p>
+      <w:pPr>
+        <w:pStyle w:val="NoSpacing"/>
+        <w:rPr>
+          <w:rFonts w:ascii="Consolas" w:hAnsi="Consolas"/>
+          <w:sz w:val="19"/>
+        </w:rPr>
+      </w:pPr>
+      <w:r>
+        <w:rPr>
+          <w:rFonts w:ascii="Consolas" w:hAnsi="Consolas"/>
+          <w:sz w:val="19"/>
+        </w:rPr>
+        <w:t xml:space="preserve">        private readonly Kernel _isolatedKernel;</w:t>
+      </w:r>
+    </w:p>
+    <w:p>
+      <w:pPr>
+        <w:pStyle w:val="NoSpacing"/>
+        <w:rPr>
+          <w:rFonts w:ascii="Consolas" w:hAnsi="Consolas"/>
+          <w:sz w:val="19"/>
+        </w:rPr>
+      </w:pPr>
+    </w:p>
+    <w:p>
+      <w:pPr>
+        <w:pStyle w:val="NoSpacing"/>
+        <w:rPr>
+          <w:rFonts w:ascii="Consolas" w:hAnsi="Consolas"/>
+          <w:sz w:val="19"/>
+        </w:rPr>
+      </w:pPr>
+      <w:r>
+        <w:rPr>
+          <w:rFonts w:ascii="Consolas" w:hAnsi="Consolas"/>
+          <w:sz w:val="19"/>
+        </w:rPr>
+        <w:t xml:space="preserve">        public TechSupportAgent(Kernel baseKernel)</w:t>
+      </w:r>
+    </w:p>
+    <w:p>
+      <w:pPr>
+        <w:pStyle w:val="NoSpacing"/>
+        <w:rPr>
+          <w:rFonts w:ascii="Consolas" w:hAnsi="Consolas"/>
+          <w:sz w:val="19"/>
+        </w:rPr>
+      </w:pPr>
+      <w:r>
+        <w:rPr>
+          <w:rFonts w:ascii="Consolas" w:hAnsi="Consolas"/>
+          <w:sz w:val="19"/>
+        </w:rPr>
+        <w:t xml:space="preserve">        {</w:t>
+      </w:r>
+    </w:p>
+    <w:p>
+      <w:pPr>
+        <w:pStyle w:val="NoSpacing"/>
+        <w:rPr>
+          <w:rFonts w:ascii="Consolas" w:hAnsi="Consolas"/>
+          <w:sz w:val="19"/>
+        </w:rPr>
+      </w:pPr>
+      <w:r>
+        <w:rPr>
+          <w:rFonts w:ascii="Consolas" w:hAnsi="Consolas"/>
+          <w:sz w:val="19"/>
+        </w:rPr>
+        <w:t xml:space="preserve">            // CRITICAL: Clone creates a new kernel with the same AI services,</w:t>
+      </w:r>
+    </w:p>
+    <w:p>
+      <w:pPr>
+        <w:pStyle w:val="NoSpacing"/>
+        <w:rPr>
+          <w:rFonts w:ascii="Consolas" w:hAnsi="Consolas"/>
+          <w:sz w:val="19"/>
+        </w:rPr>
+      </w:pPr>
+      <w:r>
+        <w:rPr>
+          <w:rFonts w:ascii="Consolas" w:hAnsi="Consolas"/>
+          <w:sz w:val="19"/>
+        </w:rPr>
+        <w:t xml:space="preserve">            // but an empty plugin collection, ensuring perfect tool isolation.</w:t>
+      </w:r>
+    </w:p>
+    <w:p>
+      <w:pPr>
+        <w:pStyle w:val="NoSpacing"/>
+        <w:rPr>
+          <w:rFonts w:ascii="Consolas" w:hAnsi="Consolas"/>
+          <w:sz w:val="19"/>
+        </w:rPr>
+      </w:pPr>
+      <w:r>
+        <w:rPr>
+          <w:rFonts w:ascii="Consolas" w:hAnsi="Consolas"/>
+          <w:sz w:val="19"/>
+        </w:rPr>
+        <w:t xml:space="preserve">            _isolatedKernel = baseKernel.Clone();</w:t>
+      </w:r>
+    </w:p>
+    <w:p>
+      <w:pPr>
+        <w:pStyle w:val="NoSpacing"/>
+        <w:rPr>
+          <w:rFonts w:ascii="Consolas" w:hAnsi="Consolas"/>
+          <w:sz w:val="19"/>
+        </w:rPr>
+      </w:pPr>
+      <w:r>
+        <w:rPr>
+          <w:rFonts w:ascii="Consolas" w:hAnsi="Consolas"/>
+          <w:sz w:val="19"/>
+        </w:rPr>
+        <w:t xml:space="preserve">            _isolatedKernel.Plugins.AddFromObject(this, "TechPlugin");</w:t>
+      </w:r>
+    </w:p>
+    <w:p>
+      <w:pPr>
+        <w:pStyle w:val="NoSpacing"/>
+        <w:rPr>
+          <w:rFonts w:ascii="Consolas" w:hAnsi="Consolas"/>
+          <w:sz w:val="19"/>
+        </w:rPr>
+      </w:pPr>
+      <w:r>
+        <w:rPr>
+          <w:rFonts w:ascii="Consolas" w:hAnsi="Consolas"/>
+          <w:sz w:val="19"/>
+        </w:rPr>
+        <w:t xml:space="preserve">        }</w:t>
+      </w:r>
+    </w:p>
+    <w:p>
+      <w:pPr>
+        <w:pStyle w:val="NoSpacing"/>
+        <w:rPr>
+          <w:rFonts w:ascii="Consolas" w:hAnsi="Consolas"/>
+          <w:sz w:val="19"/>
+        </w:rPr>
+      </w:pPr>
+    </w:p>
+    <w:p>
+      <w:pPr>
+        <w:pStyle w:val="NoSpacing"/>
+        <w:rPr>
+          <w:rFonts w:ascii="Consolas" w:hAnsi="Consolas"/>
+          <w:sz w:val="19"/>
+        </w:rPr>
+      </w:pPr>
+      <w:r>
+        <w:rPr>
+          <w:rFonts w:ascii="Consolas" w:hAnsi="Consolas"/>
+          <w:sz w:val="19"/>
+        </w:rPr>
+        <w:t xml:space="preserve">        [KernelFunction("ResetPassword")]</w:t>
+      </w:r>
+    </w:p>
+    <w:p>
+      <w:pPr>
+        <w:pStyle w:val="NoSpacing"/>
+        <w:rPr>
+          <w:rFonts w:ascii="Consolas" w:hAnsi="Consolas"/>
+          <w:sz w:val="19"/>
+        </w:rPr>
+      </w:pPr>
+      <w:r>
+        <w:rPr>
+          <w:rFonts w:ascii="Consolas" w:hAnsi="Consolas"/>
+          <w:sz w:val="19"/>
+        </w:rPr>
+        <w:t xml:space="preserve">        [Description("Resets the password for a specific username.")]</w:t>
+      </w:r>
+    </w:p>
+    <w:p>
+      <w:pPr>
+        <w:pStyle w:val="NoSpacing"/>
+        <w:rPr>
+          <w:rFonts w:ascii="Consolas" w:hAnsi="Consolas"/>
+          <w:sz w:val="19"/>
+        </w:rPr>
+      </w:pPr>
+      <w:r>
+        <w:rPr>
+          <w:rFonts w:ascii="Consolas" w:hAnsi="Consolas"/>
+          <w:sz w:val="19"/>
+        </w:rPr>
+        <w:t xml:space="preserve">        public string ResetPassword([Description("The user's account name")]string username)</w:t>
+      </w:r>
+    </w:p>
+    <w:p>
+      <w:pPr>
+        <w:pStyle w:val="NoSpacing"/>
+        <w:rPr>
+          <w:rFonts w:ascii="Consolas" w:hAnsi="Consolas"/>
+          <w:sz w:val="19"/>
+        </w:rPr>
+      </w:pPr>
+      <w:r>
+        <w:rPr>
+          <w:rFonts w:ascii="Consolas" w:hAnsi="Consolas"/>
+          <w:sz w:val="19"/>
+        </w:rPr>
+        <w:t xml:space="preserve">        {</w:t>
+      </w:r>
+    </w:p>
+    <w:p>
+      <w:pPr>
+        <w:pStyle w:val="NoSpacing"/>
+        <w:rPr>
+          <w:rFonts w:ascii="Consolas" w:hAnsi="Consolas"/>
+          <w:sz w:val="19"/>
+        </w:rPr>
+      </w:pPr>
+      <w:r>
+        <w:rPr>
+          <w:rFonts w:ascii="Consolas" w:hAnsi="Consolas"/>
+          <w:sz w:val="19"/>
+        </w:rPr>
+        <w:t xml:space="preserve">            return $"[SYSTEM API] A password reset link has been emailed to {username}";</w:t>
+      </w:r>
+    </w:p>
+    <w:p>
+      <w:pPr>
+        <w:pStyle w:val="NoSpacing"/>
+        <w:rPr>
+          <w:rFonts w:ascii="Consolas" w:hAnsi="Consolas"/>
+          <w:sz w:val="19"/>
+        </w:rPr>
+      </w:pPr>
+      <w:r>
+        <w:rPr>
+          <w:rFonts w:ascii="Consolas" w:hAnsi="Consolas"/>
+          <w:sz w:val="19"/>
+        </w:rPr>
+        <w:t xml:space="preserve">        }</w:t>
+      </w:r>
+    </w:p>
+    <w:p>
+      <w:pPr>
+        <w:pStyle w:val="NoSpacing"/>
+        <w:rPr>
+          <w:rFonts w:ascii="Consolas" w:hAnsi="Consolas"/>
+          <w:sz w:val="19"/>
+        </w:rPr>
+      </w:pPr>
+    </w:p>
+    <w:p>
+      <w:pPr>
+        <w:pStyle w:val="NoSpacing"/>
+        <w:rPr>
+          <w:rFonts w:ascii="Consolas" w:hAnsi="Consolas"/>
+          <w:sz w:val="19"/>
+        </w:rPr>
+      </w:pPr>
+      <w:r>
+        <w:rPr>
+          <w:rFonts w:ascii="Consolas" w:hAnsi="Consolas"/>
+          <w:sz w:val="19"/>
+        </w:rPr>
+        <w:t xml:space="preserve">        public async Task&lt;string&gt; HandleAsync(string input)</w:t>
+      </w:r>
+    </w:p>
+    <w:p>
+      <w:pPr>
+        <w:pStyle w:val="NoSpacing"/>
+        <w:rPr>
+          <w:rFonts w:ascii="Consolas" w:hAnsi="Consolas"/>
+          <w:sz w:val="19"/>
+        </w:rPr>
+      </w:pPr>
+      <w:r>
+        <w:rPr>
+          <w:rFonts w:ascii="Consolas" w:hAnsi="Consolas"/>
+          <w:sz w:val="19"/>
+        </w:rPr>
+        <w:t xml:space="preserve">        {</w:t>
+      </w:r>
+    </w:p>
+    <w:p>
+      <w:pPr>
+        <w:pStyle w:val="NoSpacing"/>
+        <w:rPr>
+          <w:rFonts w:ascii="Consolas" w:hAnsi="Consolas"/>
+          <w:sz w:val="19"/>
+        </w:rPr>
+      </w:pPr>
+      <w:r>
+        <w:rPr>
+          <w:rFonts w:ascii="Consolas" w:hAnsi="Consolas"/>
+          <w:sz w:val="19"/>
+        </w:rPr>
+        <w:t xml:space="preserve">            var settings = new GeminiPromptExecutionSettings</w:t>
+      </w:r>
+    </w:p>
+    <w:p>
+      <w:pPr>
+        <w:pStyle w:val="NoSpacing"/>
+        <w:rPr>
+          <w:rFonts w:ascii="Consolas" w:hAnsi="Consolas"/>
+          <w:sz w:val="19"/>
+        </w:rPr>
+      </w:pPr>
+      <w:r>
+        <w:rPr>
+          <w:rFonts w:ascii="Consolas" w:hAnsi="Consolas"/>
+          <w:sz w:val="19"/>
+        </w:rPr>
+        <w:t xml:space="preserve">            {</w:t>
+      </w:r>
+    </w:p>
+    <w:p>
+      <w:pPr>
+        <w:pStyle w:val="NoSpacing"/>
+        <w:rPr>
+          <w:rFonts w:ascii="Consolas" w:hAnsi="Consolas"/>
+          <w:sz w:val="19"/>
+        </w:rPr>
+      </w:pPr>
+      <w:r>
+        <w:rPr>
+          <w:rFonts w:ascii="Consolas" w:hAnsi="Consolas"/>
+          <w:sz w:val="19"/>
+        </w:rPr>
+        <w:t xml:space="preserve">                ToolCallBehavior = GeminiToolCallBehavior.AutoInvokeKernelFunctions</w:t>
+      </w:r>
+    </w:p>
+    <w:p>
+      <w:pPr>
+        <w:pStyle w:val="NoSpacing"/>
+        <w:rPr>
+          <w:rFonts w:ascii="Consolas" w:hAnsi="Consolas"/>
+          <w:sz w:val="19"/>
+        </w:rPr>
+      </w:pPr>
+      <w:r>
+        <w:rPr>
+          <w:rFonts w:ascii="Consolas" w:hAnsi="Consolas"/>
+          <w:sz w:val="19"/>
+        </w:rPr>
+        <w:t xml:space="preserve">            };</w:t>
+      </w:r>
+    </w:p>
+    <w:p>
+      <w:pPr>
+        <w:pStyle w:val="NoSpacing"/>
+        <w:rPr>
+          <w:rFonts w:ascii="Consolas" w:hAnsi="Consolas"/>
+          <w:sz w:val="19"/>
+        </w:rPr>
+      </w:pPr>
+      <w:r>
+        <w:rPr>
+          <w:rFonts w:ascii="Consolas" w:hAnsi="Consolas"/>
+          <w:sz w:val="19"/>
+        </w:rPr>
+        <w:t xml:space="preserve">            string prompt = $"You are a Tech Support agent.  Solve the user's problem using your tools.  User: {input}";</w:t>
+      </w:r>
+    </w:p>
+    <w:p>
+      <w:pPr>
+        <w:pStyle w:val="NoSpacing"/>
+        <w:rPr>
+          <w:rFonts w:ascii="Consolas" w:hAnsi="Consolas"/>
+          <w:sz w:val="19"/>
+        </w:rPr>
+      </w:pPr>
+    </w:p>
+    <w:p>
+      <w:pPr>
+        <w:pStyle w:val="NoSpacing"/>
+        <w:rPr>
+          <w:rFonts w:ascii="Consolas" w:hAnsi="Consolas"/>
+          <w:sz w:val="19"/>
+        </w:rPr>
+      </w:pPr>
+      <w:r>
+        <w:rPr>
+          <w:rFonts w:ascii="Consolas" w:hAnsi="Consolas"/>
+          <w:sz w:val="19"/>
+        </w:rPr>
+        <w:t xml:space="preserve">            var result = await _isolatedKernel.InvokePromptAsync(prompt, new KernelArguments(settings));</w:t>
+      </w:r>
+    </w:p>
+    <w:p>
+      <w:pPr>
+        <w:pStyle w:val="NoSpacing"/>
+        <w:rPr>
+          <w:rFonts w:ascii="Consolas" w:hAnsi="Consolas"/>
+          <w:sz w:val="19"/>
+        </w:rPr>
+      </w:pPr>
+      <w:r>
+        <w:rPr>
+          <w:rFonts w:ascii="Consolas" w:hAnsi="Consolas"/>
+          <w:sz w:val="19"/>
+        </w:rPr>
+        <w:t xml:space="preserve">            return result.ToString();</w:t>
+      </w:r>
+    </w:p>
+    <w:p>
+      <w:pPr>
+        <w:pStyle w:val="NoSpacing"/>
+        <w:rPr>
+          <w:rFonts w:ascii="Consolas" w:hAnsi="Consolas"/>
+          <w:sz w:val="19"/>
+        </w:rPr>
+      </w:pPr>
+      <w:r>
+        <w:rPr>
+          <w:rFonts w:ascii="Consolas" w:hAnsi="Consolas"/>
+          <w:sz w:val="19"/>
+        </w:rPr>
+        <w:t xml:space="preserve">        }</w:t>
+      </w:r>
+    </w:p>
+    <w:p>
+      <w:pPr>
+        <w:pStyle w:val="NoSpacing"/>
+        <w:rPr>
+          <w:rFonts w:ascii="Consolas" w:hAnsi="Consolas"/>
+          <w:sz w:val="19"/>
+        </w:rPr>
+      </w:pPr>
+      <w:r>
+        <w:rPr>
+          <w:rFonts w:ascii="Consolas" w:hAnsi="Consolas"/>
+          <w:sz w:val="19"/>
+        </w:rPr>
+        <w:t xml:space="preserve">    }</w:t>
+      </w:r>
+    </w:p>
+    <w:p>
+      <w:pPr>
+        <w:pStyle w:val="NoSpacing"/>
+        <w:rPr>
+          <w:rFonts w:ascii="Consolas" w:hAnsi="Consolas"/>
+          <w:sz w:val="19"/>
+        </w:rPr>
+      </w:pPr>
+      <w:r>
+        <w:rPr>
+          <w:rFonts w:ascii="Consolas" w:hAnsi="Consolas"/>
+          <w:sz w:val="19"/>
+        </w:rPr>
+        <w:t>}</w:t>
+      </w:r>
+    </w:p>
+    <w:p/>
+    <w:p>
+      <w:pPr>
+        <w:rPr>
+          <w:b/>
+        </w:rPr>
+      </w:pPr>
+      <w:r>
+        <w:rPr>
+          <w:b/>
+        </w:rPr>
+        <w:t>BillingAgent.cs</w:t>
+      </w:r>
+    </w:p>
+    <w:p>
+      <w:pPr>
+        <w:pStyle w:val="NoSpacing"/>
+        <w:rPr>
+          <w:rFonts w:ascii="Consolas" w:hAnsi="Consolas"/>
+          <w:sz w:val="19"/>
+        </w:rPr>
+      </w:pPr>
+      <w:r>
+        <w:rPr>
+          <w:rFonts w:ascii="Consolas" w:hAnsi="Consolas"/>
+          <w:sz w:val="19"/>
+        </w:rPr>
+        <w:t>// BillingAgent</w:t>
+      </w:r>
+    </w:p>
+    <w:p>
+      <w:pPr>
+        <w:pStyle w:val="NoSpacing"/>
+        <w:rPr>
+          <w:rFonts w:ascii="Consolas" w:hAnsi="Consolas"/>
+          <w:sz w:val="19"/>
+        </w:rPr>
+      </w:pPr>
+      <w:r>
+        <w:rPr>
+          <w:rFonts w:ascii="Consolas" w:hAnsi="Consolas"/>
+          <w:sz w:val="19"/>
+        </w:rPr>
+        <w:t>// ---------------------------------------------------------------------------</w:t>
+      </w:r>
+    </w:p>
+    <w:p>
+      <w:pPr>
+        <w:pStyle w:val="NoSpacing"/>
+        <w:rPr>
+          <w:rFonts w:ascii="Consolas" w:hAnsi="Consolas"/>
+          <w:sz w:val="19"/>
+        </w:rPr>
+      </w:pPr>
+      <w:r>
+        <w:rPr>
+          <w:rFonts w:ascii="Consolas" w:hAnsi="Consolas"/>
+          <w:sz w:val="19"/>
+        </w:rPr>
+        <w:t>// The billing counterpart to TechSupportAgent: its own cloned, isolated</w:t>
+      </w:r>
+    </w:p>
+    <w:p>
+      <w:pPr>
+        <w:pStyle w:val="NoSpacing"/>
+        <w:rPr>
+          <w:rFonts w:ascii="Consolas" w:hAnsi="Consolas"/>
+          <w:sz w:val="19"/>
+        </w:rPr>
+      </w:pPr>
+      <w:r>
+        <w:rPr>
+          <w:rFonts w:ascii="Consolas" w:hAnsi="Consolas"/>
+          <w:sz w:val="19"/>
+        </w:rPr>
+        <w:t>// kernel with only the GetBalance tool registered - it physically cannot</w:t>
+      </w:r>
+    </w:p>
+    <w:p>
+      <w:pPr>
+        <w:pStyle w:val="NoSpacing"/>
+        <w:rPr>
+          <w:rFonts w:ascii="Consolas" w:hAnsi="Consolas"/>
+          <w:sz w:val="19"/>
+        </w:rPr>
+      </w:pPr>
+      <w:r>
+        <w:rPr>
+          <w:rFonts w:ascii="Consolas" w:hAnsi="Consolas"/>
+          <w:sz w:val="19"/>
+        </w:rPr>
+        <w:t>// reset a password, no matter how it's asked.</w:t>
+      </w:r>
+    </w:p>
+    <w:p>
+      <w:pPr>
+        <w:pStyle w:val="NoSpacing"/>
+        <w:rPr>
+          <w:rFonts w:ascii="Consolas" w:hAnsi="Consolas"/>
+          <w:sz w:val="19"/>
+        </w:rPr>
+      </w:pPr>
+      <w:r>
+        <w:rPr>
+          <w:rFonts w:ascii="Consolas" w:hAnsi="Consolas"/>
+          <w:sz w:val="19"/>
+        </w:rPr>
+        <w:t>using Microsoft.SemanticKernel;</w:t>
+      </w:r>
+    </w:p>
+    <w:p>
+      <w:pPr>
+        <w:pStyle w:val="NoSpacing"/>
+        <w:rPr>
+          <w:rFonts w:ascii="Consolas" w:hAnsi="Consolas"/>
+          <w:sz w:val="19"/>
+        </w:rPr>
+      </w:pPr>
+      <w:r>
+        <w:rPr>
+          <w:rFonts w:ascii="Consolas" w:hAnsi="Consolas"/>
+          <w:sz w:val="19"/>
+        </w:rPr>
+        <w:t>using Microsoft.SemanticKernel.Connectors.Google;</w:t>
+      </w:r>
+    </w:p>
+    <w:p>
+      <w:pPr>
+        <w:pStyle w:val="NoSpacing"/>
+        <w:rPr>
+          <w:rFonts w:ascii="Consolas" w:hAnsi="Consolas"/>
+          <w:sz w:val="19"/>
+        </w:rPr>
+      </w:pPr>
+      <w:r>
+        <w:rPr>
+          <w:rFonts w:ascii="Consolas" w:hAnsi="Consolas"/>
+          <w:sz w:val="19"/>
+        </w:rPr>
+        <w:t>using System.ComponentModel;</w:t>
+      </w:r>
+    </w:p>
+    <w:p>
+      <w:pPr>
+        <w:pStyle w:val="NoSpacing"/>
+        <w:rPr>
+          <w:rFonts w:ascii="Consolas" w:hAnsi="Consolas"/>
+          <w:sz w:val="19"/>
+        </w:rPr>
+      </w:pPr>
+    </w:p>
+    <w:p>
+      <w:pPr>
+        <w:pStyle w:val="NoSpacing"/>
+        <w:rPr>
+          <w:rFonts w:ascii="Consolas" w:hAnsi="Consolas"/>
+          <w:sz w:val="19"/>
+        </w:rPr>
+      </w:pPr>
+      <w:r>
+        <w:rPr>
+          <w:rFonts w:ascii="Consolas" w:hAnsi="Consolas"/>
+          <w:sz w:val="19"/>
+        </w:rPr>
+        <w:t>namespace SemanticRouter</w:t>
+      </w:r>
+    </w:p>
+    <w:p>
+      <w:pPr>
+        <w:pStyle w:val="NoSpacing"/>
+        <w:rPr>
+          <w:rFonts w:ascii="Consolas" w:hAnsi="Consolas"/>
+          <w:sz w:val="19"/>
+        </w:rPr>
+      </w:pPr>
+      <w:r>
+        <w:rPr>
+          <w:rFonts w:ascii="Consolas" w:hAnsi="Consolas"/>
+          <w:sz w:val="19"/>
+        </w:rPr>
+        <w:t>{</w:t>
+      </w:r>
+    </w:p>
+    <w:p>
+      <w:pPr>
+        <w:pStyle w:val="NoSpacing"/>
+        <w:rPr>
+          <w:rFonts w:ascii="Consolas" w:hAnsi="Consolas"/>
+          <w:sz w:val="19"/>
+        </w:rPr>
+      </w:pPr>
+      <w:r>
+        <w:rPr>
+          <w:rFonts w:ascii="Consolas" w:hAnsi="Consolas"/>
+          <w:sz w:val="19"/>
+        </w:rPr>
+        <w:t xml:space="preserve">    /// &lt;summary&gt;</w:t>
+      </w:r>
+    </w:p>
+    <w:p>
+      <w:pPr>
+        <w:pStyle w:val="NoSpacing"/>
+        <w:rPr>
+          <w:rFonts w:ascii="Consolas" w:hAnsi="Consolas"/>
+          <w:sz w:val="19"/>
+        </w:rPr>
+      </w:pPr>
+      <w:r>
+        <w:rPr>
+          <w:rFonts w:ascii="Consolas" w:hAnsi="Consolas"/>
+          <w:sz w:val="19"/>
+        </w:rPr>
+        <w:t xml:space="preserve">    /// A domain-specific agent that only knows how to handle financial issues.</w:t>
+      </w:r>
+    </w:p>
+    <w:p>
+      <w:pPr>
+        <w:pStyle w:val="NoSpacing"/>
+        <w:rPr>
+          <w:rFonts w:ascii="Consolas" w:hAnsi="Consolas"/>
+          <w:sz w:val="19"/>
+        </w:rPr>
+      </w:pPr>
+      <w:r>
+        <w:rPr>
+          <w:rFonts w:ascii="Consolas" w:hAnsi="Consolas"/>
+          <w:sz w:val="19"/>
+        </w:rPr>
+        <w:t xml:space="preserve">    /// &lt;/summary&gt;</w:t>
+      </w:r>
+    </w:p>
+    <w:p>
+      <w:pPr>
+        <w:pStyle w:val="NoSpacing"/>
+        <w:rPr>
+          <w:rFonts w:ascii="Consolas" w:hAnsi="Consolas"/>
+          <w:sz w:val="19"/>
+        </w:rPr>
+      </w:pPr>
+      <w:r>
+        <w:rPr>
+          <w:rFonts w:ascii="Consolas" w:hAnsi="Consolas"/>
+          <w:sz w:val="19"/>
+        </w:rPr>
+        <w:t xml:space="preserve">    internal class BillingAgent</w:t>
+      </w:r>
+    </w:p>
+    <w:p>
+      <w:pPr>
+        <w:pStyle w:val="NoSpacing"/>
+        <w:rPr>
+          <w:rFonts w:ascii="Consolas" w:hAnsi="Consolas"/>
+          <w:sz w:val="19"/>
+        </w:rPr>
+      </w:pPr>
+      <w:r>
+        <w:rPr>
+          <w:rFonts w:ascii="Consolas" w:hAnsi="Consolas"/>
+          <w:sz w:val="19"/>
+        </w:rPr>
+        <w:t xml:space="preserve">    {</w:t>
+      </w:r>
+    </w:p>
+    <w:p>
+      <w:pPr>
+        <w:pStyle w:val="NoSpacing"/>
+        <w:rPr>
+          <w:rFonts w:ascii="Consolas" w:hAnsi="Consolas"/>
+          <w:sz w:val="19"/>
+        </w:rPr>
+      </w:pPr>
+      <w:r>
+        <w:rPr>
+          <w:rFonts w:ascii="Consolas" w:hAnsi="Consolas"/>
+          <w:sz w:val="19"/>
+        </w:rPr>
+        <w:t xml:space="preserve">        private readonly Kernel _isolatedKernel;</w:t>
+      </w:r>
+    </w:p>
+    <w:p>
+      <w:pPr>
+        <w:pStyle w:val="NoSpacing"/>
+        <w:rPr>
+          <w:rFonts w:ascii="Consolas" w:hAnsi="Consolas"/>
+          <w:sz w:val="19"/>
+        </w:rPr>
+      </w:pPr>
+    </w:p>
+    <w:p>
+      <w:pPr>
+        <w:pStyle w:val="NoSpacing"/>
+        <w:rPr>
+          <w:rFonts w:ascii="Consolas" w:hAnsi="Consolas"/>
+          <w:sz w:val="19"/>
+        </w:rPr>
+      </w:pPr>
+      <w:r>
+        <w:rPr>
+          <w:rFonts w:ascii="Consolas" w:hAnsi="Consolas"/>
+          <w:sz w:val="19"/>
+        </w:rPr>
+        <w:t xml:space="preserve">        public BillingAgent(Kernel baseKernel)</w:t>
+      </w:r>
+    </w:p>
+    <w:p>
+      <w:pPr>
+        <w:pStyle w:val="NoSpacing"/>
+        <w:rPr>
+          <w:rFonts w:ascii="Consolas" w:hAnsi="Consolas"/>
+          <w:sz w:val="19"/>
+        </w:rPr>
+      </w:pPr>
+      <w:r>
+        <w:rPr>
+          <w:rFonts w:ascii="Consolas" w:hAnsi="Consolas"/>
+          <w:sz w:val="19"/>
+        </w:rPr>
+        <w:t xml:space="preserve">        {</w:t>
+      </w:r>
+    </w:p>
+    <w:p>
+      <w:pPr>
+        <w:pStyle w:val="NoSpacing"/>
+        <w:rPr>
+          <w:rFonts w:ascii="Consolas" w:hAnsi="Consolas"/>
+          <w:sz w:val="19"/>
+        </w:rPr>
+      </w:pPr>
+      <w:r>
+        <w:rPr>
+          <w:rFonts w:ascii="Consolas" w:hAnsi="Consolas"/>
+          <w:sz w:val="19"/>
+        </w:rPr>
+        <w:t xml:space="preserve">            _isolatedKernel = baseKernel.Clone();</w:t>
+      </w:r>
+    </w:p>
+    <w:p>
+      <w:pPr>
+        <w:pStyle w:val="NoSpacing"/>
+        <w:rPr>
+          <w:rFonts w:ascii="Consolas" w:hAnsi="Consolas"/>
+          <w:sz w:val="19"/>
+        </w:rPr>
+      </w:pPr>
+      <w:r>
+        <w:rPr>
+          <w:rFonts w:ascii="Consolas" w:hAnsi="Consolas"/>
+          <w:sz w:val="19"/>
+        </w:rPr>
+        <w:t xml:space="preserve">            _isolatedKernel.Plugins.AddFromObject(this, "BillingPlugin");</w:t>
+      </w:r>
+    </w:p>
+    <w:p>
+      <w:pPr>
+        <w:pStyle w:val="NoSpacing"/>
+        <w:rPr>
+          <w:rFonts w:ascii="Consolas" w:hAnsi="Consolas"/>
+          <w:sz w:val="19"/>
+        </w:rPr>
+      </w:pPr>
+      <w:r>
+        <w:rPr>
+          <w:rFonts w:ascii="Consolas" w:hAnsi="Consolas"/>
+          <w:sz w:val="19"/>
+        </w:rPr>
+        <w:t xml:space="preserve">        }</w:t>
+      </w:r>
+    </w:p>
+    <w:p>
+      <w:pPr>
+        <w:pStyle w:val="NoSpacing"/>
+        <w:rPr>
+          <w:rFonts w:ascii="Consolas" w:hAnsi="Consolas"/>
+          <w:sz w:val="19"/>
+        </w:rPr>
+      </w:pPr>
+    </w:p>
+    <w:p>
+      <w:pPr>
+        <w:pStyle w:val="NoSpacing"/>
+        <w:rPr>
+          <w:rFonts w:ascii="Consolas" w:hAnsi="Consolas"/>
+          <w:sz w:val="19"/>
+        </w:rPr>
+      </w:pPr>
+      <w:r>
+        <w:rPr>
+          <w:rFonts w:ascii="Consolas" w:hAnsi="Consolas"/>
+          <w:sz w:val="19"/>
+        </w:rPr>
+        <w:t xml:space="preserve">        [KernelFunction("GetBalance")]</w:t>
+      </w:r>
+    </w:p>
+    <w:p>
+      <w:pPr>
+        <w:pStyle w:val="NoSpacing"/>
+        <w:rPr>
+          <w:rFonts w:ascii="Consolas" w:hAnsi="Consolas"/>
+          <w:sz w:val="19"/>
+        </w:rPr>
+      </w:pPr>
+      <w:r>
+        <w:rPr>
+          <w:rFonts w:ascii="Consolas" w:hAnsi="Consolas"/>
+          <w:sz w:val="19"/>
+        </w:rPr>
+        <w:t xml:space="preserve">        [Description("Retrieves the current balance for an account.")]</w:t>
+      </w:r>
+    </w:p>
+    <w:p>
+      <w:pPr>
+        <w:pStyle w:val="NoSpacing"/>
+        <w:rPr>
+          <w:rFonts w:ascii="Consolas" w:hAnsi="Consolas"/>
+          <w:sz w:val="19"/>
+        </w:rPr>
+      </w:pPr>
+      <w:r>
+        <w:rPr>
+          <w:rFonts w:ascii="Consolas" w:hAnsi="Consolas"/>
+          <w:sz w:val="19"/>
+        </w:rPr>
+        <w:t xml:space="preserve">        public string GetBalance([Description("No account ID")] string accountId)</w:t>
+      </w:r>
+    </w:p>
+    <w:p>
+      <w:pPr>
+        <w:pStyle w:val="NoSpacing"/>
+        <w:rPr>
+          <w:rFonts w:ascii="Consolas" w:hAnsi="Consolas"/>
+          <w:sz w:val="19"/>
+        </w:rPr>
+      </w:pPr>
+      <w:r>
+        <w:rPr>
+          <w:rFonts w:ascii="Consolas" w:hAnsi="Consolas"/>
+          <w:sz w:val="19"/>
+        </w:rPr>
+        <w:t xml:space="preserve">        {</w:t>
+      </w:r>
+    </w:p>
+    <w:p>
+      <w:pPr>
+        <w:pStyle w:val="NoSpacing"/>
+        <w:rPr>
+          <w:rFonts w:ascii="Consolas" w:hAnsi="Consolas"/>
+          <w:sz w:val="19"/>
+        </w:rPr>
+      </w:pPr>
+      <w:r>
+        <w:rPr>
+          <w:rFonts w:ascii="Consolas" w:hAnsi="Consolas"/>
+          <w:sz w:val="19"/>
+        </w:rPr>
+        <w:t xml:space="preserve">            return $"[SYSTEM API] Account {accountId} has an outstanding balance of $145.50.";</w:t>
+      </w:r>
+    </w:p>
+    <w:p>
+      <w:pPr>
+        <w:pStyle w:val="NoSpacing"/>
+        <w:rPr>
+          <w:rFonts w:ascii="Consolas" w:hAnsi="Consolas"/>
+          <w:sz w:val="19"/>
+        </w:rPr>
+      </w:pPr>
+      <w:r>
+        <w:rPr>
+          <w:rFonts w:ascii="Consolas" w:hAnsi="Consolas"/>
+          <w:sz w:val="19"/>
+        </w:rPr>
+        <w:t xml:space="preserve">        }</w:t>
+      </w:r>
+    </w:p>
+    <w:p>
+      <w:pPr>
+        <w:pStyle w:val="NoSpacing"/>
+        <w:rPr>
+          <w:rFonts w:ascii="Consolas" w:hAnsi="Consolas"/>
+          <w:sz w:val="19"/>
+        </w:rPr>
+      </w:pPr>
+    </w:p>
+    <w:p>
+      <w:pPr>
+        <w:pStyle w:val="NoSpacing"/>
+        <w:rPr>
+          <w:rFonts w:ascii="Consolas" w:hAnsi="Consolas"/>
+          <w:sz w:val="19"/>
+        </w:rPr>
+      </w:pPr>
+      <w:r>
+        <w:rPr>
+          <w:rFonts w:ascii="Consolas" w:hAnsi="Consolas"/>
+          <w:sz w:val="19"/>
+        </w:rPr>
+        <w:t xml:space="preserve">        public async Task&lt;string&gt; HandleAsync(string input)</w:t>
+      </w:r>
+    </w:p>
+    <w:p>
+      <w:pPr>
+        <w:pStyle w:val="NoSpacing"/>
+        <w:rPr>
+          <w:rFonts w:ascii="Consolas" w:hAnsi="Consolas"/>
+          <w:sz w:val="19"/>
+        </w:rPr>
+      </w:pPr>
+      <w:r>
+        <w:rPr>
+          <w:rFonts w:ascii="Consolas" w:hAnsi="Consolas"/>
+          <w:sz w:val="19"/>
+        </w:rPr>
+        <w:t xml:space="preserve">        {</w:t>
+      </w:r>
+    </w:p>
+    <w:p>
+      <w:pPr>
+        <w:pStyle w:val="NoSpacing"/>
+        <w:rPr>
+          <w:rFonts w:ascii="Consolas" w:hAnsi="Consolas"/>
+          <w:sz w:val="19"/>
+        </w:rPr>
+      </w:pPr>
+      <w:r>
+        <w:rPr>
+          <w:rFonts w:ascii="Consolas" w:hAnsi="Consolas"/>
+          <w:sz w:val="19"/>
+        </w:rPr>
+        <w:t xml:space="preserve">            var settings = new GeminiPromptExecutionSettings { ToolCallBehavior = GeminiToolCallBehavior.AutoInvokeKernelFunctions };</w:t>
+      </w:r>
+    </w:p>
+    <w:p>
+      <w:pPr>
+        <w:pStyle w:val="NoSpacing"/>
+        <w:rPr>
+          <w:rFonts w:ascii="Consolas" w:hAnsi="Consolas"/>
+          <w:sz w:val="19"/>
+        </w:rPr>
+      </w:pPr>
+      <w:r>
+        <w:rPr>
+          <w:rFonts w:ascii="Consolas" w:hAnsi="Consolas"/>
+          <w:sz w:val="19"/>
+        </w:rPr>
+        <w:t xml:space="preserve">            string prompt = $"You are a billing agent.  Provide the user with their financial data.  User: {input}";</w:t>
+      </w:r>
+    </w:p>
+    <w:p>
+      <w:pPr>
+        <w:pStyle w:val="NoSpacing"/>
+        <w:rPr>
+          <w:rFonts w:ascii="Consolas" w:hAnsi="Consolas"/>
+          <w:sz w:val="19"/>
+        </w:rPr>
+      </w:pPr>
+    </w:p>
+    <w:p>
+      <w:pPr>
+        <w:pStyle w:val="NoSpacing"/>
+        <w:rPr>
+          <w:rFonts w:ascii="Consolas" w:hAnsi="Consolas"/>
+          <w:sz w:val="19"/>
+        </w:rPr>
+      </w:pPr>
+      <w:r>
+        <w:rPr>
+          <w:rFonts w:ascii="Consolas" w:hAnsi="Consolas"/>
+          <w:sz w:val="19"/>
+        </w:rPr>
+        <w:t xml:space="preserve">            var result = await _isolatedKernel.InvokePromptAsync(prompt, new KernelArguments(settings));</w:t>
+      </w:r>
+    </w:p>
+    <w:p>
+      <w:pPr>
+        <w:pStyle w:val="NoSpacing"/>
+        <w:rPr>
+          <w:rFonts w:ascii="Consolas" w:hAnsi="Consolas"/>
+          <w:sz w:val="19"/>
+        </w:rPr>
+      </w:pPr>
+      <w:r>
+        <w:rPr>
+          <w:rFonts w:ascii="Consolas" w:hAnsi="Consolas"/>
+          <w:sz w:val="19"/>
+        </w:rPr>
+        <w:t xml:space="preserve">            return result.ToString();</w:t>
+      </w:r>
+    </w:p>
+    <w:p>
+      <w:pPr>
+        <w:pStyle w:val="NoSpacing"/>
+        <w:rPr>
+          <w:rFonts w:ascii="Consolas" w:hAnsi="Consolas"/>
+          <w:sz w:val="19"/>
+        </w:rPr>
+      </w:pPr>
+      <w:r>
+        <w:rPr>
+          <w:rFonts w:ascii="Consolas" w:hAnsi="Consolas"/>
+          <w:sz w:val="19"/>
+        </w:rPr>
+        <w:t xml:space="preserve">        }</w:t>
+      </w:r>
+    </w:p>
+    <w:p>
+      <w:pPr>
+        <w:pStyle w:val="NoSpacing"/>
+        <w:rPr>
+          <w:rFonts w:ascii="Consolas" w:hAnsi="Consolas"/>
+          <w:sz w:val="19"/>
+        </w:rPr>
+      </w:pPr>
+      <w:r>
+        <w:rPr>
+          <w:rFonts w:ascii="Consolas" w:hAnsi="Consolas"/>
+          <w:sz w:val="19"/>
+        </w:rPr>
+        <w:t xml:space="preserve">    }</w:t>
+      </w:r>
+    </w:p>
+    <w:p>
+      <w:pPr>
+        <w:pStyle w:val="NoSpacing"/>
+        <w:rPr>
+          <w:rFonts w:ascii="Consolas" w:hAnsi="Consolas"/>
+          <w:sz w:val="19"/>
+        </w:rPr>
+      </w:pPr>
+      <w:r>
+        <w:rPr>
+          <w:rFonts w:ascii="Consolas" w:hAnsi="Consolas"/>
+          <w:sz w:val="19"/>
+        </w:rPr>
+        <w:t>}</w:t>
+      </w:r>
+    </w:p>
+    <w:p/>
+    <w:p>
+      <w:pPr>
+        <w:rPr>
+          <w:b/>
+        </w:rPr>
+      </w:pPr>
+      <w:r>
+        <w:rPr>
+          <w:b/>
+        </w:rPr>
+        <w:t>RouteDecision.cs</w:t>
+      </w:r>
+    </w:p>
+    <w:p>
+      <w:pPr>
+        <w:pStyle w:val="NoSpacing"/>
+        <w:rPr>
+          <w:rFonts w:ascii="Consolas" w:hAnsi="Consolas"/>
+          <w:sz w:val="19"/>
+        </w:rPr>
+      </w:pPr>
+      <w:r>
+        <w:rPr>
+          <w:rFonts w:ascii="Consolas" w:hAnsi="Consolas"/>
+          <w:sz w:val="19"/>
+        </w:rPr>
+        <w:t>// RouteDecision</w:t>
+      </w:r>
+    </w:p>
+    <w:p>
+      <w:pPr>
+        <w:pStyle w:val="NoSpacing"/>
+        <w:rPr>
+          <w:rFonts w:ascii="Consolas" w:hAnsi="Consolas"/>
+          <w:sz w:val="19"/>
+        </w:rPr>
+      </w:pPr>
+      <w:r>
+        <w:rPr>
+          <w:rFonts w:ascii="Consolas" w:hAnsi="Consolas"/>
+          <w:sz w:val="19"/>
+        </w:rPr>
+        <w:t>// ---------------------------------------------------------------------------</w:t>
+      </w:r>
+    </w:p>
+    <w:p>
+      <w:pPr>
+        <w:pStyle w:val="NoSpacing"/>
+        <w:rPr>
+          <w:rFonts w:ascii="Consolas" w:hAnsi="Consolas"/>
+          <w:sz w:val="19"/>
+        </w:rPr>
+      </w:pPr>
+      <w:r>
+        <w:rPr>
+          <w:rFonts w:ascii="Consolas" w:hAnsi="Consolas"/>
+          <w:sz w:val="19"/>
+        </w:rPr>
+        <w:t>// Plain data-transfer object mapped from the router's forced-JSON response</w:t>
+      </w:r>
+    </w:p>
+    <w:p>
+      <w:pPr>
+        <w:pStyle w:val="NoSpacing"/>
+        <w:rPr>
+          <w:rFonts w:ascii="Consolas" w:hAnsi="Consolas"/>
+          <w:sz w:val="19"/>
+        </w:rPr>
+      </w:pPr>
+      <w:r>
+        <w:rPr>
+          <w:rFonts w:ascii="Consolas" w:hAnsi="Consolas"/>
+          <w:sz w:val="19"/>
+        </w:rPr>
+        <w:t>// via JsonSerializer. No provider-specific code here - just the shape of the</w:t>
+      </w:r>
+    </w:p>
+    <w:p>
+      <w:pPr>
+        <w:pStyle w:val="NoSpacing"/>
+        <w:rPr>
+          <w:rFonts w:ascii="Consolas" w:hAnsi="Consolas"/>
+          <w:sz w:val="19"/>
+        </w:rPr>
+      </w:pPr>
+      <w:r>
+        <w:rPr>
+          <w:rFonts w:ascii="Consolas" w:hAnsi="Consolas"/>
+          <w:sz w:val="19"/>
+        </w:rPr>
+        <w:t>// decision every part of the app agrees on.</w:t>
+      </w:r>
+    </w:p>
+    <w:p>
+      <w:pPr>
+        <w:pStyle w:val="NoSpacing"/>
+        <w:rPr>
+          <w:rFonts w:ascii="Consolas" w:hAnsi="Consolas"/>
+          <w:sz w:val="19"/>
+        </w:rPr>
+      </w:pPr>
+      <w:r>
+        <w:rPr>
+          <w:rFonts w:ascii="Consolas" w:hAnsi="Consolas"/>
+          <w:sz w:val="19"/>
+        </w:rPr>
+        <w:t>using System.Text.Json.Serialization;</w:t>
+      </w:r>
+    </w:p>
+    <w:p>
+      <w:pPr>
+        <w:pStyle w:val="NoSpacing"/>
+        <w:rPr>
+          <w:rFonts w:ascii="Consolas" w:hAnsi="Consolas"/>
+          <w:sz w:val="19"/>
+        </w:rPr>
+      </w:pPr>
+    </w:p>
+    <w:p>
+      <w:pPr>
+        <w:pStyle w:val="NoSpacing"/>
+        <w:rPr>
+          <w:rFonts w:ascii="Consolas" w:hAnsi="Consolas"/>
+          <w:sz w:val="19"/>
+        </w:rPr>
+      </w:pPr>
+      <w:r>
+        <w:rPr>
+          <w:rFonts w:ascii="Consolas" w:hAnsi="Consolas"/>
+          <w:sz w:val="19"/>
+        </w:rPr>
+        <w:t>namespace SemanticRouter</w:t>
+      </w:r>
+    </w:p>
+    <w:p>
+      <w:pPr>
+        <w:pStyle w:val="NoSpacing"/>
+        <w:rPr>
+          <w:rFonts w:ascii="Consolas" w:hAnsi="Consolas"/>
+          <w:sz w:val="19"/>
+        </w:rPr>
+      </w:pPr>
+      <w:r>
+        <w:rPr>
+          <w:rFonts w:ascii="Consolas" w:hAnsi="Consolas"/>
+          <w:sz w:val="19"/>
+        </w:rPr>
+        <w:t>{</w:t>
+      </w:r>
+    </w:p>
+    <w:p>
+      <w:pPr>
+        <w:pStyle w:val="NoSpacing"/>
+        <w:rPr>
+          <w:rFonts w:ascii="Consolas" w:hAnsi="Consolas"/>
+          <w:sz w:val="19"/>
+        </w:rPr>
+      </w:pPr>
+      <w:r>
+        <w:rPr>
+          <w:rFonts w:ascii="Consolas" w:hAnsi="Consolas"/>
+          <w:sz w:val="19"/>
+        </w:rPr>
+        <w:t xml:space="preserve">    /// &lt;summary&gt;</w:t>
+      </w:r>
+    </w:p>
+    <w:p>
+      <w:pPr>
+        <w:pStyle w:val="NoSpacing"/>
+        <w:rPr>
+          <w:rFonts w:ascii="Consolas" w:hAnsi="Consolas"/>
+          <w:sz w:val="19"/>
+        </w:rPr>
+      </w:pPr>
+      <w:r>
+        <w:rPr>
+          <w:rFonts w:ascii="Consolas" w:hAnsi="Consolas"/>
+          <w:sz w:val="19"/>
+        </w:rPr>
+        <w:t xml:space="preserve">    /// The strict schema we force Gmini to return for routing decisions</w:t>
+      </w:r>
+    </w:p>
+    <w:p>
+      <w:pPr>
+        <w:pStyle w:val="NoSpacing"/>
+        <w:rPr>
+          <w:rFonts w:ascii="Consolas" w:hAnsi="Consolas"/>
+          <w:sz w:val="19"/>
+        </w:rPr>
+      </w:pPr>
+      <w:r>
+        <w:rPr>
+          <w:rFonts w:ascii="Consolas" w:hAnsi="Consolas"/>
+          <w:sz w:val="19"/>
+        </w:rPr>
+        <w:t xml:space="preserve">    /// &lt;/summary&gt;</w:t>
+      </w:r>
+    </w:p>
+    <w:p>
+      <w:pPr>
+        <w:pStyle w:val="NoSpacing"/>
+        <w:rPr>
+          <w:rFonts w:ascii="Consolas" w:hAnsi="Consolas"/>
+          <w:sz w:val="19"/>
+        </w:rPr>
+      </w:pPr>
+      <w:r>
+        <w:rPr>
+          <w:rFonts w:ascii="Consolas" w:hAnsi="Consolas"/>
+          <w:sz w:val="19"/>
+        </w:rPr>
+        <w:t xml:space="preserve">    internal class RouteDecision</w:t>
+      </w:r>
+    </w:p>
+    <w:p>
+      <w:pPr>
+        <w:pStyle w:val="NoSpacing"/>
+        <w:rPr>
+          <w:rFonts w:ascii="Consolas" w:hAnsi="Consolas"/>
+          <w:sz w:val="19"/>
+        </w:rPr>
+      </w:pPr>
+      <w:r>
+        <w:rPr>
+          <w:rFonts w:ascii="Consolas" w:hAnsi="Consolas"/>
+          <w:sz w:val="19"/>
+        </w:rPr>
+        <w:t xml:space="preserve">    {</w:t>
+      </w:r>
+    </w:p>
+    <w:p>
+      <w:pPr>
+        <w:pStyle w:val="NoSpacing"/>
+        <w:rPr>
+          <w:rFonts w:ascii="Consolas" w:hAnsi="Consolas"/>
+          <w:sz w:val="19"/>
+        </w:rPr>
+      </w:pPr>
+      <w:r>
+        <w:rPr>
+          <w:rFonts w:ascii="Consolas" w:hAnsi="Consolas"/>
+          <w:sz w:val="19"/>
+        </w:rPr>
+        <w:t xml:space="preserve">        [JsonPropertyName("reasoning")]</w:t>
+      </w:r>
+    </w:p>
+    <w:p>
+      <w:pPr>
+        <w:pStyle w:val="NoSpacing"/>
+        <w:rPr>
+          <w:rFonts w:ascii="Consolas" w:hAnsi="Consolas"/>
+          <w:sz w:val="19"/>
+        </w:rPr>
+      </w:pPr>
+      <w:r>
+        <w:rPr>
+          <w:rFonts w:ascii="Consolas" w:hAnsi="Consolas"/>
+          <w:sz w:val="19"/>
+        </w:rPr>
+        <w:t xml:space="preserve">        public string Reasoning { get; set; } = string.Empty;</w:t>
+      </w:r>
+    </w:p>
+    <w:p>
+      <w:pPr>
+        <w:pStyle w:val="NoSpacing"/>
+        <w:rPr>
+          <w:rFonts w:ascii="Consolas" w:hAnsi="Consolas"/>
+          <w:sz w:val="19"/>
+        </w:rPr>
+      </w:pPr>
+    </w:p>
+    <w:p>
+      <w:pPr>
+        <w:pStyle w:val="NoSpacing"/>
+        <w:rPr>
+          <w:rFonts w:ascii="Consolas" w:hAnsi="Consolas"/>
+          <w:sz w:val="19"/>
+        </w:rPr>
+      </w:pPr>
+      <w:r>
+        <w:rPr>
+          <w:rFonts w:ascii="Consolas" w:hAnsi="Consolas"/>
+          <w:sz w:val="19"/>
+        </w:rPr>
+        <w:t xml:space="preserve">        [JsonPropertyName("intent")]</w:t>
+      </w:r>
+    </w:p>
+    <w:p>
+      <w:pPr>
+        <w:pStyle w:val="NoSpacing"/>
+        <w:rPr>
+          <w:rFonts w:ascii="Consolas" w:hAnsi="Consolas"/>
+          <w:sz w:val="19"/>
+        </w:rPr>
+      </w:pPr>
+      <w:r>
+        <w:rPr>
+          <w:rFonts w:ascii="Consolas" w:hAnsi="Consolas"/>
+          <w:sz w:val="19"/>
+        </w:rPr>
+        <w:t xml:space="preserve">        public string Intent { get; set; } = string.Empty;  // e.g. TECH, BILLING, GENERAL, etc.</w:t>
+      </w:r>
+    </w:p>
+    <w:p>
+      <w:pPr>
+        <w:pStyle w:val="NoSpacing"/>
+        <w:rPr>
+          <w:rFonts w:ascii="Consolas" w:hAnsi="Consolas"/>
+          <w:sz w:val="19"/>
+        </w:rPr>
+      </w:pPr>
+      <w:r>
+        <w:rPr>
+          <w:rFonts w:ascii="Consolas" w:hAnsi="Consolas"/>
+          <w:sz w:val="19"/>
+        </w:rPr>
+        <w:t xml:space="preserve">    }</w:t>
+      </w:r>
+    </w:p>
+    <w:p>
+      <w:pPr>
+        <w:pStyle w:val="NoSpacing"/>
+        <w:rPr>
+          <w:rFonts w:ascii="Consolas" w:hAnsi="Consolas"/>
+          <w:sz w:val="19"/>
+        </w:rPr>
+      </w:pPr>
+      <w:r>
+        <w:rPr>
+          <w:rFonts w:ascii="Consolas" w:hAnsi="Consolas"/>
+          <w:sz w:val="19"/>
+        </w:rPr>
+        <w:t>}</w:t>
+      </w:r>
+    </w:p>
+    <w:p/>
+    <w:p>
+      <w:pPr>
+        <w:pStyle w:val="Heading2"/>
+      </w:pPr>
+      <w:r>
+        <w:t>5. Code Walkthrough &amp; Explanations</w:t>
+      </w:r>
+    </w:p>
+    <w:p/>
+    <w:p>
+      <w:r>
+        <w:rPr>
+          <w:b/>
+        </w:rPr>
+        <w:t>Step 1: The Base Kernel as a Shared Foundation.</w:t>
+      </w:r>
+      <w:r>
+        <w:t xml:space="preserve"> `Program.cs` builds exactly one `Kernel` — `baseKernel` — wired to Gemini. This kernel is never used directly to run tools; instead it acts purely as a template that carries the expensive, shared configuration (the connection to Gemini, the DI container) that every other component in the app will build on top of.</w:t>
+      </w:r>
+    </w:p>
+    <w:p/>
+    <w:p>
+      <w:r>
+        <w:rPr>
+          <w:b/>
+        </w:rPr>
+        <w:t>Step 2: The Router as a Pure Classifier.</w:t>
+      </w:r>
+      <w:r>
+        <w:t xml:space="preserve"> `SemanticRouter` is handed only an `IChatCompletionService`, not the whole kernel — it doesn't need tools, it needs one focused job: read a user's message and return a `RouteDecision`. Its prompt is written as a raw system message describing three categories (TECH, BILLING, GENERAL) and demanding a strict JSON shape back. Setting `ResponseMimeType = "application/json"` tells Gemini to constrain its output to valid JSON, and `Temperature = 0.0` removes randomness from the classification — you want the same input to route the same way every time.</w:t>
+      </w:r>
+    </w:p>
+    <w:p/>
+    <w:p>
+      <w:r>
+        <w:rPr>
+          <w:b/>
+        </w:rPr>
+        <w:t>Step 3: Reasoning Before Intent — Why Field Order Matters.</w:t>
+      </w:r>
+      <w:r>
+        <w:t xml:space="preserve"> Look closely at the JSON schema in the router prompt: `"reasoning"` appears before `"intent"`. Because Gemini generates JSON keys in order, this forces the model to write out its justification *before* it commits to a category, effectively baking a chain-of-thought step into a single structured call. This is a cheap, reliable way to improve classification accuracy without a second LLM round-trip.</w:t>
+      </w:r>
+    </w:p>
+    <w:p/>
+    <w:p>
+      <w:r>
+        <w:rPr>
+          <w:b/>
+        </w:rPr>
+        <w:t>Step 4: Deserializing Into RouteDecision.</w:t>
+      </w:r>
+      <w:r>
+        <w:t xml:space="preserve"> The router's raw string response is fed to `JsonSerializer.Deserialize&lt;RouteDecision&gt;`. `RouteDecision`'s properties are decorated with `[JsonPropertyName]` attributes matching the exact JSON keys the prompt demands (`"reasoning"`, `"intent"`), so the mapping from "text Gemini produced" to "typed C# object `Program.cs` can branch on" is a single line. If deserialization somehow fails or returns null, the code defensively falls back to `new RouteDecision { Intent = "GENERAL" }`.</w:t>
+      </w:r>
+    </w:p>
+    <w:p/>
+    <w:p>
+      <w:r>
+        <w:rPr>
+          <w:b/>
+        </w:rPr>
+        <w:t>Step 5: Kernel.Clone() — The Heart of the Lesson.</w:t>
+      </w:r>
+      <w:r>
+        <w:t xml:space="preserve"> `TechSupportAgent` and `BillingAgent` each receive the shared `baseKernel` in their constructor and immediately call `baseKernel.Clone()`. The SK documentation and the code comment both stress the same point: a cloned kernel keeps the same AI service registrations as its parent but starts with a completely empty `Plugins` collection. Each agent then calls `_isolatedKernel.Plugins.AddFromObject(this, "...")`, registering *only its own* method as a `[KernelFunction]`. The practical result: `TechSupportAgent`'s kernel has `ResetPassword` and nothing else; `BillingAgent`'s kernel has `GetBalance` and nothing else. There is no shared mutable plugin list between them — this is hard isolation, not a policy or prompt instruction that a clever user could argue around.</w:t>
+      </w:r>
+    </w:p>
+    <w:p/>
+    <w:p>
+      <w:r>
+        <w:rPr>
+          <w:b/>
+        </w:rPr>
+        <w:t>Step 6: Why This Matters for Tool Hallucination and Security.</w:t>
+      </w:r>
+      <w:r>
+        <w:t xml:space="preserve"> If you gave one single agent both `ResetPassword` and `GetBalance` (and, in a real system, dozens more tools), the model has to pick the right one out of a growing list every single call — accuracy degrades as the toolbox grows, and a malicious or confused prompt could induce the wrong tool call. By routing first and only then handing control to a specialist with a minimal, correct tool set, you get both better accuracy (fewer choices to confuse the model) and a genuine security boundary (the Billing agent's kernel *cannot* call `ResetPassword`, full stop, because the method was never registered on it).</w:t>
+      </w:r>
+    </w:p>
+    <w:p/>
+    <w:p>
+      <w:r>
+        <w:rPr>
+          <w:b/>
+        </w:rPr>
+        <w:t>Step 7: AutoInvoke Is Safe Once Isolation Is In Place.</w:t>
+      </w:r>
+      <w:r>
+        <w:t xml:space="preserve"> Both specialists set `GeminiToolCallBehavior.AutoInvokeKernelFunctions` before calling `InvokePromptAsync`. This tells Semantic Kernel to let Gemini call the registered tool and automatically feed the result back for a final natural-language answer, with no manual function-calling loop in your code. Because each agent's kernel is scoped to exactly one tool, turning on full autonomy here carries none of the "what if it picks the wrong tool" risk it would in a single shared-kernel design.</w:t>
+      </w:r>
+    </w:p>
+    <w:p/>
+    <w:p>
+      <w:r>
+        <w:rPr>
+          <w:b/>
+        </w:rPr>
+        <w:t>Step 8: The Dispatch Switch in Program.cs.</w:t>
+      </w:r>
+      <w:r>
+        <w:t xml:space="preserve"> Back in `Main`, the `switch (decision.Intent.ToUpper())` statement is the only place that ties the router's output to a specific specialist. `GENERAL` requests skip both specialist agents entirely and go straight to `baseKernel.InvokePromptAsync(input)` — since general chit-chat needs no tools, there's no reason to spin up an isolated kernel for it.</w:t>
+      </w:r>
+    </w:p>
+    <w:p/>
+    <w:p>
+      <w:pPr>
+        <w:pStyle w:val="Heading2"/>
+      </w:pPr>
+      <w:r>
+        <w:t>6. Expected Output for Demonstration</w:t>
+      </w:r>
+    </w:p>
+    <w:p>
+      <w:pPr>
+        <w:pStyle w:val="NoSpacing"/>
+        <w:rPr>
+          <w:rFonts w:ascii="Consolas" w:hAnsi="Consolas"/>
+          <w:sz w:val="19"/>
+        </w:rPr>
+      </w:pPr>
+      <w:r>
+        <w:rPr>
+          <w:rFonts w:ascii="Consolas" w:hAnsi="Consolas"/>
+          <w:sz w:val="19"/>
+        </w:rPr>
+        <w:t>Semantic Router Online.  (type 'exit' to quit)</w:t>
+      </w:r>
+    </w:p>
+    <w:p>
+      <w:pPr>
+        <w:pStyle w:val="NoSpacing"/>
+        <w:rPr>
+          <w:rFonts w:ascii="Consolas" w:hAnsi="Consolas"/>
+          <w:sz w:val="19"/>
+        </w:rPr>
+      </w:pPr>
+    </w:p>
+    <w:p>
+      <w:pPr>
+        <w:pStyle w:val="NoSpacing"/>
+        <w:rPr>
+          <w:rFonts w:ascii="Consolas" w:hAnsi="Consolas"/>
+          <w:sz w:val="19"/>
+        </w:rPr>
+      </w:pPr>
+      <w:r>
+        <w:rPr>
+          <w:rFonts w:ascii="Consolas" w:hAnsi="Consolas"/>
+          <w:sz w:val="19"/>
+        </w:rPr>
         <w:t>User Request: I can't log in, I forgot the password for user 'alice123'.</w:t>
       </w:r>
     </w:p>
-    <w:p/>
-    <w:p>
-      <w:r>
+    <w:p>
+      <w:pPr>
+        <w:pStyle w:val="NoSpacing"/>
+        <w:rPr>
+          <w:rFonts w:ascii="Consolas" w:hAnsi="Consolas"/>
+          <w:sz w:val="19"/>
+        </w:rPr>
+      </w:pPr>
+    </w:p>
+    <w:p>
+      <w:pPr>
+        <w:pStyle w:val="NoSpacing"/>
+        <w:rPr>
+          <w:rFonts w:ascii="Consolas" w:hAnsi="Consolas"/>
+          <w:sz w:val="19"/>
+        </w:rPr>
+      </w:pPr>
+      <w:r>
+        <w:rPr>
+          <w:rFonts w:ascii="Consolas" w:hAnsi="Consolas"/>
+          <w:sz w:val="19"/>
+        </w:rPr>
         <w:t>[ROUTER]: Directed to TECH (Reason: The user is explicitly asking for a password reset due to a login issue.)</w:t>
       </w:r>
     </w:p>
     <w:p>
-      <w:r>
+      <w:pPr>
+        <w:pStyle w:val="NoSpacing"/>
+        <w:rPr>
+          <w:rFonts w:ascii="Consolas" w:hAnsi="Consolas"/>
+          <w:sz w:val="19"/>
+        </w:rPr>
+      </w:pPr>
+      <w:r>
+        <w:rPr>
+          <w:rFonts w:ascii="Consolas" w:hAnsi="Consolas"/>
+          <w:sz w:val="19"/>
+        </w:rPr>
         <w:t>[AGENT]: I have initiated a password reset for you. A link has been emailed to alice123.</w:t>
       </w:r>
     </w:p>
-    <w:p/>
-    <w:p>
-      <w:r>
+    <w:p>
+      <w:pPr>
+        <w:pStyle w:val="NoSpacing"/>
+        <w:rPr>
+          <w:rFonts w:ascii="Consolas" w:hAnsi="Consolas"/>
+          <w:sz w:val="19"/>
+        </w:rPr>
+      </w:pPr>
+    </w:p>
+    <w:p>
+      <w:pPr>
+        <w:pStyle w:val="NoSpacing"/>
+        <w:rPr>
+          <w:rFonts w:ascii="Consolas" w:hAnsi="Consolas"/>
+          <w:sz w:val="19"/>
+        </w:rPr>
+      </w:pPr>
+      <w:r>
+        <w:rPr>
+          <w:rFonts w:ascii="Consolas" w:hAnsi="Consolas"/>
+          <w:sz w:val="19"/>
+        </w:rPr>
         <w:t>User Request: How much do I owe on account A-990?</w:t>
       </w:r>
     </w:p>
-    <w:p/>
-    <w:p>
-      <w:r>
+    <w:p>
+      <w:pPr>
+        <w:pStyle w:val="NoSpacing"/>
+        <w:rPr>
+          <w:rFonts w:ascii="Consolas" w:hAnsi="Consolas"/>
+          <w:sz w:val="19"/>
+        </w:rPr>
+      </w:pPr>
+    </w:p>
+    <w:p>
+      <w:pPr>
+        <w:pStyle w:val="NoSpacing"/>
+        <w:rPr>
+          <w:rFonts w:ascii="Consolas" w:hAnsi="Consolas"/>
+          <w:sz w:val="19"/>
+        </w:rPr>
+      </w:pPr>
+      <w:r>
+        <w:rPr>
+          <w:rFonts w:ascii="Consolas" w:hAnsi="Consolas"/>
+          <w:sz w:val="19"/>
+        </w:rPr>
         <w:t>[ROUTER]: Directed to BILLING (Reason: The user is asking about an account balance.)</w:t>
       </w:r>
     </w:p>
     <w:p>
-      <w:r>
+      <w:pPr>
+        <w:pStyle w:val="NoSpacing"/>
+        <w:rPr>
+          <w:rFonts w:ascii="Consolas" w:hAnsi="Consolas"/>
+          <w:sz w:val="19"/>
+        </w:rPr>
+      </w:pPr>
+      <w:r>
+        <w:rPr>
+          <w:rFonts w:ascii="Consolas" w:hAnsi="Consolas"/>
+          <w:sz w:val="19"/>
+        </w:rPr>
         <w:t>[AGENT]: The current outstanding balance for account A-990 is $145.50.</w:t>
       </w:r>
     </w:p>
-    <w:p/>
-    <w:p>
-      <w:r>
+    <w:p>
+      <w:pPr>
+        <w:pStyle w:val="NoSpacing"/>
+        <w:rPr>
+          <w:rFonts w:ascii="Consolas" w:hAnsi="Consolas"/>
+          <w:sz w:val="19"/>
+        </w:rPr>
+      </w:pPr>
+    </w:p>
+    <w:p>
+      <w:pPr>
+        <w:pStyle w:val="NoSpacing"/>
+        <w:rPr>
+          <w:rFonts w:ascii="Consolas" w:hAnsi="Consolas"/>
+          <w:sz w:val="19"/>
+        </w:rPr>
+      </w:pPr>
+      <w:r>
+        <w:rPr>
+          <w:rFonts w:ascii="Consolas" w:hAnsi="Consolas"/>
+          <w:sz w:val="19"/>
+        </w:rPr>
         <w:t>User Request: What is the capital of France?</w:t>
       </w:r>
     </w:p>
-    <w:p/>
-    <w:p>
-      <w:r>
+    <w:p>
+      <w:pPr>
+        <w:pStyle w:val="NoSpacing"/>
+        <w:rPr>
+          <w:rFonts w:ascii="Consolas" w:hAnsi="Consolas"/>
+          <w:sz w:val="19"/>
+        </w:rPr>
+      </w:pPr>
+    </w:p>
+    <w:p>
+      <w:pPr>
+        <w:pStyle w:val="NoSpacing"/>
+        <w:rPr>
+          <w:rFonts w:ascii="Consolas" w:hAnsi="Consolas"/>
+          <w:sz w:val="19"/>
+        </w:rPr>
+      </w:pPr>
+      <w:r>
+        <w:rPr>
+          <w:rFonts w:ascii="Consolas" w:hAnsi="Consolas"/>
+          <w:sz w:val="19"/>
+        </w:rPr>
         <w:t>[ROUTER]: Directed to GENERAL (Reason: The user is asking a general trivia question unrelated to tech or billing.)</w:t>
       </w:r>
     </w:p>
     <w:p>
-      <w:r>
-        <w:lastRenderedPageBreak/>
+      <w:pPr>
+        <w:pStyle w:val="NoSpacing"/>
+        <w:rPr>
+          <w:rFonts w:ascii="Consolas" w:hAnsi="Consolas"/>
+          <w:sz w:val="19"/>
+        </w:rPr>
+      </w:pPr>
+      <w:r>
+        <w:rPr>
+          <w:rFonts w:ascii="Consolas" w:hAnsi="Consolas"/>
+          <w:sz w:val="19"/>
+        </w:rPr>
         <w:t>[AGENT]: The capital of France is Paris.</w:t>
       </w:r>
     </w:p>
-    <w:p/>
+    <w:p>
+      <w:pPr>
+        <w:pStyle w:val="NoSpacing"/>
+        <w:rPr>
+          <w:rFonts w:ascii="Consolas" w:hAnsi="Consolas"/>
+          <w:sz w:val="19"/>
+        </w:rPr>
+      </w:pPr>
+    </w:p>
+    <w:p>
+      <w:pPr>
+        <w:pStyle w:val="NoSpacing"/>
+        <w:rPr>
+          <w:rFonts w:ascii="Consolas" w:hAnsi="Consolas"/>
+          <w:sz w:val="19"/>
+        </w:rPr>
+      </w:pPr>
+      <w:r>
+        <w:rPr>
+          <w:rFonts w:ascii="Consolas" w:hAnsi="Consolas"/>
+          <w:sz w:val="19"/>
+        </w:rPr>
+        <w:t>User Request: exit</w:t>
+      </w:r>
+    </w:p>
     <w:sectPr>
       <w:pgSz w:w="12240" w:h="15840"/>
       <w:pgMar w:top="1440" w:right="1440" w:bottom="1440" w:left="1440" w:header="720" w:footer="720" w:gutter="0"/>
@@ -1479,8 +4224,25 @@
 </file>
 
 <file path=word/numbering.xml><?xml version="1.0" encoding="utf-8"?>
-<w:numbering xmlns:wpc="http://schemas.microsoft.com/office/word/2010/wordprocessingCanvas" xmlns:cx="http://schemas.microsoft.com/office/drawing/2014/chartex" xmlns:cx1="http://schemas.microsoft.com/office/drawing/2015/9/8/chartex" xmlns:cx2="http://schemas.microsoft.com/office/drawing/2015/10/21/chartex" xmlns:cx3="http://schemas.microsoft.com/office/drawing/2016/5/9/chartex" xmlns:cx4="http://schemas.microsoft.com/office/drawing/2016/5/10/chartex" xmlns:cx5="http://schemas.microsoft.com/office/drawing/2016/5/11/chartex" xmlns:cx6="http://schemas.microsoft.com/office/drawing/2016/5/12/chartex" xmlns:cx7="http://schemas.microsoft.com/office/drawing/2016/5/13/chartex" xmlns:cx8="http://schemas.microsoft.com/office/drawing/2016/5/14/chartex" xmlns:mc="http://schemas.openxmlformats.org/markup-compatibility/2006" xmlns:aink="http://schemas.microsoft.com/office/drawing/2016/ink" xmlns:am3d="http://schemas.microsoft.com/office/drawing/2017/model3d" xmlns:o="urn:schemas-microsoft-com:office:office" xmlns:oel="http://schemas.microsoft.com/office/2019/extlst" xmlns:r="http://schemas.openxmlformats.org/officeDocument/2006/relationships" xmlns:m="http://schemas.openxmlformats.org/officeDocument/2006/math" xmlns:v="urn:schemas-microsoft-com:vml" xmlns:wp14="http://schemas.microsoft.com/office/word/2010/wordprocessingDrawing" xmlns:wp="http://schemas.openxmlformats.org/drawingml/2006/wordprocessingDrawing" xmlns:w10="urn:schemas-microsoft-com:office:word" xmlns:w="http://schemas.openxmlformats.org/wordprocessingml/2006/main" xmlns:w14="http://schemas.microsoft.com/office/word/2010/wordml" xmlns:w15="http://schemas.microsoft.com/office/word/2012/wordml" xmlns:w16cex="http://schemas.microsoft.com/office/word/2018/wordml/cex" xmlns:w16cid="http://schemas.microsoft.com/office/word/2016/wordml/cid" xmlns:w16="http://schemas.microsoft.com/office/word/2018/wordml" xmlns:w16du="http://schemas.microsoft.com/office/word/2023/wordml/word16du" xmlns:w16sdtdh="http://schemas.microsoft.com/office/word/2020/wordml/sdtdatahash" xmlns:w16sdtfl="http://schemas.microsoft.com/office/word/2024/wordml/sdtformatlock" xmlns:w16se="http://schemas.microsoft.com/office/word/2015/wordml/symex" xmlns:wpg="http://schemas.microsoft.com/office/word/2010/wordprocessingGroup" xmlns:wpi="http://schemas.microsoft.com/office/word/2010/wordprocessingInk" xmlns:wne="http://schemas.microsoft.com/office/word/2006/wordml" xmlns:wps="http://schemas.microsoft.com/office/word/2010/wordprocessingShape" mc:Ignorable="w14 w15 w16se w16cid w16 w16cex w16sdtdh w16sdtfl w16du wp14">
+<w:numbering xmlns:wpc="http://schemas.microsoft.com/office/word/2010/wordprocessingCanvas" xmlns:cx="http://schemas.microsoft.com/office/drawing/2014/chartex" xmlns:cx1="http://schemas.microsoft.com/office/drawing/2015/9/8/chartex" xmlns:cx2="http://schemas.microsoft.com/office/drawing/2015/10/21/chartex" xmlns:cx3="http://schemas.microsoft.com/office/drawing/2016/5/9/chartex" xmlns:cx4="http://schemas.microsoft.com/office/drawing/2016/5/10/chartex" xmlns:cx5="http://schemas.microsoft.com/office/drawing/2016/5/11/chartex" xmlns:cx6="http://schemas.microsoft.com/office/drawing/2016/5/12/chartex" xmlns:cx7="http://schemas.microsoft.com/office/drawing/2016/5/13/chartex" xmlns:cx8="http://schemas.microsoft.com/office/drawing/2016/5/14/chartex" xmlns:mc="http://schemas.openxmlformats.org/markup-compatibility/2006" xmlns:aink="http://schemas.microsoft.com/office/drawing/2016/ink" xmlns:am3d="http://schemas.microsoft.com/office/drawing/2017/model3d" xmlns:o="urn:schemas-microsoft-com:office:office" xmlns:oel="http://schemas.microsoft.com/office/2019/extlst" xmlns:r="http://schemas.openxmlformats.org/officeDocument/2006/relationships" xmlns:m="http://schemas.openxmlformats.org/officeDocument/2006/math" xmlns:v="urn:schemas-microsoft-com:vml" xmlns:wp14="http://schemas.microsoft.com/office/word/2010/wordprocessingDrawing" xmlns:wp="http://schemas.openxmlformats.org/drawingml/2006/wordprocessingDrawing" xmlns:w10="urn:schemas-microsoft-com:office:word" xmlns:w="http://schemas.openxmlformats.org/wordprocessingml/2006/main" xmlns:w14="http://schemas.microsoft.com/office/word/2010/wordml" xmlns:w15="http://schemas.microsoft.com/office/word/2012/wordml" xmlns:w16cei="http://schemas.microsoft.com/office/word/2026/wordml/cei" xmlns:w16cex="http://schemas.microsoft.com/office/word/2018/wordml/cex" xmlns:w16cid="http://schemas.microsoft.com/office/word/2016/wordml/cid" xmlns:w16="http://schemas.microsoft.com/office/word/2018/wordml" xmlns:w16du="http://schemas.microsoft.com/office/word/2023/wordml/word16du" xmlns:w16sdtdh="http://schemas.microsoft.com/office/word/2020/wordml/sdtdatahash" xmlns:w16sdtfl="http://schemas.microsoft.com/office/word/2024/wordml/sdtformatlock" xmlns:w16se="http://schemas.microsoft.com/office/word/2015/wordml/symex" xmlns:wpg="http://schemas.microsoft.com/office/word/2010/wordprocessingGroup" xmlns:wpi="http://schemas.microsoft.com/office/word/2010/wordprocessingInk" xmlns:wne="http://schemas.microsoft.com/office/word/2006/wordml" xmlns:wps="http://schemas.microsoft.com/office/word/2010/wordprocessingShape" mc:Ignorable="w14 w15 w16se w16cid w16 w16cex w16sdtdh w16sdtfl w16du wp14">
   <w:abstractNum w:abstractNumId="0" w15:restartNumberingAfterBreak="0">
+    <w:nsid w:val="1E321887"/>
+    <w:multiLevelType w:val="singleLevel"/>
+    <w:tmpl w:val="04090001"/>
+    <w:lvl w:ilvl="0">
+      <w:start w:val="1"/>
+      <w:numFmt w:val="bullet"/>
+      <w:lvlText w:val=""/>
+      <w:lvlJc w:val="left"/>
+      <w:pPr>
+        <w:ind w:left="720" w:hanging="360"/>
+      </w:pPr>
+      <w:rPr>
+        <w:rFonts w:ascii="Symbol" w:hAnsi="Symbol" w:hint="default"/>
+      </w:rPr>
+    </w:lvl>
+  </w:abstractNum>
+  <w:abstractNum w:abstractNumId="1" w15:restartNumberingAfterBreak="0">
     <w:nsid w:val="2186457D"/>
     <w:multiLevelType w:val="multilevel"/>
     <w:tmpl w:val="4348881E"/>
@@ -1593,7 +4355,7 @@
       </w:pPr>
     </w:lvl>
   </w:abstractNum>
-  <w:abstractNum w:abstractNumId="1" w15:restartNumberingAfterBreak="0">
+  <w:abstractNum w:abstractNumId="2" w15:restartNumberingAfterBreak="0">
     <w:nsid w:val="4620762A"/>
     <w:multiLevelType w:val="multilevel"/>
     <w:tmpl w:val="0D32A0DC"/>
@@ -1706,7 +4468,24 @@
       </w:pPr>
     </w:lvl>
   </w:abstractNum>
-  <w:abstractNum w:abstractNumId="2" w15:restartNumberingAfterBreak="0">
+  <w:abstractNum w:abstractNumId="3" w15:restartNumberingAfterBreak="0">
+    <w:nsid w:val="52507B12"/>
+    <w:multiLevelType w:val="singleLevel"/>
+    <w:tmpl w:val="04090001"/>
+    <w:lvl w:ilvl="0">
+      <w:start w:val="1"/>
+      <w:numFmt w:val="bullet"/>
+      <w:lvlText w:val=""/>
+      <w:lvlJc w:val="left"/>
+      <w:pPr>
+        <w:ind w:left="720" w:hanging="360"/>
+      </w:pPr>
+      <w:rPr>
+        <w:rFonts w:ascii="Symbol" w:hAnsi="Symbol" w:hint="default"/>
+      </w:rPr>
+    </w:lvl>
+  </w:abstractNum>
+  <w:abstractNum w:abstractNumId="4" w15:restartNumberingAfterBreak="0">
     <w:nsid w:val="5765120B"/>
     <w:multiLevelType w:val="multilevel"/>
     <w:tmpl w:val="DC9AA4FC"/>
@@ -1855,13 +4634,39 @@
       </w:rPr>
     </w:lvl>
   </w:abstractNum>
+  <w:abstractNum w:abstractNumId="5" w15:restartNumberingAfterBreak="0">
+    <w:nsid w:val="64EF79EA"/>
+    <w:multiLevelType w:val="singleLevel"/>
+    <w:tmpl w:val="04090001"/>
+    <w:lvl w:ilvl="0">
+      <w:start w:val="1"/>
+      <w:numFmt w:val="bullet"/>
+      <w:lvlText w:val=""/>
+      <w:lvlJc w:val="left"/>
+      <w:pPr>
+        <w:ind w:left="720" w:hanging="360"/>
+      </w:pPr>
+      <w:rPr>
+        <w:rFonts w:ascii="Symbol" w:hAnsi="Symbol" w:hint="default"/>
+      </w:rPr>
+    </w:lvl>
+  </w:abstractNum>
   <w:num w:numId="1" w16cid:durableId="1257636258">
+    <w:abstractNumId w:val="2"/>
+  </w:num>
+  <w:num w:numId="2" w16cid:durableId="12155549">
+    <w:abstractNumId w:val="4"/>
+  </w:num>
+  <w:num w:numId="3" w16cid:durableId="992639704">
     <w:abstractNumId w:val="1"/>
   </w:num>
-  <w:num w:numId="2" w16cid:durableId="12155549">
-    <w:abstractNumId w:val="2"/>
+  <w:num w:numId="4" w16cid:durableId="1719669923">
+    <w:abstractNumId w:val="5"/>
   </w:num>
-  <w:num w:numId="3" w16cid:durableId="992639704">
+  <w:num w:numId="5" w16cid:durableId="2087797899">
+    <w:abstractNumId w:val="3"/>
+  </w:num>
+  <w:num w:numId="6" w16cid:durableId="1574000462">
     <w:abstractNumId w:val="0"/>
   </w:num>
 </w:numbering>
@@ -2295,7 +5100,6 @@
     <w:next w:val="Normal"/>
     <w:link w:val="Heading2Char"/>
     <w:uiPriority w:val="9"/>
-    <w:semiHidden/>
     <w:unhideWhenUsed/>
     <w:qFormat/>
     <w:rsid w:val="00F17144"/>
@@ -2470,6 +5274,7 @@
   <w:style w:type="character" w:default="1" w:styleId="DefaultParagraphFont">
     <w:name w:val="Default Paragraph Font"/>
     <w:uiPriority w:val="1"/>
+    <w:semiHidden/>
     <w:unhideWhenUsed/>
   </w:style>
   <w:style w:type="table" w:default="1" w:styleId="TableNormal">
@@ -2511,7 +5316,6 @@
     <w:basedOn w:val="DefaultParagraphFont"/>
     <w:link w:val="Heading2"/>
     <w:uiPriority w:val="9"/>
-    <w:semiHidden/>
     <w:rsid w:val="00F17144"/>
     <w:rPr>
       <w:rFonts w:asciiTheme="majorHAnsi" w:eastAsiaTheme="majorEastAsia" w:hAnsiTheme="majorHAnsi" w:cstheme="majorBidi"/>
@@ -2782,6 +5586,15 @@
       <w:color w:val="0F4761" w:themeColor="accent1" w:themeShade="BF"/>
       <w:spacing w:val="5"/>
     </w:rPr>
+  </w:style>
+  <w:style w:type="paragraph" w:styleId="NoSpacing">
+    <w:name w:val="No Spacing"/>
+    <w:uiPriority w:val="1"/>
+    <w:qFormat/>
+    <w:rsid w:val="00D12B95"/>
+    <w:pPr>
+      <w:spacing w:after="0" w:line="240" w:lineRule="auto"/>
+    </w:pPr>
   </w:style>
 </w:styles>
 </file>

--- a/Day21-SemanticRouting.docx
+++ b/Day21-SemanticRouting.docx
@@ -133,11 +133,7 @@
         <w:t>Intent Classification via Structured JSON</w:t>
       </w:r>
       <w:r>
-        <w:t>: `SemanticRouter.RouteAsync` sets `GeminiPromptExecutionSettings.ResponseMimeType = "a</w:t>
-      </w:r>
-      <w:r>
-        <w:lastRenderedPageBreak/>
-        <w:t>pplication/json"` and `Temperature = 0.0` to force a deterministic, machine-parseable classification instead of free-form text.</w:t>
+        <w:t>: `SemanticRouter.RouteAsync` sets `GeminiPromptExecutionSettings.ResponseMimeType = "application/json"` and `Temperature = 0.0` to force a deterministic, machine-parseable classification instead of free-form text.</w:t>
       </w:r>
     </w:p>
     <w:p>
@@ -153,6 +149,7 @@
         <w:rPr>
           <w:b/>
         </w:rPr>
+        <w:lastRenderedPageBreak/>
         <w:t>Chain-of-Thought-First Prompting</w:t>
       </w:r>
       <w:r>
@@ -194,11 +191,7 @@
         <w:t>Security by Construction (Tool Isolation)</w:t>
       </w:r>
       <w:r>
-        <w:t>: Because each specialist's kernel only contains its own `[KernelFunction]`, there is no prompt injection or clever phrasing</w:t>
-      </w:r>
-      <w:r>
-        <w:lastRenderedPageBreak/>
-        <w:t xml:space="preserve"> that can make the Billing agent invoke `ResetPassword` — the tool simply isn't loaded into that kernel.</w:t>
+        <w:t>: Because each specialist's kernel only contains its own `[KernelFunction]`, there is no prompt injection or clever phrasing that can make the Billing agent invoke `ResetPassword` — the tool simply isn't loaded into that kernel.</w:t>
       </w:r>
     </w:p>
     <w:p>
@@ -371,31 +364,1992 @@
           <w:rFonts w:ascii="Consolas" w:hAnsi="Consolas"/>
           <w:sz w:val="19"/>
         </w:rPr>
-        <w:t xml:space="preserve">// agent </w:t>
-      </w:r>
+        <w:t>// agent holding every tool - fewer options per call, less "tool</w:t>
+      </w:r>
+    </w:p>
+    <w:p>
+      <w:pPr>
+        <w:pStyle w:val="NoSpacing"/>
+        <w:rPr>
+          <w:rFonts w:ascii="Consolas" w:hAnsi="Consolas"/>
+          <w:sz w:val="19"/>
+        </w:rPr>
+      </w:pPr>
+      <w:r>
+        <w:rPr>
+          <w:rFonts w:ascii="Consolas" w:hAnsi="Consolas"/>
+          <w:sz w:val="19"/>
+        </w:rPr>
+        <w:t>// hallucination", and hard tool isolation between domains.</w:t>
+      </w:r>
+    </w:p>
+    <w:p>
+      <w:pPr>
+        <w:pStyle w:val="NoSpacing"/>
+        <w:rPr>
+          <w:rFonts w:ascii="Consolas" w:hAnsi="Consolas"/>
+          <w:sz w:val="19"/>
+        </w:rPr>
+      </w:pPr>
+      <w:r>
+        <w:rPr>
+          <w:rFonts w:ascii="Consolas" w:hAnsi="Consolas"/>
+          <w:sz w:val="19"/>
+        </w:rPr>
+        <w:t>using Microsoft.SemanticKernel;</w:t>
+      </w:r>
+    </w:p>
+    <w:p>
+      <w:pPr>
+        <w:pStyle w:val="NoSpacing"/>
+        <w:rPr>
+          <w:rFonts w:ascii="Consolas" w:hAnsi="Consolas"/>
+          <w:sz w:val="19"/>
+        </w:rPr>
+      </w:pPr>
+      <w:r>
+        <w:rPr>
+          <w:rFonts w:ascii="Consolas" w:hAnsi="Consolas"/>
+          <w:sz w:val="19"/>
+        </w:rPr>
+        <w:t>using Microsoft.SemanticKernel.ChatCompletion;</w:t>
+      </w:r>
+    </w:p>
+    <w:p>
+      <w:pPr>
+        <w:pStyle w:val="NoSpacing"/>
+        <w:rPr>
+          <w:rFonts w:ascii="Consolas" w:hAnsi="Consolas"/>
+          <w:sz w:val="19"/>
+        </w:rPr>
+      </w:pPr>
+    </w:p>
+    <w:p>
+      <w:pPr>
+        <w:pStyle w:val="NoSpacing"/>
+        <w:rPr>
+          <w:rFonts w:ascii="Consolas" w:hAnsi="Consolas"/>
+          <w:sz w:val="19"/>
+        </w:rPr>
+      </w:pPr>
+      <w:r>
+        <w:rPr>
+          <w:rFonts w:ascii="Consolas" w:hAnsi="Consolas"/>
+          <w:sz w:val="19"/>
+        </w:rPr>
+        <w:t>namespace SemanticRouter</w:t>
+      </w:r>
+    </w:p>
+    <w:p>
+      <w:pPr>
+        <w:pStyle w:val="NoSpacing"/>
+        <w:rPr>
+          <w:rFonts w:ascii="Consolas" w:hAnsi="Consolas"/>
+          <w:sz w:val="19"/>
+        </w:rPr>
+      </w:pPr>
+      <w:r>
+        <w:rPr>
+          <w:rFonts w:ascii="Consolas" w:hAnsi="Consolas"/>
+          <w:sz w:val="19"/>
+        </w:rPr>
+        <w:t>{</w:t>
+      </w:r>
+    </w:p>
+    <w:p>
+      <w:pPr>
+        <w:pStyle w:val="NoSpacing"/>
+        <w:rPr>
+          <w:rFonts w:ascii="Consolas" w:hAnsi="Consolas"/>
+          <w:sz w:val="19"/>
+        </w:rPr>
+      </w:pPr>
+      <w:r>
+        <w:rPr>
+          <w:rFonts w:ascii="Consolas" w:hAnsi="Consolas"/>
+          <w:sz w:val="19"/>
+        </w:rPr>
+        <w:t xml:space="preserve">    internal class Program</w:t>
+      </w:r>
+    </w:p>
+    <w:p>
+      <w:pPr>
+        <w:pStyle w:val="NoSpacing"/>
+        <w:rPr>
+          <w:rFonts w:ascii="Consolas" w:hAnsi="Consolas"/>
+          <w:sz w:val="19"/>
+        </w:rPr>
+      </w:pPr>
+      <w:r>
+        <w:rPr>
+          <w:rFonts w:ascii="Consolas" w:hAnsi="Consolas"/>
+          <w:sz w:val="19"/>
+        </w:rPr>
+        <w:t xml:space="preserve">    {</w:t>
+      </w:r>
+    </w:p>
+    <w:p>
+      <w:pPr>
+        <w:pStyle w:val="NoSpacing"/>
+        <w:rPr>
+          <w:rFonts w:ascii="Consolas" w:hAnsi="Consolas"/>
+          <w:sz w:val="19"/>
+        </w:rPr>
+      </w:pPr>
+      <w:r>
+        <w:rPr>
+          <w:rFonts w:ascii="Consolas" w:hAnsi="Consolas"/>
+          <w:sz w:val="19"/>
+        </w:rPr>
+        <w:t xml:space="preserve">        static async Task Main(string[] args)</w:t>
+      </w:r>
+    </w:p>
+    <w:p>
+      <w:pPr>
+        <w:pStyle w:val="NoSpacing"/>
+        <w:rPr>
+          <w:rFonts w:ascii="Consolas" w:hAnsi="Consolas"/>
+          <w:sz w:val="19"/>
+        </w:rPr>
+      </w:pPr>
+      <w:r>
+        <w:rPr>
+          <w:rFonts w:ascii="Consolas" w:hAnsi="Consolas"/>
+          <w:sz w:val="19"/>
+        </w:rPr>
+        <w:t xml:space="preserve">        {</w:t>
+      </w:r>
+    </w:p>
+    <w:p>
+      <w:pPr>
+        <w:pStyle w:val="NoSpacing"/>
+        <w:rPr>
+          <w:rFonts w:ascii="Consolas" w:hAnsi="Consolas"/>
+          <w:sz w:val="19"/>
+        </w:rPr>
+      </w:pPr>
       <w:r>
         <w:rPr>
           <w:rFonts w:ascii="Consolas" w:hAnsi="Consolas"/>
           <w:sz w:val="19"/>
         </w:rPr>
         <w:lastRenderedPageBreak/>
-        <w:t>holding every tool - fewer options per call, less "tool</w:t>
-      </w:r>
-    </w:p>
-    <w:p>
-      <w:pPr>
-        <w:pStyle w:val="NoSpacing"/>
-        <w:rPr>
-          <w:rFonts w:ascii="Consolas" w:hAnsi="Consolas"/>
-          <w:sz w:val="19"/>
-        </w:rPr>
-      </w:pPr>
-      <w:r>
-        <w:rPr>
-          <w:rFonts w:ascii="Consolas" w:hAnsi="Consolas"/>
-          <w:sz w:val="19"/>
-        </w:rPr>
-        <w:t>// hallucination", and hard tool isolation between domains.</w:t>
+        <w:t xml:space="preserve">            // 1. Init the base kernel</w:t>
+      </w:r>
+    </w:p>
+    <w:p>
+      <w:pPr>
+        <w:pStyle w:val="NoSpacing"/>
+        <w:rPr>
+          <w:rFonts w:ascii="Consolas" w:hAnsi="Consolas"/>
+          <w:sz w:val="19"/>
+        </w:rPr>
+      </w:pPr>
+      <w:r>
+        <w:rPr>
+          <w:rFonts w:ascii="Consolas" w:hAnsi="Consolas"/>
+          <w:sz w:val="19"/>
+        </w:rPr>
+        <w:t xml:space="preserve">            IKernelBuilder builder = Kernel.CreateBuilder();</w:t>
+      </w:r>
+    </w:p>
+    <w:p>
+      <w:pPr>
+        <w:pStyle w:val="NoSpacing"/>
+        <w:rPr>
+          <w:rFonts w:ascii="Consolas" w:hAnsi="Consolas"/>
+          <w:sz w:val="19"/>
+        </w:rPr>
+      </w:pPr>
+      <w:r>
+        <w:rPr>
+          <w:rFonts w:ascii="Consolas" w:hAnsi="Consolas"/>
+          <w:sz w:val="19"/>
+        </w:rPr>
+        <w:t xml:space="preserve">            string apiKey = Environment.GetEnvironmentVariable("GEMINI_API_KEY")</w:t>
+      </w:r>
+    </w:p>
+    <w:p>
+      <w:pPr>
+        <w:pStyle w:val="NoSpacing"/>
+        <w:rPr>
+          <w:rFonts w:ascii="Consolas" w:hAnsi="Consolas"/>
+          <w:sz w:val="19"/>
+        </w:rPr>
+      </w:pPr>
+      <w:r>
+        <w:rPr>
+          <w:rFonts w:ascii="Consolas" w:hAnsi="Consolas"/>
+          <w:sz w:val="19"/>
+        </w:rPr>
+        <w:t xml:space="preserve">                ?? throw new Exception("GEMINI_API_KEY is missing");</w:t>
+      </w:r>
+    </w:p>
+    <w:p>
+      <w:pPr>
+        <w:pStyle w:val="NoSpacing"/>
+        <w:rPr>
+          <w:rFonts w:ascii="Consolas" w:hAnsi="Consolas"/>
+          <w:sz w:val="19"/>
+        </w:rPr>
+      </w:pPr>
+    </w:p>
+    <w:p>
+      <w:pPr>
+        <w:pStyle w:val="NoSpacing"/>
+        <w:rPr>
+          <w:rFonts w:ascii="Consolas" w:hAnsi="Consolas"/>
+          <w:sz w:val="19"/>
+        </w:rPr>
+      </w:pPr>
+      <w:r>
+        <w:rPr>
+          <w:rFonts w:ascii="Consolas" w:hAnsi="Consolas"/>
+          <w:sz w:val="19"/>
+        </w:rPr>
+        <w:t xml:space="preserve">            builder.AddGoogleAIGeminiChatCompletion("gemini-2.5-flash", apiKey);</w:t>
+      </w:r>
+    </w:p>
+    <w:p>
+      <w:pPr>
+        <w:pStyle w:val="NoSpacing"/>
+        <w:rPr>
+          <w:rFonts w:ascii="Consolas" w:hAnsi="Consolas"/>
+          <w:sz w:val="19"/>
+        </w:rPr>
+      </w:pPr>
+      <w:r>
+        <w:rPr>
+          <w:rFonts w:ascii="Consolas" w:hAnsi="Consolas"/>
+          <w:sz w:val="19"/>
+        </w:rPr>
+        <w:t xml:space="preserve">            Kernel baseKernel = builder.Build();</w:t>
+      </w:r>
+    </w:p>
+    <w:p>
+      <w:pPr>
+        <w:pStyle w:val="NoSpacing"/>
+        <w:rPr>
+          <w:rFonts w:ascii="Consolas" w:hAnsi="Consolas"/>
+          <w:sz w:val="19"/>
+        </w:rPr>
+      </w:pPr>
+    </w:p>
+    <w:p>
+      <w:pPr>
+        <w:pStyle w:val="NoSpacing"/>
+        <w:rPr>
+          <w:rFonts w:ascii="Consolas" w:hAnsi="Consolas"/>
+          <w:sz w:val="19"/>
+        </w:rPr>
+      </w:pPr>
+      <w:r>
+        <w:rPr>
+          <w:rFonts w:ascii="Consolas" w:hAnsi="Consolas"/>
+          <w:sz w:val="19"/>
+        </w:rPr>
+        <w:t xml:space="preserve">            // 2. Init our clean, decoupled components</w:t>
+      </w:r>
+    </w:p>
+    <w:p>
+      <w:pPr>
+        <w:pStyle w:val="NoSpacing"/>
+        <w:rPr>
+          <w:rFonts w:ascii="Consolas" w:hAnsi="Consolas"/>
+          <w:sz w:val="19"/>
+        </w:rPr>
+      </w:pPr>
+      <w:r>
+        <w:rPr>
+          <w:rFonts w:ascii="Consolas" w:hAnsi="Consolas"/>
+          <w:sz w:val="19"/>
+        </w:rPr>
+        <w:t xml:space="preserve">            var chatService = baseKernel.GetRequiredService&lt;IChatCompletionService&gt;();</w:t>
+      </w:r>
+    </w:p>
+    <w:p>
+      <w:pPr>
+        <w:pStyle w:val="NoSpacing"/>
+        <w:rPr>
+          <w:rFonts w:ascii="Consolas" w:hAnsi="Consolas"/>
+          <w:sz w:val="19"/>
+        </w:rPr>
+      </w:pPr>
+      <w:r>
+        <w:rPr>
+          <w:rFonts w:ascii="Consolas" w:hAnsi="Consolas"/>
+          <w:sz w:val="19"/>
+        </w:rPr>
+        <w:t xml:space="preserve">            var router = new SemanticRouter(chatService);</w:t>
+      </w:r>
+    </w:p>
+    <w:p>
+      <w:pPr>
+        <w:pStyle w:val="NoSpacing"/>
+        <w:rPr>
+          <w:rFonts w:ascii="Consolas" w:hAnsi="Consolas"/>
+          <w:sz w:val="19"/>
+        </w:rPr>
+      </w:pPr>
+    </w:p>
+    <w:p>
+      <w:pPr>
+        <w:pStyle w:val="NoSpacing"/>
+        <w:rPr>
+          <w:rFonts w:ascii="Consolas" w:hAnsi="Consolas"/>
+          <w:sz w:val="19"/>
+        </w:rPr>
+      </w:pPr>
+      <w:r>
+        <w:rPr>
+          <w:rFonts w:ascii="Consolas" w:hAnsi="Consolas"/>
+          <w:sz w:val="19"/>
+        </w:rPr>
+        <w:t xml:space="preserve">            var techAgent = new TechSupportAgent(baseKernel);</w:t>
+      </w:r>
+    </w:p>
+    <w:p>
+      <w:pPr>
+        <w:pStyle w:val="NoSpacing"/>
+        <w:rPr>
+          <w:rFonts w:ascii="Consolas" w:hAnsi="Consolas"/>
+          <w:sz w:val="19"/>
+        </w:rPr>
+      </w:pPr>
+      <w:r>
+        <w:rPr>
+          <w:rFonts w:ascii="Consolas" w:hAnsi="Consolas"/>
+          <w:sz w:val="19"/>
+        </w:rPr>
+        <w:t xml:space="preserve">            var billingAgent = new BillingAgent(baseKernel);</w:t>
+      </w:r>
+    </w:p>
+    <w:p>
+      <w:pPr>
+        <w:pStyle w:val="NoSpacing"/>
+        <w:rPr>
+          <w:rFonts w:ascii="Consolas" w:hAnsi="Consolas"/>
+          <w:sz w:val="19"/>
+        </w:rPr>
+      </w:pPr>
+    </w:p>
+    <w:p>
+      <w:pPr>
+        <w:pStyle w:val="NoSpacing"/>
+        <w:rPr>
+          <w:rFonts w:ascii="Consolas" w:hAnsi="Consolas"/>
+          <w:sz w:val="19"/>
+        </w:rPr>
+      </w:pPr>
+      <w:r>
+        <w:rPr>
+          <w:rFonts w:ascii="Consolas" w:hAnsi="Consolas"/>
+          <w:sz w:val="19"/>
+        </w:rPr>
+        <w:t xml:space="preserve">            Console.WriteLine("Semantic Router Online.  (type 'exit' to quit)");</w:t>
+      </w:r>
+    </w:p>
+    <w:p>
+      <w:pPr>
+        <w:pStyle w:val="NoSpacing"/>
+        <w:rPr>
+          <w:rFonts w:ascii="Consolas" w:hAnsi="Consolas"/>
+          <w:sz w:val="19"/>
+        </w:rPr>
+      </w:pPr>
+    </w:p>
+    <w:p>
+      <w:pPr>
+        <w:pStyle w:val="NoSpacing"/>
+        <w:rPr>
+          <w:rFonts w:ascii="Consolas" w:hAnsi="Consolas"/>
+          <w:sz w:val="19"/>
+        </w:rPr>
+      </w:pPr>
+      <w:r>
+        <w:rPr>
+          <w:rFonts w:ascii="Consolas" w:hAnsi="Consolas"/>
+          <w:sz w:val="19"/>
+        </w:rPr>
+        <w:t xml:space="preserve">            while(true)</w:t>
+      </w:r>
+    </w:p>
+    <w:p>
+      <w:pPr>
+        <w:pStyle w:val="NoSpacing"/>
+        <w:rPr>
+          <w:rFonts w:ascii="Consolas" w:hAnsi="Consolas"/>
+          <w:sz w:val="19"/>
+        </w:rPr>
+      </w:pPr>
+      <w:r>
+        <w:rPr>
+          <w:rFonts w:ascii="Consolas" w:hAnsi="Consolas"/>
+          <w:sz w:val="19"/>
+        </w:rPr>
+        <w:t xml:space="preserve">            {</w:t>
+      </w:r>
+    </w:p>
+    <w:p>
+      <w:pPr>
+        <w:pStyle w:val="NoSpacing"/>
+        <w:rPr>
+          <w:rFonts w:ascii="Consolas" w:hAnsi="Consolas"/>
+          <w:sz w:val="19"/>
+        </w:rPr>
+      </w:pPr>
+      <w:r>
+        <w:rPr>
+          <w:rFonts w:ascii="Consolas" w:hAnsi="Consolas"/>
+          <w:sz w:val="19"/>
+        </w:rPr>
+        <w:t xml:space="preserve">                Console.Write("\nUser Request: ");</w:t>
+      </w:r>
+    </w:p>
+    <w:p>
+      <w:pPr>
+        <w:pStyle w:val="NoSpacing"/>
+        <w:rPr>
+          <w:rFonts w:ascii="Consolas" w:hAnsi="Consolas"/>
+          <w:sz w:val="19"/>
+        </w:rPr>
+      </w:pPr>
+      <w:r>
+        <w:rPr>
+          <w:rFonts w:ascii="Consolas" w:hAnsi="Consolas"/>
+          <w:sz w:val="19"/>
+        </w:rPr>
+        <w:t xml:space="preserve">                string? input = Console.ReadLine();</w:t>
+      </w:r>
+    </w:p>
+    <w:p>
+      <w:pPr>
+        <w:pStyle w:val="NoSpacing"/>
+        <w:rPr>
+          <w:rFonts w:ascii="Consolas" w:hAnsi="Consolas"/>
+          <w:sz w:val="19"/>
+        </w:rPr>
+      </w:pPr>
+      <w:r>
+        <w:rPr>
+          <w:rFonts w:ascii="Consolas" w:hAnsi="Consolas"/>
+          <w:sz w:val="19"/>
+        </w:rPr>
+        <w:t xml:space="preserve">                if (string.IsNullOrWhiteSpace(input)) continue;</w:t>
+      </w:r>
+    </w:p>
+    <w:p>
+      <w:pPr>
+        <w:pStyle w:val="NoSpacing"/>
+        <w:rPr>
+          <w:rFonts w:ascii="Consolas" w:hAnsi="Consolas"/>
+          <w:sz w:val="19"/>
+        </w:rPr>
+      </w:pPr>
+      <w:r>
+        <w:rPr>
+          <w:rFonts w:ascii="Consolas" w:hAnsi="Consolas"/>
+          <w:sz w:val="19"/>
+        </w:rPr>
+        <w:t xml:space="preserve">                if (input.Equals("exit", StringComparison.OrdinalIgnoreCase)) break;</w:t>
+      </w:r>
+    </w:p>
+    <w:p>
+      <w:pPr>
+        <w:pStyle w:val="NoSpacing"/>
+        <w:rPr>
+          <w:rFonts w:ascii="Consolas" w:hAnsi="Consolas"/>
+          <w:sz w:val="19"/>
+        </w:rPr>
+      </w:pPr>
+    </w:p>
+    <w:p>
+      <w:pPr>
+        <w:pStyle w:val="NoSpacing"/>
+        <w:rPr>
+          <w:rFonts w:ascii="Consolas" w:hAnsi="Consolas"/>
+          <w:sz w:val="19"/>
+        </w:rPr>
+      </w:pPr>
+      <w:r>
+        <w:rPr>
+          <w:rFonts w:ascii="Consolas" w:hAnsi="Consolas"/>
+          <w:sz w:val="19"/>
+        </w:rPr>
+        <w:t xml:space="preserve">                // 3. Step One: Classify the Intent</w:t>
+      </w:r>
+    </w:p>
+    <w:p>
+      <w:pPr>
+        <w:pStyle w:val="NoSpacing"/>
+        <w:rPr>
+          <w:rFonts w:ascii="Consolas" w:hAnsi="Consolas"/>
+          <w:sz w:val="19"/>
+        </w:rPr>
+      </w:pPr>
+      <w:r>
+        <w:rPr>
+          <w:rFonts w:ascii="Consolas" w:hAnsi="Consolas"/>
+          <w:sz w:val="19"/>
+        </w:rPr>
+        <w:t xml:space="preserve">                RouteDecision decision = await router.RouteAsync(input);</w:t>
+      </w:r>
+    </w:p>
+    <w:p>
+      <w:pPr>
+        <w:pStyle w:val="NoSpacing"/>
+        <w:rPr>
+          <w:rFonts w:ascii="Consolas" w:hAnsi="Consolas"/>
+          <w:sz w:val="19"/>
+        </w:rPr>
+      </w:pPr>
+      <w:r>
+        <w:rPr>
+          <w:rFonts w:ascii="Consolas" w:hAnsi="Consolas"/>
+          <w:sz w:val="19"/>
+        </w:rPr>
+        <w:t xml:space="preserve">                Console.WriteLine($"\n[ROUTER]: Directed to {decision.Intent} (Reason: {decision.Reasoning})");</w:t>
+      </w:r>
+    </w:p>
+    <w:p>
+      <w:pPr>
+        <w:pStyle w:val="NoSpacing"/>
+        <w:rPr>
+          <w:rFonts w:ascii="Consolas" w:hAnsi="Consolas"/>
+          <w:sz w:val="19"/>
+        </w:rPr>
+      </w:pPr>
+    </w:p>
+    <w:p>
+      <w:pPr>
+        <w:pStyle w:val="NoSpacing"/>
+        <w:rPr>
+          <w:rFonts w:ascii="Consolas" w:hAnsi="Consolas"/>
+          <w:sz w:val="19"/>
+        </w:rPr>
+      </w:pPr>
+      <w:r>
+        <w:rPr>
+          <w:rFonts w:ascii="Consolas" w:hAnsi="Consolas"/>
+          <w:sz w:val="19"/>
+        </w:rPr>
+        <w:t xml:space="preserve">                // 4. Step two: Dispatch to the isolated agent</w:t>
+      </w:r>
+    </w:p>
+    <w:p>
+      <w:pPr>
+        <w:pStyle w:val="NoSpacing"/>
+        <w:rPr>
+          <w:rFonts w:ascii="Consolas" w:hAnsi="Consolas"/>
+          <w:sz w:val="19"/>
+        </w:rPr>
+      </w:pPr>
+      <w:r>
+        <w:rPr>
+          <w:rFonts w:ascii="Consolas" w:hAnsi="Consolas"/>
+          <w:sz w:val="19"/>
+        </w:rPr>
+        <w:t xml:space="preserve">                string response;</w:t>
+      </w:r>
+    </w:p>
+    <w:p>
+      <w:pPr>
+        <w:pStyle w:val="NoSpacing"/>
+        <w:rPr>
+          <w:rFonts w:ascii="Consolas" w:hAnsi="Consolas"/>
+          <w:sz w:val="19"/>
+        </w:rPr>
+      </w:pPr>
+      <w:r>
+        <w:rPr>
+          <w:rFonts w:ascii="Consolas" w:hAnsi="Consolas"/>
+          <w:sz w:val="19"/>
+        </w:rPr>
+        <w:t xml:space="preserve">                switch(decision.Intent.ToUpper())</w:t>
+      </w:r>
+    </w:p>
+    <w:p>
+      <w:pPr>
+        <w:pStyle w:val="NoSpacing"/>
+        <w:rPr>
+          <w:rFonts w:ascii="Consolas" w:hAnsi="Consolas"/>
+          <w:sz w:val="19"/>
+        </w:rPr>
+      </w:pPr>
+      <w:r>
+        <w:rPr>
+          <w:rFonts w:ascii="Consolas" w:hAnsi="Consolas"/>
+          <w:sz w:val="19"/>
+        </w:rPr>
+        <w:t xml:space="preserve">                {</w:t>
+      </w:r>
+    </w:p>
+    <w:p>
+      <w:pPr>
+        <w:pStyle w:val="NoSpacing"/>
+        <w:rPr>
+          <w:rFonts w:ascii="Consolas" w:hAnsi="Consolas"/>
+          <w:sz w:val="19"/>
+        </w:rPr>
+      </w:pPr>
+      <w:r>
+        <w:rPr>
+          <w:rFonts w:ascii="Consolas" w:hAnsi="Consolas"/>
+          <w:sz w:val="19"/>
+        </w:rPr>
+        <w:t xml:space="preserve">                    case "TECH":</w:t>
+      </w:r>
+    </w:p>
+    <w:p>
+      <w:pPr>
+        <w:pStyle w:val="NoSpacing"/>
+        <w:rPr>
+          <w:rFonts w:ascii="Consolas" w:hAnsi="Consolas"/>
+          <w:sz w:val="19"/>
+        </w:rPr>
+      </w:pPr>
+      <w:r>
+        <w:rPr>
+          <w:rFonts w:ascii="Consolas" w:hAnsi="Consolas"/>
+          <w:sz w:val="19"/>
+        </w:rPr>
+        <w:t xml:space="preserve">                        response = await techAgent.HandleAsync(input);</w:t>
+      </w:r>
+    </w:p>
+    <w:p>
+      <w:pPr>
+        <w:pStyle w:val="NoSpacing"/>
+        <w:rPr>
+          <w:rFonts w:ascii="Consolas" w:hAnsi="Consolas"/>
+          <w:sz w:val="19"/>
+        </w:rPr>
+      </w:pPr>
+      <w:r>
+        <w:rPr>
+          <w:rFonts w:ascii="Consolas" w:hAnsi="Consolas"/>
+          <w:sz w:val="19"/>
+        </w:rPr>
+        <w:t xml:space="preserve">                        break;</w:t>
+      </w:r>
+    </w:p>
+    <w:p>
+      <w:pPr>
+        <w:pStyle w:val="NoSpacing"/>
+        <w:rPr>
+          <w:rFonts w:ascii="Consolas" w:hAnsi="Consolas"/>
+          <w:sz w:val="19"/>
+        </w:rPr>
+      </w:pPr>
+    </w:p>
+    <w:p>
+      <w:pPr>
+        <w:pStyle w:val="NoSpacing"/>
+        <w:rPr>
+          <w:rFonts w:ascii="Consolas" w:hAnsi="Consolas"/>
+          <w:sz w:val="19"/>
+        </w:rPr>
+      </w:pPr>
+      <w:r>
+        <w:rPr>
+          <w:rFonts w:ascii="Consolas" w:hAnsi="Consolas"/>
+          <w:sz w:val="19"/>
+        </w:rPr>
+        <w:t xml:space="preserve">                    case "BILLING":</w:t>
+      </w:r>
+    </w:p>
+    <w:p>
+      <w:pPr>
+        <w:pStyle w:val="NoSpacing"/>
+        <w:rPr>
+          <w:rFonts w:ascii="Consolas" w:hAnsi="Consolas"/>
+          <w:sz w:val="19"/>
+        </w:rPr>
+      </w:pPr>
+      <w:r>
+        <w:rPr>
+          <w:rFonts w:ascii="Consolas" w:hAnsi="Consolas"/>
+          <w:sz w:val="19"/>
+        </w:rPr>
+        <w:t xml:space="preserve">                        response = await billingAgent.HandleAsync(input);</w:t>
+      </w:r>
+    </w:p>
+    <w:p>
+      <w:pPr>
+        <w:pStyle w:val="NoSpacing"/>
+        <w:rPr>
+          <w:rFonts w:ascii="Consolas" w:hAnsi="Consolas"/>
+          <w:sz w:val="19"/>
+        </w:rPr>
+      </w:pPr>
+      <w:r>
+        <w:rPr>
+          <w:rFonts w:ascii="Consolas" w:hAnsi="Consolas"/>
+          <w:sz w:val="19"/>
+        </w:rPr>
+        <w:t xml:space="preserve">                        break;</w:t>
+      </w:r>
+    </w:p>
+    <w:p>
+      <w:pPr>
+        <w:pStyle w:val="NoSpacing"/>
+        <w:rPr>
+          <w:rFonts w:ascii="Consolas" w:hAnsi="Consolas"/>
+          <w:sz w:val="19"/>
+        </w:rPr>
+      </w:pPr>
+    </w:p>
+    <w:p>
+      <w:pPr>
+        <w:pStyle w:val="NoSpacing"/>
+        <w:rPr>
+          <w:rFonts w:ascii="Consolas" w:hAnsi="Consolas"/>
+          <w:sz w:val="19"/>
+        </w:rPr>
+      </w:pPr>
+      <w:r>
+        <w:rPr>
+          <w:rFonts w:ascii="Consolas" w:hAnsi="Consolas"/>
+          <w:sz w:val="19"/>
+        </w:rPr>
+        <w:t xml:space="preserve">                    default:</w:t>
+      </w:r>
+    </w:p>
+    <w:p>
+      <w:pPr>
+        <w:pStyle w:val="NoSpacing"/>
+        <w:rPr>
+          <w:rFonts w:ascii="Consolas" w:hAnsi="Consolas"/>
+          <w:sz w:val="19"/>
+        </w:rPr>
+      </w:pPr>
+      <w:r>
+        <w:rPr>
+          <w:rFonts w:ascii="Consolas" w:hAnsi="Consolas"/>
+          <w:sz w:val="19"/>
+        </w:rPr>
+        <w:t xml:space="preserve">                        // General queries don't need tools, just a direct kernel invocation</w:t>
+      </w:r>
+    </w:p>
+    <w:p>
+      <w:pPr>
+        <w:pStyle w:val="NoSpacing"/>
+        <w:rPr>
+          <w:rFonts w:ascii="Consolas" w:hAnsi="Consolas"/>
+          <w:sz w:val="19"/>
+        </w:rPr>
+      </w:pPr>
+      <w:r>
+        <w:rPr>
+          <w:rFonts w:ascii="Consolas" w:hAnsi="Consolas"/>
+          <w:sz w:val="19"/>
+        </w:rPr>
+        <w:t xml:space="preserve">                        var result = await baseKernel.InvokePromptAsync(input);</w:t>
+      </w:r>
+    </w:p>
+    <w:p>
+      <w:pPr>
+        <w:pStyle w:val="NoSpacing"/>
+        <w:rPr>
+          <w:rFonts w:ascii="Consolas" w:hAnsi="Consolas"/>
+          <w:sz w:val="19"/>
+        </w:rPr>
+      </w:pPr>
+      <w:r>
+        <w:rPr>
+          <w:rFonts w:ascii="Consolas" w:hAnsi="Consolas"/>
+          <w:sz w:val="19"/>
+        </w:rPr>
+        <w:t xml:space="preserve">                        response = result.ToString();</w:t>
+      </w:r>
+    </w:p>
+    <w:p>
+      <w:pPr>
+        <w:pStyle w:val="NoSpacing"/>
+        <w:rPr>
+          <w:rFonts w:ascii="Consolas" w:hAnsi="Consolas"/>
+          <w:sz w:val="19"/>
+        </w:rPr>
+      </w:pPr>
+      <w:r>
+        <w:rPr>
+          <w:rFonts w:ascii="Consolas" w:hAnsi="Consolas"/>
+          <w:sz w:val="19"/>
+        </w:rPr>
+        <w:t xml:space="preserve">                        break;</w:t>
+      </w:r>
+    </w:p>
+    <w:p>
+      <w:pPr>
+        <w:pStyle w:val="NoSpacing"/>
+        <w:rPr>
+          <w:rFonts w:ascii="Consolas" w:hAnsi="Consolas"/>
+          <w:sz w:val="19"/>
+        </w:rPr>
+      </w:pPr>
+      <w:r>
+        <w:rPr>
+          <w:rFonts w:ascii="Consolas" w:hAnsi="Consolas"/>
+          <w:sz w:val="19"/>
+        </w:rPr>
+        <w:t xml:space="preserve">                }</w:t>
+      </w:r>
+    </w:p>
+    <w:p>
+      <w:pPr>
+        <w:pStyle w:val="NoSpacing"/>
+        <w:rPr>
+          <w:rFonts w:ascii="Consolas" w:hAnsi="Consolas"/>
+          <w:sz w:val="19"/>
+        </w:rPr>
+      </w:pPr>
+    </w:p>
+    <w:p>
+      <w:pPr>
+        <w:pStyle w:val="NoSpacing"/>
+        <w:rPr>
+          <w:rFonts w:ascii="Consolas" w:hAnsi="Consolas"/>
+          <w:sz w:val="19"/>
+        </w:rPr>
+      </w:pPr>
+      <w:r>
+        <w:rPr>
+          <w:rFonts w:ascii="Consolas" w:hAnsi="Consolas"/>
+          <w:sz w:val="19"/>
+        </w:rPr>
+        <w:t xml:space="preserve">                Console.WriteLine($"[AGENT]: {response}");</w:t>
+      </w:r>
+    </w:p>
+    <w:p>
+      <w:pPr>
+        <w:pStyle w:val="NoSpacing"/>
+        <w:rPr>
+          <w:rFonts w:ascii="Consolas" w:hAnsi="Consolas"/>
+          <w:sz w:val="19"/>
+        </w:rPr>
+      </w:pPr>
+      <w:r>
+        <w:rPr>
+          <w:rFonts w:ascii="Consolas" w:hAnsi="Consolas"/>
+          <w:sz w:val="19"/>
+        </w:rPr>
+        <w:t xml:space="preserve">            }</w:t>
+      </w:r>
+    </w:p>
+    <w:p>
+      <w:pPr>
+        <w:pStyle w:val="NoSpacing"/>
+        <w:rPr>
+          <w:rFonts w:ascii="Consolas" w:hAnsi="Consolas"/>
+          <w:sz w:val="19"/>
+        </w:rPr>
+      </w:pPr>
+      <w:r>
+        <w:rPr>
+          <w:rFonts w:ascii="Consolas" w:hAnsi="Consolas"/>
+          <w:sz w:val="19"/>
+        </w:rPr>
+        <w:t xml:space="preserve">        }</w:t>
+      </w:r>
+    </w:p>
+    <w:p>
+      <w:pPr>
+        <w:pStyle w:val="NoSpacing"/>
+        <w:rPr>
+          <w:rFonts w:ascii="Consolas" w:hAnsi="Consolas"/>
+          <w:sz w:val="19"/>
+        </w:rPr>
+      </w:pPr>
+      <w:r>
+        <w:rPr>
+          <w:rFonts w:ascii="Consolas" w:hAnsi="Consolas"/>
+          <w:sz w:val="19"/>
+        </w:rPr>
+        <w:t xml:space="preserve">    }</w:t>
+      </w:r>
+    </w:p>
+    <w:p>
+      <w:pPr>
+        <w:pStyle w:val="NoSpacing"/>
+        <w:rPr>
+          <w:rFonts w:ascii="Consolas" w:hAnsi="Consolas"/>
+          <w:sz w:val="19"/>
+        </w:rPr>
+      </w:pPr>
+      <w:r>
+        <w:rPr>
+          <w:rFonts w:ascii="Consolas" w:hAnsi="Consolas"/>
+          <w:sz w:val="19"/>
+        </w:rPr>
+        <w:t>}</w:t>
+      </w:r>
+    </w:p>
+    <w:p/>
+    <w:p>
+      <w:pPr>
+        <w:rPr>
+          <w:b/>
+        </w:rPr>
+      </w:pPr>
+      <w:r>
+        <w:rPr>
+          <w:b/>
+        </w:rPr>
+        <w:t>SemanticRouter.cs</w:t>
+      </w:r>
+    </w:p>
+    <w:p>
+      <w:pPr>
+        <w:pStyle w:val="NoSpacing"/>
+        <w:rPr>
+          <w:rFonts w:ascii="Consolas" w:hAnsi="Consolas"/>
+          <w:sz w:val="19"/>
+        </w:rPr>
+      </w:pPr>
+      <w:r>
+        <w:rPr>
+          <w:rFonts w:ascii="Consolas" w:hAnsi="Consolas"/>
+          <w:sz w:val="19"/>
+        </w:rPr>
+        <w:lastRenderedPageBreak/>
+        <w:t>// SemanticRouter</w:t>
+      </w:r>
+    </w:p>
+    <w:p>
+      <w:pPr>
+        <w:pStyle w:val="NoSpacing"/>
+        <w:rPr>
+          <w:rFonts w:ascii="Consolas" w:hAnsi="Consolas"/>
+          <w:sz w:val="19"/>
+        </w:rPr>
+      </w:pPr>
+      <w:r>
+        <w:rPr>
+          <w:rFonts w:ascii="Consolas" w:hAnsi="Consolas"/>
+          <w:sz w:val="19"/>
+        </w:rPr>
+        <w:t>// ---------------------------------------------------------------------------</w:t>
+      </w:r>
+    </w:p>
+    <w:p>
+      <w:pPr>
+        <w:pStyle w:val="NoSpacing"/>
+        <w:rPr>
+          <w:rFonts w:ascii="Consolas" w:hAnsi="Consolas"/>
+          <w:sz w:val="19"/>
+        </w:rPr>
+      </w:pPr>
+      <w:r>
+        <w:rPr>
+          <w:rFonts w:ascii="Consolas" w:hAnsi="Consolas"/>
+          <w:sz w:val="19"/>
+        </w:rPr>
+        <w:t>// The "switchboard": classifies a user's intent (TECH/BILLING/GENERAL) into</w:t>
+      </w:r>
+    </w:p>
+    <w:p>
+      <w:pPr>
+        <w:pStyle w:val="NoSpacing"/>
+        <w:rPr>
+          <w:rFonts w:ascii="Consolas" w:hAnsi="Consolas"/>
+          <w:sz w:val="19"/>
+        </w:rPr>
+      </w:pPr>
+      <w:r>
+        <w:rPr>
+          <w:rFonts w:ascii="Consolas" w:hAnsi="Consolas"/>
+          <w:sz w:val="19"/>
+        </w:rPr>
+        <w:t>// strict JSON via ResponseMimeType, so the caller can deserialize the</w:t>
+      </w:r>
+    </w:p>
+    <w:p>
+      <w:pPr>
+        <w:pStyle w:val="NoSpacing"/>
+        <w:rPr>
+          <w:rFonts w:ascii="Consolas" w:hAnsi="Consolas"/>
+          <w:sz w:val="19"/>
+        </w:rPr>
+      </w:pPr>
+      <w:r>
+        <w:rPr>
+          <w:rFonts w:ascii="Consolas" w:hAnsi="Consolas"/>
+          <w:sz w:val="19"/>
+        </w:rPr>
+        <w:t>// decision instead of pattern-matching free text. The prompt asks for</w:t>
+      </w:r>
+    </w:p>
+    <w:p>
+      <w:pPr>
+        <w:pStyle w:val="NoSpacing"/>
+        <w:rPr>
+          <w:rFonts w:ascii="Consolas" w:hAnsi="Consolas"/>
+          <w:sz w:val="19"/>
+        </w:rPr>
+      </w:pPr>
+      <w:r>
+        <w:rPr>
+          <w:rFonts w:ascii="Consolas" w:hAnsi="Consolas"/>
+          <w:sz w:val="19"/>
+        </w:rPr>
+        <w:t>// "reasoning" before "intent" deliberately - forcing a chain-of-thought</w:t>
+      </w:r>
+    </w:p>
+    <w:p>
+      <w:pPr>
+        <w:pStyle w:val="NoSpacing"/>
+        <w:rPr>
+          <w:rFonts w:ascii="Consolas" w:hAnsi="Consolas"/>
+          <w:sz w:val="19"/>
+        </w:rPr>
+      </w:pPr>
+      <w:r>
+        <w:rPr>
+          <w:rFonts w:ascii="Consolas" w:hAnsi="Consolas"/>
+          <w:sz w:val="19"/>
+        </w:rPr>
+        <w:t>// explanation first measurably improves classification accuracy.</w:t>
+      </w:r>
+    </w:p>
+    <w:p>
+      <w:pPr>
+        <w:pStyle w:val="NoSpacing"/>
+        <w:rPr>
+          <w:rFonts w:ascii="Consolas" w:hAnsi="Consolas"/>
+          <w:sz w:val="19"/>
+        </w:rPr>
+      </w:pPr>
+      <w:r>
+        <w:rPr>
+          <w:rFonts w:ascii="Consolas" w:hAnsi="Consolas"/>
+          <w:sz w:val="19"/>
+        </w:rPr>
+        <w:t>using Microsoft.SemanticKernel.ChatCompletion;</w:t>
+      </w:r>
+    </w:p>
+    <w:p>
+      <w:pPr>
+        <w:pStyle w:val="NoSpacing"/>
+        <w:rPr>
+          <w:rFonts w:ascii="Consolas" w:hAnsi="Consolas"/>
+          <w:sz w:val="19"/>
+        </w:rPr>
+      </w:pPr>
+      <w:r>
+        <w:rPr>
+          <w:rFonts w:ascii="Consolas" w:hAnsi="Consolas"/>
+          <w:sz w:val="19"/>
+        </w:rPr>
+        <w:t>using Microsoft.SemanticKernel.Connectors.Google;</w:t>
+      </w:r>
+    </w:p>
+    <w:p>
+      <w:pPr>
+        <w:pStyle w:val="NoSpacing"/>
+        <w:rPr>
+          <w:rFonts w:ascii="Consolas" w:hAnsi="Consolas"/>
+          <w:sz w:val="19"/>
+        </w:rPr>
+      </w:pPr>
+      <w:r>
+        <w:rPr>
+          <w:rFonts w:ascii="Consolas" w:hAnsi="Consolas"/>
+          <w:sz w:val="19"/>
+        </w:rPr>
+        <w:t>using System.Text.Json;</w:t>
+      </w:r>
+    </w:p>
+    <w:p>
+      <w:pPr>
+        <w:pStyle w:val="NoSpacing"/>
+        <w:rPr>
+          <w:rFonts w:ascii="Consolas" w:hAnsi="Consolas"/>
+          <w:sz w:val="19"/>
+        </w:rPr>
+      </w:pPr>
+    </w:p>
+    <w:p>
+      <w:pPr>
+        <w:pStyle w:val="NoSpacing"/>
+        <w:rPr>
+          <w:rFonts w:ascii="Consolas" w:hAnsi="Consolas"/>
+          <w:sz w:val="19"/>
+        </w:rPr>
+      </w:pPr>
+      <w:r>
+        <w:rPr>
+          <w:rFonts w:ascii="Consolas" w:hAnsi="Consolas"/>
+          <w:sz w:val="19"/>
+        </w:rPr>
+        <w:t>namespace SemanticRouter</w:t>
+      </w:r>
+    </w:p>
+    <w:p>
+      <w:pPr>
+        <w:pStyle w:val="NoSpacing"/>
+        <w:rPr>
+          <w:rFonts w:ascii="Consolas" w:hAnsi="Consolas"/>
+          <w:sz w:val="19"/>
+        </w:rPr>
+      </w:pPr>
+      <w:r>
+        <w:rPr>
+          <w:rFonts w:ascii="Consolas" w:hAnsi="Consolas"/>
+          <w:sz w:val="19"/>
+        </w:rPr>
+        <w:t>{</w:t>
+      </w:r>
+    </w:p>
+    <w:p>
+      <w:pPr>
+        <w:pStyle w:val="NoSpacing"/>
+        <w:rPr>
+          <w:rFonts w:ascii="Consolas" w:hAnsi="Consolas"/>
+          <w:sz w:val="19"/>
+        </w:rPr>
+      </w:pPr>
+      <w:r>
+        <w:rPr>
+          <w:rFonts w:ascii="Consolas" w:hAnsi="Consolas"/>
+          <w:sz w:val="19"/>
+        </w:rPr>
+        <w:t xml:space="preserve">    internal class SemanticRouter</w:t>
+      </w:r>
+    </w:p>
+    <w:p>
+      <w:pPr>
+        <w:pStyle w:val="NoSpacing"/>
+        <w:rPr>
+          <w:rFonts w:ascii="Consolas" w:hAnsi="Consolas"/>
+          <w:sz w:val="19"/>
+        </w:rPr>
+      </w:pPr>
+      <w:r>
+        <w:rPr>
+          <w:rFonts w:ascii="Consolas" w:hAnsi="Consolas"/>
+          <w:sz w:val="19"/>
+        </w:rPr>
+        <w:t xml:space="preserve">    {</w:t>
+      </w:r>
+    </w:p>
+    <w:p>
+      <w:pPr>
+        <w:pStyle w:val="NoSpacing"/>
+        <w:rPr>
+          <w:rFonts w:ascii="Consolas" w:hAnsi="Consolas"/>
+          <w:sz w:val="19"/>
+        </w:rPr>
+      </w:pPr>
+      <w:r>
+        <w:rPr>
+          <w:rFonts w:ascii="Consolas" w:hAnsi="Consolas"/>
+          <w:sz w:val="19"/>
+        </w:rPr>
+        <w:t xml:space="preserve">        private readonly IChatCompletionService _chatService;</w:t>
+      </w:r>
+    </w:p>
+    <w:p>
+      <w:pPr>
+        <w:pStyle w:val="NoSpacing"/>
+        <w:rPr>
+          <w:rFonts w:ascii="Consolas" w:hAnsi="Consolas"/>
+          <w:sz w:val="19"/>
+        </w:rPr>
+      </w:pPr>
+      <w:r>
+        <w:rPr>
+          <w:rFonts w:ascii="Consolas" w:hAnsi="Consolas"/>
+          <w:sz w:val="19"/>
+        </w:rPr>
+        <w:t xml:space="preserve">        private readonly string _routerPrompt;</w:t>
+      </w:r>
+    </w:p>
+    <w:p>
+      <w:pPr>
+        <w:pStyle w:val="NoSpacing"/>
+        <w:rPr>
+          <w:rFonts w:ascii="Consolas" w:hAnsi="Consolas"/>
+          <w:sz w:val="19"/>
+        </w:rPr>
+      </w:pPr>
+    </w:p>
+    <w:p>
+      <w:pPr>
+        <w:pStyle w:val="NoSpacing"/>
+        <w:rPr>
+          <w:rFonts w:ascii="Consolas" w:hAnsi="Consolas"/>
+          <w:sz w:val="19"/>
+        </w:rPr>
+      </w:pPr>
+      <w:r>
+        <w:rPr>
+          <w:rFonts w:ascii="Consolas" w:hAnsi="Consolas"/>
+          <w:sz w:val="19"/>
+        </w:rPr>
+        <w:t xml:space="preserve">        public SemanticRouter(IChatCompletionService chatService)</w:t>
+      </w:r>
+    </w:p>
+    <w:p>
+      <w:pPr>
+        <w:pStyle w:val="NoSpacing"/>
+        <w:rPr>
+          <w:rFonts w:ascii="Consolas" w:hAnsi="Consolas"/>
+          <w:sz w:val="19"/>
+        </w:rPr>
+      </w:pPr>
+      <w:r>
+        <w:rPr>
+          <w:rFonts w:ascii="Consolas" w:hAnsi="Consolas"/>
+          <w:sz w:val="19"/>
+        </w:rPr>
+        <w:t xml:space="preserve">        {</w:t>
+      </w:r>
+    </w:p>
+    <w:p>
+      <w:pPr>
+        <w:pStyle w:val="NoSpacing"/>
+        <w:rPr>
+          <w:rFonts w:ascii="Consolas" w:hAnsi="Consolas"/>
+          <w:sz w:val="19"/>
+        </w:rPr>
+      </w:pPr>
+      <w:r>
+        <w:rPr>
+          <w:rFonts w:ascii="Consolas" w:hAnsi="Consolas"/>
+          <w:sz w:val="19"/>
+        </w:rPr>
+        <w:t xml:space="preserve">            _chatService = chatService;</w:t>
+      </w:r>
+    </w:p>
+    <w:p>
+      <w:pPr>
+        <w:pStyle w:val="NoSpacing"/>
+        <w:rPr>
+          <w:rFonts w:ascii="Consolas" w:hAnsi="Consolas"/>
+          <w:sz w:val="19"/>
+        </w:rPr>
+      </w:pPr>
+    </w:p>
+    <w:p>
+      <w:pPr>
+        <w:pStyle w:val="NoSpacing"/>
+        <w:rPr>
+          <w:rFonts w:ascii="Consolas" w:hAnsi="Consolas"/>
+          <w:sz w:val="19"/>
+        </w:rPr>
+      </w:pPr>
+      <w:r>
+        <w:rPr>
+          <w:rFonts w:ascii="Consolas" w:hAnsi="Consolas"/>
+          <w:sz w:val="19"/>
+        </w:rPr>
+        <w:t xml:space="preserve">            _routerPrompt = @"</w:t>
+      </w:r>
+    </w:p>
+    <w:p>
+      <w:pPr>
+        <w:pStyle w:val="NoSpacing"/>
+        <w:rPr>
+          <w:rFonts w:ascii="Consolas" w:hAnsi="Consolas"/>
+          <w:sz w:val="19"/>
+        </w:rPr>
+      </w:pPr>
+      <w:r>
+        <w:rPr>
+          <w:rFonts w:ascii="Consolas" w:hAnsi="Consolas"/>
+          <w:sz w:val="19"/>
+        </w:rPr>
+        <w:t xml:space="preserve">                You are a highly efficient Semantic Router.</w:t>
+      </w:r>
+    </w:p>
+    <w:p>
+      <w:pPr>
+        <w:pStyle w:val="NoSpacing"/>
+        <w:rPr>
+          <w:rFonts w:ascii="Consolas" w:hAnsi="Consolas"/>
+          <w:sz w:val="19"/>
+        </w:rPr>
+      </w:pPr>
+      <w:r>
+        <w:rPr>
+          <w:rFonts w:ascii="Consolas" w:hAnsi="Consolas"/>
+          <w:sz w:val="19"/>
+        </w:rPr>
+        <w:t xml:space="preserve">                Analyze the user's input and classify their intent into one of three categories:</w:t>
+      </w:r>
+    </w:p>
+    <w:p>
+      <w:pPr>
+        <w:pStyle w:val="NoSpacing"/>
+        <w:rPr>
+          <w:rFonts w:ascii="Consolas" w:hAnsi="Consolas"/>
+          <w:sz w:val="19"/>
+        </w:rPr>
+      </w:pPr>
+      <w:r>
+        <w:rPr>
+          <w:rFonts w:ascii="Consolas" w:hAnsi="Consolas"/>
+          <w:sz w:val="19"/>
+        </w:rPr>
+        <w:t xml:space="preserve">                - TECH: The user needs technical support, password resets, or system troubleshooting.</w:t>
+      </w:r>
+    </w:p>
+    <w:p>
+      <w:pPr>
+        <w:pStyle w:val="NoSpacing"/>
+        <w:rPr>
+          <w:rFonts w:ascii="Consolas" w:hAnsi="Consolas"/>
+          <w:sz w:val="19"/>
+        </w:rPr>
+      </w:pPr>
+      <w:r>
+        <w:rPr>
+          <w:rFonts w:ascii="Consolas" w:hAnsi="Consolas"/>
+          <w:sz w:val="19"/>
+        </w:rPr>
+        <w:t xml:space="preserve">                - BILLING: The user is asking about invoices, account balances, or payments.</w:t>
+      </w:r>
+    </w:p>
+    <w:p>
+      <w:pPr>
+        <w:pStyle w:val="NoSpacing"/>
+        <w:rPr>
+          <w:rFonts w:ascii="Consolas" w:hAnsi="Consolas"/>
+          <w:sz w:val="19"/>
+        </w:rPr>
+      </w:pPr>
+      <w:r>
+        <w:rPr>
+          <w:rFonts w:ascii="Consolas" w:hAnsi="Consolas"/>
+          <w:sz w:val="19"/>
+        </w:rPr>
+        <w:t xml:space="preserve">                - GENERAL: Anything else (small talk, weather, etc.).</w:t>
+      </w:r>
+    </w:p>
+    <w:p>
+      <w:pPr>
+        <w:pStyle w:val="NoSpacing"/>
+        <w:rPr>
+          <w:rFonts w:ascii="Consolas" w:hAnsi="Consolas"/>
+          <w:sz w:val="19"/>
+        </w:rPr>
+      </w:pPr>
+    </w:p>
+    <w:p>
+      <w:pPr>
+        <w:pStyle w:val="NoSpacing"/>
+        <w:rPr>
+          <w:rFonts w:ascii="Consolas" w:hAnsi="Consolas"/>
+          <w:sz w:val="19"/>
+        </w:rPr>
+      </w:pPr>
+      <w:r>
+        <w:rPr>
+          <w:rFonts w:ascii="Consolas" w:hAnsi="Consolas"/>
+          <w:sz w:val="19"/>
+        </w:rPr>
+        <w:t xml:space="preserve">                You MUST output valid JSON matching this schema:</w:t>
+      </w:r>
+    </w:p>
+    <w:p>
+      <w:pPr>
+        <w:pStyle w:val="NoSpacing"/>
+        <w:rPr>
+          <w:rFonts w:ascii="Consolas" w:hAnsi="Consolas"/>
+          <w:sz w:val="19"/>
+        </w:rPr>
+      </w:pPr>
+      <w:r>
+        <w:rPr>
+          <w:rFonts w:ascii="Consolas" w:hAnsi="Consolas"/>
+          <w:sz w:val="19"/>
+        </w:rPr>
+        <w:t xml:space="preserve">                {</w:t>
+      </w:r>
+    </w:p>
+    <w:p>
+      <w:pPr>
+        <w:pStyle w:val="NoSpacing"/>
+        <w:rPr>
+          <w:rFonts w:ascii="Consolas" w:hAnsi="Consolas"/>
+          <w:sz w:val="19"/>
+        </w:rPr>
+      </w:pPr>
+      <w:r>
+        <w:rPr>
+          <w:rFonts w:ascii="Consolas" w:hAnsi="Consolas"/>
+          <w:sz w:val="19"/>
+        </w:rPr>
+        <w:t xml:space="preserve">                    ""reasoning"": ""Briefly explain why you chose this category"",</w:t>
+      </w:r>
+    </w:p>
+    <w:p>
+      <w:pPr>
+        <w:pStyle w:val="NoSpacing"/>
+        <w:rPr>
+          <w:rFonts w:ascii="Consolas" w:hAnsi="Consolas"/>
+          <w:sz w:val="19"/>
+        </w:rPr>
+      </w:pPr>
+      <w:r>
+        <w:rPr>
+          <w:rFonts w:ascii="Consolas" w:hAnsi="Consolas"/>
+          <w:sz w:val="19"/>
+        </w:rPr>
+        <w:t xml:space="preserve">                    ""intent"": ""TECH"" || ""BILLING"" || ""GENERAL""</w:t>
+      </w:r>
+    </w:p>
+    <w:p>
+      <w:pPr>
+        <w:pStyle w:val="NoSpacing"/>
+        <w:rPr>
+          <w:rFonts w:ascii="Consolas" w:hAnsi="Consolas"/>
+          <w:sz w:val="19"/>
+        </w:rPr>
+      </w:pPr>
+      <w:r>
+        <w:rPr>
+          <w:rFonts w:ascii="Consolas" w:hAnsi="Consolas"/>
+          <w:sz w:val="19"/>
+        </w:rPr>
+        <w:t xml:space="preserve">                }</w:t>
+      </w:r>
+    </w:p>
+    <w:p>
+      <w:pPr>
+        <w:pStyle w:val="NoSpacing"/>
+        <w:rPr>
+          <w:rFonts w:ascii="Consolas" w:hAnsi="Consolas"/>
+          <w:sz w:val="19"/>
+        </w:rPr>
+      </w:pPr>
+      <w:r>
+        <w:rPr>
+          <w:rFonts w:ascii="Consolas" w:hAnsi="Consolas"/>
+          <w:sz w:val="19"/>
+        </w:rPr>
+        <w:t xml:space="preserve">            ";</w:t>
+      </w:r>
+    </w:p>
+    <w:p>
+      <w:pPr>
+        <w:pStyle w:val="NoSpacing"/>
+        <w:rPr>
+          <w:rFonts w:ascii="Consolas" w:hAnsi="Consolas"/>
+          <w:sz w:val="19"/>
+        </w:rPr>
+      </w:pPr>
+      <w:r>
+        <w:rPr>
+          <w:rFonts w:ascii="Consolas" w:hAnsi="Consolas"/>
+          <w:sz w:val="19"/>
+        </w:rPr>
+        <w:t xml:space="preserve">        }</w:t>
+      </w:r>
+    </w:p>
+    <w:p>
+      <w:pPr>
+        <w:pStyle w:val="NoSpacing"/>
+        <w:rPr>
+          <w:rFonts w:ascii="Consolas" w:hAnsi="Consolas"/>
+          <w:sz w:val="19"/>
+        </w:rPr>
+      </w:pPr>
+    </w:p>
+    <w:p>
+      <w:pPr>
+        <w:pStyle w:val="NoSpacing"/>
+        <w:rPr>
+          <w:rFonts w:ascii="Consolas" w:hAnsi="Consolas"/>
+          <w:sz w:val="19"/>
+        </w:rPr>
+      </w:pPr>
+      <w:r>
+        <w:rPr>
+          <w:rFonts w:ascii="Consolas" w:hAnsi="Consolas"/>
+          <w:sz w:val="19"/>
+        </w:rPr>
+        <w:t xml:space="preserve">        public async Task&lt;RouteDecision&gt; RouteAsync(string userInput)</w:t>
+      </w:r>
+    </w:p>
+    <w:p>
+      <w:pPr>
+        <w:pStyle w:val="NoSpacing"/>
+        <w:rPr>
+          <w:rFonts w:ascii="Consolas" w:hAnsi="Consolas"/>
+          <w:sz w:val="19"/>
+        </w:rPr>
+      </w:pPr>
+      <w:r>
+        <w:rPr>
+          <w:rFonts w:ascii="Consolas" w:hAnsi="Consolas"/>
+          <w:sz w:val="19"/>
+        </w:rPr>
+        <w:t xml:space="preserve">        {</w:t>
+      </w:r>
+    </w:p>
+    <w:p>
+      <w:pPr>
+        <w:pStyle w:val="NoSpacing"/>
+        <w:rPr>
+          <w:rFonts w:ascii="Consolas" w:hAnsi="Consolas"/>
+          <w:sz w:val="19"/>
+        </w:rPr>
+      </w:pPr>
+      <w:r>
+        <w:rPr>
+          <w:rFonts w:ascii="Consolas" w:hAnsi="Consolas"/>
+          <w:sz w:val="19"/>
+        </w:rPr>
+        <w:t xml:space="preserve">            var history = new ChatHistory();</w:t>
+      </w:r>
+    </w:p>
+    <w:p>
+      <w:pPr>
+        <w:pStyle w:val="NoSpacing"/>
+        <w:rPr>
+          <w:rFonts w:ascii="Consolas" w:hAnsi="Consolas"/>
+          <w:sz w:val="19"/>
+        </w:rPr>
+      </w:pPr>
+      <w:r>
+        <w:rPr>
+          <w:rFonts w:ascii="Consolas" w:hAnsi="Consolas"/>
+          <w:sz w:val="19"/>
+        </w:rPr>
+        <w:t xml:space="preserve">            history.AddSystemMessage(_routerPrompt);</w:t>
+      </w:r>
+    </w:p>
+    <w:p>
+      <w:pPr>
+        <w:pStyle w:val="NoSpacing"/>
+        <w:rPr>
+          <w:rFonts w:ascii="Consolas" w:hAnsi="Consolas"/>
+          <w:sz w:val="19"/>
+        </w:rPr>
+      </w:pPr>
+      <w:r>
+        <w:rPr>
+          <w:rFonts w:ascii="Consolas" w:hAnsi="Consolas"/>
+          <w:sz w:val="19"/>
+        </w:rPr>
+        <w:t xml:space="preserve">            history.AddUserMessage(userInput);</w:t>
+      </w:r>
+    </w:p>
+    <w:p>
+      <w:pPr>
+        <w:pStyle w:val="NoSpacing"/>
+        <w:rPr>
+          <w:rFonts w:ascii="Consolas" w:hAnsi="Consolas"/>
+          <w:sz w:val="19"/>
+        </w:rPr>
+      </w:pPr>
+    </w:p>
+    <w:p>
+      <w:pPr>
+        <w:pStyle w:val="NoSpacing"/>
+        <w:rPr>
+          <w:rFonts w:ascii="Consolas" w:hAnsi="Consolas"/>
+          <w:sz w:val="19"/>
+        </w:rPr>
+      </w:pPr>
+      <w:r>
+        <w:rPr>
+          <w:rFonts w:ascii="Consolas" w:hAnsi="Consolas"/>
+          <w:sz w:val="19"/>
+        </w:rPr>
+        <w:t xml:space="preserve">            // Force Gemini to output structured JSON deterministically</w:t>
+      </w:r>
+    </w:p>
+    <w:p>
+      <w:pPr>
+        <w:pStyle w:val="NoSpacing"/>
+        <w:rPr>
+          <w:rFonts w:ascii="Consolas" w:hAnsi="Consolas"/>
+          <w:sz w:val="19"/>
+        </w:rPr>
+      </w:pPr>
+      <w:r>
+        <w:rPr>
+          <w:rFonts w:ascii="Consolas" w:hAnsi="Consolas"/>
+          <w:sz w:val="19"/>
+        </w:rPr>
+        <w:t xml:space="preserve">            var settings = new GeminiPromptExecutionSettings</w:t>
+      </w:r>
+    </w:p>
+    <w:p>
+      <w:pPr>
+        <w:pStyle w:val="NoSpacing"/>
+        <w:rPr>
+          <w:rFonts w:ascii="Consolas" w:hAnsi="Consolas"/>
+          <w:sz w:val="19"/>
+        </w:rPr>
+      </w:pPr>
+      <w:r>
+        <w:rPr>
+          <w:rFonts w:ascii="Consolas" w:hAnsi="Consolas"/>
+          <w:sz w:val="19"/>
+        </w:rPr>
+        <w:t xml:space="preserve">            {</w:t>
+      </w:r>
+    </w:p>
+    <w:p>
+      <w:pPr>
+        <w:pStyle w:val="NoSpacing"/>
+        <w:rPr>
+          <w:rFonts w:ascii="Consolas" w:hAnsi="Consolas"/>
+          <w:sz w:val="19"/>
+        </w:rPr>
+      </w:pPr>
+      <w:r>
+        <w:rPr>
+          <w:rFonts w:ascii="Consolas" w:hAnsi="Consolas"/>
+          <w:sz w:val="19"/>
+        </w:rPr>
+        <w:t xml:space="preserve">                ResponseMimeType = "application/json",</w:t>
+      </w:r>
+    </w:p>
+    <w:p>
+      <w:pPr>
+        <w:pStyle w:val="NoSpacing"/>
+        <w:rPr>
+          <w:rFonts w:ascii="Consolas" w:hAnsi="Consolas"/>
+          <w:sz w:val="19"/>
+        </w:rPr>
+      </w:pPr>
+      <w:r>
+        <w:rPr>
+          <w:rFonts w:ascii="Consolas" w:hAnsi="Consolas"/>
+          <w:sz w:val="19"/>
+        </w:rPr>
+        <w:t xml:space="preserve">                Temperature = 0.0</w:t>
+      </w:r>
+    </w:p>
+    <w:p>
+      <w:pPr>
+        <w:pStyle w:val="NoSpacing"/>
+        <w:rPr>
+          <w:rFonts w:ascii="Consolas" w:hAnsi="Consolas"/>
+          <w:sz w:val="19"/>
+        </w:rPr>
+      </w:pPr>
+      <w:r>
+        <w:rPr>
+          <w:rFonts w:ascii="Consolas" w:hAnsi="Consolas"/>
+          <w:sz w:val="19"/>
+        </w:rPr>
+        <w:t xml:space="preserve">            };</w:t>
+      </w:r>
+    </w:p>
+    <w:p>
+      <w:pPr>
+        <w:pStyle w:val="NoSpacing"/>
+        <w:rPr>
+          <w:rFonts w:ascii="Consolas" w:hAnsi="Consolas"/>
+          <w:sz w:val="19"/>
+        </w:rPr>
+      </w:pPr>
+    </w:p>
+    <w:p>
+      <w:pPr>
+        <w:pStyle w:val="NoSpacing"/>
+        <w:rPr>
+          <w:rFonts w:ascii="Consolas" w:hAnsi="Consolas"/>
+          <w:sz w:val="19"/>
+        </w:rPr>
+      </w:pPr>
+      <w:r>
+        <w:rPr>
+          <w:rFonts w:ascii="Consolas" w:hAnsi="Consolas"/>
+          <w:sz w:val="19"/>
+        </w:rPr>
+        <w:t xml:space="preserve">            var response = await _chatService.GetChatMessageContentAsync(history, settings);</w:t>
+      </w:r>
+    </w:p>
+    <w:p>
+      <w:pPr>
+        <w:pStyle w:val="NoSpacing"/>
+        <w:rPr>
+          <w:rFonts w:ascii="Consolas" w:hAnsi="Consolas"/>
+          <w:sz w:val="19"/>
+        </w:rPr>
+      </w:pPr>
+      <w:r>
+        <w:rPr>
+          <w:rFonts w:ascii="Consolas" w:hAnsi="Consolas"/>
+          <w:sz w:val="19"/>
+        </w:rPr>
+        <w:t xml:space="preserve">            try</w:t>
+      </w:r>
+    </w:p>
+    <w:p>
+      <w:pPr>
+        <w:pStyle w:val="NoSpacing"/>
+        <w:rPr>
+          <w:rFonts w:ascii="Consolas" w:hAnsi="Consolas"/>
+          <w:sz w:val="19"/>
+        </w:rPr>
+      </w:pPr>
+      <w:r>
+        <w:rPr>
+          <w:rFonts w:ascii="Consolas" w:hAnsi="Consolas"/>
+          <w:sz w:val="19"/>
+        </w:rPr>
+        <w:t xml:space="preserve">            {</w:t>
+      </w:r>
+    </w:p>
+    <w:p>
+      <w:pPr>
+        <w:pStyle w:val="NoSpacing"/>
+        <w:rPr>
+          <w:rFonts w:ascii="Consolas" w:hAnsi="Consolas"/>
+          <w:sz w:val="19"/>
+        </w:rPr>
+      </w:pPr>
+      <w:r>
+        <w:rPr>
+          <w:rFonts w:ascii="Consolas" w:hAnsi="Consolas"/>
+          <w:sz w:val="19"/>
+        </w:rPr>
+        <w:lastRenderedPageBreak/>
+        <w:t xml:space="preserve">                return JsonSerializer.Deserialize&lt;RouteDecision&gt;(response.Content ?? "{}")</w:t>
+      </w:r>
+    </w:p>
+    <w:p>
+      <w:pPr>
+        <w:pStyle w:val="NoSpacing"/>
+        <w:rPr>
+          <w:rFonts w:ascii="Consolas" w:hAnsi="Consolas"/>
+          <w:sz w:val="19"/>
+        </w:rPr>
+      </w:pPr>
+      <w:r>
+        <w:rPr>
+          <w:rFonts w:ascii="Consolas" w:hAnsi="Consolas"/>
+          <w:sz w:val="19"/>
+        </w:rPr>
+        <w:t xml:space="preserve">                    ?? new RouteDecision { Intent = "GENERAL" };</w:t>
+      </w:r>
+    </w:p>
+    <w:p>
+      <w:pPr>
+        <w:pStyle w:val="NoSpacing"/>
+        <w:rPr>
+          <w:rFonts w:ascii="Consolas" w:hAnsi="Consolas"/>
+          <w:sz w:val="19"/>
+        </w:rPr>
+      </w:pPr>
+      <w:r>
+        <w:rPr>
+          <w:rFonts w:ascii="Consolas" w:hAnsi="Consolas"/>
+          <w:sz w:val="19"/>
+        </w:rPr>
+        <w:t xml:space="preserve">            }</w:t>
+      </w:r>
+    </w:p>
+    <w:p>
+      <w:pPr>
+        <w:pStyle w:val="NoSpacing"/>
+        <w:rPr>
+          <w:rFonts w:ascii="Consolas" w:hAnsi="Consolas"/>
+          <w:sz w:val="19"/>
+        </w:rPr>
+      </w:pPr>
+      <w:r>
+        <w:rPr>
+          <w:rFonts w:ascii="Consolas" w:hAnsi="Consolas"/>
+          <w:sz w:val="19"/>
+        </w:rPr>
+        <w:t xml:space="preserve">            catch (JsonException)</w:t>
+      </w:r>
+    </w:p>
+    <w:p>
+      <w:pPr>
+        <w:pStyle w:val="NoSpacing"/>
+        <w:rPr>
+          <w:rFonts w:ascii="Consolas" w:hAnsi="Consolas"/>
+          <w:sz w:val="19"/>
+        </w:rPr>
+      </w:pPr>
+      <w:r>
+        <w:rPr>
+          <w:rFonts w:ascii="Consolas" w:hAnsi="Consolas"/>
+          <w:sz w:val="19"/>
+        </w:rPr>
+        <w:t xml:space="preserve">            {</w:t>
+      </w:r>
+    </w:p>
+    <w:p>
+      <w:pPr>
+        <w:pStyle w:val="NoSpacing"/>
+        <w:rPr>
+          <w:rFonts w:ascii="Consolas" w:hAnsi="Consolas"/>
+          <w:sz w:val="19"/>
+        </w:rPr>
+      </w:pPr>
+      <w:r>
+        <w:rPr>
+          <w:rFonts w:ascii="Consolas" w:hAnsi="Consolas"/>
+          <w:sz w:val="19"/>
+        </w:rPr>
+        <w:t xml:space="preserve">                return new RouteDecision { Intent = "GENERAL", Reasoning = "Router returned unparseable JSON; defaulted to GENERAL." };</w:t>
+      </w:r>
+    </w:p>
+    <w:p>
+      <w:pPr>
+        <w:pStyle w:val="NoSpacing"/>
+        <w:rPr>
+          <w:rFonts w:ascii="Consolas" w:hAnsi="Consolas"/>
+          <w:sz w:val="19"/>
+        </w:rPr>
+      </w:pPr>
+      <w:r>
+        <w:rPr>
+          <w:rFonts w:ascii="Consolas" w:hAnsi="Consolas"/>
+          <w:sz w:val="19"/>
+        </w:rPr>
+        <w:t xml:space="preserve">            }</w:t>
+      </w:r>
+    </w:p>
+    <w:p>
+      <w:pPr>
+        <w:pStyle w:val="NoSpacing"/>
+        <w:rPr>
+          <w:rFonts w:ascii="Consolas" w:hAnsi="Consolas"/>
+          <w:sz w:val="19"/>
+        </w:rPr>
+      </w:pPr>
+      <w:r>
+        <w:rPr>
+          <w:rFonts w:ascii="Consolas" w:hAnsi="Consolas"/>
+          <w:sz w:val="19"/>
+        </w:rPr>
+        <w:t xml:space="preserve">        }</w:t>
+      </w:r>
+    </w:p>
+    <w:p>
+      <w:pPr>
+        <w:pStyle w:val="NoSpacing"/>
+        <w:rPr>
+          <w:rFonts w:ascii="Consolas" w:hAnsi="Consolas"/>
+          <w:sz w:val="19"/>
+        </w:rPr>
+      </w:pPr>
+      <w:r>
+        <w:rPr>
+          <w:rFonts w:ascii="Consolas" w:hAnsi="Consolas"/>
+          <w:sz w:val="19"/>
+        </w:rPr>
+        <w:t xml:space="preserve">    }</w:t>
+      </w:r>
+    </w:p>
+    <w:p>
+      <w:pPr>
+        <w:pStyle w:val="NoSpacing"/>
+        <w:rPr>
+          <w:rFonts w:ascii="Consolas" w:hAnsi="Consolas"/>
+          <w:sz w:val="19"/>
+        </w:rPr>
+      </w:pPr>
+      <w:r>
+        <w:rPr>
+          <w:rFonts w:ascii="Consolas" w:hAnsi="Consolas"/>
+          <w:sz w:val="19"/>
+        </w:rPr>
+        <w:t>}</w:t>
+      </w:r>
+    </w:p>
+    <w:p/>
+    <w:p>
+      <w:pPr>
+        <w:rPr>
+          <w:b/>
+        </w:rPr>
+      </w:pPr>
+      <w:r>
+        <w:rPr>
+          <w:b/>
+        </w:rPr>
+        <w:t>TechSupportAgent.cs</w:t>
+      </w:r>
+    </w:p>
+    <w:p>
+      <w:pPr>
+        <w:pStyle w:val="NoSpacing"/>
+        <w:rPr>
+          <w:rFonts w:ascii="Consolas" w:hAnsi="Consolas"/>
+          <w:sz w:val="19"/>
+        </w:rPr>
+      </w:pPr>
+      <w:r>
+        <w:rPr>
+          <w:rFonts w:ascii="Consolas" w:hAnsi="Consolas"/>
+          <w:sz w:val="19"/>
+        </w:rPr>
+        <w:t>// TechSupportAgent</w:t>
+      </w:r>
+    </w:p>
+    <w:p>
+      <w:pPr>
+        <w:pStyle w:val="NoSpacing"/>
+        <w:rPr>
+          <w:rFonts w:ascii="Consolas" w:hAnsi="Consolas"/>
+          <w:sz w:val="19"/>
+        </w:rPr>
+      </w:pPr>
+      <w:r>
+        <w:rPr>
+          <w:rFonts w:ascii="Consolas" w:hAnsi="Consolas"/>
+          <w:sz w:val="19"/>
+        </w:rPr>
+        <w:t>// ---------------------------------------------------------------------------</w:t>
+      </w:r>
+    </w:p>
+    <w:p>
+      <w:pPr>
+        <w:pStyle w:val="NoSpacing"/>
+        <w:rPr>
+          <w:rFonts w:ascii="Consolas" w:hAnsi="Consolas"/>
+          <w:sz w:val="19"/>
+        </w:rPr>
+      </w:pPr>
+      <w:r>
+        <w:rPr>
+          <w:rFonts w:ascii="Consolas" w:hAnsi="Consolas"/>
+          <w:sz w:val="19"/>
+        </w:rPr>
+        <w:t>// A domain-isolated specialist: it clones the base kernel (empty plugin</w:t>
+      </w:r>
+    </w:p>
+    <w:p>
+      <w:pPr>
+        <w:pStyle w:val="NoSpacing"/>
+        <w:rPr>
+          <w:rFonts w:ascii="Consolas" w:hAnsi="Consolas"/>
+          <w:sz w:val="19"/>
+        </w:rPr>
+      </w:pPr>
+      <w:r>
+        <w:rPr>
+          <w:rFonts w:ascii="Consolas" w:hAnsi="Consolas"/>
+          <w:sz w:val="19"/>
+        </w:rPr>
+        <w:t>// collection) and registers only its own ResetPassword tool, so it has no</w:t>
+      </w:r>
+    </w:p>
+    <w:p>
+      <w:pPr>
+        <w:pStyle w:val="NoSpacing"/>
+        <w:rPr>
+          <w:rFonts w:ascii="Consolas" w:hAnsi="Consolas"/>
+          <w:sz w:val="19"/>
+        </w:rPr>
+      </w:pPr>
+      <w:r>
+        <w:rPr>
+          <w:rFonts w:ascii="Consolas" w:hAnsi="Consolas"/>
+          <w:sz w:val="19"/>
+        </w:rPr>
+        <w:t>// way to reach BillingAgent's tools even under an adversarial prompt.</w:t>
       </w:r>
     </w:p>
     <w:p>
@@ -427,7 +2381,23 @@
           <w:rFonts w:ascii="Consolas" w:hAnsi="Consolas"/>
           <w:sz w:val="19"/>
         </w:rPr>
-        <w:t>using Microsoft.SemanticKernel.ChatCompletion;</w:t>
+        <w:t>using Microsoft.SemanticKernel.Connectors.Google;</w:t>
+      </w:r>
+    </w:p>
+    <w:p>
+      <w:pPr>
+        <w:pStyle w:val="NoSpacing"/>
+        <w:rPr>
+          <w:rFonts w:ascii="Consolas" w:hAnsi="Consolas"/>
+          <w:sz w:val="19"/>
+        </w:rPr>
+      </w:pPr>
+      <w:r>
+        <w:rPr>
+          <w:rFonts w:ascii="Consolas" w:hAnsi="Consolas"/>
+          <w:sz w:val="19"/>
+        </w:rPr>
+        <w:t>using System.ComponentModel;</w:t>
       </w:r>
     </w:p>
     <w:p>
@@ -484,7 +2454,55 @@
           <w:rFonts w:ascii="Consolas" w:hAnsi="Consolas"/>
           <w:sz w:val="19"/>
         </w:rPr>
-        <w:t xml:space="preserve">    internal class Program</w:t>
+        <w:t xml:space="preserve">    /// &lt;summary&gt;</w:t>
+      </w:r>
+    </w:p>
+    <w:p>
+      <w:pPr>
+        <w:pStyle w:val="NoSpacing"/>
+        <w:rPr>
+          <w:rFonts w:ascii="Consolas" w:hAnsi="Consolas"/>
+          <w:sz w:val="19"/>
+        </w:rPr>
+      </w:pPr>
+      <w:r>
+        <w:rPr>
+          <w:rFonts w:ascii="Consolas" w:hAnsi="Consolas"/>
+          <w:sz w:val="19"/>
+        </w:rPr>
+        <w:t xml:space="preserve">    /// A domain-speicifc agent that only knows how to handle technical issues.</w:t>
+      </w:r>
+    </w:p>
+    <w:p>
+      <w:pPr>
+        <w:pStyle w:val="NoSpacing"/>
+        <w:rPr>
+          <w:rFonts w:ascii="Consolas" w:hAnsi="Consolas"/>
+          <w:sz w:val="19"/>
+        </w:rPr>
+      </w:pPr>
+      <w:r>
+        <w:rPr>
+          <w:rFonts w:ascii="Consolas" w:hAnsi="Consolas"/>
+          <w:sz w:val="19"/>
+        </w:rPr>
+        <w:t xml:space="preserve">    /// &lt;/summary&gt;</w:t>
+      </w:r>
+    </w:p>
+    <w:p>
+      <w:pPr>
+        <w:pStyle w:val="NoSpacing"/>
+        <w:rPr>
+          <w:rFonts w:ascii="Consolas" w:hAnsi="Consolas"/>
+          <w:sz w:val="19"/>
+        </w:rPr>
+      </w:pPr>
+      <w:r>
+        <w:rPr>
+          <w:rFonts w:ascii="Consolas" w:hAnsi="Consolas"/>
+          <w:sz w:val="19"/>
+        </w:rPr>
+        <w:t xml:space="preserve">    internal class TechSupportAgent</w:t>
       </w:r>
     </w:p>
     <w:p>
@@ -516,7 +2534,32 @@
           <w:rFonts w:ascii="Consolas" w:hAnsi="Consolas"/>
           <w:sz w:val="19"/>
         </w:rPr>
-        <w:t xml:space="preserve">        static async Task Main(string[] args)</w:t>
+        <w:t xml:space="preserve">        private readonly Kernel _isolatedKernel;</w:t>
+      </w:r>
+    </w:p>
+    <w:p>
+      <w:pPr>
+        <w:pStyle w:val="NoSpacing"/>
+        <w:rPr>
+          <w:rFonts w:ascii="Consolas" w:hAnsi="Consolas"/>
+          <w:sz w:val="19"/>
+        </w:rPr>
+      </w:pPr>
+    </w:p>
+    <w:p>
+      <w:pPr>
+        <w:pStyle w:val="NoSpacing"/>
+        <w:rPr>
+          <w:rFonts w:ascii="Consolas" w:hAnsi="Consolas"/>
+          <w:sz w:val="19"/>
+        </w:rPr>
+      </w:pPr>
+      <w:r>
+        <w:rPr>
+          <w:rFonts w:ascii="Consolas" w:hAnsi="Consolas"/>
+          <w:sz w:val="19"/>
+        </w:rPr>
+        <w:t xml:space="preserve">        public TechSupportAgent(Kernel baseKernel)</w:t>
       </w:r>
     </w:p>
     <w:p>
@@ -548,721 +2591,339 @@
           <w:rFonts w:ascii="Consolas" w:hAnsi="Consolas"/>
           <w:sz w:val="19"/>
         </w:rPr>
-        <w:t xml:space="preserve">            // 1. Init the base kernel</w:t>
-      </w:r>
-    </w:p>
-    <w:p>
-      <w:pPr>
-        <w:pStyle w:val="NoSpacing"/>
-        <w:rPr>
-          <w:rFonts w:ascii="Consolas" w:hAnsi="Consolas"/>
-          <w:sz w:val="19"/>
-        </w:rPr>
-      </w:pPr>
-      <w:r>
-        <w:rPr>
-          <w:rFonts w:ascii="Consolas" w:hAnsi="Consolas"/>
-          <w:sz w:val="19"/>
-        </w:rPr>
-        <w:t xml:space="preserve">            IKernelBuilder builder = Kernel.CreateBuilder();</w:t>
-      </w:r>
-    </w:p>
-    <w:p>
-      <w:pPr>
-        <w:pStyle w:val="NoSpacing"/>
-        <w:rPr>
-          <w:rFonts w:ascii="Consolas" w:hAnsi="Consolas"/>
-          <w:sz w:val="19"/>
-        </w:rPr>
-      </w:pPr>
-      <w:r>
-        <w:rPr>
-          <w:rFonts w:ascii="Consolas" w:hAnsi="Consolas"/>
-          <w:sz w:val="19"/>
-        </w:rPr>
-        <w:t xml:space="preserve">            string apiKey = Environment.GetEnvironmentVariable("GEMINI_API_KEY")</w:t>
-      </w:r>
-    </w:p>
-    <w:p>
-      <w:pPr>
-        <w:pStyle w:val="NoSpacing"/>
-        <w:rPr>
-          <w:rFonts w:ascii="Consolas" w:hAnsi="Consolas"/>
-          <w:sz w:val="19"/>
-        </w:rPr>
-      </w:pPr>
-      <w:r>
-        <w:rPr>
-          <w:rFonts w:ascii="Consolas" w:hAnsi="Consolas"/>
-          <w:sz w:val="19"/>
-        </w:rPr>
-        <w:t xml:space="preserve">                ?? throw new Exception("GEMINI_API_KEY is missing");</w:t>
-      </w:r>
-    </w:p>
-    <w:p>
-      <w:pPr>
-        <w:pStyle w:val="NoSpacing"/>
-        <w:rPr>
-          <w:rFonts w:ascii="Consolas" w:hAnsi="Consolas"/>
-          <w:sz w:val="19"/>
-        </w:rPr>
-      </w:pPr>
-    </w:p>
-    <w:p>
-      <w:pPr>
-        <w:pStyle w:val="NoSpacing"/>
-        <w:rPr>
-          <w:rFonts w:ascii="Consolas" w:hAnsi="Consolas"/>
-          <w:sz w:val="19"/>
-        </w:rPr>
-      </w:pPr>
-      <w:r>
-        <w:rPr>
-          <w:rFonts w:ascii="Consolas" w:hAnsi="Consolas"/>
-          <w:sz w:val="19"/>
-        </w:rPr>
-        <w:t xml:space="preserve">            builder.AddGoogleAIGeminiChatCompletion("gemini-2.5-flash", apiKey);</w:t>
-      </w:r>
-    </w:p>
-    <w:p>
-      <w:pPr>
-        <w:pStyle w:val="NoSpacing"/>
-        <w:rPr>
-          <w:rFonts w:ascii="Consolas" w:hAnsi="Consolas"/>
-          <w:sz w:val="19"/>
-        </w:rPr>
-      </w:pPr>
-      <w:r>
-        <w:rPr>
-          <w:rFonts w:ascii="Consolas" w:hAnsi="Consolas"/>
-          <w:sz w:val="19"/>
-        </w:rPr>
-        <w:t xml:space="preserve">            Kernel baseKernel = builder.Build();</w:t>
-      </w:r>
-    </w:p>
-    <w:p>
-      <w:pPr>
-        <w:pStyle w:val="NoSpacing"/>
-        <w:rPr>
-          <w:rFonts w:ascii="Consolas" w:hAnsi="Consolas"/>
-          <w:sz w:val="19"/>
-        </w:rPr>
-      </w:pPr>
-    </w:p>
-    <w:p>
-      <w:pPr>
-        <w:pStyle w:val="NoSpacing"/>
-        <w:rPr>
-          <w:rFonts w:ascii="Consolas" w:hAnsi="Consolas"/>
-          <w:sz w:val="19"/>
-        </w:rPr>
-      </w:pPr>
-      <w:r>
-        <w:rPr>
-          <w:rFonts w:ascii="Consolas" w:hAnsi="Consolas"/>
-          <w:sz w:val="19"/>
-        </w:rPr>
-        <w:t xml:space="preserve">            // 2. Init our clean, decoupled components</w:t>
-      </w:r>
-    </w:p>
-    <w:p>
-      <w:pPr>
-        <w:pStyle w:val="NoSpacing"/>
-        <w:rPr>
-          <w:rFonts w:ascii="Consolas" w:hAnsi="Consolas"/>
-          <w:sz w:val="19"/>
-        </w:rPr>
-      </w:pPr>
-      <w:r>
-        <w:rPr>
-          <w:rFonts w:ascii="Consolas" w:hAnsi="Consolas"/>
-          <w:sz w:val="19"/>
-        </w:rPr>
-        <w:t xml:space="preserve">            var chatService = baseKernel.GetRequiredService&lt;IChatCompletionService&gt;();</w:t>
-      </w:r>
-    </w:p>
-    <w:p>
-      <w:pPr>
-        <w:pStyle w:val="NoSpacing"/>
-        <w:rPr>
-          <w:rFonts w:ascii="Consolas" w:hAnsi="Consolas"/>
-          <w:sz w:val="19"/>
-        </w:rPr>
-      </w:pPr>
-      <w:r>
-        <w:rPr>
-          <w:rFonts w:ascii="Consolas" w:hAnsi="Consolas"/>
-          <w:sz w:val="19"/>
-        </w:rPr>
-        <w:t xml:space="preserve">            var router = new SemanticRouter(chatService);</w:t>
-      </w:r>
-    </w:p>
-    <w:p>
-      <w:pPr>
-        <w:pStyle w:val="NoSpacing"/>
-        <w:rPr>
-          <w:rFonts w:ascii="Consolas" w:hAnsi="Consolas"/>
-          <w:sz w:val="19"/>
-        </w:rPr>
-      </w:pPr>
-    </w:p>
-    <w:p>
-      <w:pPr>
-        <w:pStyle w:val="NoSpacing"/>
-        <w:rPr>
-          <w:rFonts w:ascii="Consolas" w:hAnsi="Consolas"/>
-          <w:sz w:val="19"/>
-        </w:rPr>
-      </w:pPr>
-      <w:r>
-        <w:rPr>
-          <w:rFonts w:ascii="Consolas" w:hAnsi="Consolas"/>
-          <w:sz w:val="19"/>
-        </w:rPr>
-        <w:t xml:space="preserve">            var techAgent = new TechSupportAgent(baseKernel);</w:t>
-      </w:r>
-    </w:p>
-    <w:p>
-      <w:pPr>
-        <w:pStyle w:val="NoSpacing"/>
-        <w:rPr>
-          <w:rFonts w:ascii="Consolas" w:hAnsi="Consolas"/>
-          <w:sz w:val="19"/>
-        </w:rPr>
-      </w:pPr>
-      <w:r>
-        <w:rPr>
-          <w:rFonts w:ascii="Consolas" w:hAnsi="Consolas"/>
-          <w:sz w:val="19"/>
-        </w:rPr>
-        <w:t xml:space="preserve">            v</w:t>
-      </w:r>
+        <w:t xml:space="preserve">            // CRITICAL: Clone creates a new kernel with the same AI services,</w:t>
+      </w:r>
+    </w:p>
+    <w:p>
+      <w:pPr>
+        <w:pStyle w:val="NoSpacing"/>
+        <w:rPr>
+          <w:rFonts w:ascii="Consolas" w:hAnsi="Consolas"/>
+          <w:sz w:val="19"/>
+        </w:rPr>
+      </w:pPr>
+      <w:r>
+        <w:rPr>
+          <w:rFonts w:ascii="Consolas" w:hAnsi="Consolas"/>
+          <w:sz w:val="19"/>
+        </w:rPr>
+        <w:t xml:space="preserve">            // but an empty plugin collection, ensuring perfect tool isolation.</w:t>
+      </w:r>
+    </w:p>
+    <w:p>
+      <w:pPr>
+        <w:pStyle w:val="NoSpacing"/>
+        <w:rPr>
+          <w:rFonts w:ascii="Consolas" w:hAnsi="Consolas"/>
+          <w:sz w:val="19"/>
+        </w:rPr>
+      </w:pPr>
+      <w:r>
+        <w:rPr>
+          <w:rFonts w:ascii="Consolas" w:hAnsi="Consolas"/>
+          <w:sz w:val="19"/>
+        </w:rPr>
+        <w:t xml:space="preserve">            _isolatedKernel = baseKernel.Clone();</w:t>
+      </w:r>
+    </w:p>
+    <w:p>
+      <w:pPr>
+        <w:pStyle w:val="NoSpacing"/>
+        <w:rPr>
+          <w:rFonts w:ascii="Consolas" w:hAnsi="Consolas"/>
+          <w:sz w:val="19"/>
+        </w:rPr>
+      </w:pPr>
+      <w:r>
+        <w:rPr>
+          <w:rFonts w:ascii="Consolas" w:hAnsi="Consolas"/>
+          <w:sz w:val="19"/>
+        </w:rPr>
+        <w:t xml:space="preserve">            _isolatedKernel.Plugins.AddFromObject(this, "TechPlugin");</w:t>
+      </w:r>
+    </w:p>
+    <w:p>
+      <w:pPr>
+        <w:pStyle w:val="NoSpacing"/>
+        <w:rPr>
+          <w:rFonts w:ascii="Consolas" w:hAnsi="Consolas"/>
+          <w:sz w:val="19"/>
+        </w:rPr>
+      </w:pPr>
+      <w:r>
+        <w:rPr>
+          <w:rFonts w:ascii="Consolas" w:hAnsi="Consolas"/>
+          <w:sz w:val="19"/>
+        </w:rPr>
+        <w:t xml:space="preserve">        }</w:t>
+      </w:r>
+    </w:p>
+    <w:p>
+      <w:pPr>
+        <w:pStyle w:val="NoSpacing"/>
+        <w:rPr>
+          <w:rFonts w:ascii="Consolas" w:hAnsi="Consolas"/>
+          <w:sz w:val="19"/>
+        </w:rPr>
+      </w:pPr>
+    </w:p>
+    <w:p>
+      <w:pPr>
+        <w:pStyle w:val="NoSpacing"/>
+        <w:rPr>
+          <w:rFonts w:ascii="Consolas" w:hAnsi="Consolas"/>
+          <w:sz w:val="19"/>
+        </w:rPr>
+      </w:pPr>
+      <w:r>
+        <w:rPr>
+          <w:rFonts w:ascii="Consolas" w:hAnsi="Consolas"/>
+          <w:sz w:val="19"/>
+        </w:rPr>
+        <w:t xml:space="preserve">        [KernelFunction("ResetPassword")]</w:t>
+      </w:r>
+    </w:p>
+    <w:p>
+      <w:pPr>
+        <w:pStyle w:val="NoSpacing"/>
+        <w:rPr>
+          <w:rFonts w:ascii="Consolas" w:hAnsi="Consolas"/>
+          <w:sz w:val="19"/>
+        </w:rPr>
+      </w:pPr>
+      <w:r>
+        <w:rPr>
+          <w:rFonts w:ascii="Consolas" w:hAnsi="Consolas"/>
+          <w:sz w:val="19"/>
+        </w:rPr>
+        <w:t xml:space="preserve">        [Description("Resets the password for a specific username.")]</w:t>
+      </w:r>
+    </w:p>
+    <w:p>
+      <w:pPr>
+        <w:pStyle w:val="NoSpacing"/>
+        <w:rPr>
+          <w:rFonts w:ascii="Consolas" w:hAnsi="Consolas"/>
+          <w:sz w:val="19"/>
+        </w:rPr>
+      </w:pPr>
+      <w:r>
+        <w:rPr>
+          <w:rFonts w:ascii="Consolas" w:hAnsi="Consolas"/>
+          <w:sz w:val="19"/>
+        </w:rPr>
+        <w:t xml:space="preserve">        public string ResetPassword([Description("The user's account name")]string username)</w:t>
+      </w:r>
+    </w:p>
+    <w:p>
+      <w:pPr>
+        <w:pStyle w:val="NoSpacing"/>
+        <w:rPr>
+          <w:rFonts w:ascii="Consolas" w:hAnsi="Consolas"/>
+          <w:sz w:val="19"/>
+        </w:rPr>
+      </w:pPr>
+      <w:r>
+        <w:rPr>
+          <w:rFonts w:ascii="Consolas" w:hAnsi="Consolas"/>
+          <w:sz w:val="19"/>
+        </w:rPr>
+        <w:t xml:space="preserve">        {</w:t>
+      </w:r>
+    </w:p>
+    <w:p>
+      <w:pPr>
+        <w:pStyle w:val="NoSpacing"/>
+        <w:rPr>
+          <w:rFonts w:ascii="Consolas" w:hAnsi="Consolas"/>
+          <w:sz w:val="19"/>
+        </w:rPr>
+      </w:pPr>
+      <w:r>
+        <w:rPr>
+          <w:rFonts w:ascii="Consolas" w:hAnsi="Consolas"/>
+          <w:sz w:val="19"/>
+        </w:rPr>
+        <w:t xml:space="preserve">            return $"[SYSTEM API] A password reset link has been emailed to {username}";</w:t>
+      </w:r>
+    </w:p>
+    <w:p>
+      <w:pPr>
+        <w:pStyle w:val="NoSpacing"/>
+        <w:rPr>
+          <w:rFonts w:ascii="Consolas" w:hAnsi="Consolas"/>
+          <w:sz w:val="19"/>
+        </w:rPr>
+      </w:pPr>
+      <w:r>
+        <w:rPr>
+          <w:rFonts w:ascii="Consolas" w:hAnsi="Consolas"/>
+          <w:sz w:val="19"/>
+        </w:rPr>
+        <w:t xml:space="preserve">        }</w:t>
+      </w:r>
+    </w:p>
+    <w:p>
+      <w:pPr>
+        <w:pStyle w:val="NoSpacing"/>
+        <w:rPr>
+          <w:rFonts w:ascii="Consolas" w:hAnsi="Consolas"/>
+          <w:sz w:val="19"/>
+        </w:rPr>
+      </w:pPr>
+    </w:p>
+    <w:p>
+      <w:pPr>
+        <w:pStyle w:val="NoSpacing"/>
+        <w:rPr>
+          <w:rFonts w:ascii="Consolas" w:hAnsi="Consolas"/>
+          <w:sz w:val="19"/>
+        </w:rPr>
+      </w:pPr>
+      <w:r>
+        <w:rPr>
+          <w:rFonts w:ascii="Consolas" w:hAnsi="Consolas"/>
+          <w:sz w:val="19"/>
+        </w:rPr>
+        <w:t xml:space="preserve">        public async Task&lt;string&gt; HandleAsync(string input)</w:t>
+      </w:r>
+    </w:p>
+    <w:p>
+      <w:pPr>
+        <w:pStyle w:val="NoSpacing"/>
+        <w:rPr>
+          <w:rFonts w:ascii="Consolas" w:hAnsi="Consolas"/>
+          <w:sz w:val="19"/>
+        </w:rPr>
+      </w:pPr>
+      <w:r>
+        <w:rPr>
+          <w:rFonts w:ascii="Consolas" w:hAnsi="Consolas"/>
+          <w:sz w:val="19"/>
+        </w:rPr>
+        <w:t xml:space="preserve">        {</w:t>
+      </w:r>
+    </w:p>
+    <w:p>
+      <w:pPr>
+        <w:pStyle w:val="NoSpacing"/>
+        <w:rPr>
+          <w:rFonts w:ascii="Consolas" w:hAnsi="Consolas"/>
+          <w:sz w:val="19"/>
+        </w:rPr>
+      </w:pPr>
+      <w:r>
+        <w:rPr>
+          <w:rFonts w:ascii="Consolas" w:hAnsi="Consolas"/>
+          <w:sz w:val="19"/>
+        </w:rPr>
+        <w:t xml:space="preserve">            var settings = new GeminiPromptExecutionSettings</w:t>
+      </w:r>
+    </w:p>
+    <w:p>
+      <w:pPr>
+        <w:pStyle w:val="NoSpacing"/>
+        <w:rPr>
+          <w:rFonts w:ascii="Consolas" w:hAnsi="Consolas"/>
+          <w:sz w:val="19"/>
+        </w:rPr>
+      </w:pPr>
+      <w:r>
+        <w:rPr>
+          <w:rFonts w:ascii="Consolas" w:hAnsi="Consolas"/>
+          <w:sz w:val="19"/>
+        </w:rPr>
+        <w:t xml:space="preserve">            {</w:t>
+      </w:r>
+    </w:p>
+    <w:p>
+      <w:pPr>
+        <w:pStyle w:val="NoSpacing"/>
+        <w:rPr>
+          <w:rFonts w:ascii="Consolas" w:hAnsi="Consolas"/>
+          <w:sz w:val="19"/>
+        </w:rPr>
+      </w:pPr>
+      <w:r>
+        <w:rPr>
+          <w:rFonts w:ascii="Consolas" w:hAnsi="Consolas"/>
+          <w:sz w:val="19"/>
+        </w:rPr>
+        <w:t xml:space="preserve">                ToolCallBehavior = GeminiToolCallBehavior.AutoInvokeKernelFunctions</w:t>
+      </w:r>
+    </w:p>
+    <w:p>
+      <w:pPr>
+        <w:pStyle w:val="NoSpacing"/>
+        <w:rPr>
+          <w:rFonts w:ascii="Consolas" w:hAnsi="Consolas"/>
+          <w:sz w:val="19"/>
+        </w:rPr>
+      </w:pPr>
+      <w:r>
+        <w:rPr>
+          <w:rFonts w:ascii="Consolas" w:hAnsi="Consolas"/>
+          <w:sz w:val="19"/>
+        </w:rPr>
+        <w:t xml:space="preserve">            };</w:t>
+      </w:r>
+    </w:p>
+    <w:p>
+      <w:pPr>
+        <w:pStyle w:val="NoSpacing"/>
+        <w:rPr>
+          <w:rFonts w:ascii="Consolas" w:hAnsi="Consolas"/>
+          <w:sz w:val="19"/>
+        </w:rPr>
+      </w:pPr>
       <w:r>
         <w:rPr>
           <w:rFonts w:ascii="Consolas" w:hAnsi="Consolas"/>
           <w:sz w:val="19"/>
         </w:rPr>
         <w:lastRenderedPageBreak/>
-        <w:t>ar billingAgent = new BillingAgent(baseKernel);</w:t>
-      </w:r>
-    </w:p>
-    <w:p>
-      <w:pPr>
-        <w:pStyle w:val="NoSpacing"/>
-        <w:rPr>
-          <w:rFonts w:ascii="Consolas" w:hAnsi="Consolas"/>
-          <w:sz w:val="19"/>
-        </w:rPr>
-      </w:pPr>
-    </w:p>
-    <w:p>
-      <w:pPr>
-        <w:pStyle w:val="NoSpacing"/>
-        <w:rPr>
-          <w:rFonts w:ascii="Consolas" w:hAnsi="Consolas"/>
-          <w:sz w:val="19"/>
-        </w:rPr>
-      </w:pPr>
-      <w:r>
-        <w:rPr>
-          <w:rFonts w:ascii="Consolas" w:hAnsi="Consolas"/>
-          <w:sz w:val="19"/>
-        </w:rPr>
-        <w:t xml:space="preserve">            Console.WriteLine("Semantic Router Online.  (type 'exit' to quit)");</w:t>
-      </w:r>
-    </w:p>
-    <w:p>
-      <w:pPr>
-        <w:pStyle w:val="NoSpacing"/>
-        <w:rPr>
-          <w:rFonts w:ascii="Consolas" w:hAnsi="Consolas"/>
-          <w:sz w:val="19"/>
-        </w:rPr>
-      </w:pPr>
-    </w:p>
-    <w:p>
-      <w:pPr>
-        <w:pStyle w:val="NoSpacing"/>
-        <w:rPr>
-          <w:rFonts w:ascii="Consolas" w:hAnsi="Consolas"/>
-          <w:sz w:val="19"/>
-        </w:rPr>
-      </w:pPr>
-      <w:r>
-        <w:rPr>
-          <w:rFonts w:ascii="Consolas" w:hAnsi="Consolas"/>
-          <w:sz w:val="19"/>
-        </w:rPr>
-        <w:t xml:space="preserve">            while(true)</w:t>
-      </w:r>
-    </w:p>
-    <w:p>
-      <w:pPr>
-        <w:pStyle w:val="NoSpacing"/>
-        <w:rPr>
-          <w:rFonts w:ascii="Consolas" w:hAnsi="Consolas"/>
-          <w:sz w:val="19"/>
-        </w:rPr>
-      </w:pPr>
-      <w:r>
-        <w:rPr>
-          <w:rFonts w:ascii="Consolas" w:hAnsi="Consolas"/>
-          <w:sz w:val="19"/>
-        </w:rPr>
-        <w:t xml:space="preserve">            {</w:t>
-      </w:r>
-    </w:p>
-    <w:p>
-      <w:pPr>
-        <w:pStyle w:val="NoSpacing"/>
-        <w:rPr>
-          <w:rFonts w:ascii="Consolas" w:hAnsi="Consolas"/>
-          <w:sz w:val="19"/>
-        </w:rPr>
-      </w:pPr>
-      <w:r>
-        <w:rPr>
-          <w:rFonts w:ascii="Consolas" w:hAnsi="Consolas"/>
-          <w:sz w:val="19"/>
-        </w:rPr>
-        <w:t xml:space="preserve">                Console.Write("\nUser Request: ");</w:t>
-      </w:r>
-    </w:p>
-    <w:p>
-      <w:pPr>
-        <w:pStyle w:val="NoSpacing"/>
-        <w:rPr>
-          <w:rFonts w:ascii="Consolas" w:hAnsi="Consolas"/>
-          <w:sz w:val="19"/>
-        </w:rPr>
-      </w:pPr>
-      <w:r>
-        <w:rPr>
-          <w:rFonts w:ascii="Consolas" w:hAnsi="Consolas"/>
-          <w:sz w:val="19"/>
-        </w:rPr>
-        <w:t xml:space="preserve">                string? input = Console.ReadLine();</w:t>
-      </w:r>
-    </w:p>
-    <w:p>
-      <w:pPr>
-        <w:pStyle w:val="NoSpacing"/>
-        <w:rPr>
-          <w:rFonts w:ascii="Consolas" w:hAnsi="Consolas"/>
-          <w:sz w:val="19"/>
-        </w:rPr>
-      </w:pPr>
-      <w:r>
-        <w:rPr>
-          <w:rFonts w:ascii="Consolas" w:hAnsi="Consolas"/>
-          <w:sz w:val="19"/>
-        </w:rPr>
-        <w:t xml:space="preserve">                if (string.IsNullOrWhiteSpace(input)) continue;</w:t>
-      </w:r>
-    </w:p>
-    <w:p>
-      <w:pPr>
-        <w:pStyle w:val="NoSpacing"/>
-        <w:rPr>
-          <w:rFonts w:ascii="Consolas" w:hAnsi="Consolas"/>
-          <w:sz w:val="19"/>
-        </w:rPr>
-      </w:pPr>
-      <w:r>
-        <w:rPr>
-          <w:rFonts w:ascii="Consolas" w:hAnsi="Consolas"/>
-          <w:sz w:val="19"/>
-        </w:rPr>
-        <w:t xml:space="preserve">                if (input.Equals("exit", StringComparison.OrdinalIgnoreCase)) break;</w:t>
-      </w:r>
-    </w:p>
-    <w:p>
-      <w:pPr>
-        <w:pStyle w:val="NoSpacing"/>
-        <w:rPr>
-          <w:rFonts w:ascii="Consolas" w:hAnsi="Consolas"/>
-          <w:sz w:val="19"/>
-        </w:rPr>
-      </w:pPr>
-    </w:p>
-    <w:p>
-      <w:pPr>
-        <w:pStyle w:val="NoSpacing"/>
-        <w:rPr>
-          <w:rFonts w:ascii="Consolas" w:hAnsi="Consolas"/>
-          <w:sz w:val="19"/>
-        </w:rPr>
-      </w:pPr>
-      <w:r>
-        <w:rPr>
-          <w:rFonts w:ascii="Consolas" w:hAnsi="Consolas"/>
-          <w:sz w:val="19"/>
-        </w:rPr>
-        <w:t xml:space="preserve">                // 3. Step One: Classify the Intent</w:t>
-      </w:r>
-    </w:p>
-    <w:p>
-      <w:pPr>
-        <w:pStyle w:val="NoSpacing"/>
-        <w:rPr>
-          <w:rFonts w:ascii="Consolas" w:hAnsi="Consolas"/>
-          <w:sz w:val="19"/>
-        </w:rPr>
-      </w:pPr>
-      <w:r>
-        <w:rPr>
-          <w:rFonts w:ascii="Consolas" w:hAnsi="Consolas"/>
-          <w:sz w:val="19"/>
-        </w:rPr>
-        <w:t xml:space="preserve">                RouteDecision decision = await router.RouteAsync(input);</w:t>
-      </w:r>
-    </w:p>
-    <w:p>
-      <w:pPr>
-        <w:pStyle w:val="NoSpacing"/>
-        <w:rPr>
-          <w:rFonts w:ascii="Consolas" w:hAnsi="Consolas"/>
-          <w:sz w:val="19"/>
-        </w:rPr>
-      </w:pPr>
-      <w:r>
-        <w:rPr>
-          <w:rFonts w:ascii="Consolas" w:hAnsi="Consolas"/>
-          <w:sz w:val="19"/>
-        </w:rPr>
-        <w:t xml:space="preserve">                Console.WriteLine($"\n[ROUTER]: Directed to {decision.Intent} (Reason: {decision.Reasoning})");</w:t>
-      </w:r>
-    </w:p>
-    <w:p>
-      <w:pPr>
-        <w:pStyle w:val="NoSpacing"/>
-        <w:rPr>
-          <w:rFonts w:ascii="Consolas" w:hAnsi="Consolas"/>
-          <w:sz w:val="19"/>
-        </w:rPr>
-      </w:pPr>
-    </w:p>
-    <w:p>
-      <w:pPr>
-        <w:pStyle w:val="NoSpacing"/>
-        <w:rPr>
-          <w:rFonts w:ascii="Consolas" w:hAnsi="Consolas"/>
-          <w:sz w:val="19"/>
-        </w:rPr>
-      </w:pPr>
-      <w:r>
-        <w:rPr>
-          <w:rFonts w:ascii="Consolas" w:hAnsi="Consolas"/>
-          <w:sz w:val="19"/>
-        </w:rPr>
-        <w:t xml:space="preserve">                // 4. Step two: Dispatch to the isolated agent</w:t>
-      </w:r>
-    </w:p>
-    <w:p>
-      <w:pPr>
-        <w:pStyle w:val="NoSpacing"/>
-        <w:rPr>
-          <w:rFonts w:ascii="Consolas" w:hAnsi="Consolas"/>
-          <w:sz w:val="19"/>
-        </w:rPr>
-      </w:pPr>
-      <w:r>
-        <w:rPr>
-          <w:rFonts w:ascii="Consolas" w:hAnsi="Consolas"/>
-          <w:sz w:val="19"/>
-        </w:rPr>
-        <w:t xml:space="preserve">                string response;</w:t>
-      </w:r>
-    </w:p>
-    <w:p>
-      <w:pPr>
-        <w:pStyle w:val="NoSpacing"/>
-        <w:rPr>
-          <w:rFonts w:ascii="Consolas" w:hAnsi="Consolas"/>
-          <w:sz w:val="19"/>
-        </w:rPr>
-      </w:pPr>
-      <w:r>
-        <w:rPr>
-          <w:rFonts w:ascii="Consolas" w:hAnsi="Consolas"/>
-          <w:sz w:val="19"/>
-        </w:rPr>
-        <w:t xml:space="preserve">                switch(decision.Intent.ToUpper())</w:t>
-      </w:r>
-    </w:p>
-    <w:p>
-      <w:pPr>
-        <w:pStyle w:val="NoSpacing"/>
-        <w:rPr>
-          <w:rFonts w:ascii="Consolas" w:hAnsi="Consolas"/>
-          <w:sz w:val="19"/>
-        </w:rPr>
-      </w:pPr>
-      <w:r>
-        <w:rPr>
-          <w:rFonts w:ascii="Consolas" w:hAnsi="Consolas"/>
-          <w:sz w:val="19"/>
-        </w:rPr>
-        <w:t xml:space="preserve">                {</w:t>
-      </w:r>
-    </w:p>
-    <w:p>
-      <w:pPr>
-        <w:pStyle w:val="NoSpacing"/>
-        <w:rPr>
-          <w:rFonts w:ascii="Consolas" w:hAnsi="Consolas"/>
-          <w:sz w:val="19"/>
-        </w:rPr>
-      </w:pPr>
-      <w:r>
-        <w:rPr>
-          <w:rFonts w:ascii="Consolas" w:hAnsi="Consolas"/>
-          <w:sz w:val="19"/>
-        </w:rPr>
-        <w:t xml:space="preserve">                    case "TEC</w:t>
-      </w:r>
-      <w:r>
-        <w:rPr>
-          <w:rFonts w:ascii="Consolas" w:hAnsi="Consolas"/>
-          <w:sz w:val="19"/>
-        </w:rPr>
-        <w:lastRenderedPageBreak/>
-        <w:t>H":</w:t>
-      </w:r>
-    </w:p>
-    <w:p>
-      <w:pPr>
-        <w:pStyle w:val="NoSpacing"/>
-        <w:rPr>
-          <w:rFonts w:ascii="Consolas" w:hAnsi="Consolas"/>
-          <w:sz w:val="19"/>
-        </w:rPr>
-      </w:pPr>
-      <w:r>
-        <w:rPr>
-          <w:rFonts w:ascii="Consolas" w:hAnsi="Consolas"/>
-          <w:sz w:val="19"/>
-        </w:rPr>
-        <w:t xml:space="preserve">                        response = await techAgent.HandleAsync(input);</w:t>
-      </w:r>
-    </w:p>
-    <w:p>
-      <w:pPr>
-        <w:pStyle w:val="NoSpacing"/>
-        <w:rPr>
-          <w:rFonts w:ascii="Consolas" w:hAnsi="Consolas"/>
-          <w:sz w:val="19"/>
-        </w:rPr>
-      </w:pPr>
-      <w:r>
-        <w:rPr>
-          <w:rFonts w:ascii="Consolas" w:hAnsi="Consolas"/>
-          <w:sz w:val="19"/>
-        </w:rPr>
-        <w:t xml:space="preserve">                        break;</w:t>
-      </w:r>
-    </w:p>
-    <w:p>
-      <w:pPr>
-        <w:pStyle w:val="NoSpacing"/>
-        <w:rPr>
-          <w:rFonts w:ascii="Consolas" w:hAnsi="Consolas"/>
-          <w:sz w:val="19"/>
-        </w:rPr>
-      </w:pPr>
-    </w:p>
-    <w:p>
-      <w:pPr>
-        <w:pStyle w:val="NoSpacing"/>
-        <w:rPr>
-          <w:rFonts w:ascii="Consolas" w:hAnsi="Consolas"/>
-          <w:sz w:val="19"/>
-        </w:rPr>
-      </w:pPr>
-      <w:r>
-        <w:rPr>
-          <w:rFonts w:ascii="Consolas" w:hAnsi="Consolas"/>
-          <w:sz w:val="19"/>
-        </w:rPr>
-        <w:t xml:space="preserve">                    case "BILLING":</w:t>
-      </w:r>
-    </w:p>
-    <w:p>
-      <w:pPr>
-        <w:pStyle w:val="NoSpacing"/>
-        <w:rPr>
-          <w:rFonts w:ascii="Consolas" w:hAnsi="Consolas"/>
-          <w:sz w:val="19"/>
-        </w:rPr>
-      </w:pPr>
-      <w:r>
-        <w:rPr>
-          <w:rFonts w:ascii="Consolas" w:hAnsi="Consolas"/>
-          <w:sz w:val="19"/>
-        </w:rPr>
-        <w:t xml:space="preserve">                        response = await billingAgent.HandleAsync(input);</w:t>
-      </w:r>
-    </w:p>
-    <w:p>
-      <w:pPr>
-        <w:pStyle w:val="NoSpacing"/>
-        <w:rPr>
-          <w:rFonts w:ascii="Consolas" w:hAnsi="Consolas"/>
-          <w:sz w:val="19"/>
-        </w:rPr>
-      </w:pPr>
-      <w:r>
-        <w:rPr>
-          <w:rFonts w:ascii="Consolas" w:hAnsi="Consolas"/>
-          <w:sz w:val="19"/>
-        </w:rPr>
-        <w:t xml:space="preserve">                        break;</w:t>
-      </w:r>
-    </w:p>
-    <w:p>
-      <w:pPr>
-        <w:pStyle w:val="NoSpacing"/>
-        <w:rPr>
-          <w:rFonts w:ascii="Consolas" w:hAnsi="Consolas"/>
-          <w:sz w:val="19"/>
-        </w:rPr>
-      </w:pPr>
-    </w:p>
-    <w:p>
-      <w:pPr>
-        <w:pStyle w:val="NoSpacing"/>
-        <w:rPr>
-          <w:rFonts w:ascii="Consolas" w:hAnsi="Consolas"/>
-          <w:sz w:val="19"/>
-        </w:rPr>
-      </w:pPr>
-      <w:r>
-        <w:rPr>
-          <w:rFonts w:ascii="Consolas" w:hAnsi="Consolas"/>
-          <w:sz w:val="19"/>
-        </w:rPr>
-        <w:t xml:space="preserve">                    default:</w:t>
-      </w:r>
-    </w:p>
-    <w:p>
-      <w:pPr>
-        <w:pStyle w:val="NoSpacing"/>
-        <w:rPr>
-          <w:rFonts w:ascii="Consolas" w:hAnsi="Consolas"/>
-          <w:sz w:val="19"/>
-        </w:rPr>
-      </w:pPr>
-      <w:r>
-        <w:rPr>
-          <w:rFonts w:ascii="Consolas" w:hAnsi="Consolas"/>
-          <w:sz w:val="19"/>
-        </w:rPr>
-        <w:t xml:space="preserve">                        // General queries don't need tools, just a direct kernel invocation</w:t>
-      </w:r>
-    </w:p>
-    <w:p>
-      <w:pPr>
-        <w:pStyle w:val="NoSpacing"/>
-        <w:rPr>
-          <w:rFonts w:ascii="Consolas" w:hAnsi="Consolas"/>
-          <w:sz w:val="19"/>
-        </w:rPr>
-      </w:pPr>
-      <w:r>
-        <w:rPr>
-          <w:rFonts w:ascii="Consolas" w:hAnsi="Consolas"/>
-          <w:sz w:val="19"/>
-        </w:rPr>
-        <w:t xml:space="preserve">                        var result = await baseKernel.InvokePromptAsync(input);</w:t>
-      </w:r>
-    </w:p>
-    <w:p>
-      <w:pPr>
-        <w:pStyle w:val="NoSpacing"/>
-        <w:rPr>
-          <w:rFonts w:ascii="Consolas" w:hAnsi="Consolas"/>
-          <w:sz w:val="19"/>
-        </w:rPr>
-      </w:pPr>
-      <w:r>
-        <w:rPr>
-          <w:rFonts w:ascii="Consolas" w:hAnsi="Consolas"/>
-          <w:sz w:val="19"/>
-        </w:rPr>
-        <w:t xml:space="preserve">                        response = result.ToString();</w:t>
-      </w:r>
-    </w:p>
-    <w:p>
-      <w:pPr>
-        <w:pStyle w:val="NoSpacing"/>
-        <w:rPr>
-          <w:rFonts w:ascii="Consolas" w:hAnsi="Consolas"/>
-          <w:sz w:val="19"/>
-        </w:rPr>
-      </w:pPr>
-      <w:r>
-        <w:rPr>
-          <w:rFonts w:ascii="Consolas" w:hAnsi="Consolas"/>
-          <w:sz w:val="19"/>
-        </w:rPr>
-        <w:t xml:space="preserve">                        break;</w:t>
-      </w:r>
-    </w:p>
-    <w:p>
-      <w:pPr>
-        <w:pStyle w:val="NoSpacing"/>
-        <w:rPr>
-          <w:rFonts w:ascii="Consolas" w:hAnsi="Consolas"/>
-          <w:sz w:val="19"/>
-        </w:rPr>
-      </w:pPr>
-      <w:r>
-        <w:rPr>
-          <w:rFonts w:ascii="Consolas" w:hAnsi="Consolas"/>
-          <w:sz w:val="19"/>
-        </w:rPr>
-        <w:t xml:space="preserve">                }</w:t>
-      </w:r>
-    </w:p>
-    <w:p>
-      <w:pPr>
-        <w:pStyle w:val="NoSpacing"/>
-        <w:rPr>
-          <w:rFonts w:ascii="Consolas" w:hAnsi="Consolas"/>
-          <w:sz w:val="19"/>
-        </w:rPr>
-      </w:pPr>
-    </w:p>
-    <w:p>
-      <w:pPr>
-        <w:pStyle w:val="NoSpacing"/>
-        <w:rPr>
-          <w:rFonts w:ascii="Consolas" w:hAnsi="Consolas"/>
-          <w:sz w:val="19"/>
-        </w:rPr>
-      </w:pPr>
-      <w:r>
-        <w:rPr>
-          <w:rFonts w:ascii="Consolas" w:hAnsi="Consolas"/>
-          <w:sz w:val="19"/>
-        </w:rPr>
-        <w:t xml:space="preserve">                Console.WriteLine($"[AGENT]: {response}");</w:t>
-      </w:r>
-    </w:p>
-    <w:p>
-      <w:pPr>
-        <w:pStyle w:val="NoSpacing"/>
-        <w:rPr>
-          <w:rFonts w:ascii="Consolas" w:hAnsi="Consolas"/>
-          <w:sz w:val="19"/>
-        </w:rPr>
-      </w:pPr>
-      <w:r>
-        <w:rPr>
-          <w:rFonts w:ascii="Consolas" w:hAnsi="Consolas"/>
-          <w:sz w:val="19"/>
-        </w:rPr>
-        <w:t xml:space="preserve">            }</w:t>
+        <w:t xml:space="preserve">            string prompt = $"You are a Tech Support agent.  Solve the user's problem using your tools.  User: {input}";</w:t>
+      </w:r>
+    </w:p>
+    <w:p>
+      <w:pPr>
+        <w:pStyle w:val="NoSpacing"/>
+        <w:rPr>
+          <w:rFonts w:ascii="Consolas" w:hAnsi="Consolas"/>
+          <w:sz w:val="19"/>
+        </w:rPr>
+      </w:pPr>
+    </w:p>
+    <w:p>
+      <w:pPr>
+        <w:pStyle w:val="NoSpacing"/>
+        <w:rPr>
+          <w:rFonts w:ascii="Consolas" w:hAnsi="Consolas"/>
+          <w:sz w:val="19"/>
+        </w:rPr>
+      </w:pPr>
+      <w:r>
+        <w:rPr>
+          <w:rFonts w:ascii="Consolas" w:hAnsi="Consolas"/>
+          <w:sz w:val="19"/>
+        </w:rPr>
+        <w:t xml:space="preserve">            var result = await _isolatedKernel.InvokePromptAsync(prompt, new KernelArguments(settings));</w:t>
+      </w:r>
+    </w:p>
+    <w:p>
+      <w:pPr>
+        <w:pStyle w:val="NoSpacing"/>
+        <w:rPr>
+          <w:rFonts w:ascii="Consolas" w:hAnsi="Consolas"/>
+          <w:sz w:val="19"/>
+        </w:rPr>
+      </w:pPr>
+      <w:r>
+        <w:rPr>
+          <w:rFonts w:ascii="Consolas" w:hAnsi="Consolas"/>
+          <w:sz w:val="19"/>
+        </w:rPr>
+        <w:t xml:space="preserve">            return result.ToString();</w:t>
       </w:r>
     </w:p>
     <w:p>
@@ -1324,23 +2985,23 @@
         <w:rPr>
           <w:b/>
         </w:rPr>
-        <w:t>SemanticRouter.cs</w:t>
-      </w:r>
-    </w:p>
-    <w:p>
-      <w:pPr>
-        <w:pStyle w:val="NoSpacing"/>
-        <w:rPr>
-          <w:rFonts w:ascii="Consolas" w:hAnsi="Consolas"/>
-          <w:sz w:val="19"/>
-        </w:rPr>
-      </w:pPr>
-      <w:r>
-        <w:rPr>
-          <w:rFonts w:ascii="Consolas" w:hAnsi="Consolas"/>
-          <w:sz w:val="19"/>
-        </w:rPr>
-        <w:t>// SemanticRouter</w:t>
+        <w:t>BillingAgent.cs</w:t>
+      </w:r>
+    </w:p>
+    <w:p>
+      <w:pPr>
+        <w:pStyle w:val="NoSpacing"/>
+        <w:rPr>
+          <w:rFonts w:ascii="Consolas" w:hAnsi="Consolas"/>
+          <w:sz w:val="19"/>
+        </w:rPr>
+      </w:pPr>
+      <w:r>
+        <w:rPr>
+          <w:rFonts w:ascii="Consolas" w:hAnsi="Consolas"/>
+          <w:sz w:val="19"/>
+        </w:rPr>
+        <w:t>// BillingAgent</w:t>
       </w:r>
     </w:p>
     <w:p>
@@ -1372,87 +3033,55 @@
           <w:rFonts w:ascii="Consolas" w:hAnsi="Consolas"/>
           <w:sz w:val="19"/>
         </w:rPr>
-        <w:t>// The "switchboard": classifies a user's intent (TECH/BILLING/GENERAL) into</w:t>
-      </w:r>
-    </w:p>
-    <w:p>
-      <w:pPr>
-        <w:pStyle w:val="NoSpacing"/>
-        <w:rPr>
-          <w:rFonts w:ascii="Consolas" w:hAnsi="Consolas"/>
-          <w:sz w:val="19"/>
-        </w:rPr>
-      </w:pPr>
-      <w:r>
-        <w:rPr>
-          <w:rFonts w:ascii="Consolas" w:hAnsi="Consolas"/>
-          <w:sz w:val="19"/>
-        </w:rPr>
-        <w:t>// strict JSON via ResponseMimeType, so the caller can deserialize the</w:t>
-      </w:r>
-    </w:p>
-    <w:p>
-      <w:pPr>
-        <w:pStyle w:val="NoSpacing"/>
-        <w:rPr>
-          <w:rFonts w:ascii="Consolas" w:hAnsi="Consolas"/>
-          <w:sz w:val="19"/>
-        </w:rPr>
-      </w:pPr>
-      <w:r>
-        <w:rPr>
-          <w:rFonts w:ascii="Consolas" w:hAnsi="Consolas"/>
-          <w:sz w:val="19"/>
-        </w:rPr>
-        <w:t>// decision instead of pattern-matching free text. The prompt asks for</w:t>
-      </w:r>
-    </w:p>
-    <w:p>
-      <w:pPr>
-        <w:pStyle w:val="NoSpacing"/>
-        <w:rPr>
-          <w:rFonts w:ascii="Consolas" w:hAnsi="Consolas"/>
-          <w:sz w:val="19"/>
-        </w:rPr>
-      </w:pPr>
-      <w:r>
-        <w:rPr>
-          <w:rFonts w:ascii="Consolas" w:hAnsi="Consolas"/>
-          <w:sz w:val="19"/>
-        </w:rPr>
-        <w:t>// "reasoning" before "intent" deliberately - forcing a chain-of-thought</w:t>
-      </w:r>
-    </w:p>
-    <w:p>
-      <w:pPr>
-        <w:pStyle w:val="NoSpacing"/>
-        <w:rPr>
-          <w:rFonts w:ascii="Consolas" w:hAnsi="Consolas"/>
-          <w:sz w:val="19"/>
-        </w:rPr>
-      </w:pPr>
-      <w:r>
-        <w:rPr>
-          <w:rFonts w:ascii="Consolas" w:hAnsi="Consolas"/>
-          <w:sz w:val="19"/>
-        </w:rPr>
-        <w:t>// explanation first measurably improves classification accuracy.</w:t>
-      </w:r>
-    </w:p>
-    <w:p>
-      <w:pPr>
-        <w:pStyle w:val="NoSpacing"/>
-        <w:rPr>
-          <w:rFonts w:ascii="Consolas" w:hAnsi="Consolas"/>
-          <w:sz w:val="19"/>
-        </w:rPr>
-      </w:pPr>
-      <w:r>
-        <w:rPr>
-          <w:rFonts w:ascii="Consolas" w:hAnsi="Consolas"/>
-          <w:sz w:val="19"/>
-        </w:rPr>
-        <w:t>using Microsoft.SemanticKernel.ChatCompletion;</w:t>
+        <w:t>// The billing counterpart to TechSupportAgent: its own cloned, isolated</w:t>
+      </w:r>
+    </w:p>
+    <w:p>
+      <w:pPr>
+        <w:pStyle w:val="NoSpacing"/>
+        <w:rPr>
+          <w:rFonts w:ascii="Consolas" w:hAnsi="Consolas"/>
+          <w:sz w:val="19"/>
+        </w:rPr>
+      </w:pPr>
+      <w:r>
+        <w:rPr>
+          <w:rFonts w:ascii="Consolas" w:hAnsi="Consolas"/>
+          <w:sz w:val="19"/>
+        </w:rPr>
+        <w:t>// kernel with only the GetBalance tool registered - it physically cannot</w:t>
+      </w:r>
+    </w:p>
+    <w:p>
+      <w:pPr>
+        <w:pStyle w:val="NoSpacing"/>
+        <w:rPr>
+          <w:rFonts w:ascii="Consolas" w:hAnsi="Consolas"/>
+          <w:sz w:val="19"/>
+        </w:rPr>
+      </w:pPr>
+      <w:r>
+        <w:rPr>
+          <w:rFonts w:ascii="Consolas" w:hAnsi="Consolas"/>
+          <w:sz w:val="19"/>
+        </w:rPr>
+        <w:t>// reset a password, no matter how it's asked.</w:t>
+      </w:r>
+    </w:p>
+    <w:p>
+      <w:pPr>
+        <w:pStyle w:val="NoSpacing"/>
+        <w:rPr>
+          <w:rFonts w:ascii="Consolas" w:hAnsi="Consolas"/>
+          <w:sz w:val="19"/>
+        </w:rPr>
+      </w:pPr>
+      <w:r>
+        <w:rPr>
+          <w:rFonts w:ascii="Consolas" w:hAnsi="Consolas"/>
+          <w:sz w:val="19"/>
+        </w:rPr>
+        <w:t>using Microsoft.SemanticKernel;</w:t>
       </w:r>
     </w:p>
     <w:p>
@@ -1484,7 +3113,7 @@
           <w:rFonts w:ascii="Consolas" w:hAnsi="Consolas"/>
           <w:sz w:val="19"/>
         </w:rPr>
-        <w:t>using System.Text.Json;</w:t>
+        <w:t>using System.ComponentModel;</w:t>
       </w:r>
     </w:p>
     <w:p>
@@ -1541,7 +3170,55 @@
           <w:rFonts w:ascii="Consolas" w:hAnsi="Consolas"/>
           <w:sz w:val="19"/>
         </w:rPr>
-        <w:t xml:space="preserve">    internal class SemanticRouter</w:t>
+        <w:t xml:space="preserve">    /// &lt;summary&gt;</w:t>
+      </w:r>
+    </w:p>
+    <w:p>
+      <w:pPr>
+        <w:pStyle w:val="NoSpacing"/>
+        <w:rPr>
+          <w:rFonts w:ascii="Consolas" w:hAnsi="Consolas"/>
+          <w:sz w:val="19"/>
+        </w:rPr>
+      </w:pPr>
+      <w:r>
+        <w:rPr>
+          <w:rFonts w:ascii="Consolas" w:hAnsi="Consolas"/>
+          <w:sz w:val="19"/>
+        </w:rPr>
+        <w:t xml:space="preserve">    /// A domain-specific agent that only knows how to handle financial issues.</w:t>
+      </w:r>
+    </w:p>
+    <w:p>
+      <w:pPr>
+        <w:pStyle w:val="NoSpacing"/>
+        <w:rPr>
+          <w:rFonts w:ascii="Consolas" w:hAnsi="Consolas"/>
+          <w:sz w:val="19"/>
+        </w:rPr>
+      </w:pPr>
+      <w:r>
+        <w:rPr>
+          <w:rFonts w:ascii="Consolas" w:hAnsi="Consolas"/>
+          <w:sz w:val="19"/>
+        </w:rPr>
+        <w:t xml:space="preserve">    /// &lt;/summary&gt;</w:t>
+      </w:r>
+    </w:p>
+    <w:p>
+      <w:pPr>
+        <w:pStyle w:val="NoSpacing"/>
+        <w:rPr>
+          <w:rFonts w:ascii="Consolas" w:hAnsi="Consolas"/>
+          <w:sz w:val="19"/>
+        </w:rPr>
+      </w:pPr>
+      <w:r>
+        <w:rPr>
+          <w:rFonts w:ascii="Consolas" w:hAnsi="Consolas"/>
+          <w:sz w:val="19"/>
+        </w:rPr>
+        <w:t xml:space="preserve">    internal class BillingAgent</w:t>
       </w:r>
     </w:p>
     <w:p>
@@ -1573,48 +3250,32 @@
           <w:rFonts w:ascii="Consolas" w:hAnsi="Consolas"/>
           <w:sz w:val="19"/>
         </w:rPr>
-        <w:t xml:space="preserve">        private readonly IChatCompletionService _chatService;</w:t>
-      </w:r>
-    </w:p>
-    <w:p>
-      <w:pPr>
-        <w:pStyle w:val="NoSpacing"/>
-        <w:rPr>
-          <w:rFonts w:ascii="Consolas" w:hAnsi="Consolas"/>
-          <w:sz w:val="19"/>
-        </w:rPr>
-      </w:pPr>
-      <w:r>
-        <w:rPr>
-          <w:rFonts w:ascii="Consolas" w:hAnsi="Consolas"/>
-          <w:sz w:val="19"/>
-        </w:rPr>
-        <w:t xml:space="preserve">        private readonly string _routerPrompt;</w:t>
-      </w:r>
-    </w:p>
-    <w:p>
-      <w:pPr>
-        <w:pStyle w:val="NoSpacing"/>
-        <w:rPr>
-          <w:rFonts w:ascii="Consolas" w:hAnsi="Consolas"/>
-          <w:sz w:val="19"/>
-        </w:rPr>
-      </w:pPr>
-    </w:p>
-    <w:p>
-      <w:pPr>
-        <w:pStyle w:val="NoSpacing"/>
-        <w:rPr>
-          <w:rFonts w:ascii="Consolas" w:hAnsi="Consolas"/>
-          <w:sz w:val="19"/>
-        </w:rPr>
-      </w:pPr>
-      <w:r>
-        <w:rPr>
-          <w:rFonts w:ascii="Consolas" w:hAnsi="Consolas"/>
-          <w:sz w:val="19"/>
-        </w:rPr>
-        <w:t xml:space="preserve">        public SemanticRouter(IChatCompletionService chatService)</w:t>
+        <w:t xml:space="preserve">        private readonly Kernel _isolatedKernel;</w:t>
+      </w:r>
+    </w:p>
+    <w:p>
+      <w:pPr>
+        <w:pStyle w:val="NoSpacing"/>
+        <w:rPr>
+          <w:rFonts w:ascii="Consolas" w:hAnsi="Consolas"/>
+          <w:sz w:val="19"/>
+        </w:rPr>
+      </w:pPr>
+    </w:p>
+    <w:p>
+      <w:pPr>
+        <w:pStyle w:val="NoSpacing"/>
+        <w:rPr>
+          <w:rFonts w:ascii="Consolas" w:hAnsi="Consolas"/>
+          <w:sz w:val="19"/>
+        </w:rPr>
+      </w:pPr>
+      <w:r>
+        <w:rPr>
+          <w:rFonts w:ascii="Consolas" w:hAnsi="Consolas"/>
+          <w:sz w:val="19"/>
+        </w:rPr>
+        <w:t xml:space="preserve">        public BillingAgent(Kernel baseKernel)</w:t>
       </w:r>
     </w:p>
     <w:p>
@@ -1646,217 +3307,23 @@
           <w:rFonts w:ascii="Consolas" w:hAnsi="Consolas"/>
           <w:sz w:val="19"/>
         </w:rPr>
-        <w:t xml:space="preserve">            _chatService = chatService;</w:t>
-      </w:r>
-    </w:p>
-    <w:p>
-      <w:pPr>
-        <w:pStyle w:val="NoSpacing"/>
-        <w:rPr>
-          <w:rFonts w:ascii="Consolas" w:hAnsi="Consolas"/>
-          <w:sz w:val="19"/>
-        </w:rPr>
-      </w:pPr>
-    </w:p>
-    <w:p>
-      <w:pPr>
-        <w:pStyle w:val="NoSpacing"/>
-        <w:rPr>
-          <w:rFonts w:ascii="Consolas" w:hAnsi="Consolas"/>
-          <w:sz w:val="19"/>
-        </w:rPr>
-      </w:pPr>
-      <w:r>
-        <w:rPr>
-          <w:rFonts w:ascii="Consolas" w:hAnsi="Consolas"/>
-          <w:sz w:val="19"/>
-        </w:rPr>
-        <w:t xml:space="preserve">            _routerPrompt = @"</w:t>
-      </w:r>
-    </w:p>
-    <w:p>
-      <w:pPr>
-        <w:pStyle w:val="NoSpacing"/>
-        <w:rPr>
-          <w:rFonts w:ascii="Consolas" w:hAnsi="Consolas"/>
-          <w:sz w:val="19"/>
-        </w:rPr>
-      </w:pPr>
-      <w:r>
-        <w:rPr>
-          <w:rFonts w:ascii="Consolas" w:hAnsi="Consolas"/>
-          <w:sz w:val="19"/>
-        </w:rPr>
-        <w:t xml:space="preserve">                You are a highly efficient Semantic Router.</w:t>
-      </w:r>
-    </w:p>
-    <w:p>
-      <w:pPr>
-        <w:pStyle w:val="NoSpacing"/>
-        <w:rPr>
-          <w:rFonts w:ascii="Consolas" w:hAnsi="Consolas"/>
-          <w:sz w:val="19"/>
-        </w:rPr>
-      </w:pPr>
-      <w:r>
-        <w:rPr>
-          <w:rFonts w:ascii="Consolas" w:hAnsi="Consolas"/>
-          <w:sz w:val="19"/>
-        </w:rPr>
-        <w:t xml:space="preserve">                Analyze the user's input and classify their intent into one of three categories:</w:t>
-      </w:r>
-    </w:p>
-    <w:p>
-      <w:pPr>
-        <w:pStyle w:val="NoSpacing"/>
-        <w:rPr>
-          <w:rFonts w:ascii="Consolas" w:hAnsi="Consolas"/>
-          <w:sz w:val="19"/>
-        </w:rPr>
-      </w:pPr>
-      <w:r>
-        <w:rPr>
-          <w:rFonts w:ascii="Consolas" w:hAnsi="Consolas"/>
-          <w:sz w:val="19"/>
-        </w:rPr>
-        <w:t xml:space="preserve">                - TECH: The user needs technical support, password resets, or system troubleshooting.</w:t>
-      </w:r>
-    </w:p>
-    <w:p>
-      <w:pPr>
-        <w:pStyle w:val="NoSpacing"/>
-        <w:rPr>
-          <w:rFonts w:ascii="Consolas" w:hAnsi="Consolas"/>
-          <w:sz w:val="19"/>
-        </w:rPr>
-      </w:pPr>
-      <w:r>
-        <w:rPr>
-          <w:rFonts w:ascii="Consolas" w:hAnsi="Consolas"/>
-          <w:sz w:val="19"/>
-        </w:rPr>
-        <w:t xml:space="preserve">                - BILLING: The user is asking about invoices, account balances, or payments.</w:t>
-      </w:r>
-    </w:p>
-    <w:p>
-      <w:pPr>
-        <w:pStyle w:val="NoSpacing"/>
-        <w:rPr>
-          <w:rFonts w:ascii="Consolas" w:hAnsi="Consolas"/>
-          <w:sz w:val="19"/>
-        </w:rPr>
-      </w:pPr>
-      <w:r>
-        <w:rPr>
-          <w:rFonts w:ascii="Consolas" w:hAnsi="Consolas"/>
-          <w:sz w:val="19"/>
-        </w:rPr>
-        <w:t xml:space="preserve">                - GENERAL: Anything else (small talk, weather, etc.).</w:t>
-      </w:r>
-    </w:p>
-    <w:p>
-      <w:pPr>
-        <w:pStyle w:val="NoSpacing"/>
-        <w:rPr>
-          <w:rFonts w:ascii="Consolas" w:hAnsi="Consolas"/>
-          <w:sz w:val="19"/>
-        </w:rPr>
-      </w:pPr>
-    </w:p>
-    <w:p>
-      <w:pPr>
-        <w:pStyle w:val="NoSpacing"/>
-        <w:rPr>
-          <w:rFonts w:ascii="Consolas" w:hAnsi="Consolas"/>
-          <w:sz w:val="19"/>
-        </w:rPr>
-      </w:pPr>
-      <w:r>
-        <w:rPr>
-          <w:rFonts w:ascii="Consolas" w:hAnsi="Consolas"/>
-          <w:sz w:val="19"/>
-        </w:rPr>
-        <w:t xml:space="preserve">                You MUST output valid JSON matching this schema:</w:t>
-      </w:r>
-    </w:p>
-    <w:p>
-      <w:pPr>
-        <w:pStyle w:val="NoSpacing"/>
-        <w:rPr>
-          <w:rFonts w:ascii="Consolas" w:hAnsi="Consolas"/>
-          <w:sz w:val="19"/>
-        </w:rPr>
-      </w:pPr>
-      <w:r>
-        <w:rPr>
-          <w:rFonts w:ascii="Consolas" w:hAnsi="Consolas"/>
-          <w:sz w:val="19"/>
-        </w:rPr>
-        <w:t xml:space="preserve">                {</w:t>
-      </w:r>
-    </w:p>
-    <w:p>
-      <w:pPr>
-        <w:pStyle w:val="NoSpacing"/>
-        <w:rPr>
-          <w:rFonts w:ascii="Consolas" w:hAnsi="Consolas"/>
-          <w:sz w:val="19"/>
-        </w:rPr>
-      </w:pPr>
-      <w:r>
-        <w:rPr>
-          <w:rFonts w:ascii="Consolas" w:hAnsi="Consolas"/>
-          <w:sz w:val="19"/>
-        </w:rPr>
-        <w:t xml:space="preserve">                    ""reasoning"": ""Briefly explain why you chose this category"",</w:t>
-      </w:r>
-    </w:p>
-    <w:p>
-      <w:pPr>
-        <w:pStyle w:val="NoSpacing"/>
-        <w:rPr>
-          <w:rFonts w:ascii="Consolas" w:hAnsi="Consolas"/>
-          <w:sz w:val="19"/>
-        </w:rPr>
-      </w:pPr>
-      <w:r>
-        <w:rPr>
-          <w:rFonts w:ascii="Consolas" w:hAnsi="Consolas"/>
-          <w:sz w:val="19"/>
-        </w:rPr>
-        <w:t xml:space="preserve">                    ""intent"": ""TECH"" || ""BILLING"" || ""GENERAL""</w:t>
-      </w:r>
-    </w:p>
-    <w:p>
-      <w:pPr>
-        <w:pStyle w:val="NoSpacing"/>
-        <w:rPr>
-          <w:rFonts w:ascii="Consolas" w:hAnsi="Consolas"/>
-          <w:sz w:val="19"/>
-        </w:rPr>
-      </w:pPr>
-      <w:r>
-        <w:rPr>
-          <w:rFonts w:ascii="Consolas" w:hAnsi="Consolas"/>
-          <w:sz w:val="19"/>
-        </w:rPr>
-        <w:t xml:space="preserve">                }</w:t>
-      </w:r>
-    </w:p>
-    <w:p>
-      <w:pPr>
-        <w:pStyle w:val="NoSpacing"/>
-        <w:rPr>
-          <w:rFonts w:ascii="Consolas" w:hAnsi="Consolas"/>
-          <w:sz w:val="19"/>
-        </w:rPr>
-      </w:pPr>
-      <w:r>
-        <w:rPr>
-          <w:rFonts w:ascii="Consolas" w:hAnsi="Consolas"/>
-          <w:sz w:val="19"/>
-        </w:rPr>
-        <w:t xml:space="preserve">            ";</w:t>
+        <w:t xml:space="preserve">            _isolatedKernel = baseKernel.Clone();</w:t>
+      </w:r>
+    </w:p>
+    <w:p>
+      <w:pPr>
+        <w:pStyle w:val="NoSpacing"/>
+        <w:rPr>
+          <w:rFonts w:ascii="Consolas" w:hAnsi="Consolas"/>
+          <w:sz w:val="19"/>
+        </w:rPr>
+      </w:pPr>
+      <w:r>
+        <w:rPr>
+          <w:rFonts w:ascii="Consolas" w:hAnsi="Consolas"/>
+          <w:sz w:val="19"/>
+        </w:rPr>
+        <w:t xml:space="preserve">            _isolatedKernel.Plugins.AddFromObject(this, "BillingPlugin");</w:t>
       </w:r>
     </w:p>
     <w:p>
@@ -1897,1388 +3364,6 @@
           <w:rFonts w:ascii="Consolas" w:hAnsi="Consolas"/>
           <w:sz w:val="19"/>
         </w:rPr>
-        <w:t xml:space="preserve">        public async Task&lt;RouteDecision&gt; RouteAsync(string userInput)</w:t>
-      </w:r>
-    </w:p>
-    <w:p>
-      <w:pPr>
-        <w:pStyle w:val="NoSpacing"/>
-        <w:rPr>
-          <w:rFonts w:ascii="Consolas" w:hAnsi="Consolas"/>
-          <w:sz w:val="19"/>
-        </w:rPr>
-      </w:pPr>
-      <w:r>
-        <w:rPr>
-          <w:rFonts w:ascii="Consolas" w:hAnsi="Consolas"/>
-          <w:sz w:val="19"/>
-        </w:rPr>
-        <w:t xml:space="preserve">        {</w:t>
-      </w:r>
-    </w:p>
-    <w:p>
-      <w:pPr>
-        <w:pStyle w:val="NoSpacing"/>
-        <w:rPr>
-          <w:rFonts w:ascii="Consolas" w:hAnsi="Consolas"/>
-          <w:sz w:val="19"/>
-        </w:rPr>
-      </w:pPr>
-      <w:r>
-        <w:rPr>
-          <w:rFonts w:ascii="Consolas" w:hAnsi="Consolas"/>
-          <w:sz w:val="19"/>
-        </w:rPr>
-        <w:t xml:space="preserve">            var history = new ChatHistory();</w:t>
-      </w:r>
-    </w:p>
-    <w:p>
-      <w:pPr>
-        <w:pStyle w:val="NoSpacing"/>
-        <w:rPr>
-          <w:rFonts w:ascii="Consolas" w:hAnsi="Consolas"/>
-          <w:sz w:val="19"/>
-        </w:rPr>
-      </w:pPr>
-      <w:r>
-        <w:rPr>
-          <w:rFonts w:ascii="Consolas" w:hAnsi="Consolas"/>
-          <w:sz w:val="19"/>
-        </w:rPr>
-        <w:t xml:space="preserve">            history.AddSystemMessage(_routerPrompt);</w:t>
-      </w:r>
-    </w:p>
-    <w:p>
-      <w:pPr>
-        <w:pStyle w:val="NoSpacing"/>
-        <w:rPr>
-          <w:rFonts w:ascii="Consolas" w:hAnsi="Consolas"/>
-          <w:sz w:val="19"/>
-        </w:rPr>
-      </w:pPr>
-      <w:r>
-        <w:rPr>
-          <w:rFonts w:ascii="Consolas" w:hAnsi="Consolas"/>
-          <w:sz w:val="19"/>
-        </w:rPr>
-        <w:t xml:space="preserve">            history.AddUserMessage(userInput);</w:t>
-      </w:r>
-    </w:p>
-    <w:p>
-      <w:pPr>
-        <w:pStyle w:val="NoSpacing"/>
-        <w:rPr>
-          <w:rFonts w:ascii="Consolas" w:hAnsi="Consolas"/>
-          <w:sz w:val="19"/>
-        </w:rPr>
-      </w:pPr>
-    </w:p>
-    <w:p>
-      <w:pPr>
-        <w:pStyle w:val="NoSpacing"/>
-        <w:rPr>
-          <w:rFonts w:ascii="Consolas" w:hAnsi="Consolas"/>
-          <w:sz w:val="19"/>
-        </w:rPr>
-      </w:pPr>
-      <w:r>
-        <w:rPr>
-          <w:rFonts w:ascii="Consolas" w:hAnsi="Consolas"/>
-          <w:sz w:val="19"/>
-        </w:rPr>
-        <w:t xml:space="preserve">            // Force Gemini to output structured JSON deterministically</w:t>
-      </w:r>
-    </w:p>
-    <w:p>
-      <w:pPr>
-        <w:pStyle w:val="NoSpacing"/>
-        <w:rPr>
-          <w:rFonts w:ascii="Consolas" w:hAnsi="Consolas"/>
-          <w:sz w:val="19"/>
-        </w:rPr>
-      </w:pPr>
-      <w:r>
-        <w:rPr>
-          <w:rFonts w:ascii="Consolas" w:hAnsi="Consolas"/>
-          <w:sz w:val="19"/>
-        </w:rPr>
-        <w:t xml:space="preserve">            var settings = new GeminiPromptExecutionSettings</w:t>
-      </w:r>
-    </w:p>
-    <w:p>
-      <w:pPr>
-        <w:pStyle w:val="NoSpacing"/>
-        <w:rPr>
-          <w:rFonts w:ascii="Consolas" w:hAnsi="Consolas"/>
-          <w:sz w:val="19"/>
-        </w:rPr>
-      </w:pPr>
-      <w:r>
-        <w:rPr>
-          <w:rFonts w:ascii="Consolas" w:hAnsi="Consolas"/>
-          <w:sz w:val="19"/>
-        </w:rPr>
-        <w:t xml:space="preserve">            {</w:t>
-      </w:r>
-    </w:p>
-    <w:p>
-      <w:pPr>
-        <w:pStyle w:val="NoSpacing"/>
-        <w:rPr>
-          <w:rFonts w:ascii="Consolas" w:hAnsi="Consolas"/>
-          <w:sz w:val="19"/>
-        </w:rPr>
-      </w:pPr>
-      <w:r>
-        <w:rPr>
-          <w:rFonts w:ascii="Consolas" w:hAnsi="Consolas"/>
-          <w:sz w:val="19"/>
-        </w:rPr>
-        <w:t xml:space="preserve">                ResponseMimeType = "application/json",</w:t>
-      </w:r>
-    </w:p>
-    <w:p>
-      <w:pPr>
-        <w:pStyle w:val="NoSpacing"/>
-        <w:rPr>
-          <w:rFonts w:ascii="Consolas" w:hAnsi="Consolas"/>
-          <w:sz w:val="19"/>
-        </w:rPr>
-      </w:pPr>
-      <w:r>
-        <w:rPr>
-          <w:rFonts w:ascii="Consolas" w:hAnsi="Consolas"/>
-          <w:sz w:val="19"/>
-        </w:rPr>
-        <w:t xml:space="preserve">                Temperature = 0.0</w:t>
-      </w:r>
-    </w:p>
-    <w:p>
-      <w:pPr>
-        <w:pStyle w:val="NoSpacing"/>
-        <w:rPr>
-          <w:rFonts w:ascii="Consolas" w:hAnsi="Consolas"/>
-          <w:sz w:val="19"/>
-        </w:rPr>
-      </w:pPr>
-      <w:r>
-        <w:rPr>
-          <w:rFonts w:ascii="Consolas" w:hAnsi="Consolas"/>
-          <w:sz w:val="19"/>
-        </w:rPr>
-        <w:t xml:space="preserve">            };</w:t>
-      </w:r>
-    </w:p>
-    <w:p>
-      <w:pPr>
-        <w:pStyle w:val="NoSpacing"/>
-        <w:rPr>
-          <w:rFonts w:ascii="Consolas" w:hAnsi="Consolas"/>
-          <w:sz w:val="19"/>
-        </w:rPr>
-      </w:pPr>
-    </w:p>
-    <w:p>
-      <w:pPr>
-        <w:pStyle w:val="NoSpacing"/>
-        <w:rPr>
-          <w:rFonts w:ascii="Consolas" w:hAnsi="Consolas"/>
-          <w:sz w:val="19"/>
-        </w:rPr>
-      </w:pPr>
-      <w:r>
-        <w:rPr>
-          <w:rFonts w:ascii="Consolas" w:hAnsi="Consolas"/>
-          <w:sz w:val="19"/>
-        </w:rPr>
-        <w:t xml:space="preserve">            var response = await _chatService.GetChatMessageContentAsync(history, settings);</w:t>
-      </w:r>
-    </w:p>
-    <w:p>
-      <w:pPr>
-        <w:pStyle w:val="NoSpacing"/>
-        <w:rPr>
-          <w:rFonts w:ascii="Consolas" w:hAnsi="Consolas"/>
-          <w:sz w:val="19"/>
-        </w:rPr>
-      </w:pPr>
-      <w:r>
-        <w:rPr>
-          <w:rFonts w:ascii="Consolas" w:hAnsi="Consolas"/>
-          <w:sz w:val="19"/>
-        </w:rPr>
-        <w:t xml:space="preserve">            return JsonSerializer.Deserialize&lt;RouteDecision&gt;(response.Content ?? "{}")</w:t>
-      </w:r>
-    </w:p>
-    <w:p>
-      <w:pPr>
-        <w:pStyle w:val="NoSpacing"/>
-        <w:rPr>
-          <w:rFonts w:ascii="Consolas" w:hAnsi="Consolas"/>
-          <w:sz w:val="19"/>
-        </w:rPr>
-      </w:pPr>
-      <w:r>
-        <w:rPr>
-          <w:rFonts w:ascii="Consolas" w:hAnsi="Consolas"/>
-          <w:sz w:val="19"/>
-        </w:rPr>
-        <w:t xml:space="preserve">                ?? new RouteDecision { Intent = "GENERAL" };</w:t>
-      </w:r>
-    </w:p>
-    <w:p>
-      <w:pPr>
-        <w:pStyle w:val="NoSpacing"/>
-        <w:rPr>
-          <w:rFonts w:ascii="Consolas" w:hAnsi="Consolas"/>
-          <w:sz w:val="19"/>
-        </w:rPr>
-      </w:pPr>
-      <w:r>
-        <w:rPr>
-          <w:rFonts w:ascii="Consolas" w:hAnsi="Consolas"/>
-          <w:sz w:val="19"/>
-        </w:rPr>
-        <w:t xml:space="preserve">        }</w:t>
-      </w:r>
-    </w:p>
-    <w:p>
-      <w:pPr>
-        <w:pStyle w:val="NoSpacing"/>
-        <w:rPr>
-          <w:rFonts w:ascii="Consolas" w:hAnsi="Consolas"/>
-          <w:sz w:val="19"/>
-        </w:rPr>
-      </w:pPr>
-      <w:r>
-        <w:rPr>
-          <w:rFonts w:ascii="Consolas" w:hAnsi="Consolas"/>
-          <w:sz w:val="19"/>
-        </w:rPr>
-        <w:t xml:space="preserve">    }</w:t>
-      </w:r>
-    </w:p>
-    <w:p>
-      <w:pPr>
-        <w:pStyle w:val="NoSpacing"/>
-        <w:rPr>
-          <w:rFonts w:ascii="Consolas" w:hAnsi="Consolas"/>
-          <w:sz w:val="19"/>
-        </w:rPr>
-      </w:pPr>
-      <w:r>
-        <w:rPr>
-          <w:rFonts w:ascii="Consolas" w:hAnsi="Consolas"/>
-          <w:sz w:val="19"/>
-        </w:rPr>
-        <w:t>}</w:t>
-      </w:r>
-    </w:p>
-    <w:p/>
-    <w:p>
-      <w:pPr>
-        <w:rPr>
-          <w:b/>
-        </w:rPr>
-      </w:pPr>
-      <w:r>
-        <w:rPr>
-          <w:b/>
-        </w:rPr>
-        <w:t>TechSupportAgent.cs</w:t>
-      </w:r>
-    </w:p>
-    <w:p>
-      <w:pPr>
-        <w:pStyle w:val="NoSpacing"/>
-        <w:rPr>
-          <w:rFonts w:ascii="Consolas" w:hAnsi="Consolas"/>
-          <w:sz w:val="19"/>
-        </w:rPr>
-      </w:pPr>
-      <w:r>
-        <w:rPr>
-          <w:rFonts w:ascii="Consolas" w:hAnsi="Consolas"/>
-          <w:sz w:val="19"/>
-        </w:rPr>
-        <w:t>// TechSupportAgent</w:t>
-      </w:r>
-    </w:p>
-    <w:p>
-      <w:pPr>
-        <w:pStyle w:val="NoSpacing"/>
-        <w:rPr>
-          <w:rFonts w:ascii="Consolas" w:hAnsi="Consolas"/>
-          <w:sz w:val="19"/>
-        </w:rPr>
-      </w:pPr>
-      <w:r>
-        <w:rPr>
-          <w:rFonts w:ascii="Consolas" w:hAnsi="Consolas"/>
-          <w:sz w:val="19"/>
-        </w:rPr>
-        <w:t>// ---------------------------------------------------------------------------</w:t>
-      </w:r>
-    </w:p>
-    <w:p>
-      <w:pPr>
-        <w:pStyle w:val="NoSpacing"/>
-        <w:rPr>
-          <w:rFonts w:ascii="Consolas" w:hAnsi="Consolas"/>
-          <w:sz w:val="19"/>
-        </w:rPr>
-      </w:pPr>
-      <w:r>
-        <w:rPr>
-          <w:rFonts w:ascii="Consolas" w:hAnsi="Consolas"/>
-          <w:sz w:val="19"/>
-        </w:rPr>
-        <w:t>// A domain-isolated specialist: it clones the base kernel (empty plugin</w:t>
-      </w:r>
-    </w:p>
-    <w:p>
-      <w:pPr>
-        <w:pStyle w:val="NoSpacing"/>
-        <w:rPr>
-          <w:rFonts w:ascii="Consolas" w:hAnsi="Consolas"/>
-          <w:sz w:val="19"/>
-        </w:rPr>
-      </w:pPr>
-      <w:r>
-        <w:rPr>
-          <w:rFonts w:ascii="Consolas" w:hAnsi="Consolas"/>
-          <w:sz w:val="19"/>
-        </w:rPr>
-        <w:t>// collection) and registers only its own ResetPassword tool, so it has no</w:t>
-      </w:r>
-    </w:p>
-    <w:p>
-      <w:pPr>
-        <w:pStyle w:val="NoSpacing"/>
-        <w:rPr>
-          <w:rFonts w:ascii="Consolas" w:hAnsi="Consolas"/>
-          <w:sz w:val="19"/>
-        </w:rPr>
-      </w:pPr>
-      <w:r>
-        <w:rPr>
-          <w:rFonts w:ascii="Consolas" w:hAnsi="Consolas"/>
-          <w:sz w:val="19"/>
-        </w:rPr>
-        <w:t>// way to reach BillingAgent's tools even under an adversarial prompt.</w:t>
-      </w:r>
-    </w:p>
-    <w:p>
-      <w:pPr>
-        <w:pStyle w:val="NoSpacing"/>
-        <w:rPr>
-          <w:rFonts w:ascii="Consolas" w:hAnsi="Consolas"/>
-          <w:sz w:val="19"/>
-        </w:rPr>
-      </w:pPr>
-      <w:r>
-        <w:rPr>
-          <w:rFonts w:ascii="Consolas" w:hAnsi="Consolas"/>
-          <w:sz w:val="19"/>
-        </w:rPr>
-        <w:t>using Microsoft.SemanticKernel;</w:t>
-      </w:r>
-    </w:p>
-    <w:p>
-      <w:pPr>
-        <w:pStyle w:val="NoSpacing"/>
-        <w:rPr>
-          <w:rFonts w:ascii="Consolas" w:hAnsi="Consolas"/>
-          <w:sz w:val="19"/>
-        </w:rPr>
-      </w:pPr>
-      <w:r>
-        <w:rPr>
-          <w:rFonts w:ascii="Consolas" w:hAnsi="Consolas"/>
-          <w:sz w:val="19"/>
-        </w:rPr>
-        <w:t>using Microsoft.SemanticKernel.Connectors.Google;</w:t>
-      </w:r>
-    </w:p>
-    <w:p>
-      <w:pPr>
-        <w:pStyle w:val="NoSpacing"/>
-        <w:rPr>
-          <w:rFonts w:ascii="Consolas" w:hAnsi="Consolas"/>
-          <w:sz w:val="19"/>
-        </w:rPr>
-      </w:pPr>
-      <w:r>
-        <w:rPr>
-          <w:rFonts w:ascii="Consolas" w:hAnsi="Consolas"/>
-          <w:sz w:val="19"/>
-        </w:rPr>
-        <w:t>using System.ComponentModel;</w:t>
-      </w:r>
-    </w:p>
-    <w:p>
-      <w:pPr>
-        <w:pStyle w:val="NoSpacing"/>
-        <w:rPr>
-          <w:rFonts w:ascii="Consolas" w:hAnsi="Consolas"/>
-          <w:sz w:val="19"/>
-        </w:rPr>
-      </w:pPr>
-    </w:p>
-    <w:p>
-      <w:pPr>
-        <w:pStyle w:val="NoSpacing"/>
-        <w:rPr>
-          <w:rFonts w:ascii="Consolas" w:hAnsi="Consolas"/>
-          <w:sz w:val="19"/>
-        </w:rPr>
-      </w:pPr>
-      <w:r>
-        <w:rPr>
-          <w:rFonts w:ascii="Consolas" w:hAnsi="Consolas"/>
-          <w:sz w:val="19"/>
-        </w:rPr>
-        <w:t>namespace SemanticRouter</w:t>
-      </w:r>
-    </w:p>
-    <w:p>
-      <w:pPr>
-        <w:pStyle w:val="NoSpacing"/>
-        <w:rPr>
-          <w:rFonts w:ascii="Consolas" w:hAnsi="Consolas"/>
-          <w:sz w:val="19"/>
-        </w:rPr>
-      </w:pPr>
-      <w:r>
-        <w:rPr>
-          <w:rFonts w:ascii="Consolas" w:hAnsi="Consolas"/>
-          <w:sz w:val="19"/>
-        </w:rPr>
-        <w:t>{</w:t>
-      </w:r>
-    </w:p>
-    <w:p>
-      <w:pPr>
-        <w:pStyle w:val="NoSpacing"/>
-        <w:rPr>
-          <w:rFonts w:ascii="Consolas" w:hAnsi="Consolas"/>
-          <w:sz w:val="19"/>
-        </w:rPr>
-      </w:pPr>
-      <w:r>
-        <w:rPr>
-          <w:rFonts w:ascii="Consolas" w:hAnsi="Consolas"/>
-          <w:sz w:val="19"/>
-        </w:rPr>
-        <w:t xml:space="preserve">    /// &lt;summary&gt;</w:t>
-      </w:r>
-    </w:p>
-    <w:p>
-      <w:pPr>
-        <w:pStyle w:val="NoSpacing"/>
-        <w:rPr>
-          <w:rFonts w:ascii="Consolas" w:hAnsi="Consolas"/>
-          <w:sz w:val="19"/>
-        </w:rPr>
-      </w:pPr>
-      <w:r>
-        <w:rPr>
-          <w:rFonts w:ascii="Consolas" w:hAnsi="Consolas"/>
-          <w:sz w:val="19"/>
-        </w:rPr>
-        <w:t xml:space="preserve">    /// A domain-speicifc agent that only knows how to handle technical issues.</w:t>
-      </w:r>
-    </w:p>
-    <w:p>
-      <w:pPr>
-        <w:pStyle w:val="NoSpacing"/>
-        <w:rPr>
-          <w:rFonts w:ascii="Consolas" w:hAnsi="Consolas"/>
-          <w:sz w:val="19"/>
-        </w:rPr>
-      </w:pPr>
-      <w:r>
-        <w:rPr>
-          <w:rFonts w:ascii="Consolas" w:hAnsi="Consolas"/>
-          <w:sz w:val="19"/>
-        </w:rPr>
-        <w:t xml:space="preserve">    /// &lt;/summary&gt;</w:t>
-      </w:r>
-    </w:p>
-    <w:p>
-      <w:pPr>
-        <w:pStyle w:val="NoSpacing"/>
-        <w:rPr>
-          <w:rFonts w:ascii="Consolas" w:hAnsi="Consolas"/>
-          <w:sz w:val="19"/>
-        </w:rPr>
-      </w:pPr>
-      <w:r>
-        <w:rPr>
-          <w:rFonts w:ascii="Consolas" w:hAnsi="Consolas"/>
-          <w:sz w:val="19"/>
-        </w:rPr>
-        <w:t xml:space="preserve">    internal class TechSupportAgent</w:t>
-      </w:r>
-    </w:p>
-    <w:p>
-      <w:pPr>
-        <w:pStyle w:val="NoSpacing"/>
-        <w:rPr>
-          <w:rFonts w:ascii="Consolas" w:hAnsi="Consolas"/>
-          <w:sz w:val="19"/>
-        </w:rPr>
-      </w:pPr>
-      <w:r>
-        <w:rPr>
-          <w:rFonts w:ascii="Consolas" w:hAnsi="Consolas"/>
-          <w:sz w:val="19"/>
-        </w:rPr>
-        <w:t xml:space="preserve">    {</w:t>
-      </w:r>
-    </w:p>
-    <w:p>
-      <w:pPr>
-        <w:pStyle w:val="NoSpacing"/>
-        <w:rPr>
-          <w:rFonts w:ascii="Consolas" w:hAnsi="Consolas"/>
-          <w:sz w:val="19"/>
-        </w:rPr>
-      </w:pPr>
-      <w:r>
-        <w:rPr>
-          <w:rFonts w:ascii="Consolas" w:hAnsi="Consolas"/>
-          <w:sz w:val="19"/>
-        </w:rPr>
-        <w:t xml:space="preserve">        private readonly Kernel _isolatedKernel;</w:t>
-      </w:r>
-    </w:p>
-    <w:p>
-      <w:pPr>
-        <w:pStyle w:val="NoSpacing"/>
-        <w:rPr>
-          <w:rFonts w:ascii="Consolas" w:hAnsi="Consolas"/>
-          <w:sz w:val="19"/>
-        </w:rPr>
-      </w:pPr>
-    </w:p>
-    <w:p>
-      <w:pPr>
-        <w:pStyle w:val="NoSpacing"/>
-        <w:rPr>
-          <w:rFonts w:ascii="Consolas" w:hAnsi="Consolas"/>
-          <w:sz w:val="19"/>
-        </w:rPr>
-      </w:pPr>
-      <w:r>
-        <w:rPr>
-          <w:rFonts w:ascii="Consolas" w:hAnsi="Consolas"/>
-          <w:sz w:val="19"/>
-        </w:rPr>
-        <w:t xml:space="preserve">        public TechSupportAgent(Kernel baseKernel)</w:t>
-      </w:r>
-    </w:p>
-    <w:p>
-      <w:pPr>
-        <w:pStyle w:val="NoSpacing"/>
-        <w:rPr>
-          <w:rFonts w:ascii="Consolas" w:hAnsi="Consolas"/>
-          <w:sz w:val="19"/>
-        </w:rPr>
-      </w:pPr>
-      <w:r>
-        <w:rPr>
-          <w:rFonts w:ascii="Consolas" w:hAnsi="Consolas"/>
-          <w:sz w:val="19"/>
-        </w:rPr>
-        <w:t xml:space="preserve">        {</w:t>
-      </w:r>
-    </w:p>
-    <w:p>
-      <w:pPr>
-        <w:pStyle w:val="NoSpacing"/>
-        <w:rPr>
-          <w:rFonts w:ascii="Consolas" w:hAnsi="Consolas"/>
-          <w:sz w:val="19"/>
-        </w:rPr>
-      </w:pPr>
-      <w:r>
-        <w:rPr>
-          <w:rFonts w:ascii="Consolas" w:hAnsi="Consolas"/>
-          <w:sz w:val="19"/>
-        </w:rPr>
-        <w:t xml:space="preserve">            // CRITICAL: Clone creates a new kernel with the same AI services,</w:t>
-      </w:r>
-    </w:p>
-    <w:p>
-      <w:pPr>
-        <w:pStyle w:val="NoSpacing"/>
-        <w:rPr>
-          <w:rFonts w:ascii="Consolas" w:hAnsi="Consolas"/>
-          <w:sz w:val="19"/>
-        </w:rPr>
-      </w:pPr>
-      <w:r>
-        <w:rPr>
-          <w:rFonts w:ascii="Consolas" w:hAnsi="Consolas"/>
-          <w:sz w:val="19"/>
-        </w:rPr>
-        <w:t xml:space="preserve">            // but an empty plugin collection, ensuring perfect tool isolation.</w:t>
-      </w:r>
-    </w:p>
-    <w:p>
-      <w:pPr>
-        <w:pStyle w:val="NoSpacing"/>
-        <w:rPr>
-          <w:rFonts w:ascii="Consolas" w:hAnsi="Consolas"/>
-          <w:sz w:val="19"/>
-        </w:rPr>
-      </w:pPr>
-      <w:r>
-        <w:rPr>
-          <w:rFonts w:ascii="Consolas" w:hAnsi="Consolas"/>
-          <w:sz w:val="19"/>
-        </w:rPr>
-        <w:t xml:space="preserve">            _isolatedKernel = baseKernel.Clone();</w:t>
-      </w:r>
-    </w:p>
-    <w:p>
-      <w:pPr>
-        <w:pStyle w:val="NoSpacing"/>
-        <w:rPr>
-          <w:rFonts w:ascii="Consolas" w:hAnsi="Consolas"/>
-          <w:sz w:val="19"/>
-        </w:rPr>
-      </w:pPr>
-      <w:r>
-        <w:rPr>
-          <w:rFonts w:ascii="Consolas" w:hAnsi="Consolas"/>
-          <w:sz w:val="19"/>
-        </w:rPr>
-        <w:t xml:space="preserve">            _isolatedKernel.Plugins.AddFromObject(this, "TechPlugin");</w:t>
-      </w:r>
-    </w:p>
-    <w:p>
-      <w:pPr>
-        <w:pStyle w:val="NoSpacing"/>
-        <w:rPr>
-          <w:rFonts w:ascii="Consolas" w:hAnsi="Consolas"/>
-          <w:sz w:val="19"/>
-        </w:rPr>
-      </w:pPr>
-      <w:r>
-        <w:rPr>
-          <w:rFonts w:ascii="Consolas" w:hAnsi="Consolas"/>
-          <w:sz w:val="19"/>
-        </w:rPr>
-        <w:t xml:space="preserve">        }</w:t>
-      </w:r>
-    </w:p>
-    <w:p>
-      <w:pPr>
-        <w:pStyle w:val="NoSpacing"/>
-        <w:rPr>
-          <w:rFonts w:ascii="Consolas" w:hAnsi="Consolas"/>
-          <w:sz w:val="19"/>
-        </w:rPr>
-      </w:pPr>
-    </w:p>
-    <w:p>
-      <w:pPr>
-        <w:pStyle w:val="NoSpacing"/>
-        <w:rPr>
-          <w:rFonts w:ascii="Consolas" w:hAnsi="Consolas"/>
-          <w:sz w:val="19"/>
-        </w:rPr>
-      </w:pPr>
-      <w:r>
-        <w:rPr>
-          <w:rFonts w:ascii="Consolas" w:hAnsi="Consolas"/>
-          <w:sz w:val="19"/>
-        </w:rPr>
-        <w:t xml:space="preserve">        [KernelFunction("ResetPassword")]</w:t>
-      </w:r>
-    </w:p>
-    <w:p>
-      <w:pPr>
-        <w:pStyle w:val="NoSpacing"/>
-        <w:rPr>
-          <w:rFonts w:ascii="Consolas" w:hAnsi="Consolas"/>
-          <w:sz w:val="19"/>
-        </w:rPr>
-      </w:pPr>
-      <w:r>
-        <w:rPr>
-          <w:rFonts w:ascii="Consolas" w:hAnsi="Consolas"/>
-          <w:sz w:val="19"/>
-        </w:rPr>
-        <w:t xml:space="preserve">        [Description("Resets the password for a specific username.")]</w:t>
-      </w:r>
-    </w:p>
-    <w:p>
-      <w:pPr>
-        <w:pStyle w:val="NoSpacing"/>
-        <w:rPr>
-          <w:rFonts w:ascii="Consolas" w:hAnsi="Consolas"/>
-          <w:sz w:val="19"/>
-        </w:rPr>
-      </w:pPr>
-      <w:r>
-        <w:rPr>
-          <w:rFonts w:ascii="Consolas" w:hAnsi="Consolas"/>
-          <w:sz w:val="19"/>
-        </w:rPr>
-        <w:t xml:space="preserve">        public string ResetPassword([Description("The user's account name")]string username)</w:t>
-      </w:r>
-    </w:p>
-    <w:p>
-      <w:pPr>
-        <w:pStyle w:val="NoSpacing"/>
-        <w:rPr>
-          <w:rFonts w:ascii="Consolas" w:hAnsi="Consolas"/>
-          <w:sz w:val="19"/>
-        </w:rPr>
-      </w:pPr>
-      <w:r>
-        <w:rPr>
-          <w:rFonts w:ascii="Consolas" w:hAnsi="Consolas"/>
-          <w:sz w:val="19"/>
-        </w:rPr>
-        <w:t xml:space="preserve">        {</w:t>
-      </w:r>
-    </w:p>
-    <w:p>
-      <w:pPr>
-        <w:pStyle w:val="NoSpacing"/>
-        <w:rPr>
-          <w:rFonts w:ascii="Consolas" w:hAnsi="Consolas"/>
-          <w:sz w:val="19"/>
-        </w:rPr>
-      </w:pPr>
-      <w:r>
-        <w:rPr>
-          <w:rFonts w:ascii="Consolas" w:hAnsi="Consolas"/>
-          <w:sz w:val="19"/>
-        </w:rPr>
-        <w:t xml:space="preserve">            return $"[SYSTEM API] A password reset link has been emailed to {username}";</w:t>
-      </w:r>
-    </w:p>
-    <w:p>
-      <w:pPr>
-        <w:pStyle w:val="NoSpacing"/>
-        <w:rPr>
-          <w:rFonts w:ascii="Consolas" w:hAnsi="Consolas"/>
-          <w:sz w:val="19"/>
-        </w:rPr>
-      </w:pPr>
-      <w:r>
-        <w:rPr>
-          <w:rFonts w:ascii="Consolas" w:hAnsi="Consolas"/>
-          <w:sz w:val="19"/>
-        </w:rPr>
-        <w:t xml:space="preserve">        }</w:t>
-      </w:r>
-    </w:p>
-    <w:p>
-      <w:pPr>
-        <w:pStyle w:val="NoSpacing"/>
-        <w:rPr>
-          <w:rFonts w:ascii="Consolas" w:hAnsi="Consolas"/>
-          <w:sz w:val="19"/>
-        </w:rPr>
-      </w:pPr>
-    </w:p>
-    <w:p>
-      <w:pPr>
-        <w:pStyle w:val="NoSpacing"/>
-        <w:rPr>
-          <w:rFonts w:ascii="Consolas" w:hAnsi="Consolas"/>
-          <w:sz w:val="19"/>
-        </w:rPr>
-      </w:pPr>
-      <w:r>
-        <w:rPr>
-          <w:rFonts w:ascii="Consolas" w:hAnsi="Consolas"/>
-          <w:sz w:val="19"/>
-        </w:rPr>
-        <w:t xml:space="preserve">        public async Task&lt;string&gt; HandleAsync(string input)</w:t>
-      </w:r>
-    </w:p>
-    <w:p>
-      <w:pPr>
-        <w:pStyle w:val="NoSpacing"/>
-        <w:rPr>
-          <w:rFonts w:ascii="Consolas" w:hAnsi="Consolas"/>
-          <w:sz w:val="19"/>
-        </w:rPr>
-      </w:pPr>
-      <w:r>
-        <w:rPr>
-          <w:rFonts w:ascii="Consolas" w:hAnsi="Consolas"/>
-          <w:sz w:val="19"/>
-        </w:rPr>
-        <w:t xml:space="preserve">        {</w:t>
-      </w:r>
-    </w:p>
-    <w:p>
-      <w:pPr>
-        <w:pStyle w:val="NoSpacing"/>
-        <w:rPr>
-          <w:rFonts w:ascii="Consolas" w:hAnsi="Consolas"/>
-          <w:sz w:val="19"/>
-        </w:rPr>
-      </w:pPr>
-      <w:r>
-        <w:rPr>
-          <w:rFonts w:ascii="Consolas" w:hAnsi="Consolas"/>
-          <w:sz w:val="19"/>
-        </w:rPr>
-        <w:t xml:space="preserve">            var settings = new GeminiPromptExecutionSettings</w:t>
-      </w:r>
-    </w:p>
-    <w:p>
-      <w:pPr>
-        <w:pStyle w:val="NoSpacing"/>
-        <w:rPr>
-          <w:rFonts w:ascii="Consolas" w:hAnsi="Consolas"/>
-          <w:sz w:val="19"/>
-        </w:rPr>
-      </w:pPr>
-      <w:r>
-        <w:rPr>
-          <w:rFonts w:ascii="Consolas" w:hAnsi="Consolas"/>
-          <w:sz w:val="19"/>
-        </w:rPr>
-        <w:t xml:space="preserve">            {</w:t>
-      </w:r>
-    </w:p>
-    <w:p>
-      <w:pPr>
-        <w:pStyle w:val="NoSpacing"/>
-        <w:rPr>
-          <w:rFonts w:ascii="Consolas" w:hAnsi="Consolas"/>
-          <w:sz w:val="19"/>
-        </w:rPr>
-      </w:pPr>
-      <w:r>
-        <w:rPr>
-          <w:rFonts w:ascii="Consolas" w:hAnsi="Consolas"/>
-          <w:sz w:val="19"/>
-        </w:rPr>
-        <w:t xml:space="preserve">                ToolCallBehavior = GeminiToolCallBehavior.AutoInvokeKernelFunctions</w:t>
-      </w:r>
-    </w:p>
-    <w:p>
-      <w:pPr>
-        <w:pStyle w:val="NoSpacing"/>
-        <w:rPr>
-          <w:rFonts w:ascii="Consolas" w:hAnsi="Consolas"/>
-          <w:sz w:val="19"/>
-        </w:rPr>
-      </w:pPr>
-      <w:r>
-        <w:rPr>
-          <w:rFonts w:ascii="Consolas" w:hAnsi="Consolas"/>
-          <w:sz w:val="19"/>
-        </w:rPr>
-        <w:t xml:space="preserve">            };</w:t>
-      </w:r>
-    </w:p>
-    <w:p>
-      <w:pPr>
-        <w:pStyle w:val="NoSpacing"/>
-        <w:rPr>
-          <w:rFonts w:ascii="Consolas" w:hAnsi="Consolas"/>
-          <w:sz w:val="19"/>
-        </w:rPr>
-      </w:pPr>
-      <w:r>
-        <w:rPr>
-          <w:rFonts w:ascii="Consolas" w:hAnsi="Consolas"/>
-          <w:sz w:val="19"/>
-        </w:rPr>
-        <w:t xml:space="preserve">            string prompt = $"You are a Tech Support agent.  Solve the user's problem using your tools.  User: {input}";</w:t>
-      </w:r>
-    </w:p>
-    <w:p>
-      <w:pPr>
-        <w:pStyle w:val="NoSpacing"/>
-        <w:rPr>
-          <w:rFonts w:ascii="Consolas" w:hAnsi="Consolas"/>
-          <w:sz w:val="19"/>
-        </w:rPr>
-      </w:pPr>
-    </w:p>
-    <w:p>
-      <w:pPr>
-        <w:pStyle w:val="NoSpacing"/>
-        <w:rPr>
-          <w:rFonts w:ascii="Consolas" w:hAnsi="Consolas"/>
-          <w:sz w:val="19"/>
-        </w:rPr>
-      </w:pPr>
-      <w:r>
-        <w:rPr>
-          <w:rFonts w:ascii="Consolas" w:hAnsi="Consolas"/>
-          <w:sz w:val="19"/>
-        </w:rPr>
-        <w:t xml:space="preserve">            var result = await _isolatedKernel.InvokePromptAsync(prompt, new KernelArguments(settings));</w:t>
-      </w:r>
-    </w:p>
-    <w:p>
-      <w:pPr>
-        <w:pStyle w:val="NoSpacing"/>
-        <w:rPr>
-          <w:rFonts w:ascii="Consolas" w:hAnsi="Consolas"/>
-          <w:sz w:val="19"/>
-        </w:rPr>
-      </w:pPr>
-      <w:r>
-        <w:rPr>
-          <w:rFonts w:ascii="Consolas" w:hAnsi="Consolas"/>
-          <w:sz w:val="19"/>
-        </w:rPr>
-        <w:t xml:space="preserve">            return result.ToString();</w:t>
-      </w:r>
-    </w:p>
-    <w:p>
-      <w:pPr>
-        <w:pStyle w:val="NoSpacing"/>
-        <w:rPr>
-          <w:rFonts w:ascii="Consolas" w:hAnsi="Consolas"/>
-          <w:sz w:val="19"/>
-        </w:rPr>
-      </w:pPr>
-      <w:r>
-        <w:rPr>
-          <w:rFonts w:ascii="Consolas" w:hAnsi="Consolas"/>
-          <w:sz w:val="19"/>
-        </w:rPr>
-        <w:t xml:space="preserve">        }</w:t>
-      </w:r>
-    </w:p>
-    <w:p>
-      <w:pPr>
-        <w:pStyle w:val="NoSpacing"/>
-        <w:rPr>
-          <w:rFonts w:ascii="Consolas" w:hAnsi="Consolas"/>
-          <w:sz w:val="19"/>
-        </w:rPr>
-      </w:pPr>
-      <w:r>
-        <w:rPr>
-          <w:rFonts w:ascii="Consolas" w:hAnsi="Consolas"/>
-          <w:sz w:val="19"/>
-        </w:rPr>
-        <w:t xml:space="preserve">    }</w:t>
-      </w:r>
-    </w:p>
-    <w:p>
-      <w:pPr>
-        <w:pStyle w:val="NoSpacing"/>
-        <w:rPr>
-          <w:rFonts w:ascii="Consolas" w:hAnsi="Consolas"/>
-          <w:sz w:val="19"/>
-        </w:rPr>
-      </w:pPr>
-      <w:r>
-        <w:rPr>
-          <w:rFonts w:ascii="Consolas" w:hAnsi="Consolas"/>
-          <w:sz w:val="19"/>
-        </w:rPr>
-        <w:t>}</w:t>
-      </w:r>
-    </w:p>
-    <w:p/>
-    <w:p>
-      <w:pPr>
-        <w:rPr>
-          <w:b/>
-        </w:rPr>
-      </w:pPr>
-      <w:r>
-        <w:rPr>
-          <w:b/>
-        </w:rPr>
-        <w:t>BillingAgent.cs</w:t>
-      </w:r>
-    </w:p>
-    <w:p>
-      <w:pPr>
-        <w:pStyle w:val="NoSpacing"/>
-        <w:rPr>
-          <w:rFonts w:ascii="Consolas" w:hAnsi="Consolas"/>
-          <w:sz w:val="19"/>
-        </w:rPr>
-      </w:pPr>
-      <w:r>
-        <w:rPr>
-          <w:rFonts w:ascii="Consolas" w:hAnsi="Consolas"/>
-          <w:sz w:val="19"/>
-        </w:rPr>
-        <w:t>// BillingAgent</w:t>
-      </w:r>
-    </w:p>
-    <w:p>
-      <w:pPr>
-        <w:pStyle w:val="NoSpacing"/>
-        <w:rPr>
-          <w:rFonts w:ascii="Consolas" w:hAnsi="Consolas"/>
-          <w:sz w:val="19"/>
-        </w:rPr>
-      </w:pPr>
-      <w:r>
-        <w:rPr>
-          <w:rFonts w:ascii="Consolas" w:hAnsi="Consolas"/>
-          <w:sz w:val="19"/>
-        </w:rPr>
-        <w:t>// ---------------------------------------------------------------------------</w:t>
-      </w:r>
-    </w:p>
-    <w:p>
-      <w:pPr>
-        <w:pStyle w:val="NoSpacing"/>
-        <w:rPr>
-          <w:rFonts w:ascii="Consolas" w:hAnsi="Consolas"/>
-          <w:sz w:val="19"/>
-        </w:rPr>
-      </w:pPr>
-      <w:r>
-        <w:rPr>
-          <w:rFonts w:ascii="Consolas" w:hAnsi="Consolas"/>
-          <w:sz w:val="19"/>
-        </w:rPr>
-        <w:t>// The billing counterpart to TechSupportAgent: its own cloned, isolated</w:t>
-      </w:r>
-    </w:p>
-    <w:p>
-      <w:pPr>
-        <w:pStyle w:val="NoSpacing"/>
-        <w:rPr>
-          <w:rFonts w:ascii="Consolas" w:hAnsi="Consolas"/>
-          <w:sz w:val="19"/>
-        </w:rPr>
-      </w:pPr>
-      <w:r>
-        <w:rPr>
-          <w:rFonts w:ascii="Consolas" w:hAnsi="Consolas"/>
-          <w:sz w:val="19"/>
-        </w:rPr>
-        <w:t>// kernel with only the GetBalance tool registered - it physically cannot</w:t>
-      </w:r>
-    </w:p>
-    <w:p>
-      <w:pPr>
-        <w:pStyle w:val="NoSpacing"/>
-        <w:rPr>
-          <w:rFonts w:ascii="Consolas" w:hAnsi="Consolas"/>
-          <w:sz w:val="19"/>
-        </w:rPr>
-      </w:pPr>
-      <w:r>
-        <w:rPr>
-          <w:rFonts w:ascii="Consolas" w:hAnsi="Consolas"/>
-          <w:sz w:val="19"/>
-        </w:rPr>
-        <w:t>// reset a password, no matter how it's asked.</w:t>
-      </w:r>
-    </w:p>
-    <w:p>
-      <w:pPr>
-        <w:pStyle w:val="NoSpacing"/>
-        <w:rPr>
-          <w:rFonts w:ascii="Consolas" w:hAnsi="Consolas"/>
-          <w:sz w:val="19"/>
-        </w:rPr>
-      </w:pPr>
-      <w:r>
-        <w:rPr>
-          <w:rFonts w:ascii="Consolas" w:hAnsi="Consolas"/>
-          <w:sz w:val="19"/>
-        </w:rPr>
-        <w:t>using Microsoft.SemanticKernel;</w:t>
-      </w:r>
-    </w:p>
-    <w:p>
-      <w:pPr>
-        <w:pStyle w:val="NoSpacing"/>
-        <w:rPr>
-          <w:rFonts w:ascii="Consolas" w:hAnsi="Consolas"/>
-          <w:sz w:val="19"/>
-        </w:rPr>
-      </w:pPr>
-      <w:r>
-        <w:rPr>
-          <w:rFonts w:ascii="Consolas" w:hAnsi="Consolas"/>
-          <w:sz w:val="19"/>
-        </w:rPr>
-        <w:t>using Microsoft.SemanticKernel.Connectors.Google;</w:t>
-      </w:r>
-    </w:p>
-    <w:p>
-      <w:pPr>
-        <w:pStyle w:val="NoSpacing"/>
-        <w:rPr>
-          <w:rFonts w:ascii="Consolas" w:hAnsi="Consolas"/>
-          <w:sz w:val="19"/>
-        </w:rPr>
-      </w:pPr>
-      <w:r>
-        <w:rPr>
-          <w:rFonts w:ascii="Consolas" w:hAnsi="Consolas"/>
-          <w:sz w:val="19"/>
-        </w:rPr>
-        <w:t>using System.ComponentModel;</w:t>
-      </w:r>
-    </w:p>
-    <w:p>
-      <w:pPr>
-        <w:pStyle w:val="NoSpacing"/>
-        <w:rPr>
-          <w:rFonts w:ascii="Consolas" w:hAnsi="Consolas"/>
-          <w:sz w:val="19"/>
-        </w:rPr>
-      </w:pPr>
-    </w:p>
-    <w:p>
-      <w:pPr>
-        <w:pStyle w:val="NoSpacing"/>
-        <w:rPr>
-          <w:rFonts w:ascii="Consolas" w:hAnsi="Consolas"/>
-          <w:sz w:val="19"/>
-        </w:rPr>
-      </w:pPr>
-      <w:r>
-        <w:rPr>
-          <w:rFonts w:ascii="Consolas" w:hAnsi="Consolas"/>
-          <w:sz w:val="19"/>
-        </w:rPr>
-        <w:t>namespace SemanticRouter</w:t>
-      </w:r>
-    </w:p>
-    <w:p>
-      <w:pPr>
-        <w:pStyle w:val="NoSpacing"/>
-        <w:rPr>
-          <w:rFonts w:ascii="Consolas" w:hAnsi="Consolas"/>
-          <w:sz w:val="19"/>
-        </w:rPr>
-      </w:pPr>
-      <w:r>
-        <w:rPr>
-          <w:rFonts w:ascii="Consolas" w:hAnsi="Consolas"/>
-          <w:sz w:val="19"/>
-        </w:rPr>
-        <w:t>{</w:t>
-      </w:r>
-    </w:p>
-    <w:p>
-      <w:pPr>
-        <w:pStyle w:val="NoSpacing"/>
-        <w:rPr>
-          <w:rFonts w:ascii="Consolas" w:hAnsi="Consolas"/>
-          <w:sz w:val="19"/>
-        </w:rPr>
-      </w:pPr>
-      <w:r>
-        <w:rPr>
-          <w:rFonts w:ascii="Consolas" w:hAnsi="Consolas"/>
-          <w:sz w:val="19"/>
-        </w:rPr>
-        <w:t xml:space="preserve">    /// &lt;summary&gt;</w:t>
-      </w:r>
-    </w:p>
-    <w:p>
-      <w:pPr>
-        <w:pStyle w:val="NoSpacing"/>
-        <w:rPr>
-          <w:rFonts w:ascii="Consolas" w:hAnsi="Consolas"/>
-          <w:sz w:val="19"/>
-        </w:rPr>
-      </w:pPr>
-      <w:r>
-        <w:rPr>
-          <w:rFonts w:ascii="Consolas" w:hAnsi="Consolas"/>
-          <w:sz w:val="19"/>
-        </w:rPr>
-        <w:t xml:space="preserve">    /// A domain-specific agent that only knows how to handle financial issues.</w:t>
-      </w:r>
-    </w:p>
-    <w:p>
-      <w:pPr>
-        <w:pStyle w:val="NoSpacing"/>
-        <w:rPr>
-          <w:rFonts w:ascii="Consolas" w:hAnsi="Consolas"/>
-          <w:sz w:val="19"/>
-        </w:rPr>
-      </w:pPr>
-      <w:r>
-        <w:rPr>
-          <w:rFonts w:ascii="Consolas" w:hAnsi="Consolas"/>
-          <w:sz w:val="19"/>
-        </w:rPr>
-        <w:t xml:space="preserve">    /// &lt;/summary&gt;</w:t>
-      </w:r>
-    </w:p>
-    <w:p>
-      <w:pPr>
-        <w:pStyle w:val="NoSpacing"/>
-        <w:rPr>
-          <w:rFonts w:ascii="Consolas" w:hAnsi="Consolas"/>
-          <w:sz w:val="19"/>
-        </w:rPr>
-      </w:pPr>
-      <w:r>
-        <w:rPr>
-          <w:rFonts w:ascii="Consolas" w:hAnsi="Consolas"/>
-          <w:sz w:val="19"/>
-        </w:rPr>
-        <w:t xml:space="preserve">    internal class BillingAgent</w:t>
-      </w:r>
-    </w:p>
-    <w:p>
-      <w:pPr>
-        <w:pStyle w:val="NoSpacing"/>
-        <w:rPr>
-          <w:rFonts w:ascii="Consolas" w:hAnsi="Consolas"/>
-          <w:sz w:val="19"/>
-        </w:rPr>
-      </w:pPr>
-      <w:r>
-        <w:rPr>
-          <w:rFonts w:ascii="Consolas" w:hAnsi="Consolas"/>
-          <w:sz w:val="19"/>
-        </w:rPr>
-        <w:t xml:space="preserve">    {</w:t>
-      </w:r>
-    </w:p>
-    <w:p>
-      <w:pPr>
-        <w:pStyle w:val="NoSpacing"/>
-        <w:rPr>
-          <w:rFonts w:ascii="Consolas" w:hAnsi="Consolas"/>
-          <w:sz w:val="19"/>
-        </w:rPr>
-      </w:pPr>
-      <w:r>
-        <w:rPr>
-          <w:rFonts w:ascii="Consolas" w:hAnsi="Consolas"/>
-          <w:sz w:val="19"/>
-        </w:rPr>
-        <w:t xml:space="preserve">        private readonly Kernel _isolatedKernel;</w:t>
-      </w:r>
-    </w:p>
-    <w:p>
-      <w:pPr>
-        <w:pStyle w:val="NoSpacing"/>
-        <w:rPr>
-          <w:rFonts w:ascii="Consolas" w:hAnsi="Consolas"/>
-          <w:sz w:val="19"/>
-        </w:rPr>
-      </w:pPr>
-    </w:p>
-    <w:p>
-      <w:pPr>
-        <w:pStyle w:val="NoSpacing"/>
-        <w:rPr>
-          <w:rFonts w:ascii="Consolas" w:hAnsi="Consolas"/>
-          <w:sz w:val="19"/>
-        </w:rPr>
-      </w:pPr>
-      <w:r>
-        <w:rPr>
-          <w:rFonts w:ascii="Consolas" w:hAnsi="Consolas"/>
-          <w:sz w:val="19"/>
-        </w:rPr>
-        <w:t xml:space="preserve">        public BillingAgent(Kernel baseKernel)</w:t>
-      </w:r>
-    </w:p>
-    <w:p>
-      <w:pPr>
-        <w:pStyle w:val="NoSpacing"/>
-        <w:rPr>
-          <w:rFonts w:ascii="Consolas" w:hAnsi="Consolas"/>
-          <w:sz w:val="19"/>
-        </w:rPr>
-      </w:pPr>
-      <w:r>
-        <w:rPr>
-          <w:rFonts w:ascii="Consolas" w:hAnsi="Consolas"/>
-          <w:sz w:val="19"/>
-        </w:rPr>
-        <w:t xml:space="preserve">        {</w:t>
-      </w:r>
-    </w:p>
-    <w:p>
-      <w:pPr>
-        <w:pStyle w:val="NoSpacing"/>
-        <w:rPr>
-          <w:rFonts w:ascii="Consolas" w:hAnsi="Consolas"/>
-          <w:sz w:val="19"/>
-        </w:rPr>
-      </w:pPr>
-      <w:r>
-        <w:rPr>
-          <w:rFonts w:ascii="Consolas" w:hAnsi="Consolas"/>
-          <w:sz w:val="19"/>
-        </w:rPr>
-        <w:t xml:space="preserve">            _isolatedKernel = baseKernel.Clone();</w:t>
-      </w:r>
-    </w:p>
-    <w:p>
-      <w:pPr>
-        <w:pStyle w:val="NoSpacing"/>
-        <w:rPr>
-          <w:rFonts w:ascii="Consolas" w:hAnsi="Consolas"/>
-          <w:sz w:val="19"/>
-        </w:rPr>
-      </w:pPr>
-      <w:r>
-        <w:rPr>
-          <w:rFonts w:ascii="Consolas" w:hAnsi="Consolas"/>
-          <w:sz w:val="19"/>
-        </w:rPr>
-        <w:t xml:space="preserve">            _isolatedKernel.Plugins.AddFromObject(this, "BillingPlugin");</w:t>
-      </w:r>
-    </w:p>
-    <w:p>
-      <w:pPr>
-        <w:pStyle w:val="NoSpacing"/>
-        <w:rPr>
-          <w:rFonts w:ascii="Consolas" w:hAnsi="Consolas"/>
-          <w:sz w:val="19"/>
-        </w:rPr>
-      </w:pPr>
-      <w:r>
-        <w:rPr>
-          <w:rFonts w:ascii="Consolas" w:hAnsi="Consolas"/>
-          <w:sz w:val="19"/>
-        </w:rPr>
-        <w:t xml:space="preserve">        }</w:t>
-      </w:r>
-    </w:p>
-    <w:p>
-      <w:pPr>
-        <w:pStyle w:val="NoSpacing"/>
-        <w:rPr>
-          <w:rFonts w:ascii="Consolas" w:hAnsi="Consolas"/>
-          <w:sz w:val="19"/>
-        </w:rPr>
-      </w:pPr>
-    </w:p>
-    <w:p>
-      <w:pPr>
-        <w:pStyle w:val="NoSpacing"/>
-        <w:rPr>
-          <w:rFonts w:ascii="Consolas" w:hAnsi="Consolas"/>
-          <w:sz w:val="19"/>
-        </w:rPr>
-      </w:pPr>
-      <w:r>
-        <w:rPr>
-          <w:rFonts w:ascii="Consolas" w:hAnsi="Consolas"/>
-          <w:sz w:val="19"/>
-        </w:rPr>
         <w:t xml:space="preserve">        [KernelFunction("GetBalance")]</w:t>
       </w:r>
     </w:p>
@@ -3311,7 +3396,14 @@
           <w:rFonts w:ascii="Consolas" w:hAnsi="Consolas"/>
           <w:sz w:val="19"/>
         </w:rPr>
-        <w:t xml:space="preserve">        public string GetBalance([Description("No account ID")] string accountId)</w:t>
+        <w:t xml:space="preserve">        public string GetBalance(</w:t>
+      </w:r>
+      <w:r>
+        <w:rPr>
+          <w:rFonts w:ascii="Consolas" w:hAnsi="Consolas"/>
+          <w:sz w:val="19"/>
+        </w:rPr>
+        <w:t>[Description("The account ID")] string accountId)</w:t>
       </w:r>
     </w:p>
     <w:p>
